--- a/Rocnikovy_projekt_programovani.docx
+++ b/Rocnikovy_projekt_programovani.docx
@@ -721,7 +721,7 @@
               </wp:anchor>
             </w:drawing>
           </mc:Choice>
-          <mc:Fallback xmlns:a14="http://schemas.microsoft.com/office/drawing/2010/main" xmlns:pic="http://schemas.openxmlformats.org/drawingml/2006/picture" xmlns:a="http://schemas.openxmlformats.org/drawingml/2006/main">
+          <mc:Fallback xmlns:a="http://schemas.openxmlformats.org/drawingml/2006/main" xmlns:pic="http://schemas.openxmlformats.org/drawingml/2006/picture" xmlns:a14="http://schemas.microsoft.com/office/drawing/2010/main">
             <w:pict>
               <v:line id="Пряма сполучна лінія 1" style="position:absolute;z-index:251660288;visibility:visible;mso-wrap-style:square;mso-width-percent:0;mso-height-percent:0;mso-wrap-distance-left:9pt;mso-wrap-distance-top:0;mso-wrap-distance-right:9pt;mso-wrap-distance-bottom:0;mso-position-horizontal:absolute;mso-position-horizontal-relative:text;mso-position-vertical:absolute;mso-position-vertical-relative:text;mso-width-percent:0;mso-height-percent:0;mso-width-relative:margin;mso-height-relative:margin" o:spid="_x0000_s1026" strokecolor="black [3213]" strokeweight="1pt" from="61.55pt,11.45pt" to="137.75pt,11.45pt" w14:anchorId="6645EB9D" o:gfxdata="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">
                 <v:stroke joinstyle="miter"/>
@@ -795,7 +795,7 @@
               </wp:anchor>
             </w:drawing>
           </mc:Choice>
-          <mc:Fallback xmlns:a14="http://schemas.microsoft.com/office/drawing/2010/main" xmlns:pic="http://schemas.openxmlformats.org/drawingml/2006/picture" xmlns:a="http://schemas.openxmlformats.org/drawingml/2006/main">
+          <mc:Fallback xmlns:a="http://schemas.openxmlformats.org/drawingml/2006/main" xmlns:pic="http://schemas.openxmlformats.org/drawingml/2006/picture" xmlns:a14="http://schemas.microsoft.com/office/drawing/2010/main">
             <w:pict>
               <v:line id="Пряма сполучна лінія 1" style="position:absolute;z-index:251659264;visibility:visible;mso-wrap-style:square;mso-width-percent:0;mso-height-percent:0;mso-wrap-distance-left:9pt;mso-wrap-distance-top:0;mso-wrap-distance-right:9pt;mso-wrap-distance-bottom:0;mso-position-horizontal:absolute;mso-position-horizontal-relative:text;mso-position-vertical:absolute;mso-position-vertical-relative:line;mso-width-percent:0;mso-height-percent:0;mso-width-relative:margin;mso-height-relative:margin" o:spid="_x0000_s1026" strokecolor="black [3200]" from="290.35pt,13.9pt" to="428.3pt,13.9pt" w14:anchorId="3A2C5CA1" o:gfxdata="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">
                 <v:stroke joinstyle="miter"/>
@@ -3055,20 +3055,6 @@
           <w:lang w:val="en-US"/>
         </w:rPr>
         <w:t>Jak nainstalovat?</w:t>
-      </w:r>
-    </w:p>
-    <w:p>
-      <w:pPr>
-        <w:rPr>
-          <w:rFonts w:ascii="Georgia" w:eastAsia="Times New Roman" w:hAnsi="Georgia" w:cs="Times New Roman"/>
-          <w:lang w:val="en-US"/>
-        </w:rPr>
-      </w:pPr>
-      <w:r>
-        <w:rPr>
-          <w:rFonts w:ascii="Georgia" w:eastAsia="Times New Roman" w:hAnsi="Georgia" w:cs="Times New Roman"/>
-        </w:rPr>
-        <w:t>idk jestli to tam psat, jenom kdyz to tam stihnem dotahnout</w:t>
       </w:r>
     </w:p>
     <w:p>

--- a/Rocnikovy_projekt_programovani.docx
+++ b/Rocnikovy_projekt_programovani.docx
@@ -11,9 +11,6 @@
         </w:rPr>
       </w:pPr>
       <w:r>
-        <w:rPr>
-          <w:noProof/>
-        </w:rPr>
         <w:drawing>
           <wp:inline distT="0" distB="0" distL="0" distR="0" wp14:anchorId="570F754C" wp14:editId="0E735B32">
             <wp:extent cx="891540" cy="907644"/>
@@ -65,7 +62,6 @@
           <w:rFonts w:ascii="Georgia" w:eastAsia="Times New Roman" w:hAnsi="Georgia" w:cs="Times New Roman"/>
           <w:sz w:val="28"/>
           <w:szCs w:val="28"/>
-          <w:lang w:val="cs-CZ"/>
         </w:rPr>
       </w:pPr>
       <w:r>
@@ -85,7 +81,6 @@
           <w:rFonts w:ascii="Georgia" w:eastAsia="Times New Roman" w:hAnsi="Georgia" w:cs="Times New Roman"/>
           <w:sz w:val="24"/>
           <w:szCs w:val="24"/>
-          <w:lang w:val="cs-CZ"/>
         </w:rPr>
       </w:pPr>
       <w:r>
@@ -105,7 +100,6 @@
           <w:rFonts w:ascii="Georgia" w:eastAsia="Times New Roman" w:hAnsi="Georgia" w:cs="Times New Roman"/>
           <w:sz w:val="40"/>
           <w:szCs w:val="40"/>
-          <w:lang w:val="cs-CZ"/>
         </w:rPr>
       </w:pPr>
     </w:p>
@@ -117,7 +111,6 @@
           <w:rFonts w:ascii="Georgia" w:eastAsia="Times New Roman" w:hAnsi="Georgia" w:cs="Times New Roman"/>
           <w:sz w:val="40"/>
           <w:szCs w:val="40"/>
-          <w:lang w:val="cs-CZ"/>
         </w:rPr>
       </w:pPr>
     </w:p>
@@ -129,7 +122,6 @@
           <w:rFonts w:ascii="Georgia" w:eastAsia="Times New Roman" w:hAnsi="Georgia" w:cs="Times New Roman"/>
           <w:sz w:val="40"/>
           <w:szCs w:val="40"/>
-          <w:lang w:val="cs-CZ"/>
         </w:rPr>
       </w:pPr>
     </w:p>
@@ -141,7 +133,6 @@
           <w:rFonts w:ascii="Georgia" w:eastAsia="Times New Roman" w:hAnsi="Georgia" w:cs="Times New Roman"/>
           <w:sz w:val="40"/>
           <w:szCs w:val="40"/>
-          <w:lang w:val="cs-CZ"/>
         </w:rPr>
       </w:pPr>
     </w:p>
@@ -153,7 +144,6 @@
           <w:rFonts w:ascii="Georgia" w:eastAsia="Times New Roman" w:hAnsi="Georgia" w:cs="Times New Roman"/>
           <w:sz w:val="48"/>
           <w:szCs w:val="48"/>
-          <w:lang w:val="cs-CZ"/>
         </w:rPr>
       </w:pPr>
       <w:r>
@@ -173,7 +163,6 @@
           <w:rFonts w:ascii="Georgia" w:eastAsia="Times New Roman" w:hAnsi="Georgia" w:cs="Times New Roman"/>
           <w:sz w:val="40"/>
           <w:szCs w:val="40"/>
-          <w:lang w:val="cs-CZ"/>
         </w:rPr>
       </w:pPr>
     </w:p>
@@ -185,7 +174,6 @@
           <w:rFonts w:ascii="Georgia" w:eastAsia="Times New Roman" w:hAnsi="Georgia" w:cs="Times New Roman"/>
           <w:sz w:val="40"/>
           <w:szCs w:val="40"/>
-          <w:lang w:val="cs-CZ"/>
         </w:rPr>
       </w:pPr>
     </w:p>
@@ -197,7 +185,6 @@
           <w:rFonts w:ascii="Georgia" w:eastAsia="Times New Roman" w:hAnsi="Georgia" w:cs="Times New Roman"/>
           <w:sz w:val="40"/>
           <w:szCs w:val="40"/>
-          <w:lang w:val="cs-CZ"/>
         </w:rPr>
       </w:pPr>
     </w:p>
@@ -208,7 +195,6 @@
           <w:rFonts w:ascii="Georgia" w:eastAsia="Times New Roman" w:hAnsi="Georgia" w:cs="Times New Roman"/>
           <w:sz w:val="28"/>
           <w:szCs w:val="28"/>
-          <w:lang w:val="cs-CZ"/>
         </w:rPr>
       </w:pPr>
     </w:p>
@@ -219,7 +205,6 @@
           <w:rFonts w:ascii="Georgia" w:eastAsia="Times New Roman" w:hAnsi="Georgia" w:cs="Times New Roman"/>
           <w:sz w:val="28"/>
           <w:szCs w:val="28"/>
-          <w:lang w:val="cs-CZ"/>
         </w:rPr>
       </w:pPr>
     </w:p>
@@ -230,7 +215,6 @@
           <w:rFonts w:ascii="Georgia" w:eastAsia="Times New Roman" w:hAnsi="Georgia" w:cs="Times New Roman"/>
           <w:sz w:val="28"/>
           <w:szCs w:val="28"/>
-          <w:lang w:val="cs-CZ"/>
         </w:rPr>
       </w:pPr>
     </w:p>
@@ -241,7 +225,6 @@
           <w:rFonts w:ascii="Georgia" w:eastAsia="Times New Roman" w:hAnsi="Georgia" w:cs="Times New Roman"/>
           <w:sz w:val="28"/>
           <w:szCs w:val="28"/>
-          <w:lang w:val="cs-CZ"/>
         </w:rPr>
       </w:pPr>
     </w:p>
@@ -252,7 +235,6 @@
           <w:rFonts w:ascii="Georgia" w:eastAsia="Times New Roman" w:hAnsi="Georgia" w:cs="Times New Roman"/>
           <w:sz w:val="28"/>
           <w:szCs w:val="28"/>
-          <w:lang w:val="cs-CZ"/>
         </w:rPr>
       </w:pPr>
     </w:p>
@@ -263,7 +245,6 @@
           <w:rFonts w:ascii="Georgia" w:eastAsia="Times New Roman" w:hAnsi="Georgia" w:cs="Times New Roman"/>
           <w:sz w:val="28"/>
           <w:szCs w:val="28"/>
-          <w:lang w:val="cs-CZ"/>
         </w:rPr>
       </w:pPr>
     </w:p>
@@ -274,7 +255,6 @@
           <w:rFonts w:ascii="Georgia" w:eastAsia="Times New Roman" w:hAnsi="Georgia" w:cs="Times New Roman"/>
           <w:sz w:val="28"/>
           <w:szCs w:val="28"/>
-          <w:lang w:val="cs-CZ"/>
         </w:rPr>
       </w:pPr>
       <w:r>
@@ -282,7 +262,6 @@
           <w:rFonts w:ascii="Georgia" w:eastAsia="Times New Roman" w:hAnsi="Georgia" w:cs="Times New Roman"/>
           <w:sz w:val="28"/>
           <w:szCs w:val="28"/>
-          <w:lang w:val="cs-CZ"/>
         </w:rPr>
         <w:t>2025/2026                    Veronika Sytnyk, Denis Muránský, Jakub Wimmer</w:t>
       </w:r>
@@ -294,7 +273,6 @@
           <w:rFonts w:ascii="Georgia" w:eastAsia="Times New Roman" w:hAnsi="Georgia" w:cs="Times New Roman"/>
           <w:sz w:val="28"/>
           <w:szCs w:val="28"/>
-          <w:lang w:val="cs-CZ"/>
         </w:rPr>
       </w:pPr>
       <w:r>
@@ -302,7 +280,6 @@
           <w:rFonts w:ascii="Georgia" w:eastAsia="Times New Roman" w:hAnsi="Georgia" w:cs="Times New Roman"/>
           <w:sz w:val="28"/>
           <w:szCs w:val="28"/>
-          <w:lang w:val="cs-CZ"/>
         </w:rPr>
         <w:lastRenderedPageBreak/>
         <w:t xml:space="preserve">  </w:t>
@@ -316,7 +293,6 @@
           <w:rFonts w:ascii="Georgia" w:eastAsia="Times New Roman" w:hAnsi="Georgia" w:cs="Times New Roman"/>
           <w:sz w:val="28"/>
           <w:szCs w:val="28"/>
-          <w:lang w:val="cs-CZ"/>
         </w:rPr>
       </w:pPr>
       <w:r>
@@ -336,7 +312,6 @@
           <w:rFonts w:ascii="Georgia" w:eastAsia="Times New Roman" w:hAnsi="Georgia" w:cs="Times New Roman"/>
           <w:sz w:val="28"/>
           <w:szCs w:val="28"/>
-          <w:lang w:val="cs-CZ"/>
         </w:rPr>
       </w:pPr>
       <w:r>
@@ -356,7 +331,6 @@
           <w:rFonts w:ascii="Georgia" w:eastAsia="Times New Roman" w:hAnsi="Georgia" w:cs="Times New Roman"/>
           <w:sz w:val="28"/>
           <w:szCs w:val="28"/>
-          <w:lang w:val="cs-CZ"/>
         </w:rPr>
       </w:pPr>
     </w:p>
@@ -368,7 +342,6 @@
           <w:rFonts w:ascii="Georgia" w:eastAsia="Times New Roman" w:hAnsi="Georgia" w:cs="Times New Roman"/>
           <w:sz w:val="28"/>
           <w:szCs w:val="28"/>
-          <w:lang w:val="cs-CZ"/>
         </w:rPr>
       </w:pPr>
     </w:p>
@@ -380,7 +353,6 @@
           <w:rFonts w:ascii="Georgia" w:eastAsia="Times New Roman" w:hAnsi="Georgia" w:cs="Times New Roman"/>
           <w:sz w:val="28"/>
           <w:szCs w:val="28"/>
-          <w:lang w:val="cs-CZ"/>
         </w:rPr>
       </w:pPr>
     </w:p>
@@ -390,19 +362,15 @@
         <w:jc w:val="center"/>
         <w:rPr>
           <w:rFonts w:ascii="Georgia" w:eastAsia="Times New Roman" w:hAnsi="Georgia" w:cs="Times New Roman"/>
-          <w:b/>
-          <w:bCs/>
-          <w:sz w:val="48"/>
-          <w:szCs w:val="48"/>
-        </w:rPr>
-      </w:pPr>
-      <w:r>
-        <w:rPr>
-          <w:rFonts w:ascii="Georgia" w:eastAsia="Times New Roman" w:hAnsi="Georgia" w:cs="Times New Roman"/>
-          <w:b/>
-          <w:bCs/>
-          <w:sz w:val="48"/>
-          <w:szCs w:val="48"/>
+          <w:sz w:val="52"/>
+          <w:szCs w:val="52"/>
+        </w:rPr>
+      </w:pPr>
+      <w:r>
+        <w:rPr>
+          <w:rFonts w:ascii="Georgia" w:eastAsia="Times New Roman" w:hAnsi="Georgia" w:cs="Times New Roman"/>
+          <w:sz w:val="52"/>
+          <w:szCs w:val="52"/>
         </w:rPr>
         <w:t>Ročníková práce</w:t>
       </w:r>
@@ -414,7 +382,6 @@
           <w:rFonts w:ascii="Georgia" w:eastAsia="Times New Roman" w:hAnsi="Georgia" w:cs="Times New Roman"/>
           <w:sz w:val="28"/>
           <w:szCs w:val="28"/>
-          <w:lang w:val="cs-CZ"/>
         </w:rPr>
       </w:pPr>
     </w:p>
@@ -425,7 +392,6 @@
           <w:rFonts w:ascii="Georgia" w:eastAsia="Times New Roman" w:hAnsi="Georgia" w:cs="Times New Roman"/>
           <w:sz w:val="28"/>
           <w:szCs w:val="28"/>
-          <w:lang w:val="cs-CZ"/>
         </w:rPr>
       </w:pPr>
       <w:r>
@@ -444,7 +410,6 @@
           <w:rFonts w:ascii="Georgia" w:eastAsia="Times New Roman" w:hAnsi="Georgia" w:cs="Times New Roman"/>
           <w:sz w:val="28"/>
           <w:szCs w:val="28"/>
-          <w:lang w:val="cs-CZ"/>
         </w:rPr>
       </w:pPr>
       <w:r>
@@ -463,7 +428,6 @@
           <w:rFonts w:ascii="Georgia" w:eastAsia="Times New Roman" w:hAnsi="Georgia" w:cs="Times New Roman"/>
           <w:sz w:val="28"/>
           <w:szCs w:val="28"/>
-          <w:lang w:val="cs-CZ"/>
         </w:rPr>
       </w:pPr>
     </w:p>
@@ -474,7 +438,6 @@
           <w:rFonts w:ascii="Georgia" w:eastAsia="Times New Roman" w:hAnsi="Georgia" w:cs="Times New Roman"/>
           <w:sz w:val="28"/>
           <w:szCs w:val="28"/>
-          <w:lang w:val="cs-CZ"/>
         </w:rPr>
       </w:pPr>
     </w:p>
@@ -485,7 +448,6 @@
           <w:rFonts w:ascii="Georgia" w:eastAsia="Times New Roman" w:hAnsi="Georgia" w:cs="Times New Roman"/>
           <w:sz w:val="28"/>
           <w:szCs w:val="28"/>
-          <w:lang w:val="cs-CZ"/>
         </w:rPr>
       </w:pPr>
       <w:r>
@@ -493,7 +455,6 @@
           <w:rFonts w:ascii="Georgia" w:eastAsia="Times New Roman" w:hAnsi="Georgia" w:cs="Times New Roman"/>
           <w:sz w:val="28"/>
           <w:szCs w:val="28"/>
-          <w:lang w:val="cs-CZ"/>
         </w:rPr>
         <w:t xml:space="preserve">Autor: Veronika Sytnyk, Denis Muránský, Jakub Wimmer   </w:t>
       </w:r>
@@ -505,7 +466,6 @@
           <w:rFonts w:ascii="Georgia" w:eastAsia="Times New Roman" w:hAnsi="Georgia" w:cs="Times New Roman"/>
           <w:sz w:val="28"/>
           <w:szCs w:val="28"/>
-          <w:lang w:val="cs-CZ"/>
         </w:rPr>
       </w:pPr>
       <w:r>
@@ -524,7 +484,6 @@
           <w:rFonts w:ascii="Georgia" w:eastAsia="Times New Roman" w:hAnsi="Georgia" w:cs="Times New Roman"/>
           <w:sz w:val="28"/>
           <w:szCs w:val="28"/>
-          <w:lang w:val="cs-CZ"/>
         </w:rPr>
       </w:pPr>
       <w:r>
@@ -543,7 +502,6 @@
           <w:rFonts w:ascii="Georgia" w:eastAsia="Times New Roman" w:hAnsi="Georgia" w:cs="Times New Roman"/>
           <w:sz w:val="28"/>
           <w:szCs w:val="28"/>
-          <w:lang w:val="cs-CZ"/>
         </w:rPr>
       </w:pPr>
       <w:r>
@@ -562,7 +520,6 @@
           <w:rFonts w:ascii="Georgia" w:eastAsia="Times New Roman" w:hAnsi="Georgia" w:cs="Times New Roman"/>
           <w:sz w:val="28"/>
           <w:szCs w:val="28"/>
-          <w:lang w:val="cs-CZ"/>
         </w:rPr>
       </w:pPr>
       <w:r>
@@ -570,7 +527,6 @@
           <w:rFonts w:ascii="Georgia" w:eastAsia="Times New Roman" w:hAnsi="Georgia" w:cs="Times New Roman"/>
           <w:sz w:val="28"/>
           <w:szCs w:val="28"/>
-          <w:lang w:val="cs-CZ"/>
         </w:rPr>
         <w:t>Třídní učitel: Mgr. Jan Tuzar</w:t>
       </w:r>
@@ -580,20 +536,15 @@
         <w:spacing w:after="240" w:line="360" w:lineRule="auto"/>
         <w:rPr>
           <w:rFonts w:ascii="Georgia" w:eastAsia="Times New Roman" w:hAnsi="Georgia" w:cs="Times New Roman"/>
-          <w:b/>
-          <w:bCs/>
-          <w:sz w:val="36"/>
-          <w:szCs w:val="36"/>
-          <w:lang w:val="cs-CZ"/>
-        </w:rPr>
-      </w:pPr>
-      <w:r>
-        <w:rPr>
-          <w:rFonts w:ascii="Georgia" w:eastAsia="Times New Roman" w:hAnsi="Georgia" w:cs="Times New Roman"/>
-          <w:b/>
-          <w:bCs/>
-          <w:sz w:val="36"/>
-          <w:szCs w:val="36"/>
+          <w:sz w:val="40"/>
+          <w:szCs w:val="40"/>
+        </w:rPr>
+      </w:pPr>
+      <w:r>
+        <w:rPr>
+          <w:rFonts w:ascii="Georgia" w:eastAsia="Times New Roman" w:hAnsi="Georgia" w:cs="Times New Roman"/>
+          <w:sz w:val="40"/>
+          <w:szCs w:val="40"/>
         </w:rPr>
         <w:lastRenderedPageBreak/>
         <w:t>Prohlášení</w:t>
@@ -608,7 +559,6 @@
           <w:rFonts w:ascii="Georgia" w:eastAsia="Times New Roman" w:hAnsi="Georgia" w:cs="Times New Roman"/>
           <w:sz w:val="28"/>
           <w:szCs w:val="28"/>
-          <w:lang w:val="cs-CZ"/>
         </w:rPr>
       </w:pPr>
       <w:r>
@@ -627,7 +577,6 @@
           <w:rFonts w:ascii="Georgia" w:eastAsia="Times New Roman" w:hAnsi="Georgia" w:cs="Times New Roman"/>
           <w:sz w:val="24"/>
           <w:szCs w:val="24"/>
-          <w:lang w:val="cs-CZ"/>
         </w:rPr>
       </w:pPr>
     </w:p>
@@ -638,7 +587,6 @@
           <w:rFonts w:ascii="Georgia" w:eastAsia="Times New Roman" w:hAnsi="Georgia" w:cs="Times New Roman"/>
           <w:sz w:val="24"/>
           <w:szCs w:val="24"/>
-          <w:lang w:val="cs-CZ"/>
         </w:rPr>
       </w:pPr>
     </w:p>
@@ -649,16 +597,13 @@
           <w:rFonts w:ascii="Georgia" w:eastAsia="Times New Roman" w:hAnsi="Georgia" w:cs="Times New Roman"/>
           <w:sz w:val="24"/>
           <w:szCs w:val="24"/>
-          <w:lang w:val="cs-CZ"/>
         </w:rPr>
       </w:pPr>
       <w:r>
         <w:rPr>
           <w:rFonts w:ascii="Georgia" w:hAnsi="Georgia" w:cs="Times New Roman"/>
-          <w:noProof/>
-          <w:sz w:val="24"/>
-          <w:szCs w:val="24"/>
-          <w:lang w:val="cs-CZ"/>
+          <w:sz w:val="24"/>
+          <w:szCs w:val="24"/>
         </w:rPr>
         <mc:AlternateContent>
           <mc:Choice Requires="wps">
@@ -733,10 +678,8 @@
       <w:r>
         <w:rPr>
           <w:rFonts w:ascii="Georgia" w:hAnsi="Georgia" w:cs="Times New Roman"/>
-          <w:noProof/>
-          <w:sz w:val="24"/>
-          <w:szCs w:val="24"/>
-          <w:lang w:val="cs-CZ"/>
+          <w:sz w:val="24"/>
+          <w:szCs w:val="24"/>
         </w:rPr>
         <mc:AlternateContent>
           <mc:Choice Requires="wps">
@@ -810,7 +753,6 @@
           <w:rFonts w:ascii="Georgia" w:eastAsia="Times New Roman" w:hAnsi="Georgia" w:cs="Times New Roman"/>
           <w:sz w:val="24"/>
           <w:szCs w:val="24"/>
-          <w:lang w:val="cs-CZ"/>
         </w:rPr>
         <w:t xml:space="preserve">V Praze dne </w:t>
       </w:r>
@@ -822,7 +764,6 @@
           <w:rFonts w:ascii="Georgia" w:eastAsia="Times New Roman" w:hAnsi="Georgia" w:cs="Times New Roman"/>
           <w:sz w:val="24"/>
           <w:szCs w:val="24"/>
-          <w:lang w:val="cs-CZ"/>
         </w:rPr>
       </w:pPr>
       <w:r>
@@ -841,7 +782,6 @@
           <w:rFonts w:ascii="Georgia" w:eastAsia="Times New Roman" w:hAnsi="Georgia" w:cs="Times New Roman"/>
           <w:sz w:val="24"/>
           <w:szCs w:val="24"/>
-          <w:lang w:val="cs-CZ"/>
         </w:rPr>
       </w:pPr>
     </w:p>
@@ -852,7 +792,6 @@
           <w:rFonts w:ascii="Georgia" w:eastAsia="Times New Roman" w:hAnsi="Georgia" w:cs="Times New Roman"/>
           <w:sz w:val="24"/>
           <w:szCs w:val="24"/>
-          <w:lang w:val="cs-CZ"/>
         </w:rPr>
       </w:pPr>
     </w:p>
@@ -863,7 +802,6 @@
           <w:rFonts w:ascii="Georgia" w:eastAsia="Times New Roman" w:hAnsi="Georgia" w:cs="Times New Roman"/>
           <w:sz w:val="24"/>
           <w:szCs w:val="24"/>
-          <w:lang w:val="cs-CZ"/>
         </w:rPr>
       </w:pPr>
     </w:p>
@@ -874,7 +812,6 @@
           <w:rFonts w:ascii="Georgia" w:eastAsia="Times New Roman" w:hAnsi="Georgia" w:cs="Times New Roman"/>
           <w:sz w:val="24"/>
           <w:szCs w:val="24"/>
-          <w:lang w:val="cs-CZ"/>
         </w:rPr>
       </w:pPr>
     </w:p>
@@ -885,7 +822,6 @@
           <w:rFonts w:ascii="Georgia" w:eastAsia="Times New Roman" w:hAnsi="Georgia" w:cs="Times New Roman"/>
           <w:sz w:val="24"/>
           <w:szCs w:val="24"/>
-          <w:lang w:val="cs-CZ"/>
         </w:rPr>
       </w:pPr>
     </w:p>
@@ -896,7 +832,6 @@
           <w:rFonts w:ascii="Georgia" w:eastAsia="Times New Roman" w:hAnsi="Georgia" w:cs="Times New Roman"/>
           <w:sz w:val="24"/>
           <w:szCs w:val="24"/>
-          <w:lang w:val="cs-CZ"/>
         </w:rPr>
       </w:pPr>
     </w:p>
@@ -907,7 +842,6 @@
           <w:rFonts w:ascii="Georgia" w:eastAsia="Times New Roman" w:hAnsi="Georgia" w:cs="Times New Roman"/>
           <w:sz w:val="24"/>
           <w:szCs w:val="24"/>
-          <w:lang w:val="cs-CZ"/>
         </w:rPr>
       </w:pPr>
     </w:p>
@@ -918,7 +852,6 @@
           <w:rFonts w:ascii="Georgia" w:eastAsia="Times New Roman" w:hAnsi="Georgia" w:cs="Times New Roman"/>
           <w:sz w:val="24"/>
           <w:szCs w:val="24"/>
-          <w:lang w:val="cs-CZ"/>
         </w:rPr>
       </w:pPr>
     </w:p>
@@ -929,7 +862,6 @@
           <w:rFonts w:ascii="Georgia" w:eastAsia="Times New Roman" w:hAnsi="Georgia" w:cs="Times New Roman"/>
           <w:sz w:val="24"/>
           <w:szCs w:val="24"/>
-          <w:lang w:val="cs-CZ"/>
         </w:rPr>
       </w:pPr>
     </w:p>
@@ -940,7 +872,6 @@
           <w:rFonts w:ascii="Georgia" w:eastAsia="Times New Roman" w:hAnsi="Georgia" w:cs="Times New Roman"/>
           <w:sz w:val="24"/>
           <w:szCs w:val="24"/>
-          <w:lang w:val="cs-CZ"/>
         </w:rPr>
       </w:pPr>
     </w:p>
@@ -951,7 +882,6 @@
           <w:rFonts w:ascii="Georgia" w:eastAsia="Times New Roman" w:hAnsi="Georgia" w:cs="Times New Roman"/>
           <w:sz w:val="24"/>
           <w:szCs w:val="24"/>
-          <w:lang w:val="cs-CZ"/>
         </w:rPr>
       </w:pPr>
     </w:p>
@@ -962,7 +892,6 @@
           <w:rFonts w:ascii="Georgia" w:eastAsia="Times New Roman" w:hAnsi="Georgia" w:cs="Times New Roman"/>
           <w:sz w:val="24"/>
           <w:szCs w:val="24"/>
-          <w:lang w:val="cs-CZ"/>
         </w:rPr>
       </w:pPr>
     </w:p>
@@ -973,7 +902,6 @@
           <w:rFonts w:ascii="Georgia" w:eastAsia="Times New Roman" w:hAnsi="Georgia" w:cs="Times New Roman"/>
           <w:sz w:val="24"/>
           <w:szCs w:val="24"/>
-          <w:lang w:val="cs-CZ"/>
         </w:rPr>
       </w:pPr>
     </w:p>
@@ -984,7 +912,6 @@
           <w:rFonts w:ascii="Georgia" w:eastAsia="Times New Roman" w:hAnsi="Georgia" w:cs="Times New Roman"/>
           <w:sz w:val="24"/>
           <w:szCs w:val="24"/>
-          <w:lang w:val="cs-CZ"/>
         </w:rPr>
       </w:pPr>
     </w:p>
@@ -995,7 +922,6 @@
           <w:rFonts w:ascii="Georgia" w:eastAsia="Times New Roman" w:hAnsi="Georgia" w:cs="Times New Roman"/>
           <w:sz w:val="24"/>
           <w:szCs w:val="24"/>
-          <w:lang w:val="cs-CZ"/>
         </w:rPr>
       </w:pPr>
     </w:p>
@@ -1004,21 +930,15 @@
         <w:spacing w:after="240" w:line="360" w:lineRule="auto"/>
         <w:rPr>
           <w:rFonts w:ascii="Times New Roman" w:hAnsi="Times New Roman" w:cs="Times New Roman"/>
-          <w:b/>
-          <w:bCs/>
-          <w:sz w:val="36"/>
-          <w:szCs w:val="36"/>
-          <w:lang w:val="cs-CZ"/>
+          <w:sz w:val="40"/>
+          <w:szCs w:val="40"/>
         </w:rPr>
       </w:pPr>
       <w:r>
         <w:rPr>
           <w:rFonts w:ascii="Times New Roman" w:hAnsi="Times New Roman" w:cs="Times New Roman"/>
-          <w:b/>
-          <w:bCs/>
-          <w:sz w:val="36"/>
-          <w:szCs w:val="36"/>
-          <w:lang w:val="cs-CZ"/>
+          <w:sz w:val="40"/>
+          <w:szCs w:val="40"/>
         </w:rPr>
         <w:lastRenderedPageBreak/>
         <w:t>Poděkování</w:t>
@@ -1032,7 +952,6 @@
           <w:rFonts w:ascii="Times New Roman" w:hAnsi="Times New Roman" w:cs="Times New Roman"/>
           <w:sz w:val="24"/>
           <w:szCs w:val="24"/>
-          <w:lang w:val="cs-CZ"/>
         </w:rPr>
       </w:pPr>
       <w:r>
@@ -1040,7 +959,6 @@
           <w:rFonts w:ascii="Times New Roman" w:hAnsi="Times New Roman" w:cs="Times New Roman"/>
           <w:sz w:val="24"/>
           <w:szCs w:val="24"/>
-          <w:lang w:val="cs-CZ"/>
         </w:rPr>
         <w:tab/>
         <w:t>Rádi bychom poděkovali panu profesoru Mgr. Jan</w:t>
@@ -1050,7 +968,6 @@
           <w:rFonts w:ascii="Times New Roman" w:hAnsi="Times New Roman" w:cs="Times New Roman"/>
           <w:sz w:val="24"/>
           <w:szCs w:val="24"/>
-          <w:lang w:val="cs-CZ"/>
         </w:rPr>
         <w:t>u Lánovi</w:t>
       </w:r>
@@ -1059,7 +976,6 @@
           <w:rFonts w:ascii="Times New Roman" w:hAnsi="Times New Roman" w:cs="Times New Roman"/>
           <w:sz w:val="24"/>
           <w:szCs w:val="24"/>
-          <w:lang w:val="cs-CZ"/>
         </w:rPr>
         <w:t>, kter</w:t>
       </w:r>
@@ -1068,7 +984,6 @@
           <w:rFonts w:ascii="Times New Roman" w:hAnsi="Times New Roman" w:cs="Times New Roman"/>
           <w:sz w:val="24"/>
           <w:szCs w:val="24"/>
-          <w:lang w:val="cs-CZ"/>
         </w:rPr>
         <w:t>ý</w:t>
       </w:r>
@@ -1077,7 +992,6 @@
           <w:rFonts w:ascii="Times New Roman" w:hAnsi="Times New Roman" w:cs="Times New Roman"/>
           <w:sz w:val="24"/>
           <w:szCs w:val="24"/>
-          <w:lang w:val="cs-CZ"/>
         </w:rPr>
         <w:t xml:space="preserve"> byl vedoucí </w:t>
       </w:r>
@@ -1086,7 +1000,6 @@
           <w:rFonts w:ascii="Times New Roman" w:hAnsi="Times New Roman" w:cs="Times New Roman"/>
           <w:sz w:val="24"/>
           <w:szCs w:val="24"/>
-          <w:lang w:val="cs-CZ"/>
         </w:rPr>
         <w:t>naše</w:t>
       </w:r>
@@ -1095,7 +1008,6 @@
           <w:rFonts w:ascii="Times New Roman" w:hAnsi="Times New Roman" w:cs="Times New Roman"/>
           <w:sz w:val="24"/>
           <w:szCs w:val="24"/>
-          <w:lang w:val="cs-CZ"/>
         </w:rPr>
         <w:t xml:space="preserve"> ročníkové práce. Děkuj</w:t>
       </w:r>
@@ -1104,7 +1016,6 @@
           <w:rFonts w:ascii="Times New Roman" w:hAnsi="Times New Roman" w:cs="Times New Roman"/>
           <w:sz w:val="24"/>
           <w:szCs w:val="24"/>
-          <w:lang w:val="cs-CZ"/>
         </w:rPr>
         <w:t>eme</w:t>
       </w:r>
@@ -1113,7 +1024,6 @@
           <w:rFonts w:ascii="Times New Roman" w:hAnsi="Times New Roman" w:cs="Times New Roman"/>
           <w:sz w:val="24"/>
           <w:szCs w:val="24"/>
-          <w:lang w:val="cs-CZ"/>
         </w:rPr>
         <w:t xml:space="preserve"> </w:t>
       </w:r>
@@ -1122,7 +1032,6 @@
           <w:rFonts w:ascii="Times New Roman" w:hAnsi="Times New Roman" w:cs="Times New Roman"/>
           <w:sz w:val="24"/>
           <w:szCs w:val="24"/>
-          <w:lang w:val="cs-CZ"/>
         </w:rPr>
         <w:t>mu</w:t>
       </w:r>
@@ -1131,9 +1040,16 @@
           <w:rFonts w:ascii="Times New Roman" w:hAnsi="Times New Roman" w:cs="Times New Roman"/>
           <w:sz w:val="24"/>
           <w:szCs w:val="24"/>
-          <w:lang w:val="cs-CZ"/>
-        </w:rPr>
-        <w:t xml:space="preserve"> za pomoc a zpětnou vazbu během vypracování tématu, rady a nápady k obsahu práce.</w:t>
+        </w:rPr>
+        <w:t xml:space="preserve"> za pomoc a zpětnou vazbu během vypracování tématu, rady a nápady k obsahu práce</w:t>
+      </w:r>
+      <w:r>
+        <w:rPr>
+          <w:rFonts w:ascii="Times New Roman" w:hAnsi="Times New Roman" w:cs="Times New Roman"/>
+          <w:sz w:val="24"/>
+          <w:szCs w:val="24"/>
+        </w:rPr>
+        <w:t>.</w:t>
       </w:r>
     </w:p>
     <w:p>
@@ -1143,7 +1059,6 @@
           <w:rFonts w:ascii="Georgia" w:eastAsia="Times New Roman" w:hAnsi="Georgia" w:cs="Times New Roman"/>
           <w:sz w:val="24"/>
           <w:szCs w:val="24"/>
-          <w:lang w:val="cs-CZ"/>
         </w:rPr>
       </w:pPr>
     </w:p>
@@ -1154,7 +1069,6 @@
           <w:rFonts w:ascii="Georgia" w:eastAsia="Times New Roman" w:hAnsi="Georgia" w:cs="Times New Roman"/>
           <w:sz w:val="24"/>
           <w:szCs w:val="24"/>
-          <w:lang w:val="cs-CZ"/>
         </w:rPr>
       </w:pPr>
     </w:p>
@@ -1165,7 +1079,6 @@
           <w:rFonts w:ascii="Georgia" w:eastAsia="Times New Roman" w:hAnsi="Georgia" w:cs="Times New Roman"/>
           <w:sz w:val="24"/>
           <w:szCs w:val="24"/>
-          <w:lang w:val="cs-CZ"/>
         </w:rPr>
       </w:pPr>
     </w:p>
@@ -1176,7 +1089,6 @@
           <w:rFonts w:ascii="Georgia" w:eastAsia="Times New Roman" w:hAnsi="Georgia" w:cs="Times New Roman"/>
           <w:sz w:val="24"/>
           <w:szCs w:val="24"/>
-          <w:lang w:val="cs-CZ"/>
         </w:rPr>
       </w:pPr>
     </w:p>
@@ -1187,7 +1099,6 @@
           <w:rFonts w:ascii="Georgia" w:eastAsia="Times New Roman" w:hAnsi="Georgia" w:cs="Times New Roman"/>
           <w:sz w:val="24"/>
           <w:szCs w:val="24"/>
-          <w:lang w:val="cs-CZ"/>
         </w:rPr>
       </w:pPr>
     </w:p>
@@ -1198,7 +1109,6 @@
           <w:rFonts w:ascii="Georgia" w:eastAsia="Times New Roman" w:hAnsi="Georgia" w:cs="Times New Roman"/>
           <w:sz w:val="24"/>
           <w:szCs w:val="24"/>
-          <w:lang w:val="cs-CZ"/>
         </w:rPr>
       </w:pPr>
     </w:p>
@@ -1209,7 +1119,6 @@
           <w:rFonts w:ascii="Georgia" w:eastAsia="Times New Roman" w:hAnsi="Georgia" w:cs="Times New Roman"/>
           <w:sz w:val="24"/>
           <w:szCs w:val="24"/>
-          <w:lang w:val="cs-CZ"/>
         </w:rPr>
       </w:pPr>
     </w:p>
@@ -1220,7 +1129,6 @@
           <w:rFonts w:ascii="Georgia" w:eastAsia="Times New Roman" w:hAnsi="Georgia" w:cs="Times New Roman"/>
           <w:sz w:val="24"/>
           <w:szCs w:val="24"/>
-          <w:lang w:val="cs-CZ"/>
         </w:rPr>
       </w:pPr>
     </w:p>
@@ -1231,7 +1139,6 @@
           <w:rFonts w:ascii="Georgia" w:eastAsia="Times New Roman" w:hAnsi="Georgia" w:cs="Times New Roman"/>
           <w:sz w:val="24"/>
           <w:szCs w:val="24"/>
-          <w:lang w:val="cs-CZ"/>
         </w:rPr>
       </w:pPr>
     </w:p>
@@ -1242,7 +1149,6 @@
           <w:rFonts w:ascii="Georgia" w:eastAsia="Times New Roman" w:hAnsi="Georgia" w:cs="Times New Roman"/>
           <w:sz w:val="24"/>
           <w:szCs w:val="24"/>
-          <w:lang w:val="cs-CZ"/>
         </w:rPr>
       </w:pPr>
     </w:p>
@@ -1253,7 +1159,6 @@
           <w:rFonts w:ascii="Georgia" w:eastAsia="Times New Roman" w:hAnsi="Georgia" w:cs="Times New Roman"/>
           <w:sz w:val="24"/>
           <w:szCs w:val="24"/>
-          <w:lang w:val="cs-CZ"/>
         </w:rPr>
       </w:pPr>
     </w:p>
@@ -1264,7 +1169,6 @@
           <w:rFonts w:ascii="Georgia" w:eastAsia="Times New Roman" w:hAnsi="Georgia" w:cs="Times New Roman"/>
           <w:sz w:val="24"/>
           <w:szCs w:val="24"/>
-          <w:lang w:val="cs-CZ"/>
         </w:rPr>
       </w:pPr>
     </w:p>
@@ -1275,7 +1179,6 @@
           <w:rFonts w:ascii="Georgia" w:eastAsia="Times New Roman" w:hAnsi="Georgia" w:cs="Times New Roman"/>
           <w:sz w:val="24"/>
           <w:szCs w:val="24"/>
-          <w:lang w:val="cs-CZ"/>
         </w:rPr>
       </w:pPr>
     </w:p>
@@ -1286,7 +1189,6 @@
           <w:rFonts w:ascii="Georgia" w:eastAsia="Times New Roman" w:hAnsi="Georgia" w:cs="Times New Roman"/>
           <w:sz w:val="24"/>
           <w:szCs w:val="24"/>
-          <w:lang w:val="cs-CZ"/>
         </w:rPr>
       </w:pPr>
     </w:p>
@@ -1299,7 +1201,6 @@
           <w:bCs/>
           <w:sz w:val="40"/>
           <w:szCs w:val="40"/>
-          <w:lang w:val="cs-CZ"/>
         </w:rPr>
       </w:pPr>
     </w:p>
@@ -1312,7 +1213,6 @@
           <w:bCs/>
           <w:sz w:val="40"/>
           <w:szCs w:val="40"/>
-          <w:lang w:val="cs-CZ"/>
         </w:rPr>
       </w:pPr>
     </w:p>
@@ -1325,7 +1225,6 @@
           <w:bCs/>
           <w:sz w:val="40"/>
           <w:szCs w:val="40"/>
-          <w:lang w:val="cs-CZ"/>
         </w:rPr>
       </w:pPr>
     </w:p>
@@ -1338,7 +1237,6 @@
           <w:bCs/>
           <w:sz w:val="40"/>
           <w:szCs w:val="40"/>
-          <w:lang w:val="cs-CZ"/>
         </w:rPr>
       </w:pPr>
     </w:p>
@@ -1351,9 +1249,198 @@
           <w:bCs/>
           <w:sz w:val="40"/>
           <w:szCs w:val="40"/>
-          <w:lang w:val="cs-CZ"/>
-        </w:rPr>
-      </w:pPr>
+        </w:rPr>
+      </w:pPr>
+    </w:p>
+    <w:p>
+      <w:pPr>
+        <w:spacing w:after="120" w:line="360" w:lineRule="auto"/>
+        <w:rPr>
+          <w:rFonts w:ascii="Georgia" w:eastAsia="Times New Roman" w:hAnsi="Georgia" w:cs="Times New Roman"/>
+          <w:sz w:val="40"/>
+          <w:szCs w:val="40"/>
+        </w:rPr>
+      </w:pPr>
+      <w:r>
+        <w:rPr>
+          <w:rFonts w:ascii="Georgia" w:eastAsia="Times New Roman" w:hAnsi="Georgia" w:cs="Times New Roman"/>
+          <w:sz w:val="40"/>
+          <w:szCs w:val="40"/>
+        </w:rPr>
+        <w:lastRenderedPageBreak/>
+        <w:t>Anotace</w:t>
+      </w:r>
+    </w:p>
+    <w:p>
+      <w:pPr>
+        <w:spacing w:after="120" w:line="360" w:lineRule="auto"/>
+        <w:rPr>
+          <w:rFonts w:ascii="Georgia" w:eastAsia="Times New Roman" w:hAnsi="Georgia"/>
+          <w:sz w:val="24"/>
+          <w:szCs w:val="24"/>
+        </w:rPr>
+      </w:pPr>
+      <w:r>
+        <w:rPr>
+          <w:rFonts w:ascii="Georgia" w:eastAsia="Times New Roman" w:hAnsi="Georgia"/>
+          <w:sz w:val="24"/>
+          <w:szCs w:val="24"/>
+        </w:rPr>
+        <w:tab/>
+      </w:r>
+      <w:r>
+        <w:rPr>
+          <w:rFonts w:ascii="Georgia" w:eastAsia="Times New Roman" w:hAnsi="Georgia"/>
+          <w:sz w:val="24"/>
+          <w:szCs w:val="24"/>
+        </w:rPr>
+        <w:t xml:space="preserve">Ve své práci se snažíme o vytvoření </w:t>
+      </w:r>
+      <w:r>
+        <w:rPr>
+          <w:rFonts w:ascii="Georgia" w:eastAsia="Times New Roman" w:hAnsi="Georgia"/>
+          <w:sz w:val="24"/>
+          <w:szCs w:val="24"/>
+        </w:rPr>
+        <w:t xml:space="preserve">vypečené </w:t>
+      </w:r>
+      <w:r>
+        <w:rPr>
+          <w:rFonts w:ascii="Georgia" w:eastAsia="Times New Roman" w:hAnsi="Georgia"/>
+          <w:sz w:val="24"/>
+          <w:szCs w:val="24"/>
+        </w:rPr>
+        <w:t>plošinové hry jménem „Útěk z</w:t>
+      </w:r>
+      <w:r>
+        <w:rPr>
+          <w:rFonts w:ascii="Georgia" w:eastAsia="Times New Roman" w:hAnsi="Georgia"/>
+          <w:sz w:val="24"/>
+          <w:szCs w:val="24"/>
+        </w:rPr>
+        <w:t> </w:t>
+      </w:r>
+      <w:r>
+        <w:rPr>
+          <w:rFonts w:ascii="Georgia" w:eastAsia="Times New Roman" w:hAnsi="Georgia"/>
+          <w:sz w:val="24"/>
+          <w:szCs w:val="24"/>
+        </w:rPr>
+        <w:t>ostrova“</w:t>
+      </w:r>
+      <w:r>
+        <w:rPr>
+          <w:rFonts w:ascii="Georgia" w:eastAsia="Times New Roman" w:hAnsi="Georgia"/>
+          <w:sz w:val="24"/>
+          <w:szCs w:val="24"/>
+        </w:rPr>
+        <w:t xml:space="preserve">. </w:t>
+      </w:r>
+      <w:r>
+        <w:rPr>
+          <w:rFonts w:ascii="Georgia" w:eastAsia="Times New Roman" w:hAnsi="Georgia"/>
+          <w:sz w:val="24"/>
+          <w:szCs w:val="24"/>
+        </w:rPr>
+        <w:t xml:space="preserve">Práce </w:t>
+      </w:r>
+      <w:r>
+        <w:rPr>
+          <w:rFonts w:ascii="Georgia" w:eastAsia="Times New Roman" w:hAnsi="Georgia"/>
+          <w:sz w:val="24"/>
+          <w:szCs w:val="24"/>
+        </w:rPr>
+        <w:t>zahrnuje využití</w:t>
+      </w:r>
+      <w:r>
+        <w:rPr>
+          <w:rFonts w:ascii="Georgia" w:eastAsia="Times New Roman" w:hAnsi="Georgia"/>
+          <w:sz w:val="24"/>
+          <w:szCs w:val="24"/>
+        </w:rPr>
+        <w:t xml:space="preserve"> dovednosti v oboru programování, zejména v jazyku </w:t>
+      </w:r>
+      <w:r>
+        <w:rPr>
+          <w:rFonts w:ascii="Georgia" w:eastAsia="Times New Roman" w:hAnsi="Georgia"/>
+          <w:sz w:val="24"/>
+          <w:szCs w:val="24"/>
+        </w:rPr>
+        <w:t>C</w:t>
+      </w:r>
+      <w:r>
+        <w:rPr>
+          <w:rFonts w:ascii="Georgia" w:eastAsia="Times New Roman" w:hAnsi="Georgia"/>
+          <w:sz w:val="24"/>
+          <w:szCs w:val="24"/>
+          <w:lang w:val="en-US"/>
+        </w:rPr>
+        <w:t>++</w:t>
+      </w:r>
+      <w:r>
+        <w:rPr>
+          <w:rFonts w:ascii="Georgia" w:eastAsia="Times New Roman" w:hAnsi="Georgia"/>
+          <w:sz w:val="24"/>
+          <w:szCs w:val="24"/>
+        </w:rPr>
+        <w:t>,</w:t>
+      </w:r>
+      <w:r>
+        <w:rPr>
+          <w:rFonts w:ascii="Georgia" w:eastAsia="Times New Roman" w:hAnsi="Georgia"/>
+          <w:sz w:val="24"/>
+          <w:szCs w:val="24"/>
+        </w:rPr>
+        <w:t xml:space="preserve"> v</w:t>
+      </w:r>
+      <w:r>
+        <w:rPr>
+          <w:rFonts w:ascii="Georgia" w:eastAsia="Times New Roman" w:hAnsi="Georgia"/>
+          <w:sz w:val="24"/>
+          <w:szCs w:val="24"/>
+        </w:rPr>
+        <w:t xml:space="preserve"> počítačové pixelové grafice, </w:t>
+      </w:r>
+      <w:r>
+        <w:rPr>
+          <w:rFonts w:ascii="Georgia" w:eastAsia="Times New Roman" w:hAnsi="Georgia"/>
+          <w:sz w:val="24"/>
+          <w:szCs w:val="24"/>
+        </w:rPr>
+        <w:t xml:space="preserve">propojení obou části a uvedení hry do funkce. </w:t>
+      </w:r>
+      <w:r>
+        <w:rPr>
+          <w:rFonts w:ascii="Georgia" w:eastAsia="Times New Roman" w:hAnsi="Georgia"/>
+          <w:sz w:val="24"/>
+          <w:szCs w:val="24"/>
+        </w:rPr>
+        <w:t xml:space="preserve">Dokumentace obsahuje </w:t>
+      </w:r>
+      <w:r>
+        <w:rPr>
+          <w:rFonts w:ascii="Georgia" w:eastAsia="Times New Roman" w:hAnsi="Georgia"/>
+          <w:sz w:val="24"/>
+          <w:szCs w:val="24"/>
+        </w:rPr>
+        <w:t xml:space="preserve">popis procesu vytvoření hry a její jednotlivých složek, </w:t>
+      </w:r>
+      <w:r>
+        <w:rPr>
+          <w:rFonts w:ascii="Georgia" w:eastAsia="Times New Roman" w:hAnsi="Georgia"/>
+          <w:sz w:val="24"/>
+          <w:szCs w:val="24"/>
+        </w:rPr>
+        <w:t>vysvětlení jak hra funguje</w:t>
+      </w:r>
+      <w:r>
+        <w:rPr>
+          <w:rFonts w:ascii="Georgia" w:eastAsia="Times New Roman" w:hAnsi="Georgia"/>
+          <w:sz w:val="24"/>
+          <w:szCs w:val="24"/>
+        </w:rPr>
+        <w:t xml:space="preserve">, ukázky samotné hry a kódu. </w:t>
+      </w:r>
     </w:p>
     <w:p>
       <w:pPr>
@@ -1364,7 +1451,6 @@
           <w:bCs/>
           <w:sz w:val="40"/>
           <w:szCs w:val="40"/>
-          <w:lang w:val="cs-CZ"/>
         </w:rPr>
       </w:pPr>
     </w:p>
@@ -1377,7 +1463,6 @@
           <w:bCs/>
           <w:sz w:val="40"/>
           <w:szCs w:val="40"/>
-          <w:lang w:val="cs-CZ"/>
         </w:rPr>
       </w:pPr>
     </w:p>
@@ -1390,7 +1475,6 @@
           <w:bCs/>
           <w:sz w:val="40"/>
           <w:szCs w:val="40"/>
-          <w:lang w:val="cs-CZ"/>
         </w:rPr>
       </w:pPr>
     </w:p>
@@ -1403,10 +1487,12 @@
           <w:bCs/>
           <w:sz w:val="40"/>
           <w:szCs w:val="40"/>
-          <w:lang w:val="cs-CZ"/>
-        </w:rPr>
-      </w:pPr>
-      <w:r>
+        </w:rPr>
+      </w:pPr>
+    </w:p>
+    <w:p>
+      <w:pPr>
+        <w:spacing w:after="120" w:line="360" w:lineRule="auto"/>
         <w:rPr>
           <w:rFonts w:ascii="Georgia" w:eastAsia="Times New Roman" w:hAnsi="Georgia" w:cs="Times New Roman"/>
           <w:b/>
@@ -1414,21 +1500,23 @@
           <w:sz w:val="40"/>
           <w:szCs w:val="40"/>
         </w:rPr>
-        <w:t>Anotace</w:t>
-      </w:r>
-    </w:p>
-    <w:p>
-      <w:pPr>
+      </w:pPr>
+    </w:p>
+    <w:p>
+      <w:pPr>
+        <w:spacing w:after="120" w:line="360" w:lineRule="auto"/>
         <w:rPr>
           <w:rFonts w:ascii="Georgia" w:eastAsia="Times New Roman" w:hAnsi="Georgia" w:cs="Times New Roman"/>
           <w:b/>
           <w:bCs/>
           <w:sz w:val="40"/>
           <w:szCs w:val="40"/>
-          <w:lang w:val="cs-CZ"/>
-        </w:rPr>
-      </w:pPr>
-      <w:r>
+        </w:rPr>
+      </w:pPr>
+    </w:p>
+    <w:p>
+      <w:pPr>
+        <w:spacing w:after="120" w:line="360" w:lineRule="auto"/>
         <w:rPr>
           <w:rFonts w:ascii="Georgia" w:eastAsia="Times New Roman" w:hAnsi="Georgia" w:cs="Times New Roman"/>
           <w:b/>
@@ -1436,67 +1524,589 @@
           <w:sz w:val="40"/>
           <w:szCs w:val="40"/>
         </w:rPr>
-        <w:t>Obsah</w:t>
-      </w:r>
-    </w:p>
-    <w:p>
-      <w:pPr>
-        <w:pStyle w:val="1"/>
+      </w:pPr>
+    </w:p>
+    <w:p>
+      <w:pPr>
+        <w:spacing w:after="120" w:line="360" w:lineRule="auto"/>
         <w:rPr>
           <w:rFonts w:ascii="Georgia" w:eastAsia="Times New Roman" w:hAnsi="Georgia" w:cs="Times New Roman"/>
           <w:b/>
           <w:bCs/>
-          <w:color w:val="auto"/>
-        </w:rPr>
-      </w:pPr>
-      <w:r>
-        <w:rPr>
-          <w:rFonts w:ascii="Georgia" w:hAnsi="Georgia"/>
+          <w:sz w:val="40"/>
+          <w:szCs w:val="40"/>
+        </w:rPr>
+      </w:pPr>
+    </w:p>
+    <w:p>
+      <w:pPr>
+        <w:spacing w:after="120" w:line="360" w:lineRule="auto"/>
+        <w:rPr>
+          <w:rFonts w:ascii="Georgia" w:eastAsia="Times New Roman" w:hAnsi="Georgia" w:cs="Times New Roman"/>
           <w:b/>
           <w:bCs/>
-          <w:color w:val="auto"/>
-        </w:rPr>
-        <w:t>Úvod</w:t>
-      </w:r>
-    </w:p>
-    <w:p>
-      <w:pPr>
-        <w:pStyle w:val="1"/>
-        <w:rPr>
-          <w:rFonts w:ascii="Georgia" w:hAnsi="Georgia"/>
+          <w:sz w:val="40"/>
+          <w:szCs w:val="40"/>
+        </w:rPr>
+      </w:pPr>
+    </w:p>
+    <w:p>
+      <w:pPr>
+        <w:spacing w:after="120" w:line="360" w:lineRule="auto"/>
+        <w:rPr>
+          <w:rFonts w:ascii="Georgia" w:eastAsia="Times New Roman" w:hAnsi="Georgia" w:cs="Times New Roman"/>
           <w:b/>
           <w:bCs/>
-          <w:color w:val="auto"/>
-        </w:rPr>
-      </w:pPr>
-      <w:r>
-        <w:rPr>
-          <w:rFonts w:ascii="Georgia" w:hAnsi="Georgia"/>
+          <w:sz w:val="40"/>
+          <w:szCs w:val="40"/>
+        </w:rPr>
+      </w:pPr>
+    </w:p>
+    <w:p>
+      <w:pPr>
+        <w:rPr>
+          <w:rFonts w:ascii="Georgia" w:eastAsia="Times New Roman" w:hAnsi="Georgia" w:cs="Times New Roman"/>
           <w:b/>
           <w:bCs/>
-          <w:color w:val="auto"/>
-        </w:rPr>
-        <w:t>1</w:t>
-      </w:r>
-      <w:r>
-        <w:rPr>
-          <w:rFonts w:ascii="Georgia" w:hAnsi="Georgia"/>
-        </w:rPr>
-        <w:tab/>
-      </w:r>
-      <w:r>
-        <w:rPr>
-          <w:rFonts w:ascii="Georgia" w:hAnsi="Georgia"/>
+          <w:sz w:val="40"/>
+          <w:szCs w:val="40"/>
+        </w:rPr>
+      </w:pPr>
+    </w:p>
+    <w:p>
+      <w:pPr>
+        <w:rPr>
+          <w:rFonts w:ascii="Georgia" w:eastAsia="Times New Roman" w:hAnsi="Georgia" w:cs="Times New Roman"/>
           <w:b/>
           <w:bCs/>
+          <w:sz w:val="40"/>
+          <w:szCs w:val="40"/>
+        </w:rPr>
+      </w:pPr>
+    </w:p>
+    <w:p>
+      <w:pPr>
+        <w:rPr>
+          <w:rFonts w:ascii="Georgia" w:eastAsia="Times New Roman" w:hAnsi="Georgia" w:cs="Times New Roman"/>
+          <w:b/>
+          <w:bCs/>
+          <w:sz w:val="40"/>
+          <w:szCs w:val="40"/>
+        </w:rPr>
+      </w:pPr>
+    </w:p>
+    <w:p>
+      <w:pPr>
+        <w:rPr>
+          <w:rFonts w:ascii="Georgia" w:eastAsia="Times New Roman" w:hAnsi="Georgia" w:cs="Times New Roman"/>
+          <w:b/>
+          <w:bCs/>
+          <w:sz w:val="40"/>
+          <w:szCs w:val="40"/>
+        </w:rPr>
+      </w:pPr>
+    </w:p>
+    <w:p>
+      <w:pPr>
+        <w:pStyle w:val="1"/>
+        <w:rPr>
+          <w:rStyle w:val="10"/>
+          <w:rFonts w:ascii="Georgia" w:eastAsia="Times New Roman" w:hAnsi="Georgia" w:cs="Times New Roman"/>
           <w:color w:val="auto"/>
         </w:rPr>
-        <w:t>Cíl projektu</w:t>
-      </w:r>
+      </w:pPr>
+      <w:r>
+        <w:rPr>
+          <w:rStyle w:val="10"/>
+          <w:rFonts w:ascii="Georgia" w:eastAsia="Times New Roman" w:hAnsi="Georgia" w:cs="Times New Roman"/>
+          <w:color w:val="auto"/>
+        </w:rPr>
+        <w:lastRenderedPageBreak/>
+        <w:t>Obsah</w:t>
+      </w:r>
+    </w:p>
+    <w:p>
+      <w:pPr>
+        <w:rPr>
+          <w:rFonts w:ascii="Georgia" w:eastAsia="Times New Roman" w:hAnsi="Georgia" w:cs="Times New Roman"/>
+          <w:b/>
+          <w:bCs/>
+          <w:sz w:val="40"/>
+          <w:szCs w:val="40"/>
+        </w:rPr>
+      </w:pPr>
+    </w:p>
+    <w:p>
+      <w:pPr>
+        <w:rPr>
+          <w:rFonts w:ascii="Georgia" w:eastAsia="Times New Roman" w:hAnsi="Georgia" w:cs="Times New Roman"/>
+          <w:b/>
+          <w:bCs/>
+          <w:sz w:val="40"/>
+          <w:szCs w:val="40"/>
+        </w:rPr>
+      </w:pPr>
+    </w:p>
+    <w:p>
+      <w:pPr>
+        <w:rPr>
+          <w:rFonts w:ascii="Georgia" w:eastAsia="Times New Roman" w:hAnsi="Georgia" w:cs="Times New Roman"/>
+          <w:b/>
+          <w:bCs/>
+          <w:sz w:val="40"/>
+          <w:szCs w:val="40"/>
+        </w:rPr>
+      </w:pPr>
+    </w:p>
+    <w:p>
+      <w:pPr>
+        <w:rPr>
+          <w:rFonts w:ascii="Georgia" w:eastAsia="Times New Roman" w:hAnsi="Georgia" w:cs="Times New Roman"/>
+          <w:b/>
+          <w:bCs/>
+          <w:sz w:val="40"/>
+          <w:szCs w:val="40"/>
+        </w:rPr>
+      </w:pPr>
+    </w:p>
+    <w:p>
+      <w:pPr>
+        <w:rPr>
+          <w:rFonts w:ascii="Georgia" w:eastAsia="Times New Roman" w:hAnsi="Georgia" w:cs="Times New Roman"/>
+          <w:b/>
+          <w:bCs/>
+          <w:sz w:val="40"/>
+          <w:szCs w:val="40"/>
+        </w:rPr>
+      </w:pPr>
+    </w:p>
+    <w:p>
+      <w:pPr>
+        <w:rPr>
+          <w:rFonts w:ascii="Georgia" w:eastAsia="Times New Roman" w:hAnsi="Georgia" w:cs="Times New Roman"/>
+          <w:b/>
+          <w:bCs/>
+          <w:sz w:val="40"/>
+          <w:szCs w:val="40"/>
+        </w:rPr>
+      </w:pPr>
+    </w:p>
+    <w:p>
+      <w:pPr>
+        <w:rPr>
+          <w:rFonts w:ascii="Georgia" w:eastAsia="Times New Roman" w:hAnsi="Georgia" w:cs="Times New Roman"/>
+          <w:b/>
+          <w:bCs/>
+          <w:sz w:val="40"/>
+          <w:szCs w:val="40"/>
+        </w:rPr>
+      </w:pPr>
+    </w:p>
+    <w:p>
+      <w:pPr>
+        <w:rPr>
+          <w:rFonts w:ascii="Georgia" w:eastAsia="Times New Roman" w:hAnsi="Georgia" w:cs="Times New Roman"/>
+          <w:b/>
+          <w:bCs/>
+          <w:sz w:val="40"/>
+          <w:szCs w:val="40"/>
+        </w:rPr>
+      </w:pPr>
+    </w:p>
+    <w:p>
+      <w:pPr>
+        <w:rPr>
+          <w:rFonts w:ascii="Georgia" w:eastAsia="Times New Roman" w:hAnsi="Georgia" w:cs="Times New Roman"/>
+          <w:b/>
+          <w:bCs/>
+          <w:sz w:val="40"/>
+          <w:szCs w:val="40"/>
+        </w:rPr>
+      </w:pPr>
+    </w:p>
+    <w:p>
+      <w:pPr>
+        <w:rPr>
+          <w:rFonts w:ascii="Georgia" w:eastAsia="Times New Roman" w:hAnsi="Georgia" w:cs="Times New Roman"/>
+          <w:b/>
+          <w:bCs/>
+          <w:sz w:val="40"/>
+          <w:szCs w:val="40"/>
+        </w:rPr>
+      </w:pPr>
+    </w:p>
+    <w:p>
+      <w:pPr>
+        <w:rPr>
+          <w:rFonts w:ascii="Georgia" w:eastAsia="Times New Roman" w:hAnsi="Georgia" w:cs="Times New Roman"/>
+          <w:b/>
+          <w:bCs/>
+          <w:sz w:val="40"/>
+          <w:szCs w:val="40"/>
+        </w:rPr>
+      </w:pPr>
+    </w:p>
+    <w:p>
+      <w:pPr>
+        <w:rPr>
+          <w:rFonts w:ascii="Georgia" w:eastAsia="Times New Roman" w:hAnsi="Georgia" w:cs="Times New Roman"/>
+          <w:b/>
+          <w:bCs/>
+          <w:sz w:val="40"/>
+          <w:szCs w:val="40"/>
+        </w:rPr>
+      </w:pPr>
+    </w:p>
+    <w:p>
+      <w:pPr>
+        <w:rPr>
+          <w:rFonts w:ascii="Georgia" w:eastAsia="Times New Roman" w:hAnsi="Georgia" w:cs="Times New Roman"/>
+          <w:b/>
+          <w:bCs/>
+          <w:sz w:val="40"/>
+          <w:szCs w:val="40"/>
+        </w:rPr>
+      </w:pPr>
+    </w:p>
+    <w:p>
+      <w:pPr>
+        <w:rPr>
+          <w:rFonts w:ascii="Georgia" w:eastAsia="Times New Roman" w:hAnsi="Georgia" w:cs="Times New Roman"/>
+          <w:b/>
+          <w:bCs/>
+          <w:sz w:val="40"/>
+          <w:szCs w:val="40"/>
+        </w:rPr>
+      </w:pPr>
+    </w:p>
+    <w:p>
+      <w:pPr>
+        <w:rPr>
+          <w:rFonts w:ascii="Georgia" w:eastAsia="Times New Roman" w:hAnsi="Georgia" w:cs="Times New Roman"/>
+          <w:b/>
+          <w:bCs/>
+          <w:sz w:val="40"/>
+          <w:szCs w:val="40"/>
+        </w:rPr>
+      </w:pPr>
+    </w:p>
+    <w:p>
+      <w:pPr>
+        <w:rPr>
+          <w:rFonts w:ascii="Georgia" w:eastAsia="Times New Roman" w:hAnsi="Georgia" w:cs="Times New Roman"/>
+          <w:b/>
+          <w:bCs/>
+          <w:sz w:val="40"/>
+          <w:szCs w:val="40"/>
+        </w:rPr>
+      </w:pPr>
+    </w:p>
+    <w:p>
+      <w:pPr>
+        <w:rPr>
+          <w:rFonts w:ascii="Georgia" w:eastAsia="Times New Roman" w:hAnsi="Georgia" w:cs="Times New Roman"/>
+          <w:b/>
+          <w:bCs/>
+          <w:sz w:val="40"/>
+          <w:szCs w:val="40"/>
+        </w:rPr>
+      </w:pPr>
+    </w:p>
+    <w:p>
+      <w:pPr>
+        <w:rPr>
+          <w:rFonts w:ascii="Georgia" w:eastAsia="Times New Roman" w:hAnsi="Georgia" w:cs="Times New Roman"/>
+          <w:b/>
+          <w:bCs/>
+          <w:sz w:val="40"/>
+          <w:szCs w:val="40"/>
+        </w:rPr>
+      </w:pPr>
+    </w:p>
+    <w:p>
+      <w:pPr>
+        <w:rPr>
+          <w:rFonts w:ascii="Georgia" w:eastAsia="Times New Roman" w:hAnsi="Georgia" w:cs="Times New Roman"/>
+          <w:b/>
+          <w:bCs/>
+          <w:sz w:val="40"/>
+          <w:szCs w:val="40"/>
+        </w:rPr>
+      </w:pPr>
     </w:p>
     <w:p>
       <w:pPr>
         <w:pStyle w:val="1"/>
+        <w:spacing w:line="276" w:lineRule="auto"/>
+        <w:ind w:firstLine="708"/>
+        <w:rPr>
+          <w:rStyle w:val="10"/>
+          <w:rFonts w:ascii="Georgia" w:eastAsia="Times New Roman" w:hAnsi="Georgia" w:cs="Times New Roman"/>
+          <w:color w:val="auto"/>
+        </w:rPr>
+      </w:pPr>
+      <w:r>
+        <w:rPr>
+          <w:rStyle w:val="10"/>
+          <w:rFonts w:ascii="Georgia" w:eastAsia="Times New Roman" w:hAnsi="Georgia" w:cs="Times New Roman"/>
+          <w:color w:val="auto"/>
+        </w:rPr>
+        <w:lastRenderedPageBreak/>
+        <w:t>Úvod</w:t>
+      </w:r>
+    </w:p>
+    <w:p>
+      <w:pPr>
+        <w:ind w:firstLine="708"/>
+        <w:rPr>
+          <w:rFonts w:ascii="Georgia" w:hAnsi="Georgia"/>
+          <w:sz w:val="24"/>
+          <w:szCs w:val="24"/>
+        </w:rPr>
+      </w:pPr>
+      <w:r>
+        <w:rPr>
+          <w:rFonts w:ascii="Georgia" w:hAnsi="Georgia" w:cs="Times New Roman"/>
+          <w:sz w:val="24"/>
+          <w:szCs w:val="24"/>
+        </w:rPr>
+        <w:t>Hra „Útěk z ostrova“</w:t>
+      </w:r>
+      <w:r>
+        <w:rPr>
+          <w:rFonts w:ascii="Georgia" w:hAnsi="Georgia"/>
+          <w:sz w:val="24"/>
+          <w:szCs w:val="24"/>
+        </w:rPr>
+        <w:t xml:space="preserve"> je singleplayerová hra typu plošinovka. Hra je vytvořena ve 2D prostředí a využívá pixelovou grafiku. Hra obsahuje jednu úroveň, jejíž obtížnost se postupně zvyšuje během postupování hráče. Cílem hráče je dostat se ze začátku úrovně do cíle a překonat všechny překážky, které se na cestě objeví. Úroveň se bude postupně ztěžovat – budou se objevovat nové překážky a herní mechaniky, jakmile hráč postupuje dál. Hráč si tak bude muset osvojit logiku hry, zapamatovat si rozmístění překážek a najít způsob, jak úroveň úspěšně projít.</w:t>
+      </w:r>
+    </w:p>
+    <w:p>
+      <w:pPr>
+        <w:ind w:firstLine="708"/>
+        <w:rPr>
+          <w:rFonts w:ascii="Georgia" w:hAnsi="Georgia"/>
+          <w:sz w:val="24"/>
+          <w:szCs w:val="24"/>
+        </w:rPr>
+      </w:pPr>
+    </w:p>
+    <w:p>
+      <w:pPr>
+        <w:ind w:firstLine="708"/>
+        <w:rPr>
+          <w:rFonts w:ascii="Georgia" w:hAnsi="Georgia"/>
+          <w:sz w:val="24"/>
+          <w:szCs w:val="24"/>
+        </w:rPr>
+      </w:pPr>
+    </w:p>
+    <w:p>
+      <w:pPr>
+        <w:ind w:firstLine="708"/>
+        <w:rPr>
+          <w:rFonts w:ascii="Georgia" w:hAnsi="Georgia"/>
+          <w:sz w:val="24"/>
+          <w:szCs w:val="24"/>
+        </w:rPr>
+      </w:pPr>
+    </w:p>
+    <w:p>
+      <w:pPr>
+        <w:ind w:firstLine="708"/>
+        <w:rPr>
+          <w:rFonts w:ascii="Georgia" w:hAnsi="Georgia"/>
+          <w:sz w:val="24"/>
+          <w:szCs w:val="24"/>
+        </w:rPr>
+      </w:pPr>
+    </w:p>
+    <w:p>
+      <w:pPr>
+        <w:ind w:firstLine="708"/>
+        <w:rPr>
+          <w:rFonts w:ascii="Georgia" w:hAnsi="Georgia"/>
+          <w:sz w:val="24"/>
+          <w:szCs w:val="24"/>
+        </w:rPr>
+      </w:pPr>
+    </w:p>
+    <w:p>
+      <w:pPr>
+        <w:ind w:firstLine="708"/>
+        <w:rPr>
+          <w:rFonts w:ascii="Georgia" w:hAnsi="Georgia"/>
+          <w:sz w:val="24"/>
+          <w:szCs w:val="24"/>
+        </w:rPr>
+      </w:pPr>
+    </w:p>
+    <w:p>
+      <w:pPr>
+        <w:ind w:firstLine="708"/>
+        <w:rPr>
+          <w:rFonts w:ascii="Georgia" w:hAnsi="Georgia"/>
+          <w:sz w:val="24"/>
+          <w:szCs w:val="24"/>
+        </w:rPr>
+      </w:pPr>
+    </w:p>
+    <w:p>
+      <w:pPr>
+        <w:ind w:firstLine="708"/>
+        <w:rPr>
+          <w:rFonts w:ascii="Georgia" w:hAnsi="Georgia"/>
+          <w:sz w:val="24"/>
+          <w:szCs w:val="24"/>
+        </w:rPr>
+      </w:pPr>
+    </w:p>
+    <w:p>
+      <w:pPr>
+        <w:ind w:firstLine="708"/>
+        <w:rPr>
+          <w:rFonts w:ascii="Georgia" w:hAnsi="Georgia"/>
+          <w:sz w:val="24"/>
+          <w:szCs w:val="24"/>
+        </w:rPr>
+      </w:pPr>
+    </w:p>
+    <w:p>
+      <w:pPr>
+        <w:ind w:firstLine="708"/>
+        <w:rPr>
+          <w:rFonts w:ascii="Georgia" w:hAnsi="Georgia"/>
+          <w:sz w:val="24"/>
+          <w:szCs w:val="24"/>
+        </w:rPr>
+      </w:pPr>
+    </w:p>
+    <w:p>
+      <w:pPr>
+        <w:ind w:firstLine="708"/>
+        <w:rPr>
+          <w:rFonts w:ascii="Georgia" w:hAnsi="Georgia"/>
+          <w:sz w:val="24"/>
+          <w:szCs w:val="24"/>
+        </w:rPr>
+      </w:pPr>
+    </w:p>
+    <w:p>
+      <w:pPr>
+        <w:ind w:firstLine="708"/>
+        <w:rPr>
+          <w:rFonts w:ascii="Georgia" w:hAnsi="Georgia"/>
+          <w:sz w:val="24"/>
+          <w:szCs w:val="24"/>
+        </w:rPr>
+      </w:pPr>
+    </w:p>
+    <w:p>
+      <w:pPr>
+        <w:ind w:firstLine="708"/>
+        <w:rPr>
+          <w:rFonts w:ascii="Georgia" w:hAnsi="Georgia"/>
+          <w:sz w:val="24"/>
+          <w:szCs w:val="24"/>
+        </w:rPr>
+      </w:pPr>
+    </w:p>
+    <w:p>
+      <w:pPr>
+        <w:ind w:firstLine="708"/>
+        <w:rPr>
+          <w:rFonts w:ascii="Georgia" w:hAnsi="Georgia"/>
+          <w:sz w:val="24"/>
+          <w:szCs w:val="24"/>
+        </w:rPr>
+      </w:pPr>
+    </w:p>
+    <w:p>
+      <w:pPr>
+        <w:ind w:firstLine="708"/>
+        <w:rPr>
+          <w:rFonts w:ascii="Georgia" w:hAnsi="Georgia"/>
+          <w:sz w:val="24"/>
+          <w:szCs w:val="24"/>
+        </w:rPr>
+      </w:pPr>
+    </w:p>
+    <w:p>
+      <w:pPr>
+        <w:ind w:firstLine="708"/>
+        <w:rPr>
+          <w:rFonts w:ascii="Georgia" w:hAnsi="Georgia"/>
+          <w:sz w:val="24"/>
+          <w:szCs w:val="24"/>
+        </w:rPr>
+      </w:pPr>
+    </w:p>
+    <w:p>
+      <w:pPr>
+        <w:ind w:firstLine="708"/>
+        <w:rPr>
+          <w:rFonts w:ascii="Georgia" w:hAnsi="Georgia"/>
+          <w:sz w:val="24"/>
+          <w:szCs w:val="24"/>
+        </w:rPr>
+      </w:pPr>
+    </w:p>
+    <w:p>
+      <w:pPr>
+        <w:ind w:firstLine="708"/>
+        <w:rPr>
+          <w:rFonts w:ascii="Georgia" w:hAnsi="Georgia"/>
+          <w:sz w:val="24"/>
+          <w:szCs w:val="24"/>
+        </w:rPr>
+      </w:pPr>
+    </w:p>
+    <w:p>
+      <w:pPr>
+        <w:ind w:firstLine="708"/>
+        <w:rPr>
+          <w:rFonts w:ascii="Georgia" w:hAnsi="Georgia"/>
+          <w:sz w:val="24"/>
+          <w:szCs w:val="24"/>
+        </w:rPr>
+      </w:pPr>
+    </w:p>
+    <w:p>
+      <w:pPr>
+        <w:ind w:firstLine="708"/>
+        <w:rPr>
+          <w:rFonts w:ascii="Georgia" w:hAnsi="Georgia"/>
+          <w:sz w:val="24"/>
+          <w:szCs w:val="24"/>
+        </w:rPr>
+      </w:pPr>
+    </w:p>
+    <w:p>
+      <w:pPr>
+        <w:ind w:firstLine="708"/>
+        <w:rPr>
+          <w:rFonts w:ascii="Georgia" w:hAnsi="Georgia"/>
+          <w:sz w:val="24"/>
+          <w:szCs w:val="24"/>
+        </w:rPr>
+      </w:pPr>
+    </w:p>
+    <w:p>
+      <w:pPr>
+        <w:ind w:firstLine="708"/>
+        <w:rPr>
+          <w:rStyle w:val="10"/>
+          <w:rFonts w:ascii="Georgia" w:eastAsia="Times New Roman" w:hAnsi="Georgia" w:cs="Times New Roman"/>
+          <w:color w:val="auto"/>
+          <w:sz w:val="24"/>
+          <w:szCs w:val="24"/>
+        </w:rPr>
+      </w:pPr>
+    </w:p>
+    <w:p>
+      <w:pPr>
+        <w:pStyle w:val="1"/>
+        <w:ind w:firstLine="708"/>
         <w:rPr>
           <w:rFonts w:ascii="Georgia" w:hAnsi="Georgia"/>
           <w:color w:val="auto"/>
@@ -1504,11 +2114,11 @@
       </w:pPr>
       <w:r>
         <w:rPr>
-          <w:rFonts w:ascii="Georgia" w:hAnsi="Georgia"/>
-          <w:b/>
-          <w:bCs/>
+          <w:rStyle w:val="10"/>
+          <w:rFonts w:ascii="Georgia" w:eastAsia="Times New Roman" w:hAnsi="Georgia" w:cs="Times New Roman"/>
           <w:color w:val="auto"/>
         </w:rPr>
+        <w:lastRenderedPageBreak/>
         <w:t>Gameplay</w:t>
       </w:r>
     </w:p>
@@ -1560,13 +2170,11 @@
         <w:spacing w:before="240" w:after="240"/>
         <w:rPr>
           <w:rFonts w:ascii="Georgia" w:eastAsia="Times New Roman" w:hAnsi="Georgia" w:cs="Times New Roman"/>
-          <w:lang w:val="uk-UA"/>
-        </w:rPr>
-      </w:pPr>
-      <w:r>
-        <w:rPr>
-          <w:rFonts w:ascii="Georgia" w:eastAsia="Times New Roman" w:hAnsi="Georgia" w:cs="Times New Roman"/>
-          <w:lang w:val="uk-UA"/>
+        </w:rPr>
+      </w:pPr>
+      <w:r>
+        <w:rPr>
+          <w:rFonts w:ascii="Georgia" w:eastAsia="Times New Roman" w:hAnsi="Georgia" w:cs="Times New Roman"/>
         </w:rPr>
         <w:t>pohyb do stran (vlevo a vpravo)</w:t>
       </w:r>
@@ -1581,13 +2189,11 @@
         <w:spacing w:before="240" w:after="240"/>
         <w:rPr>
           <w:rFonts w:ascii="Georgia" w:eastAsia="Times New Roman" w:hAnsi="Georgia" w:cs="Times New Roman"/>
-          <w:lang w:val="uk-UA"/>
-        </w:rPr>
-      </w:pPr>
-      <w:r>
-        <w:rPr>
-          <w:rFonts w:ascii="Georgia" w:eastAsia="Times New Roman" w:hAnsi="Georgia" w:cs="Times New Roman"/>
-          <w:lang w:val="uk-UA"/>
+        </w:rPr>
+      </w:pPr>
+      <w:r>
+        <w:rPr>
+          <w:rFonts w:ascii="Georgia" w:eastAsia="Times New Roman" w:hAnsi="Georgia" w:cs="Times New Roman"/>
         </w:rPr>
         <w:t>skoky</w:t>
       </w:r>
@@ -1602,807 +2208,980 @@
         <w:spacing w:before="240" w:after="240"/>
         <w:rPr>
           <w:rFonts w:ascii="Georgia" w:eastAsia="Times New Roman" w:hAnsi="Georgia" w:cs="Times New Roman"/>
+        </w:rPr>
+      </w:pPr>
+      <w:r>
+        <w:rPr>
+          <w:rFonts w:ascii="Georgia" w:eastAsia="Times New Roman" w:hAnsi="Georgia" w:cs="Times New Roman"/>
+        </w:rPr>
+        <w:t>vyhýbání se nástrahám</w:t>
+      </w:r>
+    </w:p>
+    <w:p>
+      <w:pPr>
+        <w:spacing w:before="240" w:after="240"/>
+        <w:ind w:firstLine="708"/>
+        <w:rPr>
+          <w:rFonts w:ascii="Georgia" w:hAnsi="Georgia"/>
+        </w:rPr>
+      </w:pPr>
+      <w:r>
+        <w:rPr>
+          <w:rFonts w:ascii="Georgia" w:eastAsia="Times New Roman" w:hAnsi="Georgia" w:cs="Times New Roman"/>
+          <w:sz w:val="24"/>
+          <w:szCs w:val="24"/>
+        </w:rPr>
+        <w:t>Úrovně jsou navrženy tak, aby představovaly výzvu. Na začátku jsou úrovně jednodušší a slouží k seznámení s ovládáním a základními principy hry. Postupně se obtížnost zvyšuje a hráč je nucen reagovat rychleji a přesněji.</w:t>
+      </w:r>
+    </w:p>
+    <w:p>
+      <w:pPr>
+        <w:spacing w:before="240" w:after="240"/>
+        <w:ind w:firstLine="708"/>
+        <w:rPr>
+          <w:rFonts w:ascii="Georgia" w:eastAsia="Times New Roman" w:hAnsi="Georgia" w:cs="Times New Roman"/>
+          <w:sz w:val="24"/>
+          <w:szCs w:val="24"/>
+        </w:rPr>
+      </w:pPr>
+      <w:r>
+        <w:rPr>
+          <w:rFonts w:ascii="Georgia" w:eastAsia="Times New Roman" w:hAnsi="Georgia" w:cs="Times New Roman"/>
+          <w:sz w:val="24"/>
+          <w:szCs w:val="24"/>
+        </w:rPr>
+        <w:t>Cílem hráče je projít jednotlivé levely a dostat se na jejich konec bez ztráty života nebo pádu do nebezpečných zón. Úspěšné dokončení levelu umožňuje postup do další části hry. Cílem celé hry je dostat se ven z podzemí kde hra končí.</w:t>
+      </w:r>
+    </w:p>
+    <w:p>
+      <w:pPr>
+        <w:spacing w:before="240" w:after="240"/>
+        <w:ind w:firstLine="708"/>
+        <w:rPr>
+          <w:rFonts w:ascii="Georgia" w:eastAsia="Times New Roman" w:hAnsi="Georgia" w:cs="Times New Roman"/>
+          <w:sz w:val="24"/>
+          <w:szCs w:val="24"/>
+        </w:rPr>
+      </w:pPr>
+    </w:p>
+    <w:p>
+      <w:pPr>
+        <w:spacing w:before="240" w:after="240"/>
+        <w:ind w:firstLine="708"/>
+        <w:rPr>
+          <w:rFonts w:ascii="Georgia" w:eastAsia="Times New Roman" w:hAnsi="Georgia" w:cs="Times New Roman"/>
+          <w:sz w:val="24"/>
+          <w:szCs w:val="24"/>
+        </w:rPr>
+      </w:pPr>
+    </w:p>
+    <w:p>
+      <w:pPr>
+        <w:spacing w:before="240" w:after="240"/>
+        <w:ind w:firstLine="708"/>
+        <w:rPr>
+          <w:rFonts w:ascii="Georgia" w:eastAsia="Times New Roman" w:hAnsi="Georgia" w:cs="Times New Roman"/>
+          <w:sz w:val="24"/>
+          <w:szCs w:val="24"/>
+        </w:rPr>
+      </w:pPr>
+    </w:p>
+    <w:p>
+      <w:pPr>
+        <w:spacing w:before="240" w:after="240"/>
+        <w:ind w:firstLine="708"/>
+        <w:rPr>
+          <w:rFonts w:ascii="Georgia" w:eastAsia="Times New Roman" w:hAnsi="Georgia" w:cs="Times New Roman"/>
+          <w:sz w:val="24"/>
+          <w:szCs w:val="24"/>
+        </w:rPr>
+      </w:pPr>
+    </w:p>
+    <w:p>
+      <w:pPr>
+        <w:spacing w:before="240" w:after="240"/>
+        <w:ind w:firstLine="708"/>
+        <w:rPr>
+          <w:rFonts w:ascii="Georgia" w:eastAsia="Times New Roman" w:hAnsi="Georgia" w:cs="Times New Roman"/>
+          <w:sz w:val="24"/>
+          <w:szCs w:val="24"/>
+        </w:rPr>
+      </w:pPr>
+    </w:p>
+    <w:p>
+      <w:pPr>
+        <w:spacing w:before="240" w:after="240"/>
+        <w:ind w:firstLine="708"/>
+        <w:rPr>
+          <w:rFonts w:ascii="Georgia" w:eastAsia="Times New Roman" w:hAnsi="Georgia" w:cs="Times New Roman"/>
+          <w:sz w:val="24"/>
+          <w:szCs w:val="24"/>
+        </w:rPr>
+      </w:pPr>
+    </w:p>
+    <w:p>
+      <w:pPr>
+        <w:spacing w:before="240" w:after="240"/>
+        <w:ind w:firstLine="708"/>
+        <w:rPr>
+          <w:rFonts w:ascii="Georgia" w:eastAsia="Times New Roman" w:hAnsi="Georgia" w:cs="Times New Roman"/>
+          <w:sz w:val="24"/>
+          <w:szCs w:val="24"/>
+        </w:rPr>
+      </w:pPr>
+    </w:p>
+    <w:p>
+      <w:pPr>
+        <w:spacing w:before="240" w:after="240"/>
+        <w:ind w:firstLine="708"/>
+        <w:rPr>
+          <w:rFonts w:ascii="Georgia" w:eastAsia="Times New Roman" w:hAnsi="Georgia" w:cs="Times New Roman"/>
+          <w:sz w:val="24"/>
+          <w:szCs w:val="24"/>
+        </w:rPr>
+      </w:pPr>
+    </w:p>
+    <w:p>
+      <w:pPr>
+        <w:spacing w:before="240" w:after="240"/>
+        <w:ind w:firstLine="708"/>
+        <w:rPr>
+          <w:rFonts w:ascii="Georgia" w:eastAsia="Times New Roman" w:hAnsi="Georgia" w:cs="Times New Roman"/>
+          <w:sz w:val="24"/>
+          <w:szCs w:val="24"/>
+        </w:rPr>
+      </w:pPr>
+    </w:p>
+    <w:p>
+      <w:pPr>
+        <w:spacing w:before="240" w:after="240"/>
+        <w:ind w:firstLine="708"/>
+        <w:rPr>
+          <w:rFonts w:ascii="Georgia" w:eastAsia="Times New Roman" w:hAnsi="Georgia" w:cs="Times New Roman"/>
+          <w:sz w:val="24"/>
+          <w:szCs w:val="24"/>
+        </w:rPr>
+      </w:pPr>
+    </w:p>
+    <w:p>
+      <w:pPr>
+        <w:spacing w:before="240" w:after="240"/>
+        <w:ind w:firstLine="708"/>
+        <w:rPr>
+          <w:rFonts w:ascii="Georgia" w:eastAsia="Times New Roman" w:hAnsi="Georgia" w:cs="Times New Roman"/>
+          <w:sz w:val="24"/>
+          <w:szCs w:val="24"/>
+        </w:rPr>
+      </w:pPr>
+    </w:p>
+    <w:p>
+      <w:pPr>
+        <w:spacing w:before="240" w:after="240"/>
+        <w:ind w:firstLine="708"/>
+        <w:rPr>
+          <w:rFonts w:ascii="Georgia" w:eastAsia="Times New Roman" w:hAnsi="Georgia" w:cs="Times New Roman"/>
+          <w:sz w:val="24"/>
+          <w:szCs w:val="24"/>
+        </w:rPr>
+      </w:pPr>
+    </w:p>
+    <w:p>
+      <w:pPr>
+        <w:spacing w:before="240" w:after="240"/>
+        <w:ind w:firstLine="708"/>
+        <w:rPr>
+          <w:rFonts w:ascii="Georgia" w:eastAsia="Times New Roman" w:hAnsi="Georgia" w:cs="Times New Roman"/>
+          <w:sz w:val="24"/>
+          <w:szCs w:val="24"/>
+        </w:rPr>
+      </w:pPr>
+    </w:p>
+    <w:p>
+      <w:pPr>
+        <w:pStyle w:val="1"/>
+        <w:ind w:firstLine="708"/>
+        <w:rPr>
+          <w:rStyle w:val="10"/>
+          <w:rFonts w:ascii="Georgia" w:eastAsia="Times New Roman" w:hAnsi="Georgia" w:cs="Times New Roman"/>
+          <w:color w:val="auto"/>
+        </w:rPr>
+      </w:pPr>
+      <w:r>
+        <w:rPr>
+          <w:rStyle w:val="10"/>
+          <w:rFonts w:ascii="Georgia" w:eastAsia="Times New Roman" w:hAnsi="Georgia" w:cs="Times New Roman"/>
+          <w:color w:val="auto"/>
+        </w:rPr>
+        <w:lastRenderedPageBreak/>
+        <w:t>Návrh a struktura hry</w:t>
+      </w:r>
+    </w:p>
+    <w:p>
+      <w:pPr>
+        <w:spacing w:before="240" w:after="240"/>
+        <w:rPr>
+          <w:rFonts w:ascii="Georgia" w:hAnsi="Georgia"/>
+        </w:rPr>
+      </w:pPr>
+      <w:r>
+        <w:rPr>
+          <w:rFonts w:ascii="Georgia" w:eastAsia="Aptos" w:hAnsi="Georgia" w:cs="Aptos"/>
+        </w:rPr>
+        <w:t>jaké má hra části, jak spolu komunikují</w:t>
+      </w:r>
+    </w:p>
+    <w:p>
+      <w:pPr>
+        <w:rPr>
+          <w:rFonts w:ascii="Georgia" w:hAnsi="Georgia"/>
+        </w:rPr>
+      </w:pPr>
+    </w:p>
+    <w:p>
+      <w:pPr>
+        <w:rPr>
+          <w:rFonts w:ascii="Georgia" w:hAnsi="Georgia"/>
+        </w:rPr>
+      </w:pPr>
+    </w:p>
+    <w:p>
+      <w:pPr>
+        <w:rPr>
+          <w:rFonts w:ascii="Georgia" w:hAnsi="Georgia"/>
+        </w:rPr>
+      </w:pPr>
+    </w:p>
+    <w:p>
+      <w:pPr>
+        <w:rPr>
+          <w:rFonts w:ascii="Georgia" w:hAnsi="Georgia"/>
+        </w:rPr>
+      </w:pPr>
+    </w:p>
+    <w:p>
+      <w:pPr>
+        <w:rPr>
+          <w:rFonts w:ascii="Georgia" w:hAnsi="Georgia"/>
+        </w:rPr>
+      </w:pPr>
+    </w:p>
+    <w:p>
+      <w:pPr>
+        <w:rPr>
+          <w:rFonts w:ascii="Georgia" w:hAnsi="Georgia"/>
+        </w:rPr>
+      </w:pPr>
+    </w:p>
+    <w:p>
+      <w:pPr>
+        <w:ind w:firstLine="708"/>
+        <w:rPr>
+          <w:rStyle w:val="10"/>
+          <w:rFonts w:ascii="Georgia" w:eastAsia="Times New Roman" w:hAnsi="Georgia" w:cs="Times New Roman"/>
+          <w:color w:val="auto"/>
+        </w:rPr>
+      </w:pPr>
+      <w:r>
+        <w:rPr>
+          <w:rStyle w:val="10"/>
+          <w:rFonts w:ascii="Georgia" w:eastAsia="Times New Roman" w:hAnsi="Georgia" w:cs="Times New Roman"/>
+          <w:color w:val="auto"/>
+        </w:rPr>
+        <w:t>4</w:t>
+      </w:r>
+      <w:r>
+        <w:rPr>
+          <w:rStyle w:val="10"/>
+          <w:rFonts w:ascii="Georgia" w:eastAsia="Times New Roman" w:hAnsi="Georgia" w:cs="Times New Roman"/>
+          <w:color w:val="auto"/>
+        </w:rPr>
+        <w:tab/>
+        <w:t>Programování hry</w:t>
+      </w:r>
+    </w:p>
+    <w:p>
+      <w:pPr>
+        <w:ind w:firstLine="708"/>
+        <w:rPr>
+          <w:rFonts w:ascii="Georgia" w:eastAsia="Times New Roman" w:hAnsi="Georgia" w:cs="Times New Roman"/>
+        </w:rPr>
+      </w:pPr>
+      <w:r>
+        <w:rPr>
+          <w:rFonts w:ascii="Georgia" w:eastAsia="Times New Roman" w:hAnsi="Georgia" w:cs="Times New Roman"/>
+        </w:rPr>
+        <w:t xml:space="preserve"> </w:t>
+      </w:r>
+    </w:p>
+    <w:p>
+      <w:pPr>
+        <w:rPr>
+          <w:rFonts w:ascii="Georgia" w:hAnsi="Georgia"/>
+        </w:rPr>
+      </w:pPr>
+    </w:p>
+    <w:p>
+      <w:pPr>
+        <w:rPr>
+          <w:rFonts w:ascii="Georgia" w:hAnsi="Georgia"/>
+        </w:rPr>
+      </w:pPr>
+    </w:p>
+    <w:p>
+      <w:pPr>
+        <w:rPr>
+          <w:rFonts w:ascii="Georgia" w:hAnsi="Georgia"/>
+        </w:rPr>
+      </w:pPr>
+    </w:p>
+    <w:p>
+      <w:pPr>
+        <w:rPr>
+          <w:rFonts w:ascii="Georgia" w:hAnsi="Georgia"/>
+        </w:rPr>
+      </w:pPr>
+    </w:p>
+    <w:p>
+      <w:pPr>
+        <w:rPr>
+          <w:rFonts w:ascii="Georgia" w:hAnsi="Georgia"/>
+        </w:rPr>
+      </w:pPr>
+    </w:p>
+    <w:p>
+      <w:pPr>
+        <w:rPr>
+          <w:rFonts w:ascii="Georgia" w:hAnsi="Georgia"/>
+        </w:rPr>
+      </w:pPr>
+    </w:p>
+    <w:p>
+      <w:pPr>
+        <w:rPr>
+          <w:rFonts w:ascii="Georgia" w:hAnsi="Georgia"/>
+        </w:rPr>
+      </w:pPr>
+    </w:p>
+    <w:p>
+      <w:pPr>
+        <w:rPr>
+          <w:rFonts w:ascii="Georgia" w:hAnsi="Georgia"/>
+        </w:rPr>
+      </w:pPr>
+    </w:p>
+    <w:p>
+      <w:pPr>
+        <w:rPr>
+          <w:rFonts w:ascii="Georgia" w:hAnsi="Georgia"/>
+        </w:rPr>
+      </w:pPr>
+    </w:p>
+    <w:p>
+      <w:pPr>
+        <w:rPr>
+          <w:rFonts w:ascii="Georgia" w:hAnsi="Georgia"/>
+        </w:rPr>
+      </w:pPr>
+    </w:p>
+    <w:p>
+      <w:pPr>
+        <w:rPr>
+          <w:rFonts w:ascii="Georgia" w:hAnsi="Georgia"/>
+        </w:rPr>
+      </w:pPr>
+    </w:p>
+    <w:p>
+      <w:pPr>
+        <w:rPr>
+          <w:rFonts w:ascii="Georgia" w:hAnsi="Georgia"/>
+        </w:rPr>
+      </w:pPr>
+    </w:p>
+    <w:p>
+      <w:pPr>
+        <w:rPr>
+          <w:rFonts w:ascii="Georgia" w:hAnsi="Georgia"/>
+        </w:rPr>
+      </w:pPr>
+    </w:p>
+    <w:p>
+      <w:pPr>
+        <w:rPr>
+          <w:rFonts w:ascii="Georgia" w:hAnsi="Georgia"/>
+        </w:rPr>
+      </w:pPr>
+    </w:p>
+    <w:p>
+      <w:pPr>
+        <w:rPr>
+          <w:rFonts w:ascii="Georgia" w:hAnsi="Georgia"/>
+        </w:rPr>
+      </w:pPr>
+    </w:p>
+    <w:p>
+      <w:pPr>
+        <w:rPr>
+          <w:rFonts w:ascii="Georgia" w:hAnsi="Georgia"/>
+        </w:rPr>
+      </w:pPr>
+    </w:p>
+    <w:p>
+      <w:pPr>
+        <w:rPr>
+          <w:rFonts w:ascii="Georgia" w:hAnsi="Georgia"/>
+        </w:rPr>
+      </w:pPr>
+    </w:p>
+    <w:p>
+      <w:pPr>
+        <w:rPr>
+          <w:rFonts w:ascii="Georgia" w:hAnsi="Georgia"/>
+        </w:rPr>
+      </w:pPr>
+    </w:p>
+    <w:p>
+      <w:pPr>
+        <w:rPr>
+          <w:rFonts w:ascii="Georgia" w:hAnsi="Georgia"/>
           <w:lang w:val="uk-UA"/>
         </w:rPr>
       </w:pPr>
-      <w:r>
-        <w:rPr>
-          <w:rFonts w:ascii="Georgia" w:eastAsia="Times New Roman" w:hAnsi="Georgia" w:cs="Times New Roman"/>
-          <w:lang w:val="uk-UA"/>
-        </w:rPr>
-        <w:t>vyhýbání se nástrahám</w:t>
-      </w:r>
-    </w:p>
-    <w:p>
-      <w:pPr>
-        <w:spacing w:before="240" w:after="240"/>
-        <w:ind w:firstLine="708"/>
-        <w:rPr>
-          <w:rFonts w:ascii="Georgia" w:hAnsi="Georgia"/>
-        </w:rPr>
-      </w:pPr>
-      <w:r>
-        <w:rPr>
-          <w:rFonts w:ascii="Georgia" w:eastAsia="Times New Roman" w:hAnsi="Georgia" w:cs="Times New Roman"/>
-          <w:sz w:val="24"/>
-          <w:szCs w:val="24"/>
-        </w:rPr>
-        <w:t>Úrovně jsou navrženy tak, aby představovaly výzvu. Na začátku jsou úrovně jednodušší a slouží k seznámení s ovládáním a základními principy hry. Postupně se obtížnost zvyšuje a hráč je nucen reagovat rychleji a přesněji.</w:t>
-      </w:r>
-    </w:p>
-    <w:p>
-      <w:pPr>
-        <w:spacing w:before="240" w:after="240"/>
-        <w:ind w:firstLine="708"/>
-        <w:rPr>
-          <w:rFonts w:ascii="Georgia" w:eastAsia="Times New Roman" w:hAnsi="Georgia" w:cs="Times New Roman"/>
-          <w:sz w:val="24"/>
-          <w:szCs w:val="24"/>
-        </w:rPr>
-      </w:pPr>
-      <w:r>
-        <w:rPr>
-          <w:rFonts w:ascii="Georgia" w:eastAsia="Times New Roman" w:hAnsi="Georgia" w:cs="Times New Roman"/>
-          <w:sz w:val="24"/>
-          <w:szCs w:val="24"/>
-        </w:rPr>
-        <w:t>Cílem hráče je projít jednotlivé levely a dostat se na jejich konec bez ztráty života nebo pádu do nebezpečných zón. Úspěšné dokončení levelu umožňuje postup do další části hry. Cílem celé hry je dostat se ven z podzemí kde hra končí.</w:t>
-      </w:r>
-    </w:p>
-    <w:p>
-      <w:pPr>
-        <w:pStyle w:val="1"/>
-        <w:rPr>
-          <w:rFonts w:ascii="Georgia" w:hAnsi="Georgia"/>
+    </w:p>
+    <w:p>
+      <w:pPr>
+        <w:rPr>
+          <w:rStyle w:val="10"/>
+          <w:rFonts w:ascii="Georgia" w:eastAsia="Times New Roman" w:hAnsi="Georgia" w:cs="Times New Roman"/>
           <w:b/>
           <w:bCs/>
           <w:color w:val="auto"/>
         </w:rPr>
       </w:pPr>
-      <w:r>
-        <w:rPr>
-          <w:rFonts w:ascii="Georgia" w:hAnsi="Georgia"/>
-          <w:b/>
-          <w:bCs/>
+    </w:p>
+    <w:p>
+      <w:pPr>
+        <w:ind w:firstLine="708"/>
+      </w:pPr>
+      <w:r>
+        <w:rPr>
+          <w:rStyle w:val="10"/>
+          <w:rFonts w:ascii="Georgia" w:eastAsia="Times New Roman" w:hAnsi="Georgia" w:cs="Times New Roman"/>
           <w:color w:val="auto"/>
         </w:rPr>
-        <w:t>Návrh a struktura hry</w:t>
-      </w:r>
-    </w:p>
-    <w:p>
-      <w:pPr>
-        <w:spacing w:before="240" w:after="240"/>
-        <w:rPr>
-          <w:rFonts w:ascii="Georgia" w:hAnsi="Georgia"/>
-        </w:rPr>
-      </w:pPr>
-      <w:r>
-        <w:rPr>
-          <w:rFonts w:ascii="Georgia" w:eastAsia="Aptos" w:hAnsi="Georgia" w:cs="Aptos"/>
-        </w:rPr>
-        <w:t>jaké má hra části, jak spolu komunikují</w:t>
-      </w:r>
-    </w:p>
-    <w:p>
-      <w:pPr>
-        <w:rPr>
-          <w:rFonts w:ascii="Georgia" w:hAnsi="Georgia"/>
-        </w:rPr>
-      </w:pPr>
-    </w:p>
-    <w:p>
-      <w:pPr>
-        <w:rPr>
-          <w:rFonts w:ascii="Georgia" w:hAnsi="Georgia"/>
-        </w:rPr>
-      </w:pPr>
-    </w:p>
-    <w:p>
-      <w:pPr>
-        <w:rPr>
-          <w:rFonts w:ascii="Georgia" w:hAnsi="Georgia"/>
-        </w:rPr>
-      </w:pPr>
-    </w:p>
-    <w:p>
-      <w:pPr>
-        <w:rPr>
-          <w:rFonts w:ascii="Georgia" w:hAnsi="Georgia"/>
-        </w:rPr>
-      </w:pPr>
-    </w:p>
-    <w:p>
-      <w:pPr>
-        <w:rPr>
-          <w:rFonts w:ascii="Georgia" w:hAnsi="Georgia"/>
-        </w:rPr>
-      </w:pPr>
-    </w:p>
-    <w:p>
-      <w:pPr>
-        <w:rPr>
-          <w:rFonts w:ascii="Georgia" w:hAnsi="Georgia"/>
-        </w:rPr>
-      </w:pPr>
-    </w:p>
-    <w:p>
-      <w:pPr>
-        <w:rPr>
-          <w:rFonts w:ascii="Georgia" w:eastAsia="Times New Roman" w:hAnsi="Georgia" w:cs="Times New Roman"/>
-          <w:b/>
-          <w:bCs/>
-          <w:sz w:val="40"/>
-          <w:szCs w:val="40"/>
-          <w:lang w:val="cs-CZ"/>
-        </w:rPr>
-      </w:pPr>
+        <w:lastRenderedPageBreak/>
+        <w:t>5</w:t>
+      </w:r>
+      <w:r>
+        <w:tab/>
+      </w:r>
       <w:r>
         <w:rPr>
           <w:rStyle w:val="10"/>
-          <w:rFonts w:ascii="Georgia" w:hAnsi="Georgia"/>
-          <w:b/>
-          <w:bCs/>
+          <w:rFonts w:ascii="Georgia" w:eastAsia="Times New Roman" w:hAnsi="Georgia" w:cs="Times New Roman"/>
           <w:color w:val="auto"/>
-          <w:lang w:val="cs-CZ"/>
-        </w:rPr>
-        <w:t>4</w:t>
-      </w:r>
-      <w:r>
-        <w:rPr>
-          <w:rFonts w:ascii="Georgia" w:hAnsi="Georgia"/>
+        </w:rPr>
+        <w:t>Grafika</w:t>
+      </w:r>
+    </w:p>
+    <w:p>
+      <w:pPr>
+        <w:spacing w:line="276" w:lineRule="auto"/>
+        <w:ind w:firstLine="708"/>
+        <w:rPr>
+          <w:rFonts w:ascii="Georgia" w:eastAsia="Times New Roman" w:hAnsi="Georgia" w:cs="Times New Roman"/>
+          <w:sz w:val="24"/>
+          <w:szCs w:val="24"/>
+        </w:rPr>
+      </w:pPr>
+      <w:r>
+        <w:rPr>
+          <w:rFonts w:ascii="Georgia" w:eastAsia="Times New Roman" w:hAnsi="Georgia" w:cs="Times New Roman"/>
+          <w:sz w:val="24"/>
+          <w:szCs w:val="24"/>
+        </w:rPr>
+        <w:t xml:space="preserve">Tato kapitola se zabývá </w:t>
+      </w:r>
+      <w:r>
+        <w:rPr>
+          <w:rFonts w:ascii="Georgia" w:eastAsia="Times New Roman" w:hAnsi="Georgia" w:cs="Times New Roman"/>
+          <w:sz w:val="24"/>
+          <w:szCs w:val="24"/>
+        </w:rPr>
+        <w:t>vysvětlením a nastíněním</w:t>
+      </w:r>
+      <w:r>
+        <w:rPr>
+          <w:rFonts w:ascii="Georgia" w:eastAsia="Times New Roman" w:hAnsi="Georgia" w:cs="Times New Roman"/>
+          <w:sz w:val="24"/>
+          <w:szCs w:val="24"/>
+        </w:rPr>
+        <w:t xml:space="preserve"> grafické části celé hry.</w:t>
+      </w:r>
+      <w:r>
+        <w:rPr>
+          <w:rFonts w:ascii="Georgia" w:eastAsia="Times New Roman" w:hAnsi="Georgia" w:cs="Times New Roman"/>
+          <w:sz w:val="24"/>
+          <w:szCs w:val="24"/>
+        </w:rPr>
+        <w:t xml:space="preserve"> Grafi</w:t>
+      </w:r>
+      <w:r>
+        <w:rPr>
+          <w:rFonts w:ascii="Georgia" w:eastAsia="Times New Roman" w:hAnsi="Georgia" w:cs="Times New Roman"/>
+          <w:sz w:val="24"/>
+          <w:szCs w:val="24"/>
+        </w:rPr>
+        <w:t xml:space="preserve">ka </w:t>
+      </w:r>
+      <w:r>
+        <w:rPr>
+          <w:rFonts w:ascii="Georgia" w:eastAsia="Times New Roman" w:hAnsi="Georgia" w:cs="Times New Roman"/>
+          <w:sz w:val="24"/>
+          <w:szCs w:val="24"/>
+        </w:rPr>
+        <w:t xml:space="preserve">hry je nezbytnou součástí </w:t>
+      </w:r>
+      <w:r>
+        <w:rPr>
+          <w:rFonts w:ascii="Georgia" w:eastAsia="Times New Roman" w:hAnsi="Georgia" w:cs="Times New Roman"/>
+          <w:sz w:val="24"/>
+          <w:szCs w:val="24"/>
+        </w:rPr>
+        <w:t>nejen našeho</w:t>
+      </w:r>
+      <w:r>
+        <w:rPr>
+          <w:rFonts w:ascii="Georgia" w:eastAsia="Times New Roman" w:hAnsi="Georgia" w:cs="Times New Roman"/>
+          <w:sz w:val="24"/>
+          <w:szCs w:val="24"/>
+        </w:rPr>
+        <w:t xml:space="preserve"> projektu</w:t>
+      </w:r>
+      <w:r>
+        <w:rPr>
+          <w:rFonts w:ascii="Georgia" w:eastAsia="Times New Roman" w:hAnsi="Georgia" w:cs="Times New Roman"/>
+          <w:sz w:val="24"/>
+          <w:szCs w:val="24"/>
+        </w:rPr>
+        <w:t>, ale i každé počítačové hry.</w:t>
+      </w:r>
+      <w:r>
+        <w:rPr>
+          <w:rFonts w:ascii="Georgia" w:eastAsia="Times New Roman" w:hAnsi="Georgia" w:cs="Times New Roman"/>
+          <w:sz w:val="24"/>
+          <w:szCs w:val="24"/>
+        </w:rPr>
+        <w:t xml:space="preserve"> </w:t>
+      </w:r>
+      <w:r>
+        <w:rPr>
+          <w:rFonts w:ascii="Georgia" w:eastAsia="Times New Roman" w:hAnsi="Georgia" w:cs="Times New Roman"/>
+          <w:sz w:val="24"/>
+          <w:szCs w:val="24"/>
+        </w:rPr>
+        <w:t xml:space="preserve">Má za </w:t>
+      </w:r>
+      <w:r>
+        <w:rPr>
+          <w:rFonts w:ascii="Georgia" w:eastAsia="Times New Roman" w:hAnsi="Georgia" w:cs="Times New Roman"/>
+          <w:sz w:val="24"/>
+          <w:szCs w:val="24"/>
+        </w:rPr>
+        <w:t>cíl zapůsobit na hráče, zpříjemnit herní zkušenost</w:t>
+      </w:r>
+      <w:r>
+        <w:rPr>
+          <w:rFonts w:ascii="Georgia" w:eastAsia="Times New Roman" w:hAnsi="Georgia" w:cs="Times New Roman"/>
+          <w:sz w:val="24"/>
+          <w:szCs w:val="24"/>
+        </w:rPr>
+        <w:t xml:space="preserve"> a dodat hře estetick</w:t>
+      </w:r>
+      <w:r>
+        <w:rPr>
+          <w:rFonts w:ascii="Georgia" w:eastAsia="Times New Roman" w:hAnsi="Georgia" w:cs="Times New Roman"/>
+          <w:sz w:val="24"/>
+          <w:szCs w:val="24"/>
+        </w:rPr>
+        <w:t xml:space="preserve">ou a uměleckou složku. </w:t>
+      </w:r>
+    </w:p>
+    <w:p>
+      <w:pPr>
+        <w:spacing w:line="276" w:lineRule="auto"/>
+        <w:ind w:firstLine="708"/>
+        <w:rPr>
+          <w:rFonts w:ascii="Georgia" w:eastAsia="Times New Roman" w:hAnsi="Georgia" w:cs="Times New Roman"/>
+          <w:sz w:val="24"/>
+          <w:szCs w:val="24"/>
+        </w:rPr>
+      </w:pPr>
+      <w:r>
+        <w:rPr>
+          <w:rFonts w:ascii="Georgia" w:eastAsia="Times New Roman" w:hAnsi="Georgia" w:cs="Times New Roman"/>
+          <w:sz w:val="24"/>
+          <w:szCs w:val="24"/>
+        </w:rPr>
+        <w:t xml:space="preserve">Grafika se dělí </w:t>
+      </w:r>
+      <w:r>
+        <w:rPr>
+          <w:rFonts w:ascii="Georgia" w:eastAsia="Times New Roman" w:hAnsi="Georgia" w:cs="Times New Roman"/>
+          <w:sz w:val="24"/>
+          <w:szCs w:val="24"/>
+        </w:rPr>
+        <w:t xml:space="preserve">na pixelovou (rastrovou) a vektorovou. </w:t>
+      </w:r>
+      <w:r>
+        <w:rPr>
+          <w:rFonts w:ascii="Georgia" w:eastAsia="Times New Roman" w:hAnsi="Georgia" w:cs="Times New Roman"/>
+          <w:sz w:val="24"/>
+          <w:szCs w:val="24"/>
+        </w:rPr>
+        <w:t>V</w:t>
+      </w:r>
+      <w:r>
+        <w:rPr>
+          <w:rFonts w:ascii="Georgia" w:eastAsia="Times New Roman" w:hAnsi="Georgia" w:cs="Times New Roman"/>
+          <w:sz w:val="24"/>
+          <w:szCs w:val="24"/>
+        </w:rPr>
+        <w:t xml:space="preserve"> této ročníkové práci používáme pixelovou grafiku, to znamená, že </w:t>
+      </w:r>
+      <w:r>
+        <w:rPr>
+          <w:rFonts w:ascii="Georgia" w:eastAsia="Times New Roman" w:hAnsi="Georgia" w:cs="Times New Roman"/>
+          <w:sz w:val="24"/>
+          <w:szCs w:val="24"/>
+        </w:rPr>
+        <w:t xml:space="preserve">obraz je tvořen za pomocí </w:t>
+      </w:r>
+      <w:r>
+        <w:rPr>
+          <w:rFonts w:ascii="Georgia" w:eastAsia="Times New Roman" w:hAnsi="Georgia" w:cs="Times New Roman"/>
+          <w:sz w:val="24"/>
+          <w:szCs w:val="24"/>
+        </w:rPr>
+        <w:t>jednotlivých pixelů (čtverečků)</w:t>
+      </w:r>
+      <w:r>
+        <w:rPr>
+          <w:rFonts w:ascii="Georgia" w:eastAsia="Times New Roman" w:hAnsi="Georgia" w:cs="Times New Roman"/>
+          <w:sz w:val="24"/>
+          <w:szCs w:val="24"/>
+        </w:rPr>
+        <w:t xml:space="preserve">, </w:t>
+      </w:r>
+      <w:r>
+        <w:rPr>
+          <w:rFonts w:ascii="Georgia" w:eastAsia="Times New Roman" w:hAnsi="Georgia" w:cs="Times New Roman"/>
+          <w:sz w:val="24"/>
+          <w:szCs w:val="24"/>
+        </w:rPr>
+        <w:t xml:space="preserve">každý z nich jde </w:t>
+      </w:r>
+      <w:r>
+        <w:rPr>
+          <w:rFonts w:ascii="Georgia" w:eastAsia="Times New Roman" w:hAnsi="Georgia" w:cs="Times New Roman"/>
+          <w:sz w:val="24"/>
+          <w:szCs w:val="24"/>
+        </w:rPr>
+        <w:t>zvlášť obarvit</w:t>
+      </w:r>
+      <w:r>
+        <w:rPr>
+          <w:rFonts w:ascii="Georgia" w:eastAsia="Times New Roman" w:hAnsi="Georgia" w:cs="Times New Roman"/>
+          <w:sz w:val="24"/>
+          <w:szCs w:val="24"/>
+        </w:rPr>
+        <w:t xml:space="preserve">. Daný typ </w:t>
+      </w:r>
+      <w:r>
+        <w:rPr>
+          <w:rFonts w:ascii="Georgia" w:eastAsia="Times New Roman" w:hAnsi="Georgia" w:cs="Times New Roman"/>
+          <w:sz w:val="24"/>
+          <w:szCs w:val="24"/>
+        </w:rPr>
+        <w:t xml:space="preserve">grafiky jsme vybrali, protože se používá pro tvorbu </w:t>
+      </w:r>
+      <w:r>
+        <w:rPr>
+          <w:rFonts w:ascii="Georgia" w:eastAsia="Times New Roman" w:hAnsi="Georgia" w:cs="Times New Roman"/>
+          <w:sz w:val="24"/>
+          <w:szCs w:val="24"/>
+        </w:rPr>
+        <w:t>her, složitějších obrázku (loka</w:t>
+      </w:r>
+      <w:r>
+        <w:rPr>
+          <w:rFonts w:ascii="Georgia" w:eastAsia="Times New Roman" w:hAnsi="Georgia" w:cs="Times New Roman"/>
+          <w:sz w:val="24"/>
+          <w:szCs w:val="24"/>
+        </w:rPr>
+        <w:t>ce, postavy apod.</w:t>
+      </w:r>
+      <w:r>
+        <w:rPr>
+          <w:rFonts w:ascii="Georgia" w:eastAsia="Times New Roman" w:hAnsi="Georgia" w:cs="Times New Roman"/>
+          <w:sz w:val="24"/>
+          <w:szCs w:val="24"/>
+        </w:rPr>
+        <w:t>)</w:t>
+      </w:r>
+      <w:r>
+        <w:rPr>
+          <w:rFonts w:ascii="Georgia" w:eastAsia="Times New Roman" w:hAnsi="Georgia" w:cs="Times New Roman"/>
+          <w:sz w:val="24"/>
+          <w:szCs w:val="24"/>
+        </w:rPr>
+        <w:t>.</w:t>
+      </w:r>
+      <w:r>
+        <w:rPr>
+          <w:rFonts w:ascii="Georgia" w:eastAsia="Times New Roman" w:hAnsi="Georgia" w:cs="Times New Roman"/>
+          <w:sz w:val="24"/>
+          <w:szCs w:val="24"/>
+        </w:rPr>
+        <w:t xml:space="preserve"> Grafika celé hry byla vytvořena v aplikaci Pixel studio a celá je zpracována ve stylu pixel art.</w:t>
+      </w:r>
+      <w:r>
+        <w:rPr>
+          <w:rFonts w:ascii="Georgia" w:eastAsia="Times New Roman" w:hAnsi="Georgia" w:cs="Times New Roman"/>
+          <w:sz w:val="24"/>
+          <w:szCs w:val="24"/>
+        </w:rPr>
+        <w:t xml:space="preserve"> </w:t>
+      </w:r>
+      <w:r>
+        <w:rPr>
+          <w:rFonts w:ascii="Aptos Narrow" w:eastAsia="Times New Roman" w:hAnsi="Aptos Narrow" w:cs="Times New Roman"/>
+          <w:sz w:val="24"/>
+          <w:szCs w:val="24"/>
+        </w:rPr>
+        <w:t xml:space="preserve"> </w:t>
+      </w:r>
+      <w:r>
+        <w:rPr>
+          <w:rFonts w:ascii="Georgia" w:eastAsia="Times New Roman" w:hAnsi="Georgia" w:cs="Times New Roman"/>
+          <w:sz w:val="24"/>
+          <w:szCs w:val="24"/>
+        </w:rPr>
+        <w:t xml:space="preserve"> </w:t>
+      </w:r>
+      <w:r>
+        <w:rPr>
+          <w:rFonts w:ascii="Georgia" w:eastAsia="Times New Roman" w:hAnsi="Georgia" w:cs="Times New Roman"/>
+          <w:sz w:val="24"/>
+          <w:szCs w:val="24"/>
+        </w:rPr>
+        <w:t xml:space="preserve"> </w:t>
+      </w:r>
+      <w:r>
+        <w:rPr>
+          <w:rFonts w:ascii="Georgia" w:eastAsia="Times New Roman" w:hAnsi="Georgia" w:cs="Times New Roman"/>
+          <w:sz w:val="24"/>
+          <w:szCs w:val="24"/>
+        </w:rPr>
+        <w:t xml:space="preserve"> </w:t>
+      </w:r>
+    </w:p>
+    <w:p>
+      <w:pPr>
+        <w:spacing w:line="276" w:lineRule="auto"/>
+        <w:rPr>
+          <w:rFonts w:ascii="Georgia" w:eastAsia="Times New Roman" w:hAnsi="Georgia" w:cs="Times New Roman"/>
+          <w:sz w:val="24"/>
+          <w:szCs w:val="24"/>
+        </w:rPr>
+      </w:pPr>
+    </w:p>
+    <w:p>
+      <w:pPr>
+        <w:pStyle w:val="a9"/>
+        <w:rPr>
+          <w:rStyle w:val="10"/>
+          <w:rFonts w:ascii="Georgia" w:eastAsia="Times New Roman" w:hAnsi="Georgia" w:cs="Times New Roman"/>
+          <w:color w:val="auto"/>
+        </w:rPr>
+      </w:pPr>
+      <w:r>
+        <w:rPr>
+          <w:rStyle w:val="10"/>
+          <w:rFonts w:ascii="Georgia" w:eastAsia="Times New Roman" w:hAnsi="Georgia" w:cs="Times New Roman"/>
+          <w:color w:val="auto"/>
+        </w:rPr>
+        <w:t>5.1</w:t>
+      </w:r>
+      <w:r>
+        <w:rPr>
+          <w:rStyle w:val="10"/>
+          <w:rFonts w:ascii="Georgia" w:eastAsia="Times New Roman" w:hAnsi="Georgia" w:cs="Times New Roman"/>
+          <w:color w:val="auto"/>
         </w:rPr>
         <w:tab/>
-      </w:r>
-      <w:r>
-        <w:rPr>
-          <w:rStyle w:val="10"/>
-          <w:rFonts w:ascii="Georgia" w:hAnsi="Georgia"/>
-          <w:b/>
-          <w:bCs/>
-          <w:color w:val="auto"/>
-          <w:lang w:val="cs-CZ"/>
-        </w:rPr>
-        <w:t>Programování hry</w:t>
-      </w:r>
-    </w:p>
-    <w:p>
-      <w:pPr>
-        <w:ind w:firstLine="708"/>
-        <w:rPr>
-          <w:rFonts w:ascii="Georgia" w:eastAsia="Times New Roman" w:hAnsi="Georgia" w:cs="Times New Roman"/>
-          <w:lang w:val="cs-CZ"/>
-        </w:rPr>
-      </w:pPr>
-      <w:r>
-        <w:rPr>
-          <w:rFonts w:ascii="Georgia" w:eastAsia="Times New Roman" w:hAnsi="Georgia" w:cs="Times New Roman"/>
-          <w:lang w:val="cs-CZ"/>
+        <w:t>Vizuální motiv</w:t>
+      </w:r>
+    </w:p>
+    <w:p>
+      <w:pPr>
+        <w:spacing w:before="240" w:after="240" w:line="276" w:lineRule="auto"/>
+        <w:ind w:firstLine="708"/>
+        <w:rPr>
+          <w:rFonts w:ascii="Georgia" w:eastAsia="Times New Roman" w:hAnsi="Georgia" w:cs="Times New Roman"/>
+          <w:sz w:val="24"/>
+          <w:szCs w:val="24"/>
+        </w:rPr>
+      </w:pPr>
+      <w:r>
+        <w:rPr>
+          <w:rFonts w:ascii="Georgia" w:eastAsia="Times New Roman" w:hAnsi="Georgia" w:cs="Times New Roman"/>
+          <w:sz w:val="24"/>
+          <w:szCs w:val="24"/>
+        </w:rPr>
+        <w:t>Práce zahrn</w:t>
+      </w:r>
+      <w:r>
+        <w:rPr>
+          <w:rFonts w:ascii="Georgia" w:eastAsia="Times New Roman" w:hAnsi="Georgia" w:cs="Times New Roman"/>
+          <w:sz w:val="24"/>
+          <w:szCs w:val="24"/>
+        </w:rPr>
+        <w:t>uje</w:t>
+      </w:r>
+      <w:r>
+        <w:rPr>
+          <w:rFonts w:ascii="Georgia" w:eastAsia="Times New Roman" w:hAnsi="Georgia" w:cs="Times New Roman"/>
+          <w:sz w:val="24"/>
+          <w:szCs w:val="24"/>
+        </w:rPr>
+        <w:t xml:space="preserve"> návrh a tvorbu herních levelů, postav a překážek. Cílem bylo vytvořit vizuální styl odpovídající prostředí opuštěného podzemí ostrova</w:t>
+      </w:r>
+      <w:r>
+        <w:rPr>
+          <w:rFonts w:ascii="Georgia" w:eastAsia="Times New Roman" w:hAnsi="Georgia" w:cs="Times New Roman"/>
+          <w:sz w:val="24"/>
+          <w:szCs w:val="24"/>
+        </w:rPr>
+        <w:t xml:space="preserve"> a také scen</w:t>
+      </w:r>
+      <w:r>
+        <w:rPr>
+          <w:rFonts w:ascii="Georgia" w:eastAsia="Times New Roman" w:hAnsi="Georgia" w:cs="Times New Roman"/>
+          <w:sz w:val="24"/>
+          <w:szCs w:val="24"/>
+        </w:rPr>
+        <w:t>é</w:t>
+      </w:r>
+      <w:r>
+        <w:rPr>
+          <w:rFonts w:ascii="Georgia" w:eastAsia="Times New Roman" w:hAnsi="Georgia" w:cs="Times New Roman"/>
+          <w:sz w:val="24"/>
+          <w:szCs w:val="24"/>
+        </w:rPr>
+        <w:t>rii samotného ostrova</w:t>
+      </w:r>
+      <w:r>
+        <w:rPr>
+          <w:rFonts w:ascii="Georgia" w:eastAsia="Times New Roman" w:hAnsi="Georgia" w:cs="Times New Roman"/>
+          <w:sz w:val="24"/>
+          <w:szCs w:val="24"/>
+        </w:rPr>
+        <w:t>.</w:t>
+      </w:r>
+    </w:p>
+    <w:p>
+      <w:pPr>
+        <w:spacing w:before="240" w:after="240" w:line="276" w:lineRule="auto"/>
+        <w:ind w:firstLine="708"/>
+        <w:rPr>
+          <w:rFonts w:ascii="Georgia" w:eastAsia="Times New Roman" w:hAnsi="Georgia" w:cs="Times New Roman"/>
+          <w:sz w:val="24"/>
+          <w:szCs w:val="24"/>
+        </w:rPr>
+      </w:pPr>
+      <w:r>
+        <w:rPr>
+          <w:rFonts w:ascii="Georgia" w:eastAsia="Times New Roman" w:hAnsi="Georgia" w:cs="Times New Roman"/>
+          <w:sz w:val="24"/>
+          <w:szCs w:val="24"/>
+        </w:rPr>
+        <w:t xml:space="preserve">Celá hra je navržena v jednodušším </w:t>
+      </w:r>
+      <w:bookmarkStart w:id="0" w:name="_Int_Wes14Lof"/>
+      <w:r>
+        <w:rPr>
+          <w:rFonts w:ascii="Georgia" w:eastAsia="Times New Roman" w:hAnsi="Georgia" w:cs="Times New Roman"/>
+          <w:sz w:val="24"/>
+          <w:szCs w:val="24"/>
+        </w:rPr>
+        <w:t>2D</w:t>
+      </w:r>
+      <w:bookmarkEnd w:id="0"/>
+      <w:r>
+        <w:rPr>
+          <w:rFonts w:ascii="Georgia" w:eastAsia="Times New Roman" w:hAnsi="Georgia" w:cs="Times New Roman"/>
+          <w:sz w:val="24"/>
+          <w:szCs w:val="24"/>
+        </w:rPr>
+        <w:t xml:space="preserve"> stylu. Tento přístup byl zvolen především kvůli přehlednosti během hraní a také kvůli menší technické náročnosti a zároveň je vizuálně atraktivní. Barevná paleta se skládá primárně z barev, které mají přírodní objekty, tedy primárně zelená, šedá</w:t>
+      </w:r>
+      <w:r>
+        <w:rPr>
+          <w:rFonts w:ascii="Georgia" w:eastAsia="Times New Roman" w:hAnsi="Georgia" w:cs="Times New Roman"/>
+          <w:sz w:val="24"/>
+          <w:szCs w:val="24"/>
+        </w:rPr>
+        <w:t xml:space="preserve"> a hnědá</w:t>
+      </w:r>
+      <w:r>
+        <w:rPr>
+          <w:rFonts w:ascii="Georgia" w:eastAsia="Times New Roman" w:hAnsi="Georgia" w:cs="Times New Roman"/>
+          <w:sz w:val="24"/>
+          <w:szCs w:val="24"/>
+        </w:rPr>
+        <w:t>.</w:t>
+      </w:r>
+    </w:p>
+    <w:p>
+      <w:pPr>
+        <w:spacing w:before="240" w:after="240" w:line="276" w:lineRule="auto"/>
+        <w:ind w:firstLine="708"/>
+        <w:rPr>
+          <w:rFonts w:ascii="Georgia" w:eastAsia="Times New Roman" w:hAnsi="Georgia" w:cs="Times New Roman"/>
+          <w:sz w:val="24"/>
+          <w:szCs w:val="24"/>
+        </w:rPr>
+      </w:pPr>
+      <w:r>
+        <w:rPr>
+          <w:rFonts w:ascii="Georgia" w:eastAsia="Times New Roman" w:hAnsi="Georgia" w:cs="Times New Roman"/>
+          <w:sz w:val="24"/>
+          <w:szCs w:val="24"/>
+        </w:rPr>
+        <w:t>Hra využívá objekty typické pro prostředí opuštěného ostrova, jako jsou kameny, opuštěné doly, tunely nebo stalagmity. Nástrahy a překážky jsou tvořeny právě těmito přírodními prvky, čímž je zachována jednotná atmosféra celého herního prostředí</w:t>
+      </w:r>
+      <w:r>
+        <w:rPr>
+          <w:rFonts w:ascii="Georgia" w:eastAsia="Times New Roman" w:hAnsi="Georgia" w:cs="Times New Roman"/>
+          <w:sz w:val="24"/>
+          <w:szCs w:val="24"/>
+        </w:rPr>
+        <w:t>.</w:t>
+      </w:r>
+      <w:r>
+        <w:rPr>
+          <w:rFonts w:ascii="Georgia" w:eastAsia="Times New Roman" w:hAnsi="Georgia" w:cs="Times New Roman"/>
+          <w:sz w:val="24"/>
+          <w:szCs w:val="24"/>
         </w:rPr>
         <w:t xml:space="preserve"> </w:t>
       </w:r>
     </w:p>
     <w:p>
       <w:pPr>
-        <w:rPr>
-          <w:rFonts w:ascii="Georgia" w:hAnsi="Georgia"/>
-        </w:rPr>
-      </w:pPr>
-    </w:p>
-    <w:p>
-      <w:pPr>
-        <w:rPr>
-          <w:rFonts w:ascii="Georgia" w:eastAsia="Times New Roman" w:hAnsi="Georgia" w:cs="Times New Roman"/>
-          <w:b/>
-          <w:bCs/>
-          <w:sz w:val="40"/>
-          <w:szCs w:val="40"/>
-          <w:lang w:val="cs-CZ"/>
-        </w:rPr>
-      </w:pPr>
-      <w:r>
-        <w:rPr>
-          <w:rStyle w:val="10"/>
-          <w:rFonts w:ascii="Georgia" w:eastAsia="Times New Roman" w:hAnsi="Georgia" w:cs="Times New Roman"/>
-          <w:b/>
-          <w:bCs/>
-          <w:color w:val="auto"/>
-          <w:lang w:val="cs-CZ"/>
-        </w:rPr>
-        <w:t>5</w:t>
-      </w:r>
-      <w:r>
-        <w:rPr>
-          <w:rFonts w:ascii="Georgia" w:hAnsi="Georgia"/>
-        </w:rPr>
-        <w:tab/>
-      </w:r>
-      <w:r>
-        <w:rPr>
-          <w:rStyle w:val="10"/>
-          <w:rFonts w:ascii="Georgia" w:eastAsia="Times New Roman" w:hAnsi="Georgia" w:cs="Times New Roman"/>
-          <w:b/>
-          <w:bCs/>
-          <w:color w:val="auto"/>
-          <w:lang w:val="cs-CZ"/>
-        </w:rPr>
-        <w:t>Grafika</w:t>
-      </w:r>
-    </w:p>
-    <w:p>
-      <w:pPr>
         <w:spacing w:line="276" w:lineRule="auto"/>
-        <w:rPr>
-          <w:rFonts w:ascii="Georgia" w:eastAsia="Times New Roman" w:hAnsi="Georgia" w:cs="Times New Roman"/>
-          <w:sz w:val="24"/>
-          <w:szCs w:val="24"/>
-          <w:lang w:val="cs-CZ"/>
-        </w:rPr>
-      </w:pPr>
-      <w:r>
-        <w:rPr>
-          <w:rFonts w:ascii="Georgia" w:eastAsia="Times New Roman" w:hAnsi="Georgia" w:cs="Times New Roman"/>
-          <w:sz w:val="24"/>
-          <w:szCs w:val="24"/>
-        </w:rPr>
-        <w:t xml:space="preserve">Tato kapitola se zabývá </w:t>
-      </w:r>
-      <w:r>
-        <w:rPr>
-          <w:rFonts w:ascii="Georgia" w:eastAsia="Times New Roman" w:hAnsi="Georgia" w:cs="Times New Roman"/>
-          <w:sz w:val="24"/>
-          <w:szCs w:val="24"/>
-          <w:lang w:val="cs-CZ"/>
-        </w:rPr>
-        <w:t>vysvětlením a nastíněním</w:t>
-      </w:r>
-      <w:r>
-        <w:rPr>
-          <w:rFonts w:ascii="Georgia" w:eastAsia="Times New Roman" w:hAnsi="Georgia" w:cs="Times New Roman"/>
-          <w:sz w:val="24"/>
-          <w:szCs w:val="24"/>
-        </w:rPr>
-        <w:t xml:space="preserve"> grafické části celé hry.</w:t>
-      </w:r>
-      <w:r>
-        <w:rPr>
-          <w:rFonts w:ascii="Georgia" w:eastAsia="Times New Roman" w:hAnsi="Georgia" w:cs="Times New Roman"/>
-          <w:sz w:val="24"/>
-          <w:szCs w:val="24"/>
-          <w:lang w:val="en-US"/>
-        </w:rPr>
-        <w:t xml:space="preserve"> </w:t>
-      </w:r>
-      <w:r>
-        <w:rPr>
-          <w:rFonts w:ascii="Georgia" w:eastAsia="Times New Roman" w:hAnsi="Georgia" w:cs="Times New Roman"/>
-          <w:sz w:val="24"/>
-          <w:szCs w:val="24"/>
-        </w:rPr>
-        <w:t>Grafi</w:t>
-      </w:r>
-      <w:r>
-        <w:rPr>
-          <w:rFonts w:ascii="Georgia" w:eastAsia="Times New Roman" w:hAnsi="Georgia" w:cs="Times New Roman"/>
-          <w:sz w:val="24"/>
-          <w:szCs w:val="24"/>
-          <w:lang w:val="cs-CZ"/>
-        </w:rPr>
-        <w:t xml:space="preserve">ka </w:t>
-      </w:r>
-      <w:r>
-        <w:rPr>
-          <w:rFonts w:ascii="Georgia" w:eastAsia="Times New Roman" w:hAnsi="Georgia" w:cs="Times New Roman"/>
-          <w:sz w:val="24"/>
-          <w:szCs w:val="24"/>
-        </w:rPr>
-        <w:t xml:space="preserve">hry je </w:t>
-      </w:r>
-      <w:r>
-        <w:rPr>
-          <w:rFonts w:ascii="Georgia" w:eastAsia="Times New Roman" w:hAnsi="Georgia" w:cs="Times New Roman"/>
-          <w:sz w:val="24"/>
-          <w:szCs w:val="24"/>
-          <w:lang w:val="cs-CZ"/>
-        </w:rPr>
-        <w:t>nezbytnou</w:t>
-      </w:r>
-      <w:r>
-        <w:rPr>
-          <w:rFonts w:ascii="Georgia" w:eastAsia="Times New Roman" w:hAnsi="Georgia" w:cs="Times New Roman"/>
-          <w:sz w:val="24"/>
-          <w:szCs w:val="24"/>
-        </w:rPr>
-        <w:t xml:space="preserve"> součástí </w:t>
-      </w:r>
-      <w:r>
-        <w:rPr>
-          <w:rFonts w:ascii="Georgia" w:eastAsia="Times New Roman" w:hAnsi="Georgia" w:cs="Times New Roman"/>
-          <w:sz w:val="24"/>
-          <w:szCs w:val="24"/>
-          <w:lang w:val="cs-CZ"/>
-        </w:rPr>
-        <w:t>nejen našeho</w:t>
-      </w:r>
-      <w:r>
-        <w:rPr>
-          <w:rFonts w:ascii="Georgia" w:eastAsia="Times New Roman" w:hAnsi="Georgia" w:cs="Times New Roman"/>
-          <w:sz w:val="24"/>
-          <w:szCs w:val="24"/>
-        </w:rPr>
-        <w:t xml:space="preserve"> projektu</w:t>
-      </w:r>
-      <w:r>
-        <w:rPr>
-          <w:rFonts w:ascii="Georgia" w:eastAsia="Times New Roman" w:hAnsi="Georgia" w:cs="Times New Roman"/>
-          <w:sz w:val="24"/>
-          <w:szCs w:val="24"/>
-          <w:lang w:val="cs-CZ"/>
-        </w:rPr>
-        <w:t>, ale i každé počítačové hry.</w:t>
-      </w:r>
-      <w:r>
-        <w:rPr>
-          <w:rFonts w:ascii="Georgia" w:eastAsia="Times New Roman" w:hAnsi="Georgia" w:cs="Times New Roman"/>
-          <w:sz w:val="24"/>
-          <w:szCs w:val="24"/>
-          <w:lang w:val="cs-CZ"/>
-        </w:rPr>
-        <w:t xml:space="preserve"> </w:t>
-      </w:r>
-      <w:r>
-        <w:rPr>
-          <w:rFonts w:ascii="Georgia" w:eastAsia="Times New Roman" w:hAnsi="Georgia" w:cs="Times New Roman"/>
-          <w:sz w:val="24"/>
-          <w:szCs w:val="24"/>
-          <w:lang w:val="cs-CZ"/>
-        </w:rPr>
-        <w:t xml:space="preserve">Má za </w:t>
-      </w:r>
-      <w:r>
-        <w:rPr>
-          <w:rFonts w:ascii="Georgia" w:eastAsia="Times New Roman" w:hAnsi="Georgia" w:cs="Times New Roman"/>
-          <w:sz w:val="24"/>
-          <w:szCs w:val="24"/>
-          <w:lang w:val="cs-CZ"/>
-        </w:rPr>
-        <w:t>cíl zapůsobit na hráče, zpříjemnit herní zkušenost</w:t>
-      </w:r>
-      <w:r>
-        <w:rPr>
-          <w:rFonts w:ascii="Georgia" w:eastAsia="Times New Roman" w:hAnsi="Georgia" w:cs="Times New Roman"/>
-          <w:sz w:val="24"/>
-          <w:szCs w:val="24"/>
-          <w:lang w:val="cs-CZ"/>
-        </w:rPr>
-        <w:t xml:space="preserve"> a dodat hře estetick</w:t>
-      </w:r>
-      <w:r>
-        <w:rPr>
-          <w:rFonts w:ascii="Georgia" w:eastAsia="Times New Roman" w:hAnsi="Georgia" w:cs="Times New Roman"/>
-          <w:sz w:val="24"/>
-          <w:szCs w:val="24"/>
-          <w:lang w:val="cs-CZ"/>
-        </w:rPr>
-        <w:t xml:space="preserve">ou a uměleckou složku. Grafika se dělí </w:t>
-      </w:r>
-      <w:r>
-        <w:rPr>
-          <w:rFonts w:ascii="Georgia" w:eastAsia="Times New Roman" w:hAnsi="Georgia" w:cs="Times New Roman"/>
-          <w:sz w:val="24"/>
-          <w:szCs w:val="24"/>
-          <w:lang w:val="cs-CZ"/>
-        </w:rPr>
-        <w:t xml:space="preserve">na pixelovou (rastrovou) a vektorovou. </w:t>
-      </w:r>
-      <w:r>
-        <w:rPr>
-          <w:rFonts w:ascii="Georgia" w:eastAsia="Times New Roman" w:hAnsi="Georgia" w:cs="Times New Roman"/>
-          <w:sz w:val="24"/>
-          <w:szCs w:val="24"/>
-          <w:lang w:val="cs-CZ"/>
-        </w:rPr>
-        <w:t>V</w:t>
-      </w:r>
-      <w:r>
-        <w:rPr>
-          <w:rFonts w:ascii="Georgia" w:eastAsia="Times New Roman" w:hAnsi="Georgia" w:cs="Times New Roman"/>
-          <w:sz w:val="24"/>
-          <w:szCs w:val="24"/>
-          <w:lang w:val="cs-CZ"/>
-        </w:rPr>
-        <w:t xml:space="preserve"> této ročníkové práci používáme pixelovou grafiku, to znamená, že </w:t>
-      </w:r>
-      <w:r>
-        <w:rPr>
-          <w:rFonts w:ascii="Georgia" w:eastAsia="Times New Roman" w:hAnsi="Georgia" w:cs="Times New Roman"/>
-          <w:sz w:val="24"/>
-          <w:szCs w:val="24"/>
-          <w:lang w:val="cs-CZ"/>
-        </w:rPr>
-        <w:t xml:space="preserve">obraz je tvořen za pomocí </w:t>
-      </w:r>
-      <w:r>
-        <w:rPr>
-          <w:rFonts w:ascii="Georgia" w:eastAsia="Times New Roman" w:hAnsi="Georgia" w:cs="Times New Roman"/>
-          <w:sz w:val="24"/>
-          <w:szCs w:val="24"/>
-          <w:lang w:val="cs-CZ"/>
-        </w:rPr>
-        <w:t>jednotlivých pixelů (čtverečků)</w:t>
-      </w:r>
-      <w:r>
-        <w:rPr>
-          <w:rFonts w:ascii="Georgia" w:eastAsia="Times New Roman" w:hAnsi="Georgia" w:cs="Times New Roman"/>
-          <w:sz w:val="24"/>
-          <w:szCs w:val="24"/>
-          <w:lang w:val="cs-CZ"/>
-        </w:rPr>
-        <w:t xml:space="preserve">, </w:t>
-      </w:r>
-      <w:r>
-        <w:rPr>
-          <w:rFonts w:ascii="Georgia" w:eastAsia="Times New Roman" w:hAnsi="Georgia" w:cs="Times New Roman"/>
-          <w:sz w:val="24"/>
-          <w:szCs w:val="24"/>
-          <w:lang w:val="cs-CZ"/>
-        </w:rPr>
-        <w:t xml:space="preserve">každý z nich jde </w:t>
-      </w:r>
-      <w:r>
-        <w:rPr>
-          <w:rFonts w:ascii="Georgia" w:eastAsia="Times New Roman" w:hAnsi="Georgia" w:cs="Times New Roman"/>
-          <w:sz w:val="24"/>
-          <w:szCs w:val="24"/>
-          <w:lang w:val="cs-CZ"/>
-        </w:rPr>
-        <w:t>zvlášť obarvit</w:t>
-      </w:r>
-      <w:r>
-        <w:rPr>
-          <w:rFonts w:ascii="Georgia" w:eastAsia="Times New Roman" w:hAnsi="Georgia" w:cs="Times New Roman"/>
-          <w:sz w:val="24"/>
-          <w:szCs w:val="24"/>
-          <w:lang w:val="cs-CZ"/>
-        </w:rPr>
-        <w:t xml:space="preserve">. Daný typ </w:t>
-      </w:r>
-      <w:r>
-        <w:rPr>
-          <w:rFonts w:ascii="Georgia" w:eastAsia="Times New Roman" w:hAnsi="Georgia" w:cs="Times New Roman"/>
-          <w:sz w:val="24"/>
-          <w:szCs w:val="24"/>
-          <w:lang w:val="cs-CZ"/>
-        </w:rPr>
-        <w:t xml:space="preserve">grafiky jsme vybrali, protože se používá pro tvorbu </w:t>
-      </w:r>
-      <w:r>
-        <w:rPr>
-          <w:rFonts w:ascii="Georgia" w:eastAsia="Times New Roman" w:hAnsi="Georgia" w:cs="Times New Roman"/>
-          <w:sz w:val="24"/>
-          <w:szCs w:val="24"/>
-          <w:lang w:val="cs-CZ"/>
-        </w:rPr>
-        <w:t>her, složitějších obrázku (loka</w:t>
-      </w:r>
-      <w:r>
-        <w:rPr>
-          <w:rFonts w:ascii="Georgia" w:eastAsia="Times New Roman" w:hAnsi="Georgia" w:cs="Times New Roman"/>
-          <w:sz w:val="24"/>
-          <w:szCs w:val="24"/>
-          <w:lang w:val="cs-CZ"/>
-        </w:rPr>
-        <w:t>ce, postavy apod.</w:t>
-      </w:r>
-      <w:r>
-        <w:rPr>
-          <w:rFonts w:ascii="Georgia" w:eastAsia="Times New Roman" w:hAnsi="Georgia" w:cs="Times New Roman"/>
-          <w:sz w:val="24"/>
-          <w:szCs w:val="24"/>
-          <w:lang w:val="cs-CZ"/>
-        </w:rPr>
-        <w:t>)</w:t>
-      </w:r>
-      <w:r>
-        <w:rPr>
-          <w:rFonts w:ascii="Georgia" w:eastAsia="Times New Roman" w:hAnsi="Georgia" w:cs="Times New Roman"/>
-          <w:sz w:val="24"/>
-          <w:szCs w:val="24"/>
-          <w:lang w:val="cs-CZ"/>
-        </w:rPr>
-        <w:t>.</w:t>
-      </w:r>
-      <w:r>
-        <w:rPr>
-          <w:rFonts w:ascii="Georgia" w:eastAsia="Times New Roman" w:hAnsi="Georgia" w:cs="Times New Roman"/>
-          <w:sz w:val="24"/>
-          <w:szCs w:val="24"/>
-          <w:lang w:val="cs-CZ"/>
-        </w:rPr>
-        <w:t xml:space="preserve"> </w:t>
-      </w:r>
-      <w:r>
-        <w:rPr>
-          <w:rFonts w:ascii="Georgia" w:eastAsia="Times New Roman" w:hAnsi="Georgia" w:cs="Times New Roman"/>
-          <w:sz w:val="24"/>
-          <w:szCs w:val="24"/>
-        </w:rPr>
-        <w:t>Grafika celé hry byla vytvořena v aplikaci Pixel studio a celá je zpracována ve stylu pixel art</w:t>
-      </w:r>
-      <w:r>
-        <w:rPr>
-          <w:rFonts w:ascii="Georgia" w:eastAsia="Times New Roman" w:hAnsi="Georgia" w:cs="Times New Roman"/>
-          <w:sz w:val="24"/>
-          <w:szCs w:val="24"/>
-          <w:lang w:val="cs-CZ"/>
-        </w:rPr>
-        <w:t>.</w:t>
-      </w:r>
-      <w:r>
-        <w:rPr>
-          <w:rFonts w:ascii="Georgia" w:eastAsia="Times New Roman" w:hAnsi="Georgia" w:cs="Times New Roman"/>
-          <w:sz w:val="24"/>
-          <w:szCs w:val="24"/>
-          <w:lang w:val="cs-CZ"/>
-        </w:rPr>
-        <w:t xml:space="preserve"> </w:t>
-      </w:r>
-      <w:r>
-        <w:rPr>
-          <w:rFonts w:ascii="Aptos Narrow" w:eastAsia="Times New Roman" w:hAnsi="Aptos Narrow" w:cs="Times New Roman"/>
-          <w:sz w:val="24"/>
-          <w:szCs w:val="24"/>
-          <w:lang w:val="cs-CZ"/>
-        </w:rPr>
-        <w:t xml:space="preserve"> </w:t>
-      </w:r>
-      <w:r>
-        <w:rPr>
-          <w:rFonts w:ascii="Georgia" w:eastAsia="Times New Roman" w:hAnsi="Georgia" w:cs="Times New Roman"/>
-          <w:sz w:val="24"/>
-          <w:szCs w:val="24"/>
-          <w:lang w:val="cs-CZ"/>
-        </w:rPr>
-        <w:t xml:space="preserve"> </w:t>
-      </w:r>
-      <w:r>
-        <w:rPr>
-          <w:rFonts w:ascii="Georgia" w:eastAsia="Times New Roman" w:hAnsi="Georgia" w:cs="Times New Roman"/>
-          <w:sz w:val="24"/>
-          <w:szCs w:val="24"/>
-          <w:lang w:val="cs-CZ"/>
-        </w:rPr>
-        <w:t xml:space="preserve"> </w:t>
-      </w:r>
-      <w:r>
-        <w:rPr>
-          <w:rFonts w:ascii="Georgia" w:eastAsia="Times New Roman" w:hAnsi="Georgia" w:cs="Times New Roman"/>
-          <w:sz w:val="24"/>
-          <w:szCs w:val="24"/>
-          <w:lang w:val="cs-CZ"/>
-        </w:rPr>
-        <w:t xml:space="preserve"> </w:t>
-      </w:r>
-    </w:p>
-    <w:p>
-      <w:pPr>
-        <w:spacing w:line="276" w:lineRule="auto"/>
-        <w:rPr>
-          <w:rFonts w:ascii="Georgia" w:eastAsia="Times New Roman" w:hAnsi="Georgia" w:cs="Times New Roman"/>
-          <w:sz w:val="24"/>
-          <w:szCs w:val="24"/>
-        </w:rPr>
-      </w:pPr>
-    </w:p>
-    <w:p>
-      <w:pPr>
-        <w:pStyle w:val="2"/>
-        <w:spacing w:line="276" w:lineRule="auto"/>
-        <w:rPr>
-          <w:rFonts w:ascii="Georgia" w:eastAsia="Times New Roman" w:hAnsi="Georgia" w:cs="Times New Roman"/>
-          <w:b/>
-          <w:bCs/>
-          <w:color w:val="auto"/>
-        </w:rPr>
-      </w:pPr>
-      <w:r>
-        <w:rPr>
-          <w:rFonts w:ascii="Georgia" w:eastAsia="Times New Roman" w:hAnsi="Georgia" w:cs="Times New Roman"/>
-          <w:b/>
-          <w:bCs/>
-          <w:color w:val="auto"/>
-        </w:rPr>
-        <w:t>5.1</w:t>
-      </w:r>
-      <w:r>
-        <w:rPr>
-          <w:rFonts w:ascii="Georgia" w:hAnsi="Georgia"/>
-        </w:rPr>
-        <w:tab/>
-      </w:r>
-      <w:r>
-        <w:rPr>
-          <w:rFonts w:ascii="Georgia" w:eastAsia="Times New Roman" w:hAnsi="Georgia" w:cs="Times New Roman"/>
-          <w:b/>
-          <w:bCs/>
-          <w:color w:val="auto"/>
-        </w:rPr>
-        <w:t>Vizuální motiv</w:t>
-      </w:r>
-    </w:p>
-    <w:p>
-      <w:pPr>
-        <w:spacing w:before="240" w:after="240" w:line="276" w:lineRule="auto"/>
-        <w:ind w:firstLine="708"/>
-        <w:rPr>
-          <w:rFonts w:ascii="Georgia" w:eastAsia="Times New Roman" w:hAnsi="Georgia" w:cs="Times New Roman"/>
-          <w:sz w:val="24"/>
-          <w:szCs w:val="24"/>
-          <w:lang w:val="cs-CZ"/>
-        </w:rPr>
-      </w:pPr>
-      <w:r>
-        <w:rPr>
-          <w:rFonts w:ascii="Georgia" w:eastAsia="Times New Roman" w:hAnsi="Georgia" w:cs="Times New Roman"/>
-          <w:sz w:val="24"/>
-          <w:szCs w:val="24"/>
-        </w:rPr>
-        <w:t>Práce zahrn</w:t>
-      </w:r>
-      <w:r>
-        <w:rPr>
-          <w:rFonts w:ascii="Georgia" w:eastAsia="Times New Roman" w:hAnsi="Georgia" w:cs="Times New Roman"/>
-          <w:sz w:val="24"/>
-          <w:szCs w:val="24"/>
-          <w:lang w:val="cs-CZ"/>
-        </w:rPr>
-        <w:t>uje</w:t>
-      </w:r>
-      <w:r>
-        <w:rPr>
-          <w:rFonts w:ascii="Georgia" w:eastAsia="Times New Roman" w:hAnsi="Georgia" w:cs="Times New Roman"/>
-          <w:sz w:val="24"/>
-          <w:szCs w:val="24"/>
-        </w:rPr>
-        <w:t xml:space="preserve"> návrh a tvorbu herních levelů, postav a překážek. Cílem bylo vytvořit vizuální styl odpovídající prostředí opuštěného podzemí ostrova</w:t>
-      </w:r>
-      <w:r>
-        <w:rPr>
-          <w:rFonts w:ascii="Georgia" w:eastAsia="Times New Roman" w:hAnsi="Georgia" w:cs="Times New Roman"/>
-          <w:sz w:val="24"/>
-          <w:szCs w:val="24"/>
-          <w:lang w:val="cs-CZ"/>
-        </w:rPr>
-        <w:t xml:space="preserve"> a také scen</w:t>
-      </w:r>
-      <w:r>
-        <w:rPr>
-          <w:rFonts w:ascii="Georgia" w:eastAsia="Times New Roman" w:hAnsi="Georgia" w:cs="Times New Roman"/>
-          <w:sz w:val="24"/>
-          <w:szCs w:val="24"/>
-          <w:lang w:val="cs-CZ"/>
-        </w:rPr>
-        <w:t>é</w:t>
-      </w:r>
-      <w:r>
-        <w:rPr>
-          <w:rFonts w:ascii="Georgia" w:eastAsia="Times New Roman" w:hAnsi="Georgia" w:cs="Times New Roman"/>
-          <w:sz w:val="24"/>
-          <w:szCs w:val="24"/>
-          <w:lang w:val="cs-CZ"/>
-        </w:rPr>
-        <w:t>rii samotného ostrova</w:t>
-      </w:r>
-      <w:r>
-        <w:rPr>
-          <w:rFonts w:ascii="Georgia" w:eastAsia="Times New Roman" w:hAnsi="Georgia" w:cs="Times New Roman"/>
-          <w:sz w:val="24"/>
-          <w:szCs w:val="24"/>
-        </w:rPr>
-        <w:t>.</w:t>
-      </w:r>
-    </w:p>
-    <w:p>
-      <w:pPr>
-        <w:spacing w:before="240" w:after="240" w:line="276" w:lineRule="auto"/>
-        <w:ind w:firstLine="708"/>
-        <w:rPr>
-          <w:rFonts w:ascii="Georgia" w:eastAsia="Times New Roman" w:hAnsi="Georgia" w:cs="Times New Roman"/>
-          <w:sz w:val="24"/>
-          <w:szCs w:val="24"/>
-          <w:lang w:val="cs-CZ"/>
-        </w:rPr>
-      </w:pPr>
-      <w:r>
-        <w:rPr>
-          <w:rFonts w:ascii="Georgia" w:eastAsia="Times New Roman" w:hAnsi="Georgia" w:cs="Times New Roman"/>
-          <w:sz w:val="24"/>
-          <w:szCs w:val="24"/>
-        </w:rPr>
-        <w:t xml:space="preserve">Celá hra je navržena v jednodušším </w:t>
-      </w:r>
-      <w:bookmarkStart w:id="0" w:name="_Int_Wes14Lof"/>
-      <w:r>
-        <w:rPr>
-          <w:rFonts w:ascii="Georgia" w:eastAsia="Times New Roman" w:hAnsi="Georgia" w:cs="Times New Roman"/>
-          <w:sz w:val="24"/>
-          <w:szCs w:val="24"/>
-        </w:rPr>
-        <w:t>2D</w:t>
-      </w:r>
-      <w:bookmarkEnd w:id="0"/>
-      <w:r>
-        <w:rPr>
-          <w:rFonts w:ascii="Georgia" w:eastAsia="Times New Roman" w:hAnsi="Georgia" w:cs="Times New Roman"/>
-          <w:sz w:val="24"/>
-          <w:szCs w:val="24"/>
-        </w:rPr>
-        <w:t xml:space="preserve"> stylu. Tento přístup byl zvolen především kvůli přehlednosti během hraní a také kvůli menší technické náročnosti a zároveň je vizuálně atraktivní. Barevná paleta se skládá primárně z barev, které mají přírodní objekty, tedy primárně zelená, šedá</w:t>
-      </w:r>
-      <w:r>
-        <w:rPr>
-          <w:rFonts w:ascii="Georgia" w:eastAsia="Times New Roman" w:hAnsi="Georgia" w:cs="Times New Roman"/>
-          <w:sz w:val="24"/>
-          <w:szCs w:val="24"/>
-          <w:lang w:val="cs-CZ"/>
-        </w:rPr>
-        <w:t xml:space="preserve"> a hnědá</w:t>
-      </w:r>
-      <w:r>
-        <w:rPr>
-          <w:rFonts w:ascii="Georgia" w:eastAsia="Times New Roman" w:hAnsi="Georgia" w:cs="Times New Roman"/>
-          <w:sz w:val="24"/>
-          <w:szCs w:val="24"/>
-        </w:rPr>
-        <w:t>.</w:t>
-      </w:r>
-    </w:p>
-    <w:p>
-      <w:pPr>
-        <w:spacing w:before="240" w:after="240" w:line="276" w:lineRule="auto"/>
-        <w:ind w:firstLine="708"/>
-        <w:rPr>
-          <w:rFonts w:ascii="Georgia" w:eastAsia="Times New Roman" w:hAnsi="Georgia" w:cs="Times New Roman"/>
-          <w:sz w:val="24"/>
-          <w:szCs w:val="24"/>
-          <w:lang w:val="cs-CZ"/>
-        </w:rPr>
-      </w:pPr>
-      <w:r>
-        <w:rPr>
-          <w:rFonts w:ascii="Georgia" w:eastAsia="Times New Roman" w:hAnsi="Georgia" w:cs="Times New Roman"/>
-          <w:sz w:val="24"/>
-          <w:szCs w:val="24"/>
-        </w:rPr>
-        <w:t>Hra využívá objekty typické pro prostředí opuštěného ostrova, jako jsou kameny, opuštěné doly, tunely nebo stalagmity. Nástrahy a překážky jsou tvořeny právě těmito přírodními prvky, čímž je zachována jednotná atmosféra celého herního prostředí</w:t>
-      </w:r>
-      <w:r>
-        <w:rPr>
-          <w:rFonts w:ascii="Georgia" w:eastAsia="Times New Roman" w:hAnsi="Georgia" w:cs="Times New Roman"/>
-          <w:sz w:val="24"/>
-          <w:szCs w:val="24"/>
-          <w:lang w:val="cs-CZ"/>
-        </w:rPr>
-        <w:t>.</w:t>
-      </w:r>
-      <w:r>
-        <w:rPr>
-          <w:rFonts w:ascii="Georgia" w:eastAsia="Times New Roman" w:hAnsi="Georgia" w:cs="Times New Roman"/>
-          <w:sz w:val="24"/>
-          <w:szCs w:val="24"/>
-          <w:lang w:val="cs-CZ"/>
-        </w:rPr>
-        <w:t xml:space="preserve"> </w:t>
-      </w:r>
-    </w:p>
-    <w:p>
-      <w:pPr>
-        <w:spacing w:line="276" w:lineRule="auto"/>
-      </w:pPr>
-      <w:r>
-        <w:rPr>
-          <w:noProof/>
-        </w:rPr>
-        <w:lastRenderedPageBreak/>
+      </w:pPr>
+      <w:r>
         <w:drawing>
           <wp:inline distT="0" distB="0" distL="0" distR="0" wp14:anchorId="164BCD0E" wp14:editId="7F9E5A3B">
             <wp:extent cx="3048000" cy="1714500"/>
@@ -2455,7 +3234,6 @@
           <w:iCs/>
           <w:sz w:val="16"/>
           <w:szCs w:val="16"/>
-          <w:lang w:val="cs-CZ"/>
         </w:rPr>
       </w:pPr>
       <w:r>
@@ -2489,16 +3267,26 @@
           <w:rFonts w:ascii="Georgia" w:eastAsia="Times New Roman" w:hAnsi="Georgia" w:cs="Times New Roman"/>
           <w:sz w:val="24"/>
           <w:szCs w:val="24"/>
-          <w:lang w:val="cs-CZ"/>
-        </w:rPr>
-      </w:pPr>
-      <w:r>
-        <w:rPr>
-          <w:rFonts w:ascii="Georgia" w:eastAsia="Times New Roman" w:hAnsi="Georgia" w:cs="Times New Roman"/>
-          <w:sz w:val="24"/>
-          <w:szCs w:val="24"/>
-          <w:lang w:val="cs-CZ"/>
-        </w:rPr>
+        </w:rPr>
+      </w:pPr>
+    </w:p>
+    <w:p>
+      <w:pPr>
+        <w:spacing w:line="276" w:lineRule="auto"/>
+        <w:ind w:firstLine="708"/>
+        <w:rPr>
+          <w:rFonts w:ascii="Georgia" w:eastAsia="Times New Roman" w:hAnsi="Georgia" w:cs="Times New Roman"/>
+          <w:sz w:val="24"/>
+          <w:szCs w:val="24"/>
+        </w:rPr>
+      </w:pPr>
+      <w:r>
+        <w:rPr>
+          <w:rFonts w:ascii="Georgia" w:eastAsia="Times New Roman" w:hAnsi="Georgia" w:cs="Times New Roman"/>
+          <w:sz w:val="24"/>
+          <w:szCs w:val="24"/>
+        </w:rPr>
+        <w:lastRenderedPageBreak/>
         <w:t xml:space="preserve">Finální lokace hry, což je zároveň cíl hráče, byla vymyšlená a inspirovaná fantasy filmy, skutečnými rostlinami z botanické zahrady v Krakově a trochu kulturou pirátů. </w:t>
       </w:r>
       <w:r>
@@ -2506,7 +3294,6 @@
           <w:rFonts w:ascii="Georgia" w:eastAsia="Times New Roman" w:hAnsi="Georgia" w:cs="Times New Roman"/>
           <w:sz w:val="24"/>
           <w:szCs w:val="24"/>
-          <w:lang w:val="cs-CZ"/>
         </w:rPr>
         <w:t xml:space="preserve">Před hráčem se objevuje </w:t>
       </w:r>
@@ -2515,7 +3302,6 @@
           <w:rFonts w:ascii="Georgia" w:eastAsia="Times New Roman" w:hAnsi="Georgia" w:cs="Times New Roman"/>
           <w:sz w:val="24"/>
           <w:szCs w:val="24"/>
-          <w:lang w:val="cs-CZ"/>
         </w:rPr>
         <w:t>krajina s</w:t>
       </w:r>
@@ -2524,7 +3310,6 @@
           <w:rFonts w:ascii="Georgia" w:eastAsia="Times New Roman" w:hAnsi="Georgia" w:cs="Times New Roman"/>
           <w:sz w:val="24"/>
           <w:szCs w:val="24"/>
-          <w:lang w:val="cs-CZ"/>
         </w:rPr>
         <w:t> </w:t>
       </w:r>
@@ -2533,7 +3318,6 @@
           <w:rFonts w:ascii="Georgia" w:eastAsia="Times New Roman" w:hAnsi="Georgia" w:cs="Times New Roman"/>
           <w:sz w:val="24"/>
           <w:szCs w:val="24"/>
-          <w:lang w:val="cs-CZ"/>
         </w:rPr>
         <w:t>mořem</w:t>
       </w:r>
@@ -2542,7 +3326,6 @@
           <w:rFonts w:ascii="Georgia" w:eastAsia="Times New Roman" w:hAnsi="Georgia" w:cs="Times New Roman"/>
           <w:sz w:val="24"/>
           <w:szCs w:val="24"/>
-          <w:lang w:val="cs-CZ"/>
         </w:rPr>
         <w:t>, pláž</w:t>
       </w:r>
@@ -2551,7 +3334,6 @@
           <w:rFonts w:ascii="Georgia" w:eastAsia="Times New Roman" w:hAnsi="Georgia" w:cs="Times New Roman"/>
           <w:sz w:val="24"/>
           <w:szCs w:val="24"/>
-          <w:lang w:val="cs-CZ"/>
         </w:rPr>
         <w:t xml:space="preserve">í, lodí, lítajícím ostrovem a </w:t>
       </w:r>
@@ -2560,7 +3342,6 @@
           <w:rFonts w:ascii="Georgia" w:eastAsia="Times New Roman" w:hAnsi="Georgia" w:cs="Times New Roman"/>
           <w:sz w:val="24"/>
           <w:szCs w:val="24"/>
-          <w:lang w:val="cs-CZ"/>
         </w:rPr>
         <w:t>tropickými horami. Dominantní barvy jsou modrá</w:t>
       </w:r>
@@ -2569,7 +3350,6 @@
           <w:rFonts w:ascii="Georgia" w:eastAsia="Times New Roman" w:hAnsi="Georgia" w:cs="Times New Roman"/>
           <w:sz w:val="24"/>
           <w:szCs w:val="24"/>
-          <w:lang w:val="cs-CZ"/>
         </w:rPr>
         <w:t xml:space="preserve"> a její odstíny</w:t>
       </w:r>
@@ -2578,7 +3358,6 @@
           <w:rFonts w:ascii="Georgia" w:eastAsia="Times New Roman" w:hAnsi="Georgia" w:cs="Times New Roman"/>
           <w:sz w:val="24"/>
           <w:szCs w:val="24"/>
-          <w:lang w:val="cs-CZ"/>
         </w:rPr>
         <w:t>,</w:t>
       </w:r>
@@ -2587,7 +3366,6 @@
           <w:rFonts w:ascii="Georgia" w:eastAsia="Times New Roman" w:hAnsi="Georgia" w:cs="Times New Roman"/>
           <w:sz w:val="24"/>
           <w:szCs w:val="24"/>
-          <w:lang w:val="cs-CZ"/>
         </w:rPr>
         <w:t xml:space="preserve"> olivová, </w:t>
       </w:r>
@@ -2596,7 +3374,6 @@
           <w:rFonts w:ascii="Georgia" w:eastAsia="Times New Roman" w:hAnsi="Georgia" w:cs="Times New Roman"/>
           <w:sz w:val="24"/>
           <w:szCs w:val="24"/>
-          <w:lang w:val="cs-CZ"/>
         </w:rPr>
         <w:t xml:space="preserve">hořčicová a oranžová. </w:t>
       </w:r>
@@ -2605,16 +3382,22 @@
           <w:rFonts w:ascii="Georgia" w:eastAsia="Times New Roman" w:hAnsi="Georgia" w:cs="Times New Roman"/>
           <w:sz w:val="24"/>
           <w:szCs w:val="24"/>
-          <w:lang w:val="cs-CZ"/>
-        </w:rPr>
-        <w:t xml:space="preserve">Krajina symbolizuje svobodu a </w:t>
-      </w:r>
-      <w:r>
-        <w:rPr>
-          <w:rFonts w:ascii="Georgia" w:eastAsia="Times New Roman" w:hAnsi="Georgia" w:cs="Times New Roman"/>
-          <w:sz w:val="24"/>
-          <w:szCs w:val="24"/>
-          <w:lang w:val="cs-CZ"/>
+        </w:rPr>
+        <w:t>Krajina symbolizuje svobodu</w:t>
+      </w:r>
+      <w:r>
+        <w:rPr>
+          <w:rFonts w:ascii="Georgia" w:eastAsia="Times New Roman" w:hAnsi="Georgia" w:cs="Times New Roman"/>
+          <w:sz w:val="24"/>
+          <w:szCs w:val="24"/>
+        </w:rPr>
+        <w:t xml:space="preserve">, </w:t>
+      </w:r>
+      <w:r>
+        <w:rPr>
+          <w:rFonts w:ascii="Georgia" w:eastAsia="Times New Roman" w:hAnsi="Georgia" w:cs="Times New Roman"/>
+          <w:sz w:val="24"/>
+          <w:szCs w:val="24"/>
         </w:rPr>
         <w:t xml:space="preserve">začátek něčeho nového, budoucnost. </w:t>
       </w:r>
@@ -2623,7 +3406,6 @@
           <w:rFonts w:ascii="Georgia" w:eastAsia="Times New Roman" w:hAnsi="Georgia" w:cs="Times New Roman"/>
           <w:sz w:val="24"/>
           <w:szCs w:val="24"/>
-          <w:lang w:val="cs-CZ"/>
         </w:rPr>
         <w:t xml:space="preserve"> </w:t>
       </w:r>
@@ -2632,7 +3414,6 @@
           <w:rFonts w:ascii="Georgia" w:eastAsia="Times New Roman" w:hAnsi="Georgia" w:cs="Times New Roman"/>
           <w:sz w:val="24"/>
           <w:szCs w:val="24"/>
-          <w:lang w:val="cs-CZ"/>
         </w:rPr>
         <w:t xml:space="preserve"> </w:t>
       </w:r>
@@ -2641,44 +3422,34 @@
           <w:rFonts w:ascii="Georgia" w:eastAsia="Times New Roman" w:hAnsi="Georgia" w:cs="Times New Roman"/>
           <w:sz w:val="24"/>
           <w:szCs w:val="24"/>
-          <w:lang w:val="cs-CZ"/>
         </w:rPr>
         <w:t xml:space="preserve">  </w:t>
       </w:r>
     </w:p>
     <w:p>
       <w:pPr>
-        <w:pStyle w:val="2"/>
-        <w:spacing w:line="276" w:lineRule="auto"/>
-        <w:rPr>
-          <w:rFonts w:ascii="Georgia" w:eastAsia="Times New Roman" w:hAnsi="Georgia" w:cs="Times New Roman"/>
-          <w:b/>
-          <w:bCs/>
+        <w:pStyle w:val="a9"/>
+        <w:rPr>
+          <w:rStyle w:val="10"/>
+          <w:rFonts w:ascii="Georgia" w:eastAsia="Times New Roman" w:hAnsi="Georgia" w:cs="Times New Roman"/>
           <w:color w:val="auto"/>
         </w:rPr>
       </w:pPr>
       <w:r>
         <w:rPr>
-          <w:rFonts w:ascii="Georgia" w:eastAsia="Times New Roman" w:hAnsi="Georgia" w:cs="Times New Roman"/>
-          <w:b/>
-          <w:bCs/>
+          <w:rStyle w:val="10"/>
+          <w:rFonts w:ascii="Georgia" w:eastAsia="Times New Roman" w:hAnsi="Georgia" w:cs="Times New Roman"/>
           <w:color w:val="auto"/>
         </w:rPr>
         <w:t>5.2</w:t>
       </w:r>
       <w:r>
         <w:rPr>
-          <w:rFonts w:ascii="Georgia" w:hAnsi="Georgia"/>
+          <w:rStyle w:val="10"/>
+          <w:rFonts w:ascii="Georgia" w:eastAsia="Times New Roman" w:hAnsi="Georgia" w:cs="Times New Roman"/>
+          <w:color w:val="auto"/>
         </w:rPr>
         <w:tab/>
-      </w:r>
-      <w:r>
-        <w:rPr>
-          <w:rFonts w:ascii="Georgia" w:eastAsia="Times New Roman" w:hAnsi="Georgia" w:cs="Times New Roman"/>
-          <w:b/>
-          <w:bCs/>
-          <w:color w:val="auto"/>
-        </w:rPr>
         <w:t>Proces vytváření grafiky</w:t>
       </w:r>
     </w:p>
@@ -2690,7 +3461,6 @@
           <w:rFonts w:ascii="Georgia" w:eastAsia="Times New Roman" w:hAnsi="Georgia" w:cs="Times New Roman"/>
           <w:sz w:val="24"/>
           <w:szCs w:val="24"/>
-          <w:lang w:val="cs-CZ"/>
         </w:rPr>
       </w:pPr>
       <w:r>
@@ -2706,7 +3476,6 @@
           <w:rFonts w:ascii="Georgia" w:eastAsia="Times New Roman" w:hAnsi="Georgia" w:cs="Times New Roman"/>
           <w:sz w:val="24"/>
           <w:szCs w:val="24"/>
-          <w:lang w:val="cs-CZ"/>
         </w:rPr>
         <w:t xml:space="preserve"> Také byly v</w:t>
       </w:r>
@@ -2715,7 +3484,6 @@
           <w:rFonts w:ascii="Georgia" w:eastAsia="Times New Roman" w:hAnsi="Georgia" w:cs="Times New Roman"/>
           <w:sz w:val="24"/>
           <w:szCs w:val="24"/>
-          <w:lang w:val="cs-CZ"/>
         </w:rPr>
         <w:t xml:space="preserve">ytvořeny náčrtky ostrova pro lepši představu </w:t>
       </w:r>
@@ -2724,7 +3492,6 @@
           <w:rFonts w:ascii="Georgia" w:eastAsia="Times New Roman" w:hAnsi="Georgia" w:cs="Times New Roman"/>
           <w:sz w:val="24"/>
           <w:szCs w:val="24"/>
-          <w:lang w:val="cs-CZ"/>
         </w:rPr>
         <w:t xml:space="preserve">místa a následně jednodušší realizaci v aplikaci Pixel Studio. </w:t>
       </w:r>
@@ -2733,7 +3500,6 @@
           <w:rFonts w:ascii="Georgia" w:eastAsia="Times New Roman" w:hAnsi="Georgia" w:cs="Times New Roman"/>
           <w:sz w:val="24"/>
           <w:szCs w:val="24"/>
-          <w:lang w:val="cs-CZ"/>
         </w:rPr>
         <w:t xml:space="preserve">Náčrtky </w:t>
       </w:r>
@@ -2742,7 +3508,6 @@
           <w:rFonts w:ascii="Georgia" w:eastAsia="Times New Roman" w:hAnsi="Georgia" w:cs="Times New Roman"/>
           <w:sz w:val="24"/>
           <w:szCs w:val="24"/>
-          <w:lang w:val="cs-CZ"/>
         </w:rPr>
         <w:t>jsem vytvářela</w:t>
       </w:r>
@@ -2751,7 +3516,6 @@
           <w:rFonts w:ascii="Georgia" w:eastAsia="Times New Roman" w:hAnsi="Georgia" w:cs="Times New Roman"/>
           <w:sz w:val="24"/>
           <w:szCs w:val="24"/>
-          <w:lang w:val="cs-CZ"/>
         </w:rPr>
         <w:t xml:space="preserve"> </w:t>
       </w:r>
@@ -2760,7 +3524,6 @@
           <w:rFonts w:ascii="Georgia" w:eastAsia="Times New Roman" w:hAnsi="Georgia" w:cs="Times New Roman"/>
           <w:sz w:val="24"/>
           <w:szCs w:val="24"/>
-          <w:lang w:val="cs-CZ"/>
         </w:rPr>
         <w:t>nejdřív rukou a potom i v programu.</w:t>
       </w:r>
@@ -2769,7 +3532,6 @@
           <w:rFonts w:ascii="Georgia" w:eastAsia="Times New Roman" w:hAnsi="Georgia" w:cs="Times New Roman"/>
           <w:sz w:val="24"/>
           <w:szCs w:val="24"/>
-          <w:lang w:val="cs-CZ"/>
         </w:rPr>
         <w:t xml:space="preserve"> Po fázi náčrtku jsem </w:t>
       </w:r>
@@ -2778,7 +3540,6 @@
           <w:rFonts w:ascii="Georgia" w:eastAsia="Times New Roman" w:hAnsi="Georgia" w:cs="Times New Roman"/>
           <w:sz w:val="24"/>
           <w:szCs w:val="24"/>
-          <w:lang w:val="cs-CZ"/>
         </w:rPr>
         <w:t xml:space="preserve">přidávala více konkrétních detailů na obraz ostrova. </w:t>
       </w:r>
@@ -2787,7 +3548,6 @@
           <w:rFonts w:ascii="Georgia" w:eastAsia="Times New Roman" w:hAnsi="Georgia" w:cs="Times New Roman"/>
           <w:sz w:val="24"/>
           <w:szCs w:val="24"/>
-          <w:lang w:val="cs-CZ"/>
         </w:rPr>
         <w:t xml:space="preserve">Pro lepší a přesnější vykreslení elementů lokace, jsem používala geometrické </w:t>
       </w:r>
@@ -2796,7 +3556,6 @@
           <w:rFonts w:ascii="Georgia" w:eastAsia="Times New Roman" w:hAnsi="Georgia" w:cs="Times New Roman"/>
           <w:sz w:val="24"/>
           <w:szCs w:val="24"/>
-          <w:lang w:val="cs-CZ"/>
         </w:rPr>
         <w:t xml:space="preserve">útvary, jakožto obdélník, čára, kruh. </w:t>
       </w:r>
@@ -2805,7 +3564,6 @@
           <w:rFonts w:ascii="Georgia" w:eastAsia="Times New Roman" w:hAnsi="Georgia" w:cs="Times New Roman"/>
           <w:sz w:val="24"/>
           <w:szCs w:val="24"/>
-          <w:lang w:val="cs-CZ"/>
         </w:rPr>
         <w:t xml:space="preserve"> </w:t>
       </w:r>
@@ -2814,7 +3572,6 @@
           <w:rFonts w:ascii="Georgia" w:eastAsia="Times New Roman" w:hAnsi="Georgia" w:cs="Times New Roman"/>
           <w:sz w:val="24"/>
           <w:szCs w:val="24"/>
-          <w:lang w:val="cs-CZ"/>
         </w:rPr>
         <w:t xml:space="preserve"> </w:t>
       </w:r>
@@ -2865,13 +3622,11 @@
         <w:spacing w:before="240" w:after="240"/>
         <w:rPr>
           <w:rFonts w:ascii="Georgia" w:eastAsia="Times New Roman" w:hAnsi="Georgia" w:cs="Times New Roman"/>
-          <w:lang w:val="uk-UA"/>
-        </w:rPr>
-      </w:pPr>
-      <w:r>
-        <w:rPr>
-          <w:rFonts w:ascii="Georgia" w:eastAsia="Times New Roman" w:hAnsi="Georgia" w:cs="Times New Roman"/>
-          <w:lang w:val="uk-UA"/>
+        </w:rPr>
+      </w:pPr>
+      <w:r>
+        <w:rPr>
+          <w:rFonts w:ascii="Georgia" w:eastAsia="Times New Roman" w:hAnsi="Georgia" w:cs="Times New Roman"/>
         </w:rPr>
         <w:t>velikost objektů</w:t>
       </w:r>
@@ -2886,13 +3641,11 @@
         <w:spacing w:before="240" w:after="240"/>
         <w:rPr>
           <w:rFonts w:ascii="Georgia" w:eastAsia="Times New Roman" w:hAnsi="Georgia" w:cs="Times New Roman"/>
-          <w:lang w:val="uk-UA"/>
-        </w:rPr>
-      </w:pPr>
-      <w:r>
-        <w:rPr>
-          <w:rFonts w:ascii="Georgia" w:eastAsia="Times New Roman" w:hAnsi="Georgia" w:cs="Times New Roman"/>
-          <w:lang w:val="uk-UA"/>
+        </w:rPr>
+      </w:pPr>
+      <w:r>
+        <w:rPr>
+          <w:rFonts w:ascii="Georgia" w:eastAsia="Times New Roman" w:hAnsi="Georgia" w:cs="Times New Roman"/>
         </w:rPr>
         <w:t>barevnost</w:t>
       </w:r>
@@ -2907,13 +3660,11 @@
         <w:spacing w:before="240" w:after="240"/>
         <w:rPr>
           <w:rFonts w:ascii="Georgia" w:eastAsia="Times New Roman" w:hAnsi="Georgia" w:cs="Times New Roman"/>
-          <w:lang w:val="uk-UA"/>
-        </w:rPr>
-      </w:pPr>
-      <w:r>
-        <w:rPr>
-          <w:rFonts w:ascii="Georgia" w:eastAsia="Times New Roman" w:hAnsi="Georgia" w:cs="Times New Roman"/>
-          <w:lang w:val="uk-UA"/>
+        </w:rPr>
+      </w:pPr>
+      <w:r>
+        <w:rPr>
+          <w:rFonts w:ascii="Georgia" w:eastAsia="Times New Roman" w:hAnsi="Georgia" w:cs="Times New Roman"/>
         </w:rPr>
         <w:t>čitelnost postav a překážek</w:t>
       </w:r>
@@ -2928,7 +3679,6 @@
         <w:spacing w:before="240" w:after="240"/>
         <w:rPr>
           <w:rFonts w:ascii="Georgia" w:eastAsia="Times New Roman" w:hAnsi="Georgia" w:cs="Times New Roman"/>
-          <w:lang w:val="uk-UA"/>
         </w:rPr>
       </w:pPr>
       <w:r>
@@ -2941,200 +3691,216 @@
     <w:p>
       <w:pPr>
         <w:pStyle w:val="2"/>
+        <w:rPr>
+          <w:rStyle w:val="10"/>
+          <w:rFonts w:ascii="Georgia" w:eastAsia="Times New Roman" w:hAnsi="Georgia" w:cs="Times New Roman"/>
+          <w:color w:val="auto"/>
+        </w:rPr>
+      </w:pPr>
+      <w:r>
+        <w:rPr>
+          <w:rStyle w:val="10"/>
+          <w:rFonts w:ascii="Georgia" w:eastAsia="Times New Roman" w:hAnsi="Georgia" w:cs="Times New Roman"/>
+          <w:color w:val="auto"/>
+        </w:rPr>
+        <w:t>5.3</w:t>
+      </w:r>
+      <w:r>
+        <w:rPr>
+          <w:rStyle w:val="10"/>
+          <w:rFonts w:ascii="Georgia" w:eastAsia="Times New Roman" w:hAnsi="Georgia" w:cs="Times New Roman"/>
+          <w:color w:val="auto"/>
+        </w:rPr>
+        <w:tab/>
+        <w:t>Propojení grafiky s kódem</w:t>
+      </w:r>
+    </w:p>
+    <w:p>
+      <w:pPr>
+        <w:rPr>
+          <w:rStyle w:val="10"/>
+          <w:rFonts w:ascii="Georgia" w:eastAsia="Times New Roman" w:hAnsi="Georgia" w:cs="Times New Roman"/>
+          <w:color w:val="auto"/>
+        </w:rPr>
+      </w:pPr>
+    </w:p>
+    <w:p>
+      <w:pPr>
+        <w:pStyle w:val="1"/>
+        <w:rPr>
+          <w:rStyle w:val="10"/>
+          <w:rFonts w:ascii="Georgia" w:eastAsia="Times New Roman" w:hAnsi="Georgia" w:cs="Times New Roman"/>
+          <w:color w:val="auto"/>
+        </w:rPr>
+      </w:pPr>
+      <w:r>
+        <w:rPr>
+          <w:rStyle w:val="10"/>
+          <w:rFonts w:ascii="Georgia" w:eastAsia="Times New Roman" w:hAnsi="Georgia" w:cs="Times New Roman"/>
+          <w:color w:val="auto"/>
+        </w:rPr>
+        <w:t>6</w:t>
+      </w:r>
+      <w:r>
+        <w:rPr>
+          <w:rStyle w:val="10"/>
+          <w:rFonts w:ascii="Georgia" w:eastAsia="Times New Roman" w:hAnsi="Georgia" w:cs="Times New Roman"/>
+          <w:color w:val="auto"/>
+        </w:rPr>
+        <w:tab/>
+      </w:r>
+      <w:r>
+        <w:rPr>
+          <w:rStyle w:val="10"/>
+          <w:rFonts w:ascii="Georgia" w:eastAsia="Times New Roman" w:hAnsi="Georgia" w:cs="Times New Roman"/>
+          <w:color w:val="auto"/>
+        </w:rPr>
+        <w:t>Uvedení hry do funkce</w:t>
+      </w:r>
+    </w:p>
+    <w:p>
+      <w:pPr>
+        <w:pStyle w:val="1"/>
+        <w:rPr>
+          <w:rStyle w:val="10"/>
+          <w:rFonts w:ascii="Georgia" w:eastAsia="Times New Roman" w:hAnsi="Georgia" w:cs="Times New Roman"/>
+          <w:color w:val="auto"/>
+        </w:rPr>
+      </w:pPr>
+      <w:r>
+        <w:rPr>
+          <w:rStyle w:val="10"/>
+          <w:rFonts w:ascii="Georgia" w:eastAsia="Times New Roman" w:hAnsi="Georgia" w:cs="Times New Roman"/>
+          <w:color w:val="auto"/>
+        </w:rPr>
+        <w:t>7</w:t>
+      </w:r>
+      <w:r>
+        <w:rPr>
+          <w:rStyle w:val="10"/>
+          <w:rFonts w:ascii="Georgia" w:eastAsia="Times New Roman" w:hAnsi="Georgia" w:cs="Times New Roman"/>
+          <w:color w:val="auto"/>
+        </w:rPr>
+        <w:tab/>
+      </w:r>
+      <w:r>
+        <w:rPr>
+          <w:rStyle w:val="10"/>
+          <w:rFonts w:ascii="Georgia" w:eastAsia="Times New Roman" w:hAnsi="Georgia" w:cs="Times New Roman"/>
+          <w:color w:val="auto"/>
+        </w:rPr>
+        <w:t>Jak nainstalovat?</w:t>
+      </w:r>
+    </w:p>
+    <w:p>
+      <w:pPr>
+        <w:pStyle w:val="1"/>
+        <w:rPr>
+          <w:rStyle w:val="10"/>
+          <w:rFonts w:ascii="Georgia" w:eastAsia="Times New Roman" w:hAnsi="Georgia" w:cs="Times New Roman"/>
+          <w:color w:val="auto"/>
+        </w:rPr>
+      </w:pPr>
+      <w:r>
+        <w:rPr>
+          <w:rStyle w:val="10"/>
+          <w:rFonts w:ascii="Georgia" w:eastAsia="Times New Roman" w:hAnsi="Georgia" w:cs="Times New Roman"/>
+          <w:color w:val="auto"/>
+        </w:rPr>
+        <w:t>8</w:t>
+      </w:r>
+      <w:r>
+        <w:rPr>
+          <w:rStyle w:val="10"/>
+          <w:rFonts w:ascii="Georgia" w:eastAsia="Times New Roman" w:hAnsi="Georgia" w:cs="Times New Roman"/>
+          <w:color w:val="auto"/>
+        </w:rPr>
+        <w:tab/>
+      </w:r>
+      <w:r>
+        <w:rPr>
+          <w:rStyle w:val="10"/>
+          <w:rFonts w:ascii="Georgia" w:eastAsia="Times New Roman" w:hAnsi="Georgia" w:cs="Times New Roman"/>
+          <w:color w:val="auto"/>
+        </w:rPr>
+        <w:t>Závěr</w:t>
+      </w:r>
+    </w:p>
+    <w:p>
+      <w:pPr>
+        <w:rPr>
+          <w:rStyle w:val="10"/>
+          <w:rFonts w:ascii="Georgia" w:eastAsia="Times New Roman" w:hAnsi="Georgia" w:cs="Times New Roman"/>
+          <w:color w:val="auto"/>
+        </w:rPr>
+      </w:pPr>
+      <w:proofErr w:type="spellStart"/>
+      <w:r>
+        <w:rPr>
+          <w:rStyle w:val="10"/>
+          <w:rFonts w:ascii="Georgia" w:eastAsia="Times New Roman" w:hAnsi="Georgia" w:cs="Times New Roman"/>
+          <w:color w:val="auto"/>
+        </w:rPr>
+        <w:t>Mozna</w:t>
+      </w:r>
+      <w:proofErr w:type="spellEnd"/>
+      <w:r>
+        <w:rPr>
+          <w:rStyle w:val="10"/>
+          <w:rFonts w:ascii="Georgia" w:eastAsia="Times New Roman" w:hAnsi="Georgia" w:cs="Times New Roman"/>
+          <w:color w:val="auto"/>
+        </w:rPr>
+        <w:t xml:space="preserve"> </w:t>
+      </w:r>
+      <w:proofErr w:type="spellStart"/>
+      <w:r>
+        <w:rPr>
+          <w:rStyle w:val="10"/>
+          <w:rFonts w:ascii="Georgia" w:eastAsia="Times New Roman" w:hAnsi="Georgia" w:cs="Times New Roman"/>
+          <w:color w:val="auto"/>
+        </w:rPr>
+        <w:t>vylepseni</w:t>
+      </w:r>
+      <w:proofErr w:type="spellEnd"/>
+      <w:r>
+        <w:rPr>
+          <w:rStyle w:val="10"/>
+          <w:rFonts w:ascii="Georgia" w:eastAsia="Times New Roman" w:hAnsi="Georgia" w:cs="Times New Roman"/>
+          <w:color w:val="auto"/>
+        </w:rPr>
+        <w:t>...</w:t>
+      </w:r>
+    </w:p>
+    <w:p>
+      <w:pPr>
+        <w:pStyle w:val="1"/>
         <w:rPr>
           <w:rFonts w:ascii="Georgia" w:hAnsi="Georgia"/>
           <w:b/>
           <w:bCs/>
           <w:color w:val="auto"/>
-          <w:lang w:val="uk-UA"/>
-        </w:rPr>
-      </w:pPr>
-      <w:r>
-        <w:rPr>
-          <w:rFonts w:ascii="Georgia" w:hAnsi="Georgia"/>
-          <w:b/>
-          <w:bCs/>
+        </w:rPr>
+      </w:pPr>
+      <w:r>
+        <w:rPr>
+          <w:rStyle w:val="10"/>
+          <w:rFonts w:ascii="Georgia" w:eastAsia="Times New Roman" w:hAnsi="Georgia" w:cs="Times New Roman"/>
           <w:color w:val="auto"/>
-          <w:lang w:val="uk-UA"/>
-        </w:rPr>
-        <w:t>5.3</w:t>
-      </w:r>
-      <w:r>
-        <w:rPr>
-          <w:rFonts w:ascii="Georgia" w:hAnsi="Georgia"/>
+        </w:rPr>
+        <w:t>9</w:t>
+      </w:r>
+      <w:r>
+        <w:rPr>
+          <w:rStyle w:val="10"/>
+          <w:rFonts w:ascii="Georgia" w:eastAsia="Times New Roman" w:hAnsi="Georgia" w:cs="Times New Roman"/>
+          <w:color w:val="auto"/>
         </w:rPr>
         <w:tab/>
       </w:r>
       <w:r>
         <w:rPr>
-          <w:rFonts w:ascii="Georgia" w:hAnsi="Georgia"/>
-          <w:b/>
-          <w:bCs/>
-          <w:color w:val="auto"/>
-          <w:lang w:val="uk-UA"/>
-        </w:rPr>
-        <w:t>Propojení grafiky s kódem</w:t>
-      </w:r>
-    </w:p>
-    <w:p>
-      <w:pPr>
-        <w:rPr>
-          <w:rFonts w:ascii="Georgia" w:hAnsi="Georgia"/>
-        </w:rPr>
-      </w:pPr>
-    </w:p>
-    <w:p>
-      <w:pPr>
-        <w:pStyle w:val="1"/>
-        <w:rPr>
-          <w:rFonts w:ascii="Georgia" w:eastAsia="Times New Roman" w:hAnsi="Georgia" w:cs="Times New Roman"/>
-          <w:b/>
-          <w:bCs/>
-          <w:color w:val="auto"/>
-        </w:rPr>
-      </w:pPr>
-      <w:r>
-        <w:rPr>
-          <w:rFonts w:ascii="Georgia" w:hAnsi="Georgia"/>
-          <w:b/>
-          <w:bCs/>
-          <w:color w:val="auto"/>
-        </w:rPr>
-        <w:lastRenderedPageBreak/>
-        <w:t>6</w:t>
-      </w:r>
-      <w:r>
-        <w:rPr>
-          <w:rFonts w:ascii="Georgia" w:hAnsi="Georgia"/>
-        </w:rPr>
-        <w:tab/>
-      </w:r>
-      <w:r>
-        <w:rPr>
-          <w:rFonts w:ascii="Georgia" w:hAnsi="Georgia"/>
-          <w:b/>
-          <w:bCs/>
-          <w:color w:val="auto"/>
-        </w:rPr>
-        <w:t>Uvedení hry do funkce</w:t>
-      </w:r>
-    </w:p>
-    <w:p>
-      <w:pPr>
-        <w:pStyle w:val="1"/>
-        <w:rPr>
-          <w:rFonts w:ascii="Georgia" w:eastAsia="Times New Roman" w:hAnsi="Georgia" w:cs="Times New Roman"/>
-          <w:b/>
-          <w:bCs/>
-          <w:color w:val="auto"/>
-          <w:lang w:val="en-US"/>
-        </w:rPr>
-      </w:pPr>
-      <w:r>
-        <w:rPr>
-          <w:rFonts w:ascii="Georgia" w:hAnsi="Georgia"/>
-          <w:b/>
-          <w:bCs/>
-          <w:color w:val="auto"/>
-          <w:lang w:val="en-US"/>
-        </w:rPr>
-        <w:t>7</w:t>
-      </w:r>
-      <w:r>
-        <w:rPr>
-          <w:rFonts w:ascii="Georgia" w:hAnsi="Georgia"/>
-        </w:rPr>
-        <w:tab/>
-      </w:r>
-      <w:r>
-        <w:rPr>
-          <w:rFonts w:ascii="Georgia" w:hAnsi="Georgia"/>
-          <w:b/>
-          <w:bCs/>
-          <w:color w:val="auto"/>
-          <w:lang w:val="en-US"/>
-        </w:rPr>
-        <w:t>Jak nainstalovat?</w:t>
-      </w:r>
-    </w:p>
-    <w:p>
-      <w:pPr>
-        <w:pStyle w:val="1"/>
-        <w:rPr>
-          <w:rFonts w:ascii="Georgia" w:hAnsi="Georgia"/>
-          <w:b/>
-          <w:bCs/>
-          <w:color w:val="auto"/>
-        </w:rPr>
-      </w:pPr>
-      <w:r>
-        <w:rPr>
-          <w:rFonts w:ascii="Georgia" w:hAnsi="Georgia"/>
-          <w:b/>
-          <w:bCs/>
-          <w:color w:val="auto"/>
-        </w:rPr>
-        <w:t>8</w:t>
-      </w:r>
-      <w:r>
-        <w:rPr>
-          <w:rFonts w:ascii="Georgia" w:hAnsi="Georgia"/>
-        </w:rPr>
-        <w:tab/>
-      </w:r>
-      <w:r>
-        <w:rPr>
-          <w:rFonts w:ascii="Georgia" w:hAnsi="Georgia"/>
-          <w:b/>
-          <w:bCs/>
-          <w:color w:val="auto"/>
-        </w:rPr>
-        <w:t>Závěr</w:t>
-      </w:r>
-    </w:p>
-    <w:p>
-      <w:pPr>
-        <w:rPr>
-          <w:rFonts w:ascii="Georgia" w:hAnsi="Georgia"/>
-        </w:rPr>
-      </w:pPr>
-      <w:r>
-        <w:rPr>
-          <w:rFonts w:ascii="Georgia" w:hAnsi="Georgia"/>
-        </w:rPr>
-        <w:t>Mozna vylepseni...</w:t>
-      </w:r>
-    </w:p>
-    <w:p>
-      <w:pPr>
-        <w:pStyle w:val="1"/>
-        <w:rPr>
-          <w:rFonts w:ascii="Georgia" w:hAnsi="Georgia"/>
-          <w:b/>
-          <w:bCs/>
-          <w:color w:val="auto"/>
-        </w:rPr>
-      </w:pPr>
-      <w:r>
-        <w:rPr>
-          <w:rFonts w:ascii="Georgia" w:hAnsi="Georgia"/>
-          <w:b/>
-          <w:bCs/>
-          <w:color w:val="auto"/>
-        </w:rPr>
-        <w:t>9</w:t>
-      </w:r>
-      <w:r>
-        <w:rPr>
-          <w:rFonts w:ascii="Georgia" w:hAnsi="Georgia"/>
-        </w:rPr>
-        <w:tab/>
-      </w:r>
-      <w:r>
-        <w:rPr>
-          <w:rFonts w:ascii="Georgia" w:hAnsi="Georgia"/>
-          <w:b/>
-          <w:bCs/>
+          <w:rStyle w:val="10"/>
+          <w:rFonts w:ascii="Georgia" w:eastAsia="Times New Roman" w:hAnsi="Georgia" w:cs="Times New Roman"/>
           <w:color w:val="auto"/>
         </w:rPr>
         <w:t>Zdroje</w:t>
@@ -3914,7 +4680,6 @@
       <w:rFonts w:cstheme="minorHAnsi"/>
       <w:sz w:val="22"/>
       <w:szCs w:val="22"/>
-      <w:lang w:val="uk-UA"/>
     </w:rPr>
   </w:style>
   <w:style w:type="paragraph" w:styleId="1">
@@ -4101,7 +4866,6 @@
   <w:style w:type="character" w:default="1" w:styleId="a0">
     <w:name w:val="Default Paragraph Font"/>
     <w:uiPriority w:val="1"/>
-    <w:semiHidden/>
     <w:unhideWhenUsed/>
   </w:style>
   <w:style w:type="table" w:default="1" w:styleId="a1">
@@ -4401,6 +5165,19 @@
     <w:rsid w:val="03DBE540"/>
     <w:rPr>
       <w:vertAlign w:val="superscript"/>
+    </w:rPr>
+  </w:style>
+  <w:style w:type="paragraph" w:styleId="af0">
+    <w:name w:val="Normal (Web)"/>
+    <w:basedOn w:val="a"/>
+    <w:uiPriority w:val="99"/>
+    <w:semiHidden/>
+    <w:unhideWhenUsed/>
+    <w:rsid w:val="00CE1BD2"/>
+    <w:rPr>
+      <w:rFonts w:ascii="Times New Roman" w:hAnsi="Times New Roman" w:cs="Times New Roman"/>
+      <w:sz w:val="24"/>
+      <w:szCs w:val="24"/>
     </w:rPr>
   </w:style>
 </w:styles>

--- a/Rocnikovy_projekt_programovani.docx
+++ b/Rocnikovy_projekt_programovani.docx
@@ -53,16 +53,7 @@
           <w:rFonts w:ascii="Times New Roman" w:hAnsi="Times New Roman" w:cs="Times New Roman"/>
           <w:sz w:val="24"/>
         </w:rPr>
-        <w:t>.</w:t>
-      </w:r>
-      <w:bookmarkStart w:id="0" w:name="_GoBack"/>
-      <w:bookmarkEnd w:id="0"/>
-      <w:r>
-        <w:rPr>
-          <w:rFonts w:ascii="Times New Roman" w:hAnsi="Times New Roman" w:cs="Times New Roman"/>
-          <w:sz w:val="24"/>
-        </w:rPr>
-        <w:t xml:space="preserve"> Jan Lána</w:t>
+        <w:t>. Jan Lána</w:t>
       </w:r>
     </w:p>
     <w:p>
@@ -309,7 +300,7 @@
     </w:p>
     <w:p>
       <w:pPr>
-        <w:spacing w:after="200" w:line="276" w:lineRule="auto"/>
+        <w:spacing w:before="720" w:after="200" w:line="276" w:lineRule="auto"/>
         <w:jc w:val="center"/>
         <w:rPr>
           <w:rFonts w:ascii="Times New Roman" w:eastAsia="Times New Roman" w:hAnsi="Times New Roman" w:cs="Times New Roman"/>
@@ -331,7 +322,7 @@
     </w:p>
     <w:p>
       <w:pPr>
-        <w:spacing w:after="200" w:line="276" w:lineRule="auto"/>
+        <w:spacing w:after="0" w:line="276" w:lineRule="auto"/>
         <w:jc w:val="both"/>
         <w:rPr>
           <w:rFonts w:ascii="Times New Roman" w:eastAsia="Times New Roman" w:hAnsi="Times New Roman" w:cs="Times New Roman"/>
@@ -372,18 +363,10 @@
         </w:rPr>
         <w:t xml:space="preserve">, v počítačové pixelové grafice, propojení obou části a uvedení hry do funkce. Dokumentace obsahuje popis procesu vytvoření hry a její jednotlivých složek, vysvětlení jak hra funguje, ukázky samotné hry a kódu. </w:t>
       </w:r>
-      <w:r>
-        <w:rPr>
-          <w:rFonts w:ascii="Times New Roman" w:eastAsia="Times New Roman" w:hAnsi="Times New Roman" w:cs="Times New Roman"/>
-          <w:sz w:val="40"/>
-          <w:szCs w:val="40"/>
-        </w:rPr>
-        <w:br w:type="page"/>
-      </w:r>
-    </w:p>
-    <w:p>
-      <w:pPr>
-        <w:spacing w:after="200" w:line="276" w:lineRule="auto"/>
+    </w:p>
+    <w:p>
+      <w:pPr>
+        <w:spacing w:before="720" w:after="200" w:line="276" w:lineRule="auto"/>
         <w:jc w:val="center"/>
         <w:rPr>
           <w:rFonts w:ascii="Times New Roman" w:eastAsia="Times New Roman" w:hAnsi="Times New Roman" w:cs="Times New Roman"/>
@@ -399,6 +382,162 @@
           <w:sz w:val="40"/>
           <w:szCs w:val="40"/>
         </w:rPr>
+        <w:t>Abstract</w:t>
+      </w:r>
+    </w:p>
+    <w:p>
+      <w:pPr>
+        <w:spacing w:after="0" w:line="276" w:lineRule="auto"/>
+        <w:ind w:firstLine="708"/>
+        <w:jc w:val="both"/>
+        <w:rPr>
+          <w:rFonts w:ascii="Times New Roman" w:eastAsia="Times New Roman" w:hAnsi="Times New Roman" w:cs="Times New Roman"/>
+          <w:sz w:val="24"/>
+          <w:szCs w:val="40"/>
+        </w:rPr>
+      </w:pPr>
+      <w:r>
+        <w:rPr>
+          <w:rFonts w:ascii="Times New Roman" w:eastAsia="Times New Roman" w:hAnsi="Times New Roman" w:cs="Times New Roman"/>
+          <w:sz w:val="24"/>
+          <w:szCs w:val="40"/>
+        </w:rPr>
+        <w:t>In this project, we aim to create a polished platformer game titled "Escape from the Island." The project involves applying skills in programming, particularly in C++, in computer pixel graphics, integrating both components, and bringing the game to life. The documentation includes a description of the game development process and its individual components, an explanation of how the game works, and examples o</w:t>
+      </w:r>
+      <w:r>
+        <w:rPr>
+          <w:rFonts w:ascii="Times New Roman" w:eastAsia="Times New Roman" w:hAnsi="Times New Roman" w:cs="Times New Roman"/>
+          <w:sz w:val="24"/>
+          <w:szCs w:val="40"/>
+        </w:rPr>
+        <w:t>f the game itself and the code.</w:t>
+      </w:r>
+    </w:p>
+    <w:p>
+      <w:pPr>
+        <w:spacing w:before="720" w:after="200" w:line="276" w:lineRule="auto"/>
+        <w:jc w:val="center"/>
+        <w:rPr>
+          <w:rFonts w:ascii="Times New Roman" w:hAnsi="Times New Roman" w:cs="Times New Roman"/>
+          <w:b/>
+          <w:sz w:val="40"/>
+          <w:szCs w:val="40"/>
+        </w:rPr>
+      </w:pPr>
+      <w:r>
+        <w:rPr>
+          <w:rFonts w:ascii="Times New Roman" w:hAnsi="Times New Roman" w:cs="Times New Roman"/>
+          <w:b/>
+          <w:sz w:val="40"/>
+          <w:szCs w:val="40"/>
+        </w:rPr>
+        <w:t>Anmerkung</w:t>
+      </w:r>
+    </w:p>
+    <w:p>
+      <w:pPr>
+        <w:spacing w:after="0" w:line="276" w:lineRule="auto"/>
+        <w:ind w:firstLine="708"/>
+        <w:jc w:val="both"/>
+        <w:rPr>
+          <w:rFonts w:ascii="Times New Roman" w:eastAsia="Times New Roman" w:hAnsi="Times New Roman" w:cs="Times New Roman"/>
+          <w:sz w:val="24"/>
+          <w:szCs w:val="40"/>
+        </w:rPr>
+      </w:pPr>
+      <w:r>
+        <w:rPr>
+          <w:rFonts w:ascii="Times New Roman" w:eastAsia="Times New Roman" w:hAnsi="Times New Roman" w:cs="Times New Roman"/>
+          <w:sz w:val="24"/>
+          <w:szCs w:val="40"/>
+        </w:rPr>
+        <w:t>In unserer Arbeit versuchen wir, ein ausgefeiltes Plattformspiel mit dem Titel „Flucht von der Insel“ zu entwickeln. Die Arbeit umfasst die Anwendung von Programmierkenntnissen, insbesondere in der Sprache C++, sowie Kenntnisse in der computergestützten Pixelgrafik, die Verknüpfung beider Bereiche und die Inbetriebnahme des Spiels. Die Dokumentation enthält eine Beschreibung des Entstehungsprozesses des Spiels und seiner einzelnen Komponenten, eine Erläuterung der Funktionsweise des Spiels sowie Beispiele für</w:t>
+      </w:r>
+      <w:r>
+        <w:rPr>
+          <w:rFonts w:ascii="Times New Roman" w:eastAsia="Times New Roman" w:hAnsi="Times New Roman" w:cs="Times New Roman"/>
+          <w:sz w:val="24"/>
+          <w:szCs w:val="40"/>
+        </w:rPr>
+        <w:t xml:space="preserve"> das Spiel selbst und den Code.</w:t>
+      </w:r>
+    </w:p>
+    <w:p>
+      <w:pPr>
+        <w:spacing w:before="720" w:after="200" w:line="276" w:lineRule="auto"/>
+        <w:jc w:val="center"/>
+        <w:rPr>
+          <w:rFonts w:ascii="Times New Roman" w:eastAsia="Times New Roman" w:hAnsi="Times New Roman" w:cs="Times New Roman"/>
+          <w:b/>
+          <w:sz w:val="40"/>
+          <w:szCs w:val="40"/>
+        </w:rPr>
+      </w:pPr>
+      <w:r>
+        <w:rPr>
+          <w:rFonts w:ascii="Times New Roman" w:eastAsia="Times New Roman" w:hAnsi="Times New Roman" w:cs="Times New Roman"/>
+          <w:b/>
+          <w:sz w:val="40"/>
+          <w:szCs w:val="40"/>
+        </w:rPr>
+        <w:t>Résumé</w:t>
+      </w:r>
+    </w:p>
+    <w:p>
+      <w:pPr>
+        <w:spacing w:after="0" w:line="276" w:lineRule="auto"/>
+        <w:ind w:firstLine="708"/>
+        <w:jc w:val="both"/>
+        <w:rPr>
+          <w:rFonts w:ascii="Times New Roman" w:eastAsia="Times New Roman" w:hAnsi="Times New Roman" w:cs="Times New Roman"/>
+          <w:sz w:val="24"/>
+          <w:szCs w:val="40"/>
+        </w:rPr>
+      </w:pPr>
+      <w:r>
+        <w:rPr>
+          <w:rFonts w:ascii="Times New Roman" w:eastAsia="Times New Roman" w:hAnsi="Times New Roman" w:cs="Times New Roman"/>
+          <w:sz w:val="24"/>
+          <w:szCs w:val="40"/>
+        </w:rPr>
+        <w:t xml:space="preserve">Dans ce projet, nous nous efforçons de créer un jeu de plateforme bien ficelé intitulé « Évasion de l'île ». Ce travail fait appel à des compétences en programmation, notamment en langage C++, en infographie pixelisée, à l'intégration de ces deux aspects et à la mise en service du jeu. La documentation comprend une description du processus de création du jeu et de ses différents composants, une explication de son fonctionnement, ainsi que </w:t>
+      </w:r>
+      <w:r>
+        <w:rPr>
+          <w:rFonts w:ascii="Times New Roman" w:eastAsia="Times New Roman" w:hAnsi="Times New Roman" w:cs="Times New Roman"/>
+          <w:sz w:val="24"/>
+          <w:szCs w:val="40"/>
+        </w:rPr>
+        <w:t>des exemples du jeu et du code.</w:t>
+      </w:r>
+      <w:r>
+        <w:rPr>
+          <w:rFonts w:ascii="Times New Roman" w:eastAsia="Times New Roman" w:hAnsi="Times New Roman" w:cs="Times New Roman"/>
+          <w:b/>
+          <w:sz w:val="40"/>
+          <w:szCs w:val="40"/>
+        </w:rPr>
+        <w:br w:type="page"/>
+      </w:r>
+    </w:p>
+    <w:p>
+      <w:pPr>
+        <w:spacing w:after="200" w:line="276" w:lineRule="auto"/>
+        <w:jc w:val="center"/>
+        <w:rPr>
+          <w:rFonts w:ascii="Times New Roman" w:eastAsia="Times New Roman" w:hAnsi="Times New Roman" w:cs="Times New Roman"/>
+          <w:b/>
+          <w:sz w:val="40"/>
+          <w:szCs w:val="40"/>
+        </w:rPr>
+      </w:pPr>
+      <w:r>
+        <w:rPr>
+          <w:rFonts w:ascii="Times New Roman" w:eastAsia="Times New Roman" w:hAnsi="Times New Roman" w:cs="Times New Roman"/>
+          <w:b/>
+          <w:sz w:val="40"/>
+          <w:szCs w:val="40"/>
+        </w:rPr>
         <w:lastRenderedPageBreak/>
         <w:t>Prohlášení</w:t>
       </w:r>
@@ -1057,1631 +1196,1698 @@
           <w:sz w:val="24"/>
           <w:szCs w:val="48"/>
         </w:rPr>
+        <w:t>9</w:t>
+      </w:r>
+    </w:p>
+    <w:p>
+      <w:pPr>
+        <w:spacing w:after="0" w:line="360" w:lineRule="auto"/>
+        <w:rPr>
+          <w:rFonts w:ascii="Times New Roman" w:hAnsi="Times New Roman" w:cs="Times New Roman"/>
+          <w:sz w:val="24"/>
+          <w:szCs w:val="24"/>
+        </w:rPr>
+      </w:pPr>
+      <w:r>
+        <w:rPr>
+          <w:rFonts w:ascii="Times New Roman" w:hAnsi="Times New Roman" w:cs="Times New Roman"/>
+          <w:sz w:val="24"/>
+          <w:szCs w:val="24"/>
+        </w:rPr>
+        <w:t>3. Programování hry</w:t>
+      </w:r>
+      <w:r>
+        <w:rPr>
+          <w:rFonts w:ascii="Times New Roman" w:hAnsi="Times New Roman" w:cs="Times New Roman"/>
+          <w:sz w:val="24"/>
+          <w:szCs w:val="24"/>
+          <w:u w:val="dotted"/>
+        </w:rPr>
+        <w:tab/>
+      </w:r>
+      <w:r>
+        <w:rPr>
+          <w:rFonts w:ascii="Times New Roman" w:hAnsi="Times New Roman" w:cs="Times New Roman"/>
+          <w:sz w:val="24"/>
+          <w:szCs w:val="24"/>
+          <w:u w:val="dotted"/>
+        </w:rPr>
+        <w:tab/>
+      </w:r>
+      <w:r>
+        <w:rPr>
+          <w:rFonts w:ascii="Times New Roman" w:hAnsi="Times New Roman" w:cs="Times New Roman"/>
+          <w:sz w:val="24"/>
+          <w:szCs w:val="24"/>
+          <w:u w:val="dotted"/>
+        </w:rPr>
+        <w:tab/>
+      </w:r>
+      <w:r>
+        <w:rPr>
+          <w:rFonts w:ascii="Times New Roman" w:hAnsi="Times New Roman" w:cs="Times New Roman"/>
+          <w:sz w:val="24"/>
+          <w:szCs w:val="24"/>
+          <w:u w:val="dotted"/>
+        </w:rPr>
+        <w:tab/>
+      </w:r>
+      <w:r>
+        <w:rPr>
+          <w:rFonts w:ascii="Times New Roman" w:hAnsi="Times New Roman" w:cs="Times New Roman"/>
+          <w:sz w:val="24"/>
+          <w:szCs w:val="24"/>
+          <w:u w:val="dotted"/>
+        </w:rPr>
+        <w:tab/>
+      </w:r>
+      <w:r>
+        <w:rPr>
+          <w:rFonts w:ascii="Times New Roman" w:hAnsi="Times New Roman" w:cs="Times New Roman"/>
+          <w:sz w:val="24"/>
+          <w:szCs w:val="24"/>
+          <w:u w:val="dotted"/>
+        </w:rPr>
+        <w:tab/>
+      </w:r>
+      <w:r>
+        <w:rPr>
+          <w:rFonts w:ascii="Times New Roman" w:hAnsi="Times New Roman" w:cs="Times New Roman"/>
+          <w:sz w:val="24"/>
+          <w:szCs w:val="24"/>
+          <w:u w:val="dotted"/>
+        </w:rPr>
+        <w:tab/>
+      </w:r>
+      <w:r>
+        <w:rPr>
+          <w:rFonts w:ascii="Times New Roman" w:hAnsi="Times New Roman" w:cs="Times New Roman"/>
+          <w:sz w:val="24"/>
+          <w:szCs w:val="24"/>
+          <w:u w:val="dotted"/>
+        </w:rPr>
+        <w:tab/>
+      </w:r>
+      <w:r>
+        <w:rPr>
+          <w:rFonts w:ascii="Times New Roman" w:hAnsi="Times New Roman" w:cs="Times New Roman"/>
+          <w:sz w:val="24"/>
+          <w:szCs w:val="24"/>
+          <w:u w:val="dotted"/>
+        </w:rPr>
+        <w:tab/>
+      </w:r>
+      <w:r>
+        <w:rPr>
+          <w:rFonts w:ascii="Times New Roman" w:hAnsi="Times New Roman" w:cs="Times New Roman"/>
+          <w:sz w:val="24"/>
+          <w:szCs w:val="24"/>
+          <w:u w:val="dotted"/>
+        </w:rPr>
+        <w:tab/>
+      </w:r>
+      <w:r>
+        <w:rPr>
+          <w:rFonts w:ascii="Times New Roman" w:hAnsi="Times New Roman" w:cs="Times New Roman"/>
+          <w:sz w:val="24"/>
+          <w:szCs w:val="24"/>
+        </w:rPr>
+        <w:t>10</w:t>
+      </w:r>
+    </w:p>
+    <w:p>
+      <w:pPr>
+        <w:spacing w:after="0" w:line="360" w:lineRule="auto"/>
+        <w:rPr>
+          <w:rFonts w:ascii="Times New Roman" w:hAnsi="Times New Roman" w:cs="Times New Roman"/>
+          <w:sz w:val="24"/>
+          <w:szCs w:val="24"/>
+        </w:rPr>
+      </w:pPr>
+      <w:r>
+        <w:rPr>
+          <w:rFonts w:ascii="Times New Roman" w:hAnsi="Times New Roman" w:cs="Times New Roman"/>
+          <w:sz w:val="24"/>
+          <w:szCs w:val="24"/>
+        </w:rPr>
+        <w:tab/>
+        <w:t>3.1 Použité technologie</w:t>
+      </w:r>
+      <w:r>
+        <w:rPr>
+          <w:rFonts w:ascii="Times New Roman" w:hAnsi="Times New Roman" w:cs="Times New Roman"/>
+          <w:sz w:val="24"/>
+          <w:szCs w:val="24"/>
+          <w:u w:val="dotted"/>
+        </w:rPr>
+        <w:tab/>
+      </w:r>
+      <w:r>
+        <w:rPr>
+          <w:rFonts w:ascii="Times New Roman" w:hAnsi="Times New Roman" w:cs="Times New Roman"/>
+          <w:sz w:val="24"/>
+          <w:szCs w:val="24"/>
+          <w:u w:val="dotted"/>
+        </w:rPr>
+        <w:tab/>
+      </w:r>
+      <w:r>
+        <w:rPr>
+          <w:rFonts w:ascii="Times New Roman" w:hAnsi="Times New Roman" w:cs="Times New Roman"/>
+          <w:sz w:val="24"/>
+          <w:szCs w:val="24"/>
+          <w:u w:val="dotted"/>
+        </w:rPr>
+        <w:tab/>
+      </w:r>
+      <w:r>
+        <w:rPr>
+          <w:rFonts w:ascii="Times New Roman" w:hAnsi="Times New Roman" w:cs="Times New Roman"/>
+          <w:sz w:val="24"/>
+          <w:szCs w:val="24"/>
+          <w:u w:val="dotted"/>
+        </w:rPr>
+        <w:tab/>
+      </w:r>
+      <w:r>
+        <w:rPr>
+          <w:rFonts w:ascii="Times New Roman" w:hAnsi="Times New Roman" w:cs="Times New Roman"/>
+          <w:sz w:val="24"/>
+          <w:szCs w:val="24"/>
+          <w:u w:val="dotted"/>
+        </w:rPr>
+        <w:tab/>
+      </w:r>
+      <w:r>
+        <w:rPr>
+          <w:rFonts w:ascii="Times New Roman" w:hAnsi="Times New Roman" w:cs="Times New Roman"/>
+          <w:sz w:val="24"/>
+          <w:szCs w:val="24"/>
+          <w:u w:val="dotted"/>
+        </w:rPr>
+        <w:tab/>
+      </w:r>
+      <w:r>
+        <w:rPr>
+          <w:rFonts w:ascii="Times New Roman" w:hAnsi="Times New Roman" w:cs="Times New Roman"/>
+          <w:sz w:val="24"/>
+          <w:szCs w:val="24"/>
+          <w:u w:val="dotted"/>
+        </w:rPr>
+        <w:tab/>
+      </w:r>
+      <w:r>
+        <w:rPr>
+          <w:rFonts w:ascii="Times New Roman" w:hAnsi="Times New Roman" w:cs="Times New Roman"/>
+          <w:sz w:val="24"/>
+          <w:szCs w:val="24"/>
+          <w:u w:val="dotted"/>
+        </w:rPr>
+        <w:tab/>
+      </w:r>
+      <w:r>
+        <w:rPr>
+          <w:rFonts w:ascii="Times New Roman" w:hAnsi="Times New Roman" w:cs="Times New Roman"/>
+          <w:sz w:val="24"/>
+          <w:szCs w:val="24"/>
+        </w:rPr>
+        <w:t>10</w:t>
+      </w:r>
+    </w:p>
+    <w:p>
+      <w:pPr>
+        <w:spacing w:after="0" w:line="360" w:lineRule="auto"/>
+        <w:rPr>
+          <w:rFonts w:ascii="Times New Roman" w:hAnsi="Times New Roman" w:cs="Times New Roman"/>
+          <w:sz w:val="24"/>
+          <w:szCs w:val="24"/>
+        </w:rPr>
+      </w:pPr>
+      <w:r>
+        <w:rPr>
+          <w:rFonts w:ascii="Times New Roman" w:hAnsi="Times New Roman" w:cs="Times New Roman"/>
+          <w:sz w:val="24"/>
+          <w:szCs w:val="24"/>
+        </w:rPr>
+        <w:tab/>
+        <w:t>3.2 Herní smyčka</w:t>
+      </w:r>
+      <w:r>
+        <w:rPr>
+          <w:rFonts w:ascii="Times New Roman" w:hAnsi="Times New Roman" w:cs="Times New Roman"/>
+          <w:sz w:val="24"/>
+          <w:szCs w:val="24"/>
+          <w:u w:val="dotted"/>
+        </w:rPr>
+        <w:tab/>
+      </w:r>
+      <w:r>
+        <w:rPr>
+          <w:rFonts w:ascii="Times New Roman" w:hAnsi="Times New Roman" w:cs="Times New Roman"/>
+          <w:sz w:val="24"/>
+          <w:szCs w:val="24"/>
+          <w:u w:val="dotted"/>
+        </w:rPr>
+        <w:tab/>
+      </w:r>
+      <w:r>
+        <w:rPr>
+          <w:rFonts w:ascii="Times New Roman" w:hAnsi="Times New Roman" w:cs="Times New Roman"/>
+          <w:sz w:val="24"/>
+          <w:szCs w:val="24"/>
+          <w:u w:val="dotted"/>
+        </w:rPr>
+        <w:tab/>
+      </w:r>
+      <w:r>
+        <w:rPr>
+          <w:rFonts w:ascii="Times New Roman" w:hAnsi="Times New Roman" w:cs="Times New Roman"/>
+          <w:sz w:val="24"/>
+          <w:szCs w:val="24"/>
+          <w:u w:val="dotted"/>
+        </w:rPr>
+        <w:tab/>
+      </w:r>
+      <w:r>
+        <w:rPr>
+          <w:rFonts w:ascii="Times New Roman" w:hAnsi="Times New Roman" w:cs="Times New Roman"/>
+          <w:sz w:val="24"/>
+          <w:szCs w:val="24"/>
+          <w:u w:val="dotted"/>
+        </w:rPr>
+        <w:tab/>
+      </w:r>
+      <w:r>
+        <w:rPr>
+          <w:rFonts w:ascii="Times New Roman" w:hAnsi="Times New Roman" w:cs="Times New Roman"/>
+          <w:sz w:val="24"/>
+          <w:szCs w:val="24"/>
+          <w:u w:val="dotted"/>
+        </w:rPr>
+        <w:tab/>
+      </w:r>
+      <w:r>
+        <w:rPr>
+          <w:rFonts w:ascii="Times New Roman" w:hAnsi="Times New Roman" w:cs="Times New Roman"/>
+          <w:sz w:val="24"/>
+          <w:szCs w:val="24"/>
+          <w:u w:val="dotted"/>
+        </w:rPr>
+        <w:tab/>
+      </w:r>
+      <w:r>
+        <w:rPr>
+          <w:rFonts w:ascii="Times New Roman" w:hAnsi="Times New Roman" w:cs="Times New Roman"/>
+          <w:sz w:val="24"/>
+          <w:szCs w:val="24"/>
+          <w:u w:val="dotted"/>
+        </w:rPr>
+        <w:tab/>
+      </w:r>
+      <w:r>
+        <w:rPr>
+          <w:rFonts w:ascii="Times New Roman" w:hAnsi="Times New Roman" w:cs="Times New Roman"/>
+          <w:sz w:val="24"/>
+          <w:szCs w:val="24"/>
+          <w:u w:val="dotted"/>
+        </w:rPr>
+        <w:tab/>
+      </w:r>
+      <w:r>
+        <w:rPr>
+          <w:rFonts w:ascii="Times New Roman" w:hAnsi="Times New Roman" w:cs="Times New Roman"/>
+          <w:sz w:val="24"/>
+          <w:szCs w:val="24"/>
+        </w:rPr>
+        <w:t>1</w:t>
+      </w:r>
+      <w:r>
+        <w:rPr>
+          <w:rFonts w:ascii="Times New Roman" w:hAnsi="Times New Roman" w:cs="Times New Roman"/>
+          <w:sz w:val="24"/>
+          <w:szCs w:val="24"/>
+        </w:rPr>
+        <w:t>1</w:t>
+      </w:r>
+    </w:p>
+    <w:p>
+      <w:pPr>
+        <w:spacing w:after="0" w:line="360" w:lineRule="auto"/>
+        <w:rPr>
+          <w:rFonts w:ascii="Times New Roman" w:hAnsi="Times New Roman" w:cs="Times New Roman"/>
+          <w:sz w:val="24"/>
+          <w:szCs w:val="24"/>
+        </w:rPr>
+      </w:pPr>
+      <w:r>
+        <w:rPr>
+          <w:rFonts w:ascii="Times New Roman" w:hAnsi="Times New Roman" w:cs="Times New Roman"/>
+          <w:sz w:val="24"/>
+          <w:szCs w:val="24"/>
+        </w:rPr>
+        <w:tab/>
+        <w:t>3.3 Multithreadning</w:t>
+      </w:r>
+      <w:r>
+        <w:rPr>
+          <w:rFonts w:ascii="Times New Roman" w:hAnsi="Times New Roman" w:cs="Times New Roman"/>
+          <w:sz w:val="24"/>
+          <w:szCs w:val="24"/>
+          <w:u w:val="dotted"/>
+        </w:rPr>
+        <w:tab/>
+      </w:r>
+      <w:r>
+        <w:rPr>
+          <w:rFonts w:ascii="Times New Roman" w:hAnsi="Times New Roman" w:cs="Times New Roman"/>
+          <w:sz w:val="24"/>
+          <w:szCs w:val="24"/>
+          <w:u w:val="dotted"/>
+        </w:rPr>
+        <w:tab/>
+      </w:r>
+      <w:r>
+        <w:rPr>
+          <w:rFonts w:ascii="Times New Roman" w:hAnsi="Times New Roman" w:cs="Times New Roman"/>
+          <w:sz w:val="24"/>
+          <w:szCs w:val="24"/>
+          <w:u w:val="dotted"/>
+        </w:rPr>
+        <w:tab/>
+      </w:r>
+      <w:r>
+        <w:rPr>
+          <w:rFonts w:ascii="Times New Roman" w:hAnsi="Times New Roman" w:cs="Times New Roman"/>
+          <w:sz w:val="24"/>
+          <w:szCs w:val="24"/>
+          <w:u w:val="dotted"/>
+        </w:rPr>
+        <w:tab/>
+      </w:r>
+      <w:r>
+        <w:rPr>
+          <w:rFonts w:ascii="Times New Roman" w:hAnsi="Times New Roman" w:cs="Times New Roman"/>
+          <w:sz w:val="24"/>
+          <w:szCs w:val="24"/>
+          <w:u w:val="dotted"/>
+        </w:rPr>
+        <w:tab/>
+      </w:r>
+      <w:r>
+        <w:rPr>
+          <w:rFonts w:ascii="Times New Roman" w:hAnsi="Times New Roman" w:cs="Times New Roman"/>
+          <w:sz w:val="24"/>
+          <w:szCs w:val="24"/>
+          <w:u w:val="dotted"/>
+        </w:rPr>
+        <w:tab/>
+      </w:r>
+      <w:r>
+        <w:rPr>
+          <w:rFonts w:ascii="Times New Roman" w:hAnsi="Times New Roman" w:cs="Times New Roman"/>
+          <w:sz w:val="24"/>
+          <w:szCs w:val="24"/>
+          <w:u w:val="dotted"/>
+        </w:rPr>
+        <w:tab/>
+      </w:r>
+      <w:r>
+        <w:rPr>
+          <w:rFonts w:ascii="Times New Roman" w:hAnsi="Times New Roman" w:cs="Times New Roman"/>
+          <w:sz w:val="24"/>
+          <w:szCs w:val="24"/>
+          <w:u w:val="dotted"/>
+        </w:rPr>
+        <w:tab/>
+      </w:r>
+      <w:r>
+        <w:rPr>
+          <w:rFonts w:ascii="Times New Roman" w:hAnsi="Times New Roman" w:cs="Times New Roman"/>
+          <w:sz w:val="24"/>
+          <w:szCs w:val="24"/>
+          <w:u w:val="dotted"/>
+        </w:rPr>
+        <w:tab/>
+      </w:r>
+      <w:r>
+        <w:rPr>
+          <w:rFonts w:ascii="Times New Roman" w:hAnsi="Times New Roman" w:cs="Times New Roman"/>
+          <w:sz w:val="24"/>
+          <w:szCs w:val="24"/>
+        </w:rPr>
+        <w:t>1</w:t>
+      </w:r>
+      <w:r>
+        <w:rPr>
+          <w:rFonts w:ascii="Times New Roman" w:hAnsi="Times New Roman" w:cs="Times New Roman"/>
+          <w:sz w:val="24"/>
+          <w:szCs w:val="24"/>
+        </w:rPr>
+        <w:t>1</w:t>
+      </w:r>
+    </w:p>
+    <w:p>
+      <w:pPr>
+        <w:spacing w:after="0" w:line="360" w:lineRule="auto"/>
+        <w:rPr>
+          <w:rFonts w:ascii="Times New Roman" w:hAnsi="Times New Roman" w:cs="Times New Roman"/>
+          <w:sz w:val="24"/>
+          <w:szCs w:val="24"/>
+        </w:rPr>
+      </w:pPr>
+      <w:r>
+        <w:rPr>
+          <w:rFonts w:ascii="Times New Roman" w:hAnsi="Times New Roman" w:cs="Times New Roman"/>
+          <w:sz w:val="24"/>
+          <w:szCs w:val="24"/>
+        </w:rPr>
+        <w:tab/>
+        <w:t>3.4 Herní logika</w:t>
+      </w:r>
+      <w:r>
+        <w:rPr>
+          <w:rFonts w:ascii="Times New Roman" w:hAnsi="Times New Roman" w:cs="Times New Roman"/>
+          <w:sz w:val="24"/>
+          <w:szCs w:val="24"/>
+          <w:u w:val="dotted"/>
+        </w:rPr>
+        <w:tab/>
+      </w:r>
+      <w:r>
+        <w:rPr>
+          <w:rFonts w:ascii="Times New Roman" w:hAnsi="Times New Roman" w:cs="Times New Roman"/>
+          <w:sz w:val="24"/>
+          <w:szCs w:val="24"/>
+          <w:u w:val="dotted"/>
+        </w:rPr>
+        <w:tab/>
+      </w:r>
+      <w:r>
+        <w:rPr>
+          <w:rFonts w:ascii="Times New Roman" w:hAnsi="Times New Roman" w:cs="Times New Roman"/>
+          <w:sz w:val="24"/>
+          <w:szCs w:val="24"/>
+          <w:u w:val="dotted"/>
+        </w:rPr>
+        <w:tab/>
+      </w:r>
+      <w:r>
+        <w:rPr>
+          <w:rFonts w:ascii="Times New Roman" w:hAnsi="Times New Roman" w:cs="Times New Roman"/>
+          <w:sz w:val="24"/>
+          <w:szCs w:val="24"/>
+          <w:u w:val="dotted"/>
+        </w:rPr>
+        <w:tab/>
+      </w:r>
+      <w:r>
+        <w:rPr>
+          <w:rFonts w:ascii="Times New Roman" w:hAnsi="Times New Roman" w:cs="Times New Roman"/>
+          <w:sz w:val="24"/>
+          <w:szCs w:val="24"/>
+          <w:u w:val="dotted"/>
+        </w:rPr>
+        <w:tab/>
+      </w:r>
+      <w:r>
+        <w:rPr>
+          <w:rFonts w:ascii="Times New Roman" w:hAnsi="Times New Roman" w:cs="Times New Roman"/>
+          <w:sz w:val="24"/>
+          <w:szCs w:val="24"/>
+          <w:u w:val="dotted"/>
+        </w:rPr>
+        <w:tab/>
+      </w:r>
+      <w:r>
+        <w:rPr>
+          <w:rFonts w:ascii="Times New Roman" w:hAnsi="Times New Roman" w:cs="Times New Roman"/>
+          <w:sz w:val="24"/>
+          <w:szCs w:val="24"/>
+          <w:u w:val="dotted"/>
+        </w:rPr>
+        <w:tab/>
+      </w:r>
+      <w:r>
+        <w:rPr>
+          <w:rFonts w:ascii="Times New Roman" w:hAnsi="Times New Roman" w:cs="Times New Roman"/>
+          <w:sz w:val="24"/>
+          <w:szCs w:val="24"/>
+          <w:u w:val="dotted"/>
+        </w:rPr>
+        <w:tab/>
+      </w:r>
+      <w:r>
+        <w:rPr>
+          <w:rFonts w:ascii="Times New Roman" w:hAnsi="Times New Roman" w:cs="Times New Roman"/>
+          <w:sz w:val="24"/>
+          <w:szCs w:val="24"/>
+          <w:u w:val="dotted"/>
+        </w:rPr>
+        <w:tab/>
+      </w:r>
+      <w:r>
+        <w:rPr>
+          <w:rFonts w:ascii="Times New Roman" w:hAnsi="Times New Roman" w:cs="Times New Roman"/>
+          <w:sz w:val="24"/>
+          <w:szCs w:val="24"/>
+        </w:rPr>
+        <w:t>1</w:t>
+      </w:r>
+      <w:r>
+        <w:rPr>
+          <w:rFonts w:ascii="Times New Roman" w:hAnsi="Times New Roman" w:cs="Times New Roman"/>
+          <w:sz w:val="24"/>
+          <w:szCs w:val="24"/>
+        </w:rPr>
+        <w:t>2</w:t>
+      </w:r>
+    </w:p>
+    <w:p>
+      <w:pPr>
+        <w:spacing w:after="0" w:line="360" w:lineRule="auto"/>
+        <w:rPr>
+          <w:rFonts w:ascii="Times New Roman" w:hAnsi="Times New Roman" w:cs="Times New Roman"/>
+          <w:sz w:val="24"/>
+          <w:szCs w:val="24"/>
+        </w:rPr>
+      </w:pPr>
+      <w:r>
+        <w:rPr>
+          <w:rFonts w:ascii="Times New Roman" w:hAnsi="Times New Roman" w:cs="Times New Roman"/>
+          <w:sz w:val="24"/>
+          <w:szCs w:val="24"/>
+        </w:rPr>
+        <w:tab/>
+        <w:t>3.5 Kolize a interakce</w:t>
+      </w:r>
+      <w:r>
+        <w:rPr>
+          <w:rFonts w:ascii="Times New Roman" w:hAnsi="Times New Roman" w:cs="Times New Roman"/>
+          <w:sz w:val="24"/>
+          <w:szCs w:val="24"/>
+          <w:u w:val="dotted"/>
+        </w:rPr>
+        <w:tab/>
+      </w:r>
+      <w:r>
+        <w:rPr>
+          <w:rFonts w:ascii="Times New Roman" w:hAnsi="Times New Roman" w:cs="Times New Roman"/>
+          <w:sz w:val="24"/>
+          <w:szCs w:val="24"/>
+          <w:u w:val="dotted"/>
+        </w:rPr>
+        <w:tab/>
+      </w:r>
+      <w:r>
+        <w:rPr>
+          <w:rFonts w:ascii="Times New Roman" w:hAnsi="Times New Roman" w:cs="Times New Roman"/>
+          <w:sz w:val="24"/>
+          <w:szCs w:val="24"/>
+          <w:u w:val="dotted"/>
+        </w:rPr>
+        <w:tab/>
+      </w:r>
+      <w:r>
+        <w:rPr>
+          <w:rFonts w:ascii="Times New Roman" w:hAnsi="Times New Roman" w:cs="Times New Roman"/>
+          <w:sz w:val="24"/>
+          <w:szCs w:val="24"/>
+          <w:u w:val="dotted"/>
+        </w:rPr>
+        <w:tab/>
+      </w:r>
+      <w:r>
+        <w:rPr>
+          <w:rFonts w:ascii="Times New Roman" w:hAnsi="Times New Roman" w:cs="Times New Roman"/>
+          <w:sz w:val="24"/>
+          <w:szCs w:val="24"/>
+          <w:u w:val="dotted"/>
+        </w:rPr>
+        <w:tab/>
+      </w:r>
+      <w:r>
+        <w:rPr>
+          <w:rFonts w:ascii="Times New Roman" w:hAnsi="Times New Roman" w:cs="Times New Roman"/>
+          <w:sz w:val="24"/>
+          <w:szCs w:val="24"/>
+          <w:u w:val="dotted"/>
+        </w:rPr>
+        <w:tab/>
+      </w:r>
+      <w:r>
+        <w:rPr>
+          <w:rFonts w:ascii="Times New Roman" w:hAnsi="Times New Roman" w:cs="Times New Roman"/>
+          <w:sz w:val="24"/>
+          <w:szCs w:val="24"/>
+          <w:u w:val="dotted"/>
+        </w:rPr>
+        <w:tab/>
+      </w:r>
+      <w:r>
+        <w:rPr>
+          <w:rFonts w:ascii="Times New Roman" w:hAnsi="Times New Roman" w:cs="Times New Roman"/>
+          <w:sz w:val="24"/>
+          <w:szCs w:val="24"/>
+          <w:u w:val="dotted"/>
+        </w:rPr>
+        <w:tab/>
+      </w:r>
+      <w:r>
+        <w:rPr>
+          <w:rFonts w:ascii="Times New Roman" w:hAnsi="Times New Roman" w:cs="Times New Roman"/>
+          <w:sz w:val="24"/>
+          <w:szCs w:val="24"/>
+          <w:u w:val="dotted"/>
+        </w:rPr>
+        <w:tab/>
+      </w:r>
+      <w:r>
+        <w:rPr>
+          <w:rFonts w:ascii="Times New Roman" w:hAnsi="Times New Roman" w:cs="Times New Roman"/>
+          <w:sz w:val="24"/>
+          <w:szCs w:val="24"/>
+        </w:rPr>
+        <w:t>1</w:t>
+      </w:r>
+      <w:r>
+        <w:rPr>
+          <w:rFonts w:ascii="Times New Roman" w:hAnsi="Times New Roman" w:cs="Times New Roman"/>
+          <w:sz w:val="24"/>
+          <w:szCs w:val="24"/>
+        </w:rPr>
+        <w:t>2</w:t>
+      </w:r>
+    </w:p>
+    <w:p>
+      <w:pPr>
+        <w:spacing w:after="0" w:line="360" w:lineRule="auto"/>
+        <w:rPr>
+          <w:rFonts w:ascii="Times New Roman" w:hAnsi="Times New Roman" w:cs="Times New Roman"/>
+          <w:sz w:val="24"/>
+          <w:szCs w:val="24"/>
+        </w:rPr>
+      </w:pPr>
+      <w:r>
+        <w:rPr>
+          <w:rFonts w:ascii="Times New Roman" w:hAnsi="Times New Roman" w:cs="Times New Roman"/>
+          <w:sz w:val="24"/>
+          <w:szCs w:val="24"/>
+        </w:rPr>
+        <w:t>4. Grafika</w:t>
+      </w:r>
+      <w:r>
+        <w:rPr>
+          <w:rFonts w:ascii="Times New Roman" w:hAnsi="Times New Roman" w:cs="Times New Roman"/>
+          <w:sz w:val="24"/>
+          <w:szCs w:val="24"/>
+          <w:u w:val="dotted"/>
+        </w:rPr>
+        <w:tab/>
+      </w:r>
+      <w:r>
+        <w:rPr>
+          <w:rFonts w:ascii="Times New Roman" w:hAnsi="Times New Roman" w:cs="Times New Roman"/>
+          <w:sz w:val="24"/>
+          <w:szCs w:val="24"/>
+          <w:u w:val="dotted"/>
+        </w:rPr>
+        <w:tab/>
+      </w:r>
+      <w:r>
+        <w:rPr>
+          <w:rFonts w:ascii="Times New Roman" w:hAnsi="Times New Roman" w:cs="Times New Roman"/>
+          <w:sz w:val="24"/>
+          <w:szCs w:val="24"/>
+          <w:u w:val="dotted"/>
+        </w:rPr>
+        <w:tab/>
+      </w:r>
+      <w:r>
+        <w:rPr>
+          <w:rFonts w:ascii="Times New Roman" w:hAnsi="Times New Roman" w:cs="Times New Roman"/>
+          <w:sz w:val="24"/>
+          <w:szCs w:val="24"/>
+          <w:u w:val="dotted"/>
+        </w:rPr>
+        <w:tab/>
+      </w:r>
+      <w:r>
+        <w:rPr>
+          <w:rFonts w:ascii="Times New Roman" w:hAnsi="Times New Roman" w:cs="Times New Roman"/>
+          <w:sz w:val="24"/>
+          <w:szCs w:val="24"/>
+          <w:u w:val="dotted"/>
+        </w:rPr>
+        <w:tab/>
+      </w:r>
+      <w:r>
+        <w:rPr>
+          <w:rFonts w:ascii="Times New Roman" w:hAnsi="Times New Roman" w:cs="Times New Roman"/>
+          <w:sz w:val="24"/>
+          <w:szCs w:val="24"/>
+          <w:u w:val="dotted"/>
+        </w:rPr>
+        <w:tab/>
+      </w:r>
+      <w:r>
+        <w:rPr>
+          <w:rFonts w:ascii="Times New Roman" w:hAnsi="Times New Roman" w:cs="Times New Roman"/>
+          <w:sz w:val="24"/>
+          <w:szCs w:val="24"/>
+          <w:u w:val="dotted"/>
+        </w:rPr>
+        <w:tab/>
+      </w:r>
+      <w:r>
+        <w:rPr>
+          <w:rFonts w:ascii="Times New Roman" w:hAnsi="Times New Roman" w:cs="Times New Roman"/>
+          <w:sz w:val="24"/>
+          <w:szCs w:val="24"/>
+          <w:u w:val="dotted"/>
+        </w:rPr>
+        <w:tab/>
+      </w:r>
+      <w:r>
+        <w:rPr>
+          <w:rFonts w:ascii="Times New Roman" w:hAnsi="Times New Roman" w:cs="Times New Roman"/>
+          <w:sz w:val="24"/>
+          <w:szCs w:val="24"/>
+          <w:u w:val="dotted"/>
+        </w:rPr>
+        <w:tab/>
+      </w:r>
+      <w:r>
+        <w:rPr>
+          <w:rFonts w:ascii="Times New Roman" w:hAnsi="Times New Roman" w:cs="Times New Roman"/>
+          <w:sz w:val="24"/>
+          <w:szCs w:val="24"/>
+          <w:u w:val="dotted"/>
+        </w:rPr>
+        <w:tab/>
+      </w:r>
+      <w:r>
+        <w:rPr>
+          <w:rFonts w:ascii="Times New Roman" w:hAnsi="Times New Roman" w:cs="Times New Roman"/>
+          <w:sz w:val="24"/>
+          <w:szCs w:val="24"/>
+          <w:u w:val="dotted"/>
+        </w:rPr>
+        <w:tab/>
+      </w:r>
+      <w:r>
+        <w:rPr>
+          <w:rFonts w:ascii="Times New Roman" w:hAnsi="Times New Roman" w:cs="Times New Roman"/>
+          <w:sz w:val="24"/>
+          <w:szCs w:val="24"/>
+        </w:rPr>
+        <w:t>1</w:t>
+      </w:r>
+      <w:r>
+        <w:rPr>
+          <w:rFonts w:ascii="Times New Roman" w:hAnsi="Times New Roman" w:cs="Times New Roman"/>
+          <w:sz w:val="24"/>
+          <w:szCs w:val="24"/>
+        </w:rPr>
+        <w:t>3</w:t>
+      </w:r>
+    </w:p>
+    <w:p>
+      <w:pPr>
+        <w:spacing w:after="0" w:line="360" w:lineRule="auto"/>
+        <w:rPr>
+          <w:rFonts w:ascii="Times New Roman" w:hAnsi="Times New Roman" w:cs="Times New Roman"/>
+          <w:sz w:val="24"/>
+          <w:szCs w:val="24"/>
+        </w:rPr>
+      </w:pPr>
+      <w:r>
+        <w:rPr>
+          <w:rFonts w:ascii="Times New Roman" w:hAnsi="Times New Roman" w:cs="Times New Roman"/>
+          <w:sz w:val="24"/>
+          <w:szCs w:val="24"/>
+        </w:rPr>
+        <w:tab/>
+      </w:r>
+      <w:r>
+        <w:rPr>
+          <w:rFonts w:ascii="Times New Roman" w:hAnsi="Times New Roman" w:cs="Times New Roman"/>
+          <w:sz w:val="24"/>
+          <w:szCs w:val="24"/>
+        </w:rPr>
+        <w:t>4.</w:t>
+      </w:r>
+      <w:r>
+        <w:rPr>
+          <w:rFonts w:ascii="Times New Roman" w:hAnsi="Times New Roman" w:cs="Times New Roman"/>
+          <w:sz w:val="24"/>
+          <w:szCs w:val="24"/>
+        </w:rPr>
+        <w:t>1 Vizuální motiv</w:t>
+      </w:r>
+      <w:r>
+        <w:rPr>
+          <w:rFonts w:ascii="Times New Roman" w:hAnsi="Times New Roman" w:cs="Times New Roman"/>
+          <w:sz w:val="24"/>
+          <w:szCs w:val="24"/>
+          <w:u w:val="dotted"/>
+        </w:rPr>
+        <w:tab/>
+      </w:r>
+      <w:r>
+        <w:rPr>
+          <w:rFonts w:ascii="Times New Roman" w:hAnsi="Times New Roman" w:cs="Times New Roman"/>
+          <w:sz w:val="24"/>
+          <w:szCs w:val="24"/>
+          <w:u w:val="dotted"/>
+        </w:rPr>
+        <w:tab/>
+      </w:r>
+      <w:r>
+        <w:rPr>
+          <w:rFonts w:ascii="Times New Roman" w:hAnsi="Times New Roman" w:cs="Times New Roman"/>
+          <w:sz w:val="24"/>
+          <w:szCs w:val="24"/>
+          <w:u w:val="dotted"/>
+        </w:rPr>
+        <w:tab/>
+      </w:r>
+      <w:r>
+        <w:rPr>
+          <w:rFonts w:ascii="Times New Roman" w:hAnsi="Times New Roman" w:cs="Times New Roman"/>
+          <w:sz w:val="24"/>
+          <w:szCs w:val="24"/>
+          <w:u w:val="dotted"/>
+        </w:rPr>
+        <w:tab/>
+      </w:r>
+      <w:r>
+        <w:rPr>
+          <w:rFonts w:ascii="Times New Roman" w:hAnsi="Times New Roman" w:cs="Times New Roman"/>
+          <w:sz w:val="24"/>
+          <w:szCs w:val="24"/>
+          <w:u w:val="dotted"/>
+        </w:rPr>
+        <w:tab/>
+      </w:r>
+      <w:r>
+        <w:rPr>
+          <w:rFonts w:ascii="Times New Roman" w:hAnsi="Times New Roman" w:cs="Times New Roman"/>
+          <w:sz w:val="24"/>
+          <w:szCs w:val="24"/>
+          <w:u w:val="dotted"/>
+        </w:rPr>
+        <w:tab/>
+      </w:r>
+      <w:r>
+        <w:rPr>
+          <w:rFonts w:ascii="Times New Roman" w:hAnsi="Times New Roman" w:cs="Times New Roman"/>
+          <w:sz w:val="24"/>
+          <w:szCs w:val="24"/>
+          <w:u w:val="dotted"/>
+        </w:rPr>
+        <w:tab/>
+      </w:r>
+      <w:r>
+        <w:rPr>
+          <w:rFonts w:ascii="Times New Roman" w:hAnsi="Times New Roman" w:cs="Times New Roman"/>
+          <w:sz w:val="24"/>
+          <w:szCs w:val="24"/>
+          <w:u w:val="dotted"/>
+        </w:rPr>
+        <w:tab/>
+      </w:r>
+      <w:r>
+        <w:rPr>
+          <w:rFonts w:ascii="Times New Roman" w:hAnsi="Times New Roman" w:cs="Times New Roman"/>
+          <w:sz w:val="24"/>
+          <w:szCs w:val="24"/>
+          <w:u w:val="dotted"/>
+        </w:rPr>
+        <w:tab/>
+      </w:r>
+      <w:r>
+        <w:rPr>
+          <w:rFonts w:ascii="Times New Roman" w:hAnsi="Times New Roman" w:cs="Times New Roman"/>
+          <w:sz w:val="24"/>
+          <w:szCs w:val="24"/>
+        </w:rPr>
+        <w:t>1</w:t>
+      </w:r>
+      <w:r>
+        <w:rPr>
+          <w:rFonts w:ascii="Times New Roman" w:hAnsi="Times New Roman" w:cs="Times New Roman"/>
+          <w:sz w:val="24"/>
+          <w:szCs w:val="24"/>
+        </w:rPr>
+        <w:t>3</w:t>
+      </w:r>
+    </w:p>
+    <w:p>
+      <w:pPr>
+        <w:spacing w:after="0" w:line="360" w:lineRule="auto"/>
+        <w:rPr>
+          <w:rFonts w:ascii="Times New Roman" w:hAnsi="Times New Roman" w:cs="Times New Roman"/>
+          <w:sz w:val="24"/>
+          <w:szCs w:val="24"/>
+        </w:rPr>
+      </w:pPr>
+      <w:r>
+        <w:rPr>
+          <w:rFonts w:ascii="Times New Roman" w:hAnsi="Times New Roman" w:cs="Times New Roman"/>
+          <w:sz w:val="24"/>
+          <w:szCs w:val="24"/>
+        </w:rPr>
+        <w:tab/>
+      </w:r>
+      <w:r>
+        <w:rPr>
+          <w:rFonts w:ascii="Times New Roman" w:hAnsi="Times New Roman" w:cs="Times New Roman"/>
+          <w:sz w:val="24"/>
+          <w:szCs w:val="24"/>
+        </w:rPr>
+        <w:t>4</w:t>
+      </w:r>
+      <w:r>
+        <w:rPr>
+          <w:rFonts w:ascii="Times New Roman" w:hAnsi="Times New Roman" w:cs="Times New Roman"/>
+          <w:sz w:val="24"/>
+          <w:szCs w:val="24"/>
+        </w:rPr>
+        <w:t>.2 Proces vytváření grafiky</w:t>
+      </w:r>
+      <w:r>
+        <w:rPr>
+          <w:rFonts w:ascii="Times New Roman" w:hAnsi="Times New Roman" w:cs="Times New Roman"/>
+          <w:sz w:val="24"/>
+          <w:szCs w:val="24"/>
+          <w:u w:val="dotted"/>
+        </w:rPr>
+        <w:tab/>
+      </w:r>
+      <w:r>
+        <w:rPr>
+          <w:rFonts w:ascii="Times New Roman" w:hAnsi="Times New Roman" w:cs="Times New Roman"/>
+          <w:sz w:val="24"/>
+          <w:szCs w:val="24"/>
+          <w:u w:val="dotted"/>
+        </w:rPr>
+        <w:tab/>
+      </w:r>
+      <w:r>
+        <w:rPr>
+          <w:rFonts w:ascii="Times New Roman" w:hAnsi="Times New Roman" w:cs="Times New Roman"/>
+          <w:sz w:val="24"/>
+          <w:szCs w:val="24"/>
+          <w:u w:val="dotted"/>
+        </w:rPr>
+        <w:tab/>
+      </w:r>
+      <w:r>
+        <w:rPr>
+          <w:rFonts w:ascii="Times New Roman" w:hAnsi="Times New Roman" w:cs="Times New Roman"/>
+          <w:sz w:val="24"/>
+          <w:szCs w:val="24"/>
+          <w:u w:val="dotted"/>
+        </w:rPr>
+        <w:tab/>
+      </w:r>
+      <w:r>
+        <w:rPr>
+          <w:rFonts w:ascii="Times New Roman" w:hAnsi="Times New Roman" w:cs="Times New Roman"/>
+          <w:sz w:val="24"/>
+          <w:szCs w:val="24"/>
+          <w:u w:val="dotted"/>
+        </w:rPr>
+        <w:tab/>
+      </w:r>
+      <w:r>
+        <w:rPr>
+          <w:rFonts w:ascii="Times New Roman" w:hAnsi="Times New Roman" w:cs="Times New Roman"/>
+          <w:sz w:val="24"/>
+          <w:szCs w:val="24"/>
+          <w:u w:val="dotted"/>
+        </w:rPr>
+        <w:tab/>
+      </w:r>
+      <w:r>
+        <w:rPr>
+          <w:rFonts w:ascii="Times New Roman" w:hAnsi="Times New Roman" w:cs="Times New Roman"/>
+          <w:sz w:val="24"/>
+          <w:szCs w:val="24"/>
+          <w:u w:val="dotted"/>
+        </w:rPr>
+        <w:tab/>
+      </w:r>
+      <w:r>
+        <w:rPr>
+          <w:rFonts w:ascii="Times New Roman" w:hAnsi="Times New Roman" w:cs="Times New Roman"/>
+          <w:sz w:val="24"/>
+          <w:szCs w:val="24"/>
+          <w:u w:val="dotted"/>
+        </w:rPr>
+        <w:tab/>
+      </w:r>
+      <w:r>
+        <w:rPr>
+          <w:rFonts w:ascii="Times New Roman" w:hAnsi="Times New Roman" w:cs="Times New Roman"/>
+          <w:sz w:val="24"/>
+          <w:szCs w:val="24"/>
+        </w:rPr>
+        <w:t>1</w:t>
+      </w:r>
+      <w:r>
+        <w:rPr>
+          <w:rFonts w:ascii="Times New Roman" w:hAnsi="Times New Roman" w:cs="Times New Roman"/>
+          <w:sz w:val="24"/>
+          <w:szCs w:val="24"/>
+        </w:rPr>
+        <w:t>4</w:t>
+      </w:r>
+    </w:p>
+    <w:p>
+      <w:pPr>
+        <w:spacing w:after="0" w:line="360" w:lineRule="auto"/>
+        <w:rPr>
+          <w:rFonts w:ascii="Times New Roman" w:hAnsi="Times New Roman" w:cs="Times New Roman"/>
+          <w:sz w:val="24"/>
+          <w:szCs w:val="24"/>
+        </w:rPr>
+      </w:pPr>
+      <w:r>
+        <w:rPr>
+          <w:rFonts w:ascii="Times New Roman" w:hAnsi="Times New Roman" w:cs="Times New Roman"/>
+          <w:sz w:val="24"/>
+          <w:szCs w:val="24"/>
+        </w:rPr>
+        <w:tab/>
+      </w:r>
+      <w:r>
+        <w:rPr>
+          <w:rFonts w:ascii="Times New Roman" w:hAnsi="Times New Roman" w:cs="Times New Roman"/>
+          <w:sz w:val="24"/>
+          <w:szCs w:val="24"/>
+        </w:rPr>
+        <w:t>4</w:t>
+      </w:r>
+      <w:r>
+        <w:rPr>
+          <w:rFonts w:ascii="Times New Roman" w:hAnsi="Times New Roman" w:cs="Times New Roman"/>
+          <w:sz w:val="24"/>
+          <w:szCs w:val="24"/>
+        </w:rPr>
+        <w:t xml:space="preserve">.3 </w:t>
+      </w:r>
+      <w:r>
+        <w:rPr>
+          <w:rFonts w:ascii="Times New Roman" w:hAnsi="Times New Roman" w:cs="Times New Roman"/>
+          <w:sz w:val="24"/>
+          <w:szCs w:val="24"/>
+        </w:rPr>
+        <w:t>Propojení grafiky s kódem</w:t>
+      </w:r>
+      <w:r>
+        <w:rPr>
+          <w:rFonts w:ascii="Times New Roman" w:hAnsi="Times New Roman" w:cs="Times New Roman"/>
+          <w:sz w:val="24"/>
+          <w:szCs w:val="24"/>
+          <w:u w:val="dotted"/>
+        </w:rPr>
+        <w:tab/>
+      </w:r>
+      <w:r>
+        <w:rPr>
+          <w:rFonts w:ascii="Times New Roman" w:hAnsi="Times New Roman" w:cs="Times New Roman"/>
+          <w:sz w:val="24"/>
+          <w:szCs w:val="24"/>
+          <w:u w:val="dotted"/>
+        </w:rPr>
+        <w:tab/>
+      </w:r>
+      <w:r>
+        <w:rPr>
+          <w:rFonts w:ascii="Times New Roman" w:hAnsi="Times New Roman" w:cs="Times New Roman"/>
+          <w:sz w:val="24"/>
+          <w:szCs w:val="24"/>
+          <w:u w:val="dotted"/>
+        </w:rPr>
+        <w:tab/>
+      </w:r>
+      <w:r>
+        <w:rPr>
+          <w:rFonts w:ascii="Times New Roman" w:hAnsi="Times New Roman" w:cs="Times New Roman"/>
+          <w:sz w:val="24"/>
+          <w:szCs w:val="24"/>
+          <w:u w:val="dotted"/>
+        </w:rPr>
+        <w:tab/>
+      </w:r>
+      <w:r>
+        <w:rPr>
+          <w:rFonts w:ascii="Times New Roman" w:hAnsi="Times New Roman" w:cs="Times New Roman"/>
+          <w:sz w:val="24"/>
+          <w:szCs w:val="24"/>
+          <w:u w:val="dotted"/>
+        </w:rPr>
+        <w:tab/>
+      </w:r>
+      <w:r>
+        <w:rPr>
+          <w:rFonts w:ascii="Times New Roman" w:hAnsi="Times New Roman" w:cs="Times New Roman"/>
+          <w:sz w:val="24"/>
+          <w:szCs w:val="24"/>
+          <w:u w:val="dotted"/>
+        </w:rPr>
+        <w:tab/>
+      </w:r>
+      <w:r>
+        <w:rPr>
+          <w:rFonts w:ascii="Times New Roman" w:hAnsi="Times New Roman" w:cs="Times New Roman"/>
+          <w:sz w:val="24"/>
+          <w:szCs w:val="24"/>
+          <w:u w:val="dotted"/>
+        </w:rPr>
+        <w:tab/>
+      </w:r>
+      <w:r>
+        <w:rPr>
+          <w:rFonts w:ascii="Times New Roman" w:hAnsi="Times New Roman" w:cs="Times New Roman"/>
+          <w:sz w:val="24"/>
+          <w:szCs w:val="24"/>
+        </w:rPr>
+        <w:t>1</w:t>
+      </w:r>
+      <w:r>
+        <w:rPr>
+          <w:rFonts w:ascii="Times New Roman" w:hAnsi="Times New Roman" w:cs="Times New Roman"/>
+          <w:sz w:val="24"/>
+          <w:szCs w:val="24"/>
+        </w:rPr>
+        <w:t>4</w:t>
+      </w:r>
+    </w:p>
+    <w:p>
+      <w:pPr>
+        <w:spacing w:after="0" w:line="360" w:lineRule="auto"/>
+        <w:rPr>
+          <w:rFonts w:ascii="Times New Roman" w:hAnsi="Times New Roman" w:cs="Times New Roman"/>
+          <w:sz w:val="24"/>
+          <w:szCs w:val="24"/>
+        </w:rPr>
+      </w:pPr>
+      <w:r>
+        <w:rPr>
+          <w:rFonts w:ascii="Times New Roman" w:hAnsi="Times New Roman" w:cs="Times New Roman"/>
+          <w:sz w:val="24"/>
+          <w:szCs w:val="24"/>
+        </w:rPr>
+        <w:t>5. Uvedení hry do funkce</w:t>
+      </w:r>
+      <w:r>
+        <w:rPr>
+          <w:rFonts w:ascii="Times New Roman" w:hAnsi="Times New Roman" w:cs="Times New Roman"/>
+          <w:sz w:val="24"/>
+          <w:szCs w:val="24"/>
+          <w:u w:val="dotted"/>
+        </w:rPr>
+        <w:tab/>
+      </w:r>
+      <w:r>
+        <w:rPr>
+          <w:rFonts w:ascii="Times New Roman" w:hAnsi="Times New Roman" w:cs="Times New Roman"/>
+          <w:sz w:val="24"/>
+          <w:szCs w:val="24"/>
+          <w:u w:val="dotted"/>
+        </w:rPr>
+        <w:tab/>
+      </w:r>
+      <w:r>
+        <w:rPr>
+          <w:rFonts w:ascii="Times New Roman" w:hAnsi="Times New Roman" w:cs="Times New Roman"/>
+          <w:sz w:val="24"/>
+          <w:szCs w:val="24"/>
+          <w:u w:val="dotted"/>
+        </w:rPr>
+        <w:tab/>
+      </w:r>
+      <w:r>
+        <w:rPr>
+          <w:rFonts w:ascii="Times New Roman" w:hAnsi="Times New Roman" w:cs="Times New Roman"/>
+          <w:sz w:val="24"/>
+          <w:szCs w:val="24"/>
+          <w:u w:val="dotted"/>
+        </w:rPr>
+        <w:tab/>
+      </w:r>
+      <w:r>
+        <w:rPr>
+          <w:rFonts w:ascii="Times New Roman" w:hAnsi="Times New Roman" w:cs="Times New Roman"/>
+          <w:sz w:val="24"/>
+          <w:szCs w:val="24"/>
+          <w:u w:val="dotted"/>
+        </w:rPr>
+        <w:tab/>
+      </w:r>
+      <w:r>
+        <w:rPr>
+          <w:rFonts w:ascii="Times New Roman" w:hAnsi="Times New Roman" w:cs="Times New Roman"/>
+          <w:sz w:val="24"/>
+          <w:szCs w:val="24"/>
+          <w:u w:val="dotted"/>
+        </w:rPr>
+        <w:tab/>
+      </w:r>
+      <w:r>
+        <w:rPr>
+          <w:rFonts w:ascii="Times New Roman" w:hAnsi="Times New Roman" w:cs="Times New Roman"/>
+          <w:sz w:val="24"/>
+          <w:szCs w:val="24"/>
+          <w:u w:val="dotted"/>
+        </w:rPr>
+        <w:tab/>
+      </w:r>
+      <w:r>
+        <w:rPr>
+          <w:rFonts w:ascii="Times New Roman" w:hAnsi="Times New Roman" w:cs="Times New Roman"/>
+          <w:sz w:val="24"/>
+          <w:szCs w:val="24"/>
+          <w:u w:val="dotted"/>
+        </w:rPr>
+        <w:tab/>
+      </w:r>
+      <w:r>
+        <w:rPr>
+          <w:rFonts w:ascii="Times New Roman" w:hAnsi="Times New Roman" w:cs="Times New Roman"/>
+          <w:sz w:val="24"/>
+          <w:szCs w:val="24"/>
+          <w:u w:val="dotted"/>
+        </w:rPr>
+        <w:tab/>
+      </w:r>
+      <w:r>
+        <w:rPr>
+          <w:rFonts w:ascii="Times New Roman" w:hAnsi="Times New Roman" w:cs="Times New Roman"/>
+          <w:sz w:val="24"/>
+          <w:szCs w:val="24"/>
+        </w:rPr>
+        <w:t>1</w:t>
+      </w:r>
+      <w:r>
+        <w:rPr>
+          <w:rFonts w:ascii="Times New Roman" w:hAnsi="Times New Roman" w:cs="Times New Roman"/>
+          <w:sz w:val="24"/>
+          <w:szCs w:val="24"/>
+        </w:rPr>
+        <w:t>5</w:t>
+      </w:r>
+    </w:p>
+    <w:p>
+      <w:pPr>
+        <w:spacing w:after="0" w:line="360" w:lineRule="auto"/>
+        <w:rPr>
+          <w:rFonts w:ascii="Times New Roman" w:hAnsi="Times New Roman" w:cs="Times New Roman"/>
+          <w:sz w:val="24"/>
+          <w:szCs w:val="24"/>
+        </w:rPr>
+      </w:pPr>
+      <w:r>
+        <w:rPr>
+          <w:rFonts w:ascii="Times New Roman" w:hAnsi="Times New Roman" w:cs="Times New Roman"/>
+          <w:sz w:val="24"/>
+          <w:szCs w:val="24"/>
+        </w:rPr>
+        <w:t>6. Jak nainstalovat?</w:t>
+      </w:r>
+      <w:r>
+        <w:rPr>
+          <w:rFonts w:ascii="Times New Roman" w:hAnsi="Times New Roman" w:cs="Times New Roman"/>
+          <w:sz w:val="24"/>
+          <w:szCs w:val="24"/>
+          <w:u w:val="dotted"/>
+        </w:rPr>
+        <w:tab/>
+      </w:r>
+      <w:r>
+        <w:rPr>
+          <w:rFonts w:ascii="Times New Roman" w:hAnsi="Times New Roman" w:cs="Times New Roman"/>
+          <w:sz w:val="24"/>
+          <w:szCs w:val="24"/>
+          <w:u w:val="dotted"/>
+        </w:rPr>
+        <w:tab/>
+      </w:r>
+      <w:r>
+        <w:rPr>
+          <w:rFonts w:ascii="Times New Roman" w:hAnsi="Times New Roman" w:cs="Times New Roman"/>
+          <w:sz w:val="24"/>
+          <w:szCs w:val="24"/>
+          <w:u w:val="dotted"/>
+        </w:rPr>
+        <w:tab/>
+      </w:r>
+      <w:r>
+        <w:rPr>
+          <w:rFonts w:ascii="Times New Roman" w:hAnsi="Times New Roman" w:cs="Times New Roman"/>
+          <w:sz w:val="24"/>
+          <w:szCs w:val="24"/>
+          <w:u w:val="dotted"/>
+        </w:rPr>
+        <w:tab/>
+      </w:r>
+      <w:r>
+        <w:rPr>
+          <w:rFonts w:ascii="Times New Roman" w:hAnsi="Times New Roman" w:cs="Times New Roman"/>
+          <w:sz w:val="24"/>
+          <w:szCs w:val="24"/>
+          <w:u w:val="dotted"/>
+        </w:rPr>
+        <w:tab/>
+      </w:r>
+      <w:r>
+        <w:rPr>
+          <w:rFonts w:ascii="Times New Roman" w:hAnsi="Times New Roman" w:cs="Times New Roman"/>
+          <w:sz w:val="24"/>
+          <w:szCs w:val="24"/>
+          <w:u w:val="dotted"/>
+        </w:rPr>
+        <w:tab/>
+      </w:r>
+      <w:r>
+        <w:rPr>
+          <w:rFonts w:ascii="Times New Roman" w:hAnsi="Times New Roman" w:cs="Times New Roman"/>
+          <w:sz w:val="24"/>
+          <w:szCs w:val="24"/>
+          <w:u w:val="dotted"/>
+        </w:rPr>
+        <w:tab/>
+      </w:r>
+      <w:r>
+        <w:rPr>
+          <w:rFonts w:ascii="Times New Roman" w:hAnsi="Times New Roman" w:cs="Times New Roman"/>
+          <w:sz w:val="24"/>
+          <w:szCs w:val="24"/>
+          <w:u w:val="dotted"/>
+        </w:rPr>
+        <w:tab/>
+      </w:r>
+      <w:r>
+        <w:rPr>
+          <w:rFonts w:ascii="Times New Roman" w:hAnsi="Times New Roman" w:cs="Times New Roman"/>
+          <w:sz w:val="24"/>
+          <w:szCs w:val="24"/>
+          <w:u w:val="dotted"/>
+        </w:rPr>
+        <w:tab/>
+      </w:r>
+      <w:r>
+        <w:rPr>
+          <w:rFonts w:ascii="Times New Roman" w:hAnsi="Times New Roman" w:cs="Times New Roman"/>
+          <w:sz w:val="24"/>
+          <w:szCs w:val="24"/>
+          <w:u w:val="dotted"/>
+        </w:rPr>
+        <w:tab/>
+      </w:r>
+      <w:r>
+        <w:rPr>
+          <w:rFonts w:ascii="Times New Roman" w:hAnsi="Times New Roman" w:cs="Times New Roman"/>
+          <w:sz w:val="24"/>
+          <w:szCs w:val="24"/>
+        </w:rPr>
+        <w:t>1</w:t>
+      </w:r>
+      <w:r>
+        <w:rPr>
+          <w:rFonts w:ascii="Times New Roman" w:hAnsi="Times New Roman" w:cs="Times New Roman"/>
+          <w:sz w:val="24"/>
+          <w:szCs w:val="24"/>
+        </w:rPr>
+        <w:t>6</w:t>
+      </w:r>
+    </w:p>
+    <w:p>
+      <w:pPr>
+        <w:spacing w:after="0" w:line="360" w:lineRule="auto"/>
+        <w:rPr>
+          <w:rFonts w:ascii="Times New Roman" w:hAnsi="Times New Roman" w:cs="Times New Roman"/>
+          <w:sz w:val="24"/>
+          <w:szCs w:val="24"/>
+        </w:rPr>
+      </w:pPr>
+      <w:r>
+        <w:rPr>
+          <w:rFonts w:ascii="Times New Roman" w:hAnsi="Times New Roman" w:cs="Times New Roman"/>
+          <w:sz w:val="24"/>
+          <w:szCs w:val="24"/>
+        </w:rPr>
+        <w:t>7. Možná vylepšení</w:t>
+      </w:r>
+      <w:r>
+        <w:rPr>
+          <w:rFonts w:ascii="Times New Roman" w:hAnsi="Times New Roman" w:cs="Times New Roman"/>
+          <w:sz w:val="24"/>
+          <w:szCs w:val="24"/>
+          <w:u w:val="dotted"/>
+        </w:rPr>
+        <w:tab/>
+      </w:r>
+      <w:r>
+        <w:rPr>
+          <w:rFonts w:ascii="Times New Roman" w:hAnsi="Times New Roman" w:cs="Times New Roman"/>
+          <w:sz w:val="24"/>
+          <w:szCs w:val="24"/>
+          <w:u w:val="dotted"/>
+        </w:rPr>
+        <w:tab/>
+      </w:r>
+      <w:r>
+        <w:rPr>
+          <w:rFonts w:ascii="Times New Roman" w:hAnsi="Times New Roman" w:cs="Times New Roman"/>
+          <w:sz w:val="24"/>
+          <w:szCs w:val="24"/>
+          <w:u w:val="dotted"/>
+        </w:rPr>
+        <w:tab/>
+      </w:r>
+      <w:r>
+        <w:rPr>
+          <w:rFonts w:ascii="Times New Roman" w:hAnsi="Times New Roman" w:cs="Times New Roman"/>
+          <w:sz w:val="24"/>
+          <w:szCs w:val="24"/>
+          <w:u w:val="dotted"/>
+        </w:rPr>
+        <w:tab/>
+      </w:r>
+      <w:r>
+        <w:rPr>
+          <w:rFonts w:ascii="Times New Roman" w:hAnsi="Times New Roman" w:cs="Times New Roman"/>
+          <w:sz w:val="24"/>
+          <w:szCs w:val="24"/>
+          <w:u w:val="dotted"/>
+        </w:rPr>
+        <w:tab/>
+      </w:r>
+      <w:r>
+        <w:rPr>
+          <w:rFonts w:ascii="Times New Roman" w:hAnsi="Times New Roman" w:cs="Times New Roman"/>
+          <w:sz w:val="24"/>
+          <w:szCs w:val="24"/>
+          <w:u w:val="dotted"/>
+        </w:rPr>
+        <w:tab/>
+      </w:r>
+      <w:r>
+        <w:rPr>
+          <w:rFonts w:ascii="Times New Roman" w:hAnsi="Times New Roman" w:cs="Times New Roman"/>
+          <w:sz w:val="24"/>
+          <w:szCs w:val="24"/>
+          <w:u w:val="dotted"/>
+        </w:rPr>
+        <w:tab/>
+      </w:r>
+      <w:r>
+        <w:rPr>
+          <w:rFonts w:ascii="Times New Roman" w:hAnsi="Times New Roman" w:cs="Times New Roman"/>
+          <w:sz w:val="24"/>
+          <w:szCs w:val="24"/>
+          <w:u w:val="dotted"/>
+        </w:rPr>
+        <w:tab/>
+      </w:r>
+      <w:r>
+        <w:rPr>
+          <w:rFonts w:ascii="Times New Roman" w:hAnsi="Times New Roman" w:cs="Times New Roman"/>
+          <w:sz w:val="24"/>
+          <w:szCs w:val="24"/>
+          <w:u w:val="dotted"/>
+        </w:rPr>
+        <w:tab/>
+      </w:r>
+      <w:r>
+        <w:rPr>
+          <w:rFonts w:ascii="Times New Roman" w:hAnsi="Times New Roman" w:cs="Times New Roman"/>
+          <w:sz w:val="24"/>
+          <w:szCs w:val="24"/>
+          <w:u w:val="dotted"/>
+        </w:rPr>
+        <w:tab/>
+      </w:r>
+      <w:r>
+        <w:rPr>
+          <w:rFonts w:ascii="Times New Roman" w:hAnsi="Times New Roman" w:cs="Times New Roman"/>
+          <w:sz w:val="24"/>
+          <w:szCs w:val="24"/>
+        </w:rPr>
+        <w:t>1</w:t>
+      </w:r>
+      <w:r>
+        <w:rPr>
+          <w:rFonts w:ascii="Times New Roman" w:hAnsi="Times New Roman" w:cs="Times New Roman"/>
+          <w:sz w:val="24"/>
+          <w:szCs w:val="24"/>
+        </w:rPr>
+        <w:t>7</w:t>
+      </w:r>
+    </w:p>
+    <w:p>
+      <w:pPr>
+        <w:spacing w:after="0" w:line="360" w:lineRule="auto"/>
+        <w:rPr>
+          <w:rFonts w:ascii="Times New Roman" w:hAnsi="Times New Roman" w:cs="Times New Roman"/>
+          <w:sz w:val="24"/>
+          <w:szCs w:val="24"/>
+        </w:rPr>
+      </w:pPr>
+      <w:r>
+        <w:rPr>
+          <w:rFonts w:ascii="Times New Roman" w:hAnsi="Times New Roman" w:cs="Times New Roman"/>
+          <w:sz w:val="24"/>
+          <w:szCs w:val="24"/>
+        </w:rPr>
+        <w:t>Závěr</w:t>
+      </w:r>
+      <w:r>
+        <w:rPr>
+          <w:rFonts w:ascii="Times New Roman" w:hAnsi="Times New Roman" w:cs="Times New Roman"/>
+          <w:sz w:val="24"/>
+          <w:szCs w:val="24"/>
+          <w:u w:val="dotted"/>
+        </w:rPr>
+        <w:tab/>
+      </w:r>
+      <w:r>
+        <w:rPr>
+          <w:rFonts w:ascii="Times New Roman" w:hAnsi="Times New Roman" w:cs="Times New Roman"/>
+          <w:sz w:val="24"/>
+          <w:szCs w:val="24"/>
+          <w:u w:val="dotted"/>
+        </w:rPr>
+        <w:tab/>
+      </w:r>
+      <w:r>
+        <w:rPr>
+          <w:rFonts w:ascii="Times New Roman" w:hAnsi="Times New Roman" w:cs="Times New Roman"/>
+          <w:sz w:val="24"/>
+          <w:szCs w:val="24"/>
+          <w:u w:val="dotted"/>
+        </w:rPr>
+        <w:tab/>
+      </w:r>
+      <w:r>
+        <w:rPr>
+          <w:rFonts w:ascii="Times New Roman" w:hAnsi="Times New Roman" w:cs="Times New Roman"/>
+          <w:sz w:val="24"/>
+          <w:szCs w:val="24"/>
+          <w:u w:val="dotted"/>
+        </w:rPr>
+        <w:tab/>
+      </w:r>
+      <w:r>
+        <w:rPr>
+          <w:rFonts w:ascii="Times New Roman" w:hAnsi="Times New Roman" w:cs="Times New Roman"/>
+          <w:sz w:val="24"/>
+          <w:szCs w:val="24"/>
+          <w:u w:val="dotted"/>
+        </w:rPr>
+        <w:tab/>
+      </w:r>
+      <w:r>
+        <w:rPr>
+          <w:rFonts w:ascii="Times New Roman" w:hAnsi="Times New Roman" w:cs="Times New Roman"/>
+          <w:sz w:val="24"/>
+          <w:szCs w:val="24"/>
+          <w:u w:val="dotted"/>
+        </w:rPr>
+        <w:tab/>
+      </w:r>
+      <w:r>
+        <w:rPr>
+          <w:rFonts w:ascii="Times New Roman" w:hAnsi="Times New Roman" w:cs="Times New Roman"/>
+          <w:sz w:val="24"/>
+          <w:szCs w:val="24"/>
+          <w:u w:val="dotted"/>
+        </w:rPr>
+        <w:tab/>
+      </w:r>
+      <w:r>
+        <w:rPr>
+          <w:rFonts w:ascii="Times New Roman" w:hAnsi="Times New Roman" w:cs="Times New Roman"/>
+          <w:sz w:val="24"/>
+          <w:szCs w:val="24"/>
+          <w:u w:val="dotted"/>
+        </w:rPr>
+        <w:tab/>
+      </w:r>
+      <w:r>
+        <w:rPr>
+          <w:rFonts w:ascii="Times New Roman" w:hAnsi="Times New Roman" w:cs="Times New Roman"/>
+          <w:sz w:val="24"/>
+          <w:szCs w:val="24"/>
+          <w:u w:val="dotted"/>
+        </w:rPr>
+        <w:tab/>
+      </w:r>
+      <w:r>
+        <w:rPr>
+          <w:rFonts w:ascii="Times New Roman" w:hAnsi="Times New Roman" w:cs="Times New Roman"/>
+          <w:sz w:val="24"/>
+          <w:szCs w:val="24"/>
+          <w:u w:val="dotted"/>
+        </w:rPr>
+        <w:tab/>
+      </w:r>
+      <w:r>
+        <w:rPr>
+          <w:rFonts w:ascii="Times New Roman" w:hAnsi="Times New Roman" w:cs="Times New Roman"/>
+          <w:sz w:val="24"/>
+          <w:szCs w:val="24"/>
+          <w:u w:val="dotted"/>
+        </w:rPr>
+        <w:tab/>
+      </w:r>
+      <w:r>
+        <w:rPr>
+          <w:rFonts w:ascii="Times New Roman" w:hAnsi="Times New Roman" w:cs="Times New Roman"/>
+          <w:sz w:val="24"/>
+          <w:szCs w:val="24"/>
+          <w:u w:val="dotted"/>
+        </w:rPr>
+        <w:tab/>
+      </w:r>
+      <w:r>
+        <w:rPr>
+          <w:rFonts w:ascii="Times New Roman" w:hAnsi="Times New Roman" w:cs="Times New Roman"/>
+          <w:sz w:val="24"/>
+          <w:szCs w:val="24"/>
+        </w:rPr>
+        <w:t>1</w:t>
+      </w:r>
+      <w:r>
+        <w:rPr>
+          <w:rFonts w:ascii="Times New Roman" w:hAnsi="Times New Roman" w:cs="Times New Roman"/>
+          <w:sz w:val="24"/>
+          <w:szCs w:val="24"/>
+        </w:rPr>
         <w:t>8</w:t>
-      </w:r>
-    </w:p>
-    <w:p>
-      <w:pPr>
-        <w:spacing w:after="0" w:line="360" w:lineRule="auto"/>
-        <w:rPr>
-          <w:rFonts w:ascii="Times New Roman" w:hAnsi="Times New Roman" w:cs="Times New Roman"/>
-          <w:sz w:val="24"/>
-          <w:szCs w:val="24"/>
-        </w:rPr>
-      </w:pPr>
-      <w:r>
-        <w:rPr>
-          <w:rFonts w:ascii="Times New Roman" w:hAnsi="Times New Roman" w:cs="Times New Roman"/>
-          <w:sz w:val="24"/>
-          <w:szCs w:val="24"/>
-        </w:rPr>
-        <w:t>3. Programování hry</w:t>
-      </w:r>
-      <w:r>
-        <w:rPr>
-          <w:rFonts w:ascii="Times New Roman" w:hAnsi="Times New Roman" w:cs="Times New Roman"/>
-          <w:sz w:val="24"/>
-          <w:szCs w:val="24"/>
-          <w:u w:val="dotted"/>
-        </w:rPr>
-        <w:tab/>
-      </w:r>
-      <w:r>
-        <w:rPr>
-          <w:rFonts w:ascii="Times New Roman" w:hAnsi="Times New Roman" w:cs="Times New Roman"/>
-          <w:sz w:val="24"/>
-          <w:szCs w:val="24"/>
-          <w:u w:val="dotted"/>
-        </w:rPr>
-        <w:tab/>
-      </w:r>
-      <w:r>
-        <w:rPr>
-          <w:rFonts w:ascii="Times New Roman" w:hAnsi="Times New Roman" w:cs="Times New Roman"/>
-          <w:sz w:val="24"/>
-          <w:szCs w:val="24"/>
-          <w:u w:val="dotted"/>
-        </w:rPr>
-        <w:tab/>
-      </w:r>
-      <w:r>
-        <w:rPr>
-          <w:rFonts w:ascii="Times New Roman" w:hAnsi="Times New Roman" w:cs="Times New Roman"/>
-          <w:sz w:val="24"/>
-          <w:szCs w:val="24"/>
-          <w:u w:val="dotted"/>
-        </w:rPr>
-        <w:tab/>
-      </w:r>
-      <w:r>
-        <w:rPr>
-          <w:rFonts w:ascii="Times New Roman" w:hAnsi="Times New Roman" w:cs="Times New Roman"/>
-          <w:sz w:val="24"/>
-          <w:szCs w:val="24"/>
-          <w:u w:val="dotted"/>
-        </w:rPr>
-        <w:tab/>
-      </w:r>
-      <w:r>
-        <w:rPr>
-          <w:rFonts w:ascii="Times New Roman" w:hAnsi="Times New Roman" w:cs="Times New Roman"/>
-          <w:sz w:val="24"/>
-          <w:szCs w:val="24"/>
-          <w:u w:val="dotted"/>
-        </w:rPr>
-        <w:tab/>
-      </w:r>
-      <w:r>
-        <w:rPr>
-          <w:rFonts w:ascii="Times New Roman" w:hAnsi="Times New Roman" w:cs="Times New Roman"/>
-          <w:sz w:val="24"/>
-          <w:szCs w:val="24"/>
-          <w:u w:val="dotted"/>
-        </w:rPr>
-        <w:tab/>
-      </w:r>
-      <w:r>
-        <w:rPr>
-          <w:rFonts w:ascii="Times New Roman" w:hAnsi="Times New Roman" w:cs="Times New Roman"/>
-          <w:sz w:val="24"/>
-          <w:szCs w:val="24"/>
-          <w:u w:val="dotted"/>
-        </w:rPr>
-        <w:tab/>
-      </w:r>
-      <w:r>
-        <w:rPr>
-          <w:rFonts w:ascii="Times New Roman" w:hAnsi="Times New Roman" w:cs="Times New Roman"/>
-          <w:sz w:val="24"/>
-          <w:szCs w:val="24"/>
-          <w:u w:val="dotted"/>
-        </w:rPr>
-        <w:tab/>
-      </w:r>
-      <w:r>
-        <w:rPr>
-          <w:rFonts w:ascii="Times New Roman" w:hAnsi="Times New Roman" w:cs="Times New Roman"/>
-          <w:sz w:val="24"/>
-          <w:szCs w:val="24"/>
-          <w:u w:val="dotted"/>
-        </w:rPr>
-        <w:tab/>
-        <w:t xml:space="preserve">  </w:t>
-      </w:r>
-      <w:r>
-        <w:rPr>
-          <w:rFonts w:ascii="Times New Roman" w:hAnsi="Times New Roman" w:cs="Times New Roman"/>
-          <w:sz w:val="24"/>
-          <w:szCs w:val="24"/>
-        </w:rPr>
-        <w:t>9</w:t>
-      </w:r>
-    </w:p>
-    <w:p>
-      <w:pPr>
-        <w:spacing w:after="0" w:line="360" w:lineRule="auto"/>
-        <w:rPr>
-          <w:rFonts w:ascii="Times New Roman" w:hAnsi="Times New Roman" w:cs="Times New Roman"/>
-          <w:sz w:val="24"/>
-          <w:szCs w:val="24"/>
-        </w:rPr>
-      </w:pPr>
-      <w:r>
-        <w:rPr>
-          <w:rFonts w:ascii="Times New Roman" w:hAnsi="Times New Roman" w:cs="Times New Roman"/>
-          <w:sz w:val="24"/>
-          <w:szCs w:val="24"/>
-        </w:rPr>
-        <w:tab/>
-        <w:t>3.1 Použité technologie</w:t>
-      </w:r>
-      <w:r>
-        <w:rPr>
-          <w:rFonts w:ascii="Times New Roman" w:hAnsi="Times New Roman" w:cs="Times New Roman"/>
-          <w:sz w:val="24"/>
-          <w:szCs w:val="24"/>
-          <w:u w:val="dotted"/>
-        </w:rPr>
-        <w:tab/>
-      </w:r>
-      <w:r>
-        <w:rPr>
-          <w:rFonts w:ascii="Times New Roman" w:hAnsi="Times New Roman" w:cs="Times New Roman"/>
-          <w:sz w:val="24"/>
-          <w:szCs w:val="24"/>
-          <w:u w:val="dotted"/>
-        </w:rPr>
-        <w:tab/>
-      </w:r>
-      <w:r>
-        <w:rPr>
-          <w:rFonts w:ascii="Times New Roman" w:hAnsi="Times New Roman" w:cs="Times New Roman"/>
-          <w:sz w:val="24"/>
-          <w:szCs w:val="24"/>
-          <w:u w:val="dotted"/>
-        </w:rPr>
-        <w:tab/>
-      </w:r>
-      <w:r>
-        <w:rPr>
-          <w:rFonts w:ascii="Times New Roman" w:hAnsi="Times New Roman" w:cs="Times New Roman"/>
-          <w:sz w:val="24"/>
-          <w:szCs w:val="24"/>
-          <w:u w:val="dotted"/>
-        </w:rPr>
-        <w:tab/>
-      </w:r>
-      <w:r>
-        <w:rPr>
-          <w:rFonts w:ascii="Times New Roman" w:hAnsi="Times New Roman" w:cs="Times New Roman"/>
-          <w:sz w:val="24"/>
-          <w:szCs w:val="24"/>
-          <w:u w:val="dotted"/>
-        </w:rPr>
-        <w:tab/>
-      </w:r>
-      <w:r>
-        <w:rPr>
-          <w:rFonts w:ascii="Times New Roman" w:hAnsi="Times New Roman" w:cs="Times New Roman"/>
-          <w:sz w:val="24"/>
-          <w:szCs w:val="24"/>
-          <w:u w:val="dotted"/>
-        </w:rPr>
-        <w:tab/>
-      </w:r>
-      <w:r>
-        <w:rPr>
-          <w:rFonts w:ascii="Times New Roman" w:hAnsi="Times New Roman" w:cs="Times New Roman"/>
-          <w:sz w:val="24"/>
-          <w:szCs w:val="24"/>
-          <w:u w:val="dotted"/>
-        </w:rPr>
-        <w:tab/>
-      </w:r>
-      <w:r>
-        <w:rPr>
-          <w:rFonts w:ascii="Times New Roman" w:hAnsi="Times New Roman" w:cs="Times New Roman"/>
-          <w:sz w:val="24"/>
-          <w:szCs w:val="24"/>
-          <w:u w:val="dotted"/>
-        </w:rPr>
-        <w:tab/>
-        <w:t xml:space="preserve">  </w:t>
-      </w:r>
-      <w:r>
-        <w:rPr>
-          <w:rFonts w:ascii="Times New Roman" w:hAnsi="Times New Roman" w:cs="Times New Roman"/>
-          <w:sz w:val="24"/>
-          <w:szCs w:val="24"/>
-        </w:rPr>
-        <w:t>9</w:t>
-      </w:r>
-    </w:p>
-    <w:p>
-      <w:pPr>
-        <w:spacing w:after="0" w:line="360" w:lineRule="auto"/>
-        <w:rPr>
-          <w:rFonts w:ascii="Times New Roman" w:hAnsi="Times New Roman" w:cs="Times New Roman"/>
-          <w:sz w:val="24"/>
-          <w:szCs w:val="24"/>
-        </w:rPr>
-      </w:pPr>
-      <w:r>
-        <w:rPr>
-          <w:rFonts w:ascii="Times New Roman" w:hAnsi="Times New Roman" w:cs="Times New Roman"/>
-          <w:sz w:val="24"/>
-          <w:szCs w:val="24"/>
-        </w:rPr>
-        <w:tab/>
-        <w:t>3.2 Herní smyčka</w:t>
-      </w:r>
-      <w:r>
-        <w:rPr>
-          <w:rFonts w:ascii="Times New Roman" w:hAnsi="Times New Roman" w:cs="Times New Roman"/>
-          <w:sz w:val="24"/>
-          <w:szCs w:val="24"/>
-          <w:u w:val="dotted"/>
-        </w:rPr>
-        <w:tab/>
-      </w:r>
-      <w:r>
-        <w:rPr>
-          <w:rFonts w:ascii="Times New Roman" w:hAnsi="Times New Roman" w:cs="Times New Roman"/>
-          <w:sz w:val="24"/>
-          <w:szCs w:val="24"/>
-          <w:u w:val="dotted"/>
-        </w:rPr>
-        <w:tab/>
-      </w:r>
-      <w:r>
-        <w:rPr>
-          <w:rFonts w:ascii="Times New Roman" w:hAnsi="Times New Roman" w:cs="Times New Roman"/>
-          <w:sz w:val="24"/>
-          <w:szCs w:val="24"/>
-          <w:u w:val="dotted"/>
-        </w:rPr>
-        <w:tab/>
-      </w:r>
-      <w:r>
-        <w:rPr>
-          <w:rFonts w:ascii="Times New Roman" w:hAnsi="Times New Roman" w:cs="Times New Roman"/>
-          <w:sz w:val="24"/>
-          <w:szCs w:val="24"/>
-          <w:u w:val="dotted"/>
-        </w:rPr>
-        <w:tab/>
-      </w:r>
-      <w:r>
-        <w:rPr>
-          <w:rFonts w:ascii="Times New Roman" w:hAnsi="Times New Roman" w:cs="Times New Roman"/>
-          <w:sz w:val="24"/>
-          <w:szCs w:val="24"/>
-          <w:u w:val="dotted"/>
-        </w:rPr>
-        <w:tab/>
-      </w:r>
-      <w:r>
-        <w:rPr>
-          <w:rFonts w:ascii="Times New Roman" w:hAnsi="Times New Roman" w:cs="Times New Roman"/>
-          <w:sz w:val="24"/>
-          <w:szCs w:val="24"/>
-          <w:u w:val="dotted"/>
-        </w:rPr>
-        <w:tab/>
-      </w:r>
-      <w:r>
-        <w:rPr>
-          <w:rFonts w:ascii="Times New Roman" w:hAnsi="Times New Roman" w:cs="Times New Roman"/>
-          <w:sz w:val="24"/>
-          <w:szCs w:val="24"/>
-          <w:u w:val="dotted"/>
-        </w:rPr>
-        <w:tab/>
-      </w:r>
-      <w:r>
-        <w:rPr>
-          <w:rFonts w:ascii="Times New Roman" w:hAnsi="Times New Roman" w:cs="Times New Roman"/>
-          <w:sz w:val="24"/>
-          <w:szCs w:val="24"/>
-          <w:u w:val="dotted"/>
-        </w:rPr>
-        <w:tab/>
-      </w:r>
-      <w:r>
-        <w:rPr>
-          <w:rFonts w:ascii="Times New Roman" w:hAnsi="Times New Roman" w:cs="Times New Roman"/>
-          <w:sz w:val="24"/>
-          <w:szCs w:val="24"/>
-          <w:u w:val="dotted"/>
-        </w:rPr>
-        <w:tab/>
-        <w:t xml:space="preserve">  </w:t>
-      </w:r>
-      <w:r>
-        <w:rPr>
-          <w:rFonts w:ascii="Times New Roman" w:hAnsi="Times New Roman" w:cs="Times New Roman"/>
-          <w:sz w:val="24"/>
-          <w:szCs w:val="24"/>
-        </w:rPr>
-        <w:t>9</w:t>
-      </w:r>
-    </w:p>
-    <w:p>
-      <w:pPr>
-        <w:spacing w:after="0" w:line="360" w:lineRule="auto"/>
-        <w:rPr>
-          <w:rFonts w:ascii="Times New Roman" w:hAnsi="Times New Roman" w:cs="Times New Roman"/>
-          <w:sz w:val="24"/>
-          <w:szCs w:val="24"/>
-        </w:rPr>
-      </w:pPr>
-      <w:r>
-        <w:rPr>
-          <w:rFonts w:ascii="Times New Roman" w:hAnsi="Times New Roman" w:cs="Times New Roman"/>
-          <w:sz w:val="24"/>
-          <w:szCs w:val="24"/>
-        </w:rPr>
-        <w:tab/>
-        <w:t>3.3 Multithreadning</w:t>
-      </w:r>
-      <w:r>
-        <w:rPr>
-          <w:rFonts w:ascii="Times New Roman" w:hAnsi="Times New Roman" w:cs="Times New Roman"/>
-          <w:sz w:val="24"/>
-          <w:szCs w:val="24"/>
-          <w:u w:val="dotted"/>
-        </w:rPr>
-        <w:tab/>
-      </w:r>
-      <w:r>
-        <w:rPr>
-          <w:rFonts w:ascii="Times New Roman" w:hAnsi="Times New Roman" w:cs="Times New Roman"/>
-          <w:sz w:val="24"/>
-          <w:szCs w:val="24"/>
-          <w:u w:val="dotted"/>
-        </w:rPr>
-        <w:tab/>
-      </w:r>
-      <w:r>
-        <w:rPr>
-          <w:rFonts w:ascii="Times New Roman" w:hAnsi="Times New Roman" w:cs="Times New Roman"/>
-          <w:sz w:val="24"/>
-          <w:szCs w:val="24"/>
-          <w:u w:val="dotted"/>
-        </w:rPr>
-        <w:tab/>
-      </w:r>
-      <w:r>
-        <w:rPr>
-          <w:rFonts w:ascii="Times New Roman" w:hAnsi="Times New Roman" w:cs="Times New Roman"/>
-          <w:sz w:val="24"/>
-          <w:szCs w:val="24"/>
-          <w:u w:val="dotted"/>
-        </w:rPr>
-        <w:tab/>
-      </w:r>
-      <w:r>
-        <w:rPr>
-          <w:rFonts w:ascii="Times New Roman" w:hAnsi="Times New Roman" w:cs="Times New Roman"/>
-          <w:sz w:val="24"/>
-          <w:szCs w:val="24"/>
-          <w:u w:val="dotted"/>
-        </w:rPr>
-        <w:tab/>
-      </w:r>
-      <w:r>
-        <w:rPr>
-          <w:rFonts w:ascii="Times New Roman" w:hAnsi="Times New Roman" w:cs="Times New Roman"/>
-          <w:sz w:val="24"/>
-          <w:szCs w:val="24"/>
-          <w:u w:val="dotted"/>
-        </w:rPr>
-        <w:tab/>
-      </w:r>
-      <w:r>
-        <w:rPr>
-          <w:rFonts w:ascii="Times New Roman" w:hAnsi="Times New Roman" w:cs="Times New Roman"/>
-          <w:sz w:val="24"/>
-          <w:szCs w:val="24"/>
-          <w:u w:val="dotted"/>
-        </w:rPr>
-        <w:tab/>
-      </w:r>
-      <w:r>
-        <w:rPr>
-          <w:rFonts w:ascii="Times New Roman" w:hAnsi="Times New Roman" w:cs="Times New Roman"/>
-          <w:sz w:val="24"/>
-          <w:szCs w:val="24"/>
-          <w:u w:val="dotted"/>
-        </w:rPr>
-        <w:tab/>
-      </w:r>
-      <w:r>
-        <w:rPr>
-          <w:rFonts w:ascii="Times New Roman" w:hAnsi="Times New Roman" w:cs="Times New Roman"/>
-          <w:sz w:val="24"/>
-          <w:szCs w:val="24"/>
-          <w:u w:val="dotted"/>
-        </w:rPr>
-        <w:tab/>
-        <w:t xml:space="preserve">  </w:t>
-      </w:r>
-      <w:r>
-        <w:rPr>
-          <w:rFonts w:ascii="Times New Roman" w:hAnsi="Times New Roman" w:cs="Times New Roman"/>
-          <w:sz w:val="24"/>
-          <w:szCs w:val="24"/>
-        </w:rPr>
-        <w:t>9</w:t>
-      </w:r>
-    </w:p>
-    <w:p>
-      <w:pPr>
-        <w:spacing w:after="0" w:line="360" w:lineRule="auto"/>
-        <w:rPr>
-          <w:rFonts w:ascii="Times New Roman" w:hAnsi="Times New Roman" w:cs="Times New Roman"/>
-          <w:sz w:val="24"/>
-          <w:szCs w:val="24"/>
-        </w:rPr>
-      </w:pPr>
-      <w:r>
-        <w:rPr>
-          <w:rFonts w:ascii="Times New Roman" w:hAnsi="Times New Roman" w:cs="Times New Roman"/>
-          <w:sz w:val="24"/>
-          <w:szCs w:val="24"/>
-        </w:rPr>
-        <w:tab/>
-        <w:t>3.4 Herní logika</w:t>
-      </w:r>
-      <w:r>
-        <w:rPr>
-          <w:rFonts w:ascii="Times New Roman" w:hAnsi="Times New Roman" w:cs="Times New Roman"/>
-          <w:sz w:val="24"/>
-          <w:szCs w:val="24"/>
-          <w:u w:val="dotted"/>
-        </w:rPr>
-        <w:tab/>
-      </w:r>
-      <w:r>
-        <w:rPr>
-          <w:rFonts w:ascii="Times New Roman" w:hAnsi="Times New Roman" w:cs="Times New Roman"/>
-          <w:sz w:val="24"/>
-          <w:szCs w:val="24"/>
-          <w:u w:val="dotted"/>
-        </w:rPr>
-        <w:tab/>
-      </w:r>
-      <w:r>
-        <w:rPr>
-          <w:rFonts w:ascii="Times New Roman" w:hAnsi="Times New Roman" w:cs="Times New Roman"/>
-          <w:sz w:val="24"/>
-          <w:szCs w:val="24"/>
-          <w:u w:val="dotted"/>
-        </w:rPr>
-        <w:tab/>
-      </w:r>
-      <w:r>
-        <w:rPr>
-          <w:rFonts w:ascii="Times New Roman" w:hAnsi="Times New Roman" w:cs="Times New Roman"/>
-          <w:sz w:val="24"/>
-          <w:szCs w:val="24"/>
-          <w:u w:val="dotted"/>
-        </w:rPr>
-        <w:tab/>
-      </w:r>
-      <w:r>
-        <w:rPr>
-          <w:rFonts w:ascii="Times New Roman" w:hAnsi="Times New Roman" w:cs="Times New Roman"/>
-          <w:sz w:val="24"/>
-          <w:szCs w:val="24"/>
-          <w:u w:val="dotted"/>
-        </w:rPr>
-        <w:tab/>
-      </w:r>
-      <w:r>
-        <w:rPr>
-          <w:rFonts w:ascii="Times New Roman" w:hAnsi="Times New Roman" w:cs="Times New Roman"/>
-          <w:sz w:val="24"/>
-          <w:szCs w:val="24"/>
-          <w:u w:val="dotted"/>
-        </w:rPr>
-        <w:tab/>
-      </w:r>
-      <w:r>
-        <w:rPr>
-          <w:rFonts w:ascii="Times New Roman" w:hAnsi="Times New Roman" w:cs="Times New Roman"/>
-          <w:sz w:val="24"/>
-          <w:szCs w:val="24"/>
-          <w:u w:val="dotted"/>
-        </w:rPr>
-        <w:tab/>
-      </w:r>
-      <w:r>
-        <w:rPr>
-          <w:rFonts w:ascii="Times New Roman" w:hAnsi="Times New Roman" w:cs="Times New Roman"/>
-          <w:sz w:val="24"/>
-          <w:szCs w:val="24"/>
-          <w:u w:val="dotted"/>
-        </w:rPr>
-        <w:tab/>
-      </w:r>
-      <w:r>
-        <w:rPr>
-          <w:rFonts w:ascii="Times New Roman" w:hAnsi="Times New Roman" w:cs="Times New Roman"/>
-          <w:sz w:val="24"/>
-          <w:szCs w:val="24"/>
-          <w:u w:val="dotted"/>
-        </w:rPr>
-        <w:tab/>
-        <w:t xml:space="preserve">  </w:t>
-      </w:r>
-      <w:r>
-        <w:rPr>
-          <w:rFonts w:ascii="Times New Roman" w:hAnsi="Times New Roman" w:cs="Times New Roman"/>
-          <w:sz w:val="24"/>
-          <w:szCs w:val="24"/>
-        </w:rPr>
-        <w:t>9</w:t>
-      </w:r>
-    </w:p>
-    <w:p>
-      <w:pPr>
-        <w:spacing w:after="0" w:line="360" w:lineRule="auto"/>
-        <w:rPr>
-          <w:rFonts w:ascii="Times New Roman" w:hAnsi="Times New Roman" w:cs="Times New Roman"/>
-          <w:sz w:val="24"/>
-          <w:szCs w:val="24"/>
-        </w:rPr>
-      </w:pPr>
-      <w:r>
-        <w:rPr>
-          <w:rFonts w:ascii="Times New Roman" w:hAnsi="Times New Roman" w:cs="Times New Roman"/>
-          <w:sz w:val="24"/>
-          <w:szCs w:val="24"/>
-        </w:rPr>
-        <w:tab/>
-        <w:t>3.5 Kolize a interakce</w:t>
-      </w:r>
-      <w:r>
-        <w:rPr>
-          <w:rFonts w:ascii="Times New Roman" w:hAnsi="Times New Roman" w:cs="Times New Roman"/>
-          <w:sz w:val="24"/>
-          <w:szCs w:val="24"/>
-          <w:u w:val="dotted"/>
-        </w:rPr>
-        <w:tab/>
-      </w:r>
-      <w:r>
-        <w:rPr>
-          <w:rFonts w:ascii="Times New Roman" w:hAnsi="Times New Roman" w:cs="Times New Roman"/>
-          <w:sz w:val="24"/>
-          <w:szCs w:val="24"/>
-          <w:u w:val="dotted"/>
-        </w:rPr>
-        <w:tab/>
-      </w:r>
-      <w:r>
-        <w:rPr>
-          <w:rFonts w:ascii="Times New Roman" w:hAnsi="Times New Roman" w:cs="Times New Roman"/>
-          <w:sz w:val="24"/>
-          <w:szCs w:val="24"/>
-          <w:u w:val="dotted"/>
-        </w:rPr>
-        <w:tab/>
-      </w:r>
-      <w:r>
-        <w:rPr>
-          <w:rFonts w:ascii="Times New Roman" w:hAnsi="Times New Roman" w:cs="Times New Roman"/>
-          <w:sz w:val="24"/>
-          <w:szCs w:val="24"/>
-          <w:u w:val="dotted"/>
-        </w:rPr>
-        <w:tab/>
-      </w:r>
-      <w:r>
-        <w:rPr>
-          <w:rFonts w:ascii="Times New Roman" w:hAnsi="Times New Roman" w:cs="Times New Roman"/>
-          <w:sz w:val="24"/>
-          <w:szCs w:val="24"/>
-          <w:u w:val="dotted"/>
-        </w:rPr>
-        <w:tab/>
-      </w:r>
-      <w:r>
-        <w:rPr>
-          <w:rFonts w:ascii="Times New Roman" w:hAnsi="Times New Roman" w:cs="Times New Roman"/>
-          <w:sz w:val="24"/>
-          <w:szCs w:val="24"/>
-          <w:u w:val="dotted"/>
-        </w:rPr>
-        <w:tab/>
-      </w:r>
-      <w:r>
-        <w:rPr>
-          <w:rFonts w:ascii="Times New Roman" w:hAnsi="Times New Roman" w:cs="Times New Roman"/>
-          <w:sz w:val="24"/>
-          <w:szCs w:val="24"/>
-          <w:u w:val="dotted"/>
-        </w:rPr>
-        <w:tab/>
-      </w:r>
-      <w:r>
-        <w:rPr>
-          <w:rFonts w:ascii="Times New Roman" w:hAnsi="Times New Roman" w:cs="Times New Roman"/>
-          <w:sz w:val="24"/>
-          <w:szCs w:val="24"/>
-          <w:u w:val="dotted"/>
-        </w:rPr>
-        <w:tab/>
-      </w:r>
-      <w:r>
-        <w:rPr>
-          <w:rFonts w:ascii="Times New Roman" w:hAnsi="Times New Roman" w:cs="Times New Roman"/>
-          <w:sz w:val="24"/>
-          <w:szCs w:val="24"/>
-          <w:u w:val="dotted"/>
-        </w:rPr>
-        <w:tab/>
-      </w:r>
-      <w:r>
-        <w:rPr>
-          <w:rFonts w:ascii="Times New Roman" w:hAnsi="Times New Roman" w:cs="Times New Roman"/>
-          <w:sz w:val="24"/>
-          <w:szCs w:val="24"/>
-        </w:rPr>
-        <w:t>10</w:t>
-      </w:r>
-    </w:p>
-    <w:p>
-      <w:pPr>
-        <w:spacing w:after="0" w:line="360" w:lineRule="auto"/>
-        <w:rPr>
-          <w:rFonts w:ascii="Times New Roman" w:hAnsi="Times New Roman" w:cs="Times New Roman"/>
-          <w:sz w:val="24"/>
-          <w:szCs w:val="24"/>
-        </w:rPr>
-      </w:pPr>
-      <w:r>
-        <w:rPr>
-          <w:rFonts w:ascii="Times New Roman" w:hAnsi="Times New Roman" w:cs="Times New Roman"/>
-          <w:sz w:val="24"/>
-          <w:szCs w:val="24"/>
-        </w:rPr>
-        <w:t>4. Grafika</w:t>
-      </w:r>
-      <w:r>
-        <w:rPr>
-          <w:rFonts w:ascii="Times New Roman" w:hAnsi="Times New Roman" w:cs="Times New Roman"/>
-          <w:sz w:val="24"/>
-          <w:szCs w:val="24"/>
-          <w:u w:val="dotted"/>
-        </w:rPr>
-        <w:tab/>
-      </w:r>
-      <w:r>
-        <w:rPr>
-          <w:rFonts w:ascii="Times New Roman" w:hAnsi="Times New Roman" w:cs="Times New Roman"/>
-          <w:sz w:val="24"/>
-          <w:szCs w:val="24"/>
-          <w:u w:val="dotted"/>
-        </w:rPr>
-        <w:tab/>
-      </w:r>
-      <w:r>
-        <w:rPr>
-          <w:rFonts w:ascii="Times New Roman" w:hAnsi="Times New Roman" w:cs="Times New Roman"/>
-          <w:sz w:val="24"/>
-          <w:szCs w:val="24"/>
-          <w:u w:val="dotted"/>
-        </w:rPr>
-        <w:tab/>
-      </w:r>
-      <w:r>
-        <w:rPr>
-          <w:rFonts w:ascii="Times New Roman" w:hAnsi="Times New Roman" w:cs="Times New Roman"/>
-          <w:sz w:val="24"/>
-          <w:szCs w:val="24"/>
-          <w:u w:val="dotted"/>
-        </w:rPr>
-        <w:tab/>
-      </w:r>
-      <w:r>
-        <w:rPr>
-          <w:rFonts w:ascii="Times New Roman" w:hAnsi="Times New Roman" w:cs="Times New Roman"/>
-          <w:sz w:val="24"/>
-          <w:szCs w:val="24"/>
-          <w:u w:val="dotted"/>
-        </w:rPr>
-        <w:tab/>
-      </w:r>
-      <w:r>
-        <w:rPr>
-          <w:rFonts w:ascii="Times New Roman" w:hAnsi="Times New Roman" w:cs="Times New Roman"/>
-          <w:sz w:val="24"/>
-          <w:szCs w:val="24"/>
-          <w:u w:val="dotted"/>
-        </w:rPr>
-        <w:tab/>
-      </w:r>
-      <w:r>
-        <w:rPr>
-          <w:rFonts w:ascii="Times New Roman" w:hAnsi="Times New Roman" w:cs="Times New Roman"/>
-          <w:sz w:val="24"/>
-          <w:szCs w:val="24"/>
-          <w:u w:val="dotted"/>
-        </w:rPr>
-        <w:tab/>
-      </w:r>
-      <w:r>
-        <w:rPr>
-          <w:rFonts w:ascii="Times New Roman" w:hAnsi="Times New Roman" w:cs="Times New Roman"/>
-          <w:sz w:val="24"/>
-          <w:szCs w:val="24"/>
-          <w:u w:val="dotted"/>
-        </w:rPr>
-        <w:tab/>
-      </w:r>
-      <w:r>
-        <w:rPr>
-          <w:rFonts w:ascii="Times New Roman" w:hAnsi="Times New Roman" w:cs="Times New Roman"/>
-          <w:sz w:val="24"/>
-          <w:szCs w:val="24"/>
-          <w:u w:val="dotted"/>
-        </w:rPr>
-        <w:tab/>
-      </w:r>
-      <w:r>
-        <w:rPr>
-          <w:rFonts w:ascii="Times New Roman" w:hAnsi="Times New Roman" w:cs="Times New Roman"/>
-          <w:sz w:val="24"/>
-          <w:szCs w:val="24"/>
-          <w:u w:val="dotted"/>
-        </w:rPr>
-        <w:tab/>
-      </w:r>
-      <w:r>
-        <w:rPr>
-          <w:rFonts w:ascii="Times New Roman" w:hAnsi="Times New Roman" w:cs="Times New Roman"/>
-          <w:sz w:val="24"/>
-          <w:szCs w:val="24"/>
-          <w:u w:val="dotted"/>
-        </w:rPr>
-        <w:tab/>
-      </w:r>
-      <w:r>
-        <w:rPr>
-          <w:rFonts w:ascii="Times New Roman" w:hAnsi="Times New Roman" w:cs="Times New Roman"/>
-          <w:sz w:val="24"/>
-          <w:szCs w:val="24"/>
-        </w:rPr>
-        <w:t>11</w:t>
-      </w:r>
-    </w:p>
-    <w:p>
-      <w:pPr>
-        <w:spacing w:after="0" w:line="360" w:lineRule="auto"/>
-        <w:rPr>
-          <w:rFonts w:ascii="Times New Roman" w:hAnsi="Times New Roman" w:cs="Times New Roman"/>
-          <w:sz w:val="24"/>
-          <w:szCs w:val="24"/>
-        </w:rPr>
-      </w:pPr>
-      <w:r>
-        <w:rPr>
-          <w:rFonts w:ascii="Times New Roman" w:hAnsi="Times New Roman" w:cs="Times New Roman"/>
-          <w:sz w:val="24"/>
-          <w:szCs w:val="24"/>
-        </w:rPr>
-        <w:tab/>
-      </w:r>
-      <w:r>
-        <w:rPr>
-          <w:rFonts w:ascii="Times New Roman" w:hAnsi="Times New Roman" w:cs="Times New Roman"/>
-          <w:sz w:val="24"/>
-          <w:szCs w:val="24"/>
-        </w:rPr>
-        <w:t>4.</w:t>
-      </w:r>
-      <w:r>
-        <w:rPr>
-          <w:rFonts w:ascii="Times New Roman" w:hAnsi="Times New Roman" w:cs="Times New Roman"/>
-          <w:sz w:val="24"/>
-          <w:szCs w:val="24"/>
-        </w:rPr>
-        <w:t>1 Vizuální motiv</w:t>
-      </w:r>
-      <w:r>
-        <w:rPr>
-          <w:rFonts w:ascii="Times New Roman" w:hAnsi="Times New Roman" w:cs="Times New Roman"/>
-          <w:sz w:val="24"/>
-          <w:szCs w:val="24"/>
-          <w:u w:val="dotted"/>
-        </w:rPr>
-        <w:tab/>
-      </w:r>
-      <w:r>
-        <w:rPr>
-          <w:rFonts w:ascii="Times New Roman" w:hAnsi="Times New Roman" w:cs="Times New Roman"/>
-          <w:sz w:val="24"/>
-          <w:szCs w:val="24"/>
-          <w:u w:val="dotted"/>
-        </w:rPr>
-        <w:tab/>
-      </w:r>
-      <w:r>
-        <w:rPr>
-          <w:rFonts w:ascii="Times New Roman" w:hAnsi="Times New Roman" w:cs="Times New Roman"/>
-          <w:sz w:val="24"/>
-          <w:szCs w:val="24"/>
-          <w:u w:val="dotted"/>
-        </w:rPr>
-        <w:tab/>
-      </w:r>
-      <w:r>
-        <w:rPr>
-          <w:rFonts w:ascii="Times New Roman" w:hAnsi="Times New Roman" w:cs="Times New Roman"/>
-          <w:sz w:val="24"/>
-          <w:szCs w:val="24"/>
-          <w:u w:val="dotted"/>
-        </w:rPr>
-        <w:tab/>
-      </w:r>
-      <w:r>
-        <w:rPr>
-          <w:rFonts w:ascii="Times New Roman" w:hAnsi="Times New Roman" w:cs="Times New Roman"/>
-          <w:sz w:val="24"/>
-          <w:szCs w:val="24"/>
-          <w:u w:val="dotted"/>
-        </w:rPr>
-        <w:tab/>
-      </w:r>
-      <w:r>
-        <w:rPr>
-          <w:rFonts w:ascii="Times New Roman" w:hAnsi="Times New Roman" w:cs="Times New Roman"/>
-          <w:sz w:val="24"/>
-          <w:szCs w:val="24"/>
-          <w:u w:val="dotted"/>
-        </w:rPr>
-        <w:tab/>
-      </w:r>
-      <w:r>
-        <w:rPr>
-          <w:rFonts w:ascii="Times New Roman" w:hAnsi="Times New Roman" w:cs="Times New Roman"/>
-          <w:sz w:val="24"/>
-          <w:szCs w:val="24"/>
-          <w:u w:val="dotted"/>
-        </w:rPr>
-        <w:tab/>
-      </w:r>
-      <w:r>
-        <w:rPr>
-          <w:rFonts w:ascii="Times New Roman" w:hAnsi="Times New Roman" w:cs="Times New Roman"/>
-          <w:sz w:val="24"/>
-          <w:szCs w:val="24"/>
-          <w:u w:val="dotted"/>
-        </w:rPr>
-        <w:tab/>
-      </w:r>
-      <w:r>
-        <w:rPr>
-          <w:rFonts w:ascii="Times New Roman" w:hAnsi="Times New Roman" w:cs="Times New Roman"/>
-          <w:sz w:val="24"/>
-          <w:szCs w:val="24"/>
-          <w:u w:val="dotted"/>
-        </w:rPr>
-        <w:tab/>
-      </w:r>
-      <w:r>
-        <w:rPr>
-          <w:rFonts w:ascii="Times New Roman" w:hAnsi="Times New Roman" w:cs="Times New Roman"/>
-          <w:sz w:val="24"/>
-          <w:szCs w:val="24"/>
-        </w:rPr>
-        <w:t>11</w:t>
-      </w:r>
-    </w:p>
-    <w:p>
-      <w:pPr>
-        <w:spacing w:after="0" w:line="360" w:lineRule="auto"/>
-        <w:rPr>
-          <w:rFonts w:ascii="Times New Roman" w:hAnsi="Times New Roman" w:cs="Times New Roman"/>
-          <w:sz w:val="24"/>
-          <w:szCs w:val="24"/>
-        </w:rPr>
-      </w:pPr>
-      <w:r>
-        <w:rPr>
-          <w:rFonts w:ascii="Times New Roman" w:hAnsi="Times New Roman" w:cs="Times New Roman"/>
-          <w:sz w:val="24"/>
-          <w:szCs w:val="24"/>
-        </w:rPr>
-        <w:tab/>
-      </w:r>
-      <w:r>
-        <w:rPr>
-          <w:rFonts w:ascii="Times New Roman" w:hAnsi="Times New Roman" w:cs="Times New Roman"/>
-          <w:sz w:val="24"/>
-          <w:szCs w:val="24"/>
-        </w:rPr>
-        <w:t>4</w:t>
-      </w:r>
-      <w:r>
-        <w:rPr>
-          <w:rFonts w:ascii="Times New Roman" w:hAnsi="Times New Roman" w:cs="Times New Roman"/>
-          <w:sz w:val="24"/>
-          <w:szCs w:val="24"/>
-        </w:rPr>
-        <w:t>.2 Proces vytváření grafiky</w:t>
-      </w:r>
-      <w:r>
-        <w:rPr>
-          <w:rFonts w:ascii="Times New Roman" w:hAnsi="Times New Roman" w:cs="Times New Roman"/>
-          <w:sz w:val="24"/>
-          <w:szCs w:val="24"/>
-          <w:u w:val="dotted"/>
-        </w:rPr>
-        <w:tab/>
-      </w:r>
-      <w:r>
-        <w:rPr>
-          <w:rFonts w:ascii="Times New Roman" w:hAnsi="Times New Roman" w:cs="Times New Roman"/>
-          <w:sz w:val="24"/>
-          <w:szCs w:val="24"/>
-          <w:u w:val="dotted"/>
-        </w:rPr>
-        <w:tab/>
-      </w:r>
-      <w:r>
-        <w:rPr>
-          <w:rFonts w:ascii="Times New Roman" w:hAnsi="Times New Roman" w:cs="Times New Roman"/>
-          <w:sz w:val="24"/>
-          <w:szCs w:val="24"/>
-          <w:u w:val="dotted"/>
-        </w:rPr>
-        <w:tab/>
-      </w:r>
-      <w:r>
-        <w:rPr>
-          <w:rFonts w:ascii="Times New Roman" w:hAnsi="Times New Roman" w:cs="Times New Roman"/>
-          <w:sz w:val="24"/>
-          <w:szCs w:val="24"/>
-          <w:u w:val="dotted"/>
-        </w:rPr>
-        <w:tab/>
-      </w:r>
-      <w:r>
-        <w:rPr>
-          <w:rFonts w:ascii="Times New Roman" w:hAnsi="Times New Roman" w:cs="Times New Roman"/>
-          <w:sz w:val="24"/>
-          <w:szCs w:val="24"/>
-          <w:u w:val="dotted"/>
-        </w:rPr>
-        <w:tab/>
-      </w:r>
-      <w:r>
-        <w:rPr>
-          <w:rFonts w:ascii="Times New Roman" w:hAnsi="Times New Roman" w:cs="Times New Roman"/>
-          <w:sz w:val="24"/>
-          <w:szCs w:val="24"/>
-          <w:u w:val="dotted"/>
-        </w:rPr>
-        <w:tab/>
-      </w:r>
-      <w:r>
-        <w:rPr>
-          <w:rFonts w:ascii="Times New Roman" w:hAnsi="Times New Roman" w:cs="Times New Roman"/>
-          <w:sz w:val="24"/>
-          <w:szCs w:val="24"/>
-          <w:u w:val="dotted"/>
-        </w:rPr>
-        <w:tab/>
-      </w:r>
-      <w:r>
-        <w:rPr>
-          <w:rFonts w:ascii="Times New Roman" w:hAnsi="Times New Roman" w:cs="Times New Roman"/>
-          <w:sz w:val="24"/>
-          <w:szCs w:val="24"/>
-          <w:u w:val="dotted"/>
-        </w:rPr>
-        <w:tab/>
-      </w:r>
-      <w:r>
-        <w:rPr>
-          <w:rFonts w:ascii="Times New Roman" w:hAnsi="Times New Roman" w:cs="Times New Roman"/>
-          <w:sz w:val="24"/>
-          <w:szCs w:val="24"/>
-        </w:rPr>
-        <w:t>1</w:t>
-      </w:r>
-      <w:r>
-        <w:rPr>
-          <w:rFonts w:ascii="Times New Roman" w:hAnsi="Times New Roman" w:cs="Times New Roman"/>
-          <w:sz w:val="24"/>
-          <w:szCs w:val="24"/>
-        </w:rPr>
-        <w:t>2</w:t>
-      </w:r>
-    </w:p>
-    <w:p>
-      <w:pPr>
-        <w:spacing w:after="0" w:line="360" w:lineRule="auto"/>
-        <w:rPr>
-          <w:rFonts w:ascii="Times New Roman" w:hAnsi="Times New Roman" w:cs="Times New Roman"/>
-          <w:sz w:val="24"/>
-          <w:szCs w:val="24"/>
-        </w:rPr>
-      </w:pPr>
-      <w:r>
-        <w:rPr>
-          <w:rFonts w:ascii="Times New Roman" w:hAnsi="Times New Roman" w:cs="Times New Roman"/>
-          <w:sz w:val="24"/>
-          <w:szCs w:val="24"/>
-        </w:rPr>
-        <w:tab/>
-      </w:r>
-      <w:r>
-        <w:rPr>
-          <w:rFonts w:ascii="Times New Roman" w:hAnsi="Times New Roman" w:cs="Times New Roman"/>
-          <w:sz w:val="24"/>
-          <w:szCs w:val="24"/>
-        </w:rPr>
-        <w:t>4</w:t>
-      </w:r>
-      <w:r>
-        <w:rPr>
-          <w:rFonts w:ascii="Times New Roman" w:hAnsi="Times New Roman" w:cs="Times New Roman"/>
-          <w:sz w:val="24"/>
-          <w:szCs w:val="24"/>
-        </w:rPr>
-        <w:t xml:space="preserve">.3 </w:t>
-      </w:r>
-      <w:r>
-        <w:rPr>
-          <w:rFonts w:ascii="Times New Roman" w:hAnsi="Times New Roman" w:cs="Times New Roman"/>
-          <w:sz w:val="24"/>
-          <w:szCs w:val="24"/>
-        </w:rPr>
-        <w:t>Propojení grafiky s kódem</w:t>
-      </w:r>
-      <w:r>
-        <w:rPr>
-          <w:rFonts w:ascii="Times New Roman" w:hAnsi="Times New Roman" w:cs="Times New Roman"/>
-          <w:sz w:val="24"/>
-          <w:szCs w:val="24"/>
-          <w:u w:val="dotted"/>
-        </w:rPr>
-        <w:tab/>
-      </w:r>
-      <w:r>
-        <w:rPr>
-          <w:rFonts w:ascii="Times New Roman" w:hAnsi="Times New Roman" w:cs="Times New Roman"/>
-          <w:sz w:val="24"/>
-          <w:szCs w:val="24"/>
-          <w:u w:val="dotted"/>
-        </w:rPr>
-        <w:tab/>
-      </w:r>
-      <w:r>
-        <w:rPr>
-          <w:rFonts w:ascii="Times New Roman" w:hAnsi="Times New Roman" w:cs="Times New Roman"/>
-          <w:sz w:val="24"/>
-          <w:szCs w:val="24"/>
-          <w:u w:val="dotted"/>
-        </w:rPr>
-        <w:tab/>
-      </w:r>
-      <w:r>
-        <w:rPr>
-          <w:rFonts w:ascii="Times New Roman" w:hAnsi="Times New Roman" w:cs="Times New Roman"/>
-          <w:sz w:val="24"/>
-          <w:szCs w:val="24"/>
-          <w:u w:val="dotted"/>
-        </w:rPr>
-        <w:tab/>
-      </w:r>
-      <w:r>
-        <w:rPr>
-          <w:rFonts w:ascii="Times New Roman" w:hAnsi="Times New Roman" w:cs="Times New Roman"/>
-          <w:sz w:val="24"/>
-          <w:szCs w:val="24"/>
-          <w:u w:val="dotted"/>
-        </w:rPr>
-        <w:tab/>
-      </w:r>
-      <w:r>
-        <w:rPr>
-          <w:rFonts w:ascii="Times New Roman" w:hAnsi="Times New Roman" w:cs="Times New Roman"/>
-          <w:sz w:val="24"/>
-          <w:szCs w:val="24"/>
-          <w:u w:val="dotted"/>
-        </w:rPr>
-        <w:tab/>
-      </w:r>
-      <w:r>
-        <w:rPr>
-          <w:rFonts w:ascii="Times New Roman" w:hAnsi="Times New Roman" w:cs="Times New Roman"/>
-          <w:sz w:val="24"/>
-          <w:szCs w:val="24"/>
-          <w:u w:val="dotted"/>
-        </w:rPr>
-        <w:tab/>
-      </w:r>
-      <w:r>
-        <w:rPr>
-          <w:rFonts w:ascii="Times New Roman" w:hAnsi="Times New Roman" w:cs="Times New Roman"/>
-          <w:sz w:val="24"/>
-          <w:szCs w:val="24"/>
-        </w:rPr>
-        <w:t>1</w:t>
-      </w:r>
-      <w:r>
-        <w:rPr>
-          <w:rFonts w:ascii="Times New Roman" w:hAnsi="Times New Roman" w:cs="Times New Roman"/>
-          <w:sz w:val="24"/>
-          <w:szCs w:val="24"/>
-        </w:rPr>
-        <w:t>2</w:t>
-      </w:r>
-    </w:p>
-    <w:p>
-      <w:pPr>
-        <w:spacing w:after="0" w:line="360" w:lineRule="auto"/>
-        <w:rPr>
-          <w:rFonts w:ascii="Times New Roman" w:hAnsi="Times New Roman" w:cs="Times New Roman"/>
-          <w:sz w:val="24"/>
-          <w:szCs w:val="24"/>
-        </w:rPr>
-      </w:pPr>
-      <w:r>
-        <w:rPr>
-          <w:rFonts w:ascii="Times New Roman" w:hAnsi="Times New Roman" w:cs="Times New Roman"/>
-          <w:sz w:val="24"/>
-          <w:szCs w:val="24"/>
-        </w:rPr>
-        <w:t>5. Uvedení hry do funkce</w:t>
-      </w:r>
-      <w:r>
-        <w:rPr>
-          <w:rFonts w:ascii="Times New Roman" w:hAnsi="Times New Roman" w:cs="Times New Roman"/>
-          <w:sz w:val="24"/>
-          <w:szCs w:val="24"/>
-          <w:u w:val="dotted"/>
-        </w:rPr>
-        <w:tab/>
-      </w:r>
-      <w:r>
-        <w:rPr>
-          <w:rFonts w:ascii="Times New Roman" w:hAnsi="Times New Roman" w:cs="Times New Roman"/>
-          <w:sz w:val="24"/>
-          <w:szCs w:val="24"/>
-          <w:u w:val="dotted"/>
-        </w:rPr>
-        <w:tab/>
-      </w:r>
-      <w:r>
-        <w:rPr>
-          <w:rFonts w:ascii="Times New Roman" w:hAnsi="Times New Roman" w:cs="Times New Roman"/>
-          <w:sz w:val="24"/>
-          <w:szCs w:val="24"/>
-          <w:u w:val="dotted"/>
-        </w:rPr>
-        <w:tab/>
-      </w:r>
-      <w:r>
-        <w:rPr>
-          <w:rFonts w:ascii="Times New Roman" w:hAnsi="Times New Roman" w:cs="Times New Roman"/>
-          <w:sz w:val="24"/>
-          <w:szCs w:val="24"/>
-          <w:u w:val="dotted"/>
-        </w:rPr>
-        <w:tab/>
-      </w:r>
-      <w:r>
-        <w:rPr>
-          <w:rFonts w:ascii="Times New Roman" w:hAnsi="Times New Roman" w:cs="Times New Roman"/>
-          <w:sz w:val="24"/>
-          <w:szCs w:val="24"/>
-          <w:u w:val="dotted"/>
-        </w:rPr>
-        <w:tab/>
-      </w:r>
-      <w:r>
-        <w:rPr>
-          <w:rFonts w:ascii="Times New Roman" w:hAnsi="Times New Roman" w:cs="Times New Roman"/>
-          <w:sz w:val="24"/>
-          <w:szCs w:val="24"/>
-          <w:u w:val="dotted"/>
-        </w:rPr>
-        <w:tab/>
-      </w:r>
-      <w:r>
-        <w:rPr>
-          <w:rFonts w:ascii="Times New Roman" w:hAnsi="Times New Roman" w:cs="Times New Roman"/>
-          <w:sz w:val="24"/>
-          <w:szCs w:val="24"/>
-          <w:u w:val="dotted"/>
-        </w:rPr>
-        <w:tab/>
-      </w:r>
-      <w:r>
-        <w:rPr>
-          <w:rFonts w:ascii="Times New Roman" w:hAnsi="Times New Roman" w:cs="Times New Roman"/>
-          <w:sz w:val="24"/>
-          <w:szCs w:val="24"/>
-          <w:u w:val="dotted"/>
-        </w:rPr>
-        <w:tab/>
-      </w:r>
-      <w:r>
-        <w:rPr>
-          <w:rFonts w:ascii="Times New Roman" w:hAnsi="Times New Roman" w:cs="Times New Roman"/>
-          <w:sz w:val="24"/>
-          <w:szCs w:val="24"/>
-          <w:u w:val="dotted"/>
-        </w:rPr>
-        <w:tab/>
-      </w:r>
-      <w:r>
-        <w:rPr>
-          <w:rFonts w:ascii="Times New Roman" w:hAnsi="Times New Roman" w:cs="Times New Roman"/>
-          <w:sz w:val="24"/>
-          <w:szCs w:val="24"/>
-        </w:rPr>
-        <w:t>13</w:t>
-      </w:r>
-    </w:p>
-    <w:p>
-      <w:pPr>
-        <w:spacing w:after="0" w:line="360" w:lineRule="auto"/>
-        <w:rPr>
-          <w:rFonts w:ascii="Times New Roman" w:hAnsi="Times New Roman" w:cs="Times New Roman"/>
-          <w:sz w:val="24"/>
-          <w:szCs w:val="24"/>
-        </w:rPr>
-      </w:pPr>
-      <w:r>
-        <w:rPr>
-          <w:rFonts w:ascii="Times New Roman" w:hAnsi="Times New Roman" w:cs="Times New Roman"/>
-          <w:sz w:val="24"/>
-          <w:szCs w:val="24"/>
-        </w:rPr>
-        <w:t>6. Jak nainstalovat?</w:t>
-      </w:r>
-      <w:r>
-        <w:rPr>
-          <w:rFonts w:ascii="Times New Roman" w:hAnsi="Times New Roman" w:cs="Times New Roman"/>
-          <w:sz w:val="24"/>
-          <w:szCs w:val="24"/>
-          <w:u w:val="dotted"/>
-        </w:rPr>
-        <w:tab/>
-      </w:r>
-      <w:r>
-        <w:rPr>
-          <w:rFonts w:ascii="Times New Roman" w:hAnsi="Times New Roman" w:cs="Times New Roman"/>
-          <w:sz w:val="24"/>
-          <w:szCs w:val="24"/>
-          <w:u w:val="dotted"/>
-        </w:rPr>
-        <w:tab/>
-      </w:r>
-      <w:r>
-        <w:rPr>
-          <w:rFonts w:ascii="Times New Roman" w:hAnsi="Times New Roman" w:cs="Times New Roman"/>
-          <w:sz w:val="24"/>
-          <w:szCs w:val="24"/>
-          <w:u w:val="dotted"/>
-        </w:rPr>
-        <w:tab/>
-      </w:r>
-      <w:r>
-        <w:rPr>
-          <w:rFonts w:ascii="Times New Roman" w:hAnsi="Times New Roman" w:cs="Times New Roman"/>
-          <w:sz w:val="24"/>
-          <w:szCs w:val="24"/>
-          <w:u w:val="dotted"/>
-        </w:rPr>
-        <w:tab/>
-      </w:r>
-      <w:r>
-        <w:rPr>
-          <w:rFonts w:ascii="Times New Roman" w:hAnsi="Times New Roman" w:cs="Times New Roman"/>
-          <w:sz w:val="24"/>
-          <w:szCs w:val="24"/>
-          <w:u w:val="dotted"/>
-        </w:rPr>
-        <w:tab/>
-      </w:r>
-      <w:r>
-        <w:rPr>
-          <w:rFonts w:ascii="Times New Roman" w:hAnsi="Times New Roman" w:cs="Times New Roman"/>
-          <w:sz w:val="24"/>
-          <w:szCs w:val="24"/>
-          <w:u w:val="dotted"/>
-        </w:rPr>
-        <w:tab/>
-      </w:r>
-      <w:r>
-        <w:rPr>
-          <w:rFonts w:ascii="Times New Roman" w:hAnsi="Times New Roman" w:cs="Times New Roman"/>
-          <w:sz w:val="24"/>
-          <w:szCs w:val="24"/>
-          <w:u w:val="dotted"/>
-        </w:rPr>
-        <w:tab/>
-      </w:r>
-      <w:r>
-        <w:rPr>
-          <w:rFonts w:ascii="Times New Roman" w:hAnsi="Times New Roman" w:cs="Times New Roman"/>
-          <w:sz w:val="24"/>
-          <w:szCs w:val="24"/>
-          <w:u w:val="dotted"/>
-        </w:rPr>
-        <w:tab/>
-      </w:r>
-      <w:r>
-        <w:rPr>
-          <w:rFonts w:ascii="Times New Roman" w:hAnsi="Times New Roman" w:cs="Times New Roman"/>
-          <w:sz w:val="24"/>
-          <w:szCs w:val="24"/>
-          <w:u w:val="dotted"/>
-        </w:rPr>
-        <w:tab/>
-      </w:r>
-      <w:r>
-        <w:rPr>
-          <w:rFonts w:ascii="Times New Roman" w:hAnsi="Times New Roman" w:cs="Times New Roman"/>
-          <w:sz w:val="24"/>
-          <w:szCs w:val="24"/>
-          <w:u w:val="dotted"/>
-        </w:rPr>
-        <w:tab/>
-      </w:r>
-      <w:r>
-        <w:rPr>
-          <w:rFonts w:ascii="Times New Roman" w:hAnsi="Times New Roman" w:cs="Times New Roman"/>
-          <w:sz w:val="24"/>
-          <w:szCs w:val="24"/>
-        </w:rPr>
-        <w:t>14</w:t>
-      </w:r>
-    </w:p>
-    <w:p>
-      <w:pPr>
-        <w:spacing w:after="0" w:line="360" w:lineRule="auto"/>
-        <w:rPr>
-          <w:rFonts w:ascii="Times New Roman" w:hAnsi="Times New Roman" w:cs="Times New Roman"/>
-          <w:sz w:val="24"/>
-          <w:szCs w:val="24"/>
-        </w:rPr>
-      </w:pPr>
-      <w:r>
-        <w:rPr>
-          <w:rFonts w:ascii="Times New Roman" w:hAnsi="Times New Roman" w:cs="Times New Roman"/>
-          <w:sz w:val="24"/>
-          <w:szCs w:val="24"/>
-        </w:rPr>
-        <w:t>7. Možná vylepšení</w:t>
-      </w:r>
-      <w:r>
-        <w:rPr>
-          <w:rFonts w:ascii="Times New Roman" w:hAnsi="Times New Roman" w:cs="Times New Roman"/>
-          <w:sz w:val="24"/>
-          <w:szCs w:val="24"/>
-          <w:u w:val="dotted"/>
-        </w:rPr>
-        <w:tab/>
-      </w:r>
-      <w:r>
-        <w:rPr>
-          <w:rFonts w:ascii="Times New Roman" w:hAnsi="Times New Roman" w:cs="Times New Roman"/>
-          <w:sz w:val="24"/>
-          <w:szCs w:val="24"/>
-          <w:u w:val="dotted"/>
-        </w:rPr>
-        <w:tab/>
-      </w:r>
-      <w:r>
-        <w:rPr>
-          <w:rFonts w:ascii="Times New Roman" w:hAnsi="Times New Roman" w:cs="Times New Roman"/>
-          <w:sz w:val="24"/>
-          <w:szCs w:val="24"/>
-          <w:u w:val="dotted"/>
-        </w:rPr>
-        <w:tab/>
-      </w:r>
-      <w:r>
-        <w:rPr>
-          <w:rFonts w:ascii="Times New Roman" w:hAnsi="Times New Roman" w:cs="Times New Roman"/>
-          <w:sz w:val="24"/>
-          <w:szCs w:val="24"/>
-          <w:u w:val="dotted"/>
-        </w:rPr>
-        <w:tab/>
-      </w:r>
-      <w:r>
-        <w:rPr>
-          <w:rFonts w:ascii="Times New Roman" w:hAnsi="Times New Roman" w:cs="Times New Roman"/>
-          <w:sz w:val="24"/>
-          <w:szCs w:val="24"/>
-          <w:u w:val="dotted"/>
-        </w:rPr>
-        <w:tab/>
-      </w:r>
-      <w:r>
-        <w:rPr>
-          <w:rFonts w:ascii="Times New Roman" w:hAnsi="Times New Roman" w:cs="Times New Roman"/>
-          <w:sz w:val="24"/>
-          <w:szCs w:val="24"/>
-          <w:u w:val="dotted"/>
-        </w:rPr>
-        <w:tab/>
-      </w:r>
-      <w:r>
-        <w:rPr>
-          <w:rFonts w:ascii="Times New Roman" w:hAnsi="Times New Roman" w:cs="Times New Roman"/>
-          <w:sz w:val="24"/>
-          <w:szCs w:val="24"/>
-          <w:u w:val="dotted"/>
-        </w:rPr>
-        <w:tab/>
-      </w:r>
-      <w:r>
-        <w:rPr>
-          <w:rFonts w:ascii="Times New Roman" w:hAnsi="Times New Roman" w:cs="Times New Roman"/>
-          <w:sz w:val="24"/>
-          <w:szCs w:val="24"/>
-          <w:u w:val="dotted"/>
-        </w:rPr>
-        <w:tab/>
-      </w:r>
-      <w:r>
-        <w:rPr>
-          <w:rFonts w:ascii="Times New Roman" w:hAnsi="Times New Roman" w:cs="Times New Roman"/>
-          <w:sz w:val="24"/>
-          <w:szCs w:val="24"/>
-          <w:u w:val="dotted"/>
-        </w:rPr>
-        <w:tab/>
-      </w:r>
-      <w:r>
-        <w:rPr>
-          <w:rFonts w:ascii="Times New Roman" w:hAnsi="Times New Roman" w:cs="Times New Roman"/>
-          <w:sz w:val="24"/>
-          <w:szCs w:val="24"/>
-          <w:u w:val="dotted"/>
-        </w:rPr>
-        <w:tab/>
-      </w:r>
-      <w:r>
-        <w:rPr>
-          <w:rFonts w:ascii="Times New Roman" w:hAnsi="Times New Roman" w:cs="Times New Roman"/>
-          <w:sz w:val="24"/>
-          <w:szCs w:val="24"/>
-        </w:rPr>
-        <w:t>15</w:t>
-      </w:r>
-    </w:p>
-    <w:p>
-      <w:pPr>
-        <w:spacing w:after="0" w:line="360" w:lineRule="auto"/>
-        <w:rPr>
-          <w:rFonts w:ascii="Times New Roman" w:hAnsi="Times New Roman" w:cs="Times New Roman"/>
-          <w:sz w:val="24"/>
-          <w:szCs w:val="24"/>
-        </w:rPr>
-      </w:pPr>
-      <w:r>
-        <w:rPr>
-          <w:rFonts w:ascii="Times New Roman" w:hAnsi="Times New Roman" w:cs="Times New Roman"/>
-          <w:sz w:val="24"/>
-          <w:szCs w:val="24"/>
-        </w:rPr>
-        <w:t>Závěr</w:t>
-      </w:r>
-      <w:r>
-        <w:rPr>
-          <w:rFonts w:ascii="Times New Roman" w:hAnsi="Times New Roman" w:cs="Times New Roman"/>
-          <w:sz w:val="24"/>
-          <w:szCs w:val="24"/>
-          <w:u w:val="dotted"/>
-        </w:rPr>
-        <w:tab/>
-      </w:r>
-      <w:r>
-        <w:rPr>
-          <w:rFonts w:ascii="Times New Roman" w:hAnsi="Times New Roman" w:cs="Times New Roman"/>
-          <w:sz w:val="24"/>
-          <w:szCs w:val="24"/>
-          <w:u w:val="dotted"/>
-        </w:rPr>
-        <w:tab/>
-      </w:r>
-      <w:r>
-        <w:rPr>
-          <w:rFonts w:ascii="Times New Roman" w:hAnsi="Times New Roman" w:cs="Times New Roman"/>
-          <w:sz w:val="24"/>
-          <w:szCs w:val="24"/>
-          <w:u w:val="dotted"/>
-        </w:rPr>
-        <w:tab/>
-      </w:r>
-      <w:r>
-        <w:rPr>
-          <w:rFonts w:ascii="Times New Roman" w:hAnsi="Times New Roman" w:cs="Times New Roman"/>
-          <w:sz w:val="24"/>
-          <w:szCs w:val="24"/>
-          <w:u w:val="dotted"/>
-        </w:rPr>
-        <w:tab/>
-      </w:r>
-      <w:r>
-        <w:rPr>
-          <w:rFonts w:ascii="Times New Roman" w:hAnsi="Times New Roman" w:cs="Times New Roman"/>
-          <w:sz w:val="24"/>
-          <w:szCs w:val="24"/>
-          <w:u w:val="dotted"/>
-        </w:rPr>
-        <w:tab/>
-      </w:r>
-      <w:r>
-        <w:rPr>
-          <w:rFonts w:ascii="Times New Roman" w:hAnsi="Times New Roman" w:cs="Times New Roman"/>
-          <w:sz w:val="24"/>
-          <w:szCs w:val="24"/>
-          <w:u w:val="dotted"/>
-        </w:rPr>
-        <w:tab/>
-      </w:r>
-      <w:r>
-        <w:rPr>
-          <w:rFonts w:ascii="Times New Roman" w:hAnsi="Times New Roman" w:cs="Times New Roman"/>
-          <w:sz w:val="24"/>
-          <w:szCs w:val="24"/>
-          <w:u w:val="dotted"/>
-        </w:rPr>
-        <w:tab/>
-      </w:r>
-      <w:r>
-        <w:rPr>
-          <w:rFonts w:ascii="Times New Roman" w:hAnsi="Times New Roman" w:cs="Times New Roman"/>
-          <w:sz w:val="24"/>
-          <w:szCs w:val="24"/>
-          <w:u w:val="dotted"/>
-        </w:rPr>
-        <w:tab/>
-      </w:r>
-      <w:r>
-        <w:rPr>
-          <w:rFonts w:ascii="Times New Roman" w:hAnsi="Times New Roman" w:cs="Times New Roman"/>
-          <w:sz w:val="24"/>
-          <w:szCs w:val="24"/>
-          <w:u w:val="dotted"/>
-        </w:rPr>
-        <w:tab/>
-      </w:r>
-      <w:r>
-        <w:rPr>
-          <w:rFonts w:ascii="Times New Roman" w:hAnsi="Times New Roman" w:cs="Times New Roman"/>
-          <w:sz w:val="24"/>
-          <w:szCs w:val="24"/>
-          <w:u w:val="dotted"/>
-        </w:rPr>
-        <w:tab/>
-      </w:r>
-      <w:r>
-        <w:rPr>
-          <w:rFonts w:ascii="Times New Roman" w:hAnsi="Times New Roman" w:cs="Times New Roman"/>
-          <w:sz w:val="24"/>
-          <w:szCs w:val="24"/>
-          <w:u w:val="dotted"/>
-        </w:rPr>
-        <w:tab/>
-      </w:r>
-      <w:r>
-        <w:rPr>
-          <w:rFonts w:ascii="Times New Roman" w:hAnsi="Times New Roman" w:cs="Times New Roman"/>
-          <w:sz w:val="24"/>
-          <w:szCs w:val="24"/>
-          <w:u w:val="dotted"/>
-        </w:rPr>
-        <w:tab/>
-      </w:r>
-      <w:r>
-        <w:rPr>
-          <w:rFonts w:ascii="Times New Roman" w:hAnsi="Times New Roman" w:cs="Times New Roman"/>
-          <w:sz w:val="24"/>
-          <w:szCs w:val="24"/>
-        </w:rPr>
-        <w:t>1</w:t>
-      </w:r>
-      <w:r>
-        <w:rPr>
-          <w:rFonts w:ascii="Times New Roman" w:hAnsi="Times New Roman" w:cs="Times New Roman"/>
-          <w:sz w:val="24"/>
-          <w:szCs w:val="24"/>
-        </w:rPr>
-        <w:t>6</w:t>
       </w:r>
     </w:p>
     <w:p>
@@ -2825,8 +3031,10 @@
           <w:sz w:val="24"/>
           <w:szCs w:val="24"/>
         </w:rPr>
-        <w:t>7</w:t>
-      </w:r>
+        <w:t>9</w:t>
+      </w:r>
+      <w:bookmarkStart w:id="0" w:name="_GoBack"/>
+      <w:bookmarkEnd w:id="0"/>
       <w:r>
         <w:rPr>
           <w:rFonts w:ascii="Times New Roman" w:hAnsi="Times New Roman" w:cs="Times New Roman"/>
@@ -3108,32 +3316,339 @@
     </w:p>
     <w:p>
       <w:pPr>
-        <w:pStyle w:val="Normlnweb"/>
-        <w:spacing w:after="0" w:line="276" w:lineRule="auto"/>
+        <w:spacing w:after="200" w:line="276" w:lineRule="auto"/>
         <w:ind w:firstLine="708"/>
         <w:jc w:val="both"/>
         <w:rPr>
-          <w:color w:val="000000" w:themeColor="text1"/>
-        </w:rPr>
-      </w:pPr>
-      <w:r>
-        <w:rPr>
-          <w:color w:val="000000" w:themeColor="text1"/>
-        </w:rPr>
-        <w:t>Architektura hry je navržena modulárně s důrazem na oddělení jednotlivých částí systému. Projekt využívá vlastní struktury („</w:t>
-      </w:r>
-      <w:r>
-        <w:rPr>
+          <w:rFonts w:ascii="Times New Roman" w:eastAsia="Times New Roman" w:hAnsi="Times New Roman" w:cs="Times New Roman"/>
+          <w:kern w:val="0"/>
+          <w:sz w:val="24"/>
+          <w:szCs w:val="24"/>
+          <w:lang w:eastAsia="cs-CZ"/>
+          <w14:ligatures w14:val="none"/>
+        </w:rPr>
+      </w:pPr>
+      <w:r>
+        <w:rPr>
+          <w:rFonts w:ascii="Times New Roman" w:eastAsia="Times New Roman" w:hAnsi="Times New Roman" w:cs="Times New Roman"/>
+          <w:kern w:val="0"/>
+          <w:sz w:val="24"/>
+          <w:szCs w:val="24"/>
+          <w:lang w:eastAsia="cs-CZ"/>
+          <w14:ligatures w14:val="none"/>
+        </w:rPr>
+        <w:t>Architektura hry „</w:t>
+      </w:r>
+      <w:r>
+        <w:rPr>
+          <w:rFonts w:ascii="Times New Roman" w:eastAsia="Times New Roman" w:hAnsi="Times New Roman" w:cs="Times New Roman"/>
           <w:i/>
-          <w:color w:val="000000" w:themeColor="text1"/>
+          <w:kern w:val="0"/>
+          <w:sz w:val="24"/>
+          <w:szCs w:val="24"/>
+          <w:lang w:eastAsia="cs-CZ"/>
+          <w14:ligatures w14:val="none"/>
+        </w:rPr>
+        <w:t>Útěk z ostrova</w:t>
+      </w:r>
+      <w:r>
+        <w:rPr>
+          <w:rFonts w:ascii="Times New Roman" w:eastAsia="Times New Roman" w:hAnsi="Times New Roman" w:cs="Times New Roman"/>
+          <w:kern w:val="0"/>
+          <w:sz w:val="24"/>
+          <w:szCs w:val="24"/>
+          <w:lang w:eastAsia="cs-CZ"/>
+          <w14:ligatures w14:val="none"/>
+        </w:rPr>
+        <w:t>“ je navržena modulárně s důrazem na oddělení jednotlivých částí systému a jejich vzájemnou spolupráci. Celý projekt je postaven na vlastních datových strukturách, označovaných jako „</w:t>
+      </w:r>
+      <w:r>
+        <w:rPr>
+          <w:rFonts w:ascii="Times New Roman" w:eastAsia="Times New Roman" w:hAnsi="Times New Roman" w:cs="Times New Roman"/>
+          <w:i/>
+          <w:kern w:val="0"/>
+          <w:sz w:val="24"/>
+          <w:szCs w:val="24"/>
+          <w:lang w:eastAsia="cs-CZ"/>
+          <w14:ligatures w14:val="none"/>
         </w:rPr>
         <w:t>clustery</w:t>
       </w:r>
       <w:r>
         <w:rPr>
-          <w:color w:val="000000" w:themeColor="text1"/>
-        </w:rPr>
-        <w:t>“), které umožňují efektivní správu objektů, textur a renderovacích prostředků.</w:t>
+          <w:rFonts w:ascii="Times New Roman" w:eastAsia="Times New Roman" w:hAnsi="Times New Roman" w:cs="Times New Roman"/>
+          <w:kern w:val="0"/>
+          <w:sz w:val="24"/>
+          <w:szCs w:val="24"/>
+          <w:lang w:eastAsia="cs-CZ"/>
+          <w14:ligatures w14:val="none"/>
+        </w:rPr>
+        <w:t>“, které umožňují přehlednou a efektivní správu herních objektů, grafiky i renderovacích prostředků. Tento přístup usnadňuje rozšiřitelnost programu a zároveň zlepšuje organizaci kódu.</w:t>
+      </w:r>
+    </w:p>
+    <w:p>
+      <w:pPr>
+        <w:spacing w:after="200" w:line="276" w:lineRule="auto"/>
+        <w:ind w:firstLine="708"/>
+        <w:jc w:val="both"/>
+        <w:rPr>
+          <w:rFonts w:ascii="Times New Roman" w:eastAsia="Times New Roman" w:hAnsi="Times New Roman" w:cs="Times New Roman"/>
+          <w:kern w:val="0"/>
+          <w:sz w:val="24"/>
+          <w:szCs w:val="24"/>
+          <w:lang w:eastAsia="cs-CZ"/>
+          <w14:ligatures w14:val="none"/>
+        </w:rPr>
+      </w:pPr>
+      <w:r>
+        <w:rPr>
+          <w:rFonts w:ascii="Times New Roman" w:eastAsia="Times New Roman" w:hAnsi="Times New Roman" w:cs="Times New Roman"/>
+          <w:kern w:val="0"/>
+          <w:sz w:val="24"/>
+          <w:szCs w:val="24"/>
+          <w:lang w:eastAsia="cs-CZ"/>
+          <w14:ligatures w14:val="none"/>
+        </w:rPr>
+        <w:t xml:space="preserve">Základním prvkem je struktura </w:t>
+      </w:r>
+      <w:r>
+        <w:rPr>
+          <w:rFonts w:ascii="Times New Roman" w:eastAsia="Times New Roman" w:hAnsi="Times New Roman" w:cs="Times New Roman"/>
+          <w:i/>
+          <w:kern w:val="0"/>
+          <w:sz w:val="24"/>
+          <w:szCs w:val="24"/>
+          <w:lang w:eastAsia="cs-CZ"/>
+          <w14:ligatures w14:val="none"/>
+        </w:rPr>
+        <w:t>WRCluster</w:t>
+      </w:r>
+      <w:r>
+        <w:rPr>
+          <w:rFonts w:ascii="Times New Roman" w:eastAsia="Times New Roman" w:hAnsi="Times New Roman" w:cs="Times New Roman"/>
+          <w:kern w:val="0"/>
+          <w:sz w:val="24"/>
+          <w:szCs w:val="24"/>
+          <w:lang w:eastAsia="cs-CZ"/>
+          <w14:ligatures w14:val="none"/>
+        </w:rPr>
+        <w:t xml:space="preserve">, která obsahuje ukazatel na hlavní okno aplikace a dynamické pole rendererů. Díky tomu je možné pracovat s více renderovacími kontexty a flexibilně řídit vykreslování. Další klíčovou komponentou je </w:t>
+      </w:r>
+      <w:r>
+        <w:rPr>
+          <w:rFonts w:ascii="Times New Roman" w:eastAsia="Times New Roman" w:hAnsi="Times New Roman" w:cs="Times New Roman"/>
+          <w:i/>
+          <w:kern w:val="0"/>
+          <w:sz w:val="24"/>
+          <w:szCs w:val="24"/>
+          <w:lang w:eastAsia="cs-CZ"/>
+          <w14:ligatures w14:val="none"/>
+        </w:rPr>
+        <w:t>ECluster</w:t>
+      </w:r>
+      <w:r>
+        <w:rPr>
+          <w:rFonts w:ascii="Times New Roman" w:eastAsia="Times New Roman" w:hAnsi="Times New Roman" w:cs="Times New Roman"/>
+          <w:kern w:val="0"/>
+          <w:sz w:val="24"/>
+          <w:szCs w:val="24"/>
+          <w:lang w:eastAsia="cs-CZ"/>
+          <w14:ligatures w14:val="none"/>
+        </w:rPr>
+        <w:t xml:space="preserve">, který slouží jako kontejner pro všechny </w:t>
+      </w:r>
+      <w:r>
+        <w:rPr>
+          <w:rFonts w:ascii="Times New Roman" w:eastAsia="Times New Roman" w:hAnsi="Times New Roman" w:cs="Times New Roman"/>
+          <w:i/>
+          <w:kern w:val="0"/>
+          <w:sz w:val="24"/>
+          <w:szCs w:val="24"/>
+          <w:lang w:eastAsia="cs-CZ"/>
+          <w14:ligatures w14:val="none"/>
+        </w:rPr>
+        <w:t xml:space="preserve">entity </w:t>
+      </w:r>
+      <w:r>
+        <w:rPr>
+          <w:rFonts w:ascii="Times New Roman" w:eastAsia="Times New Roman" w:hAnsi="Times New Roman" w:cs="Times New Roman"/>
+          <w:kern w:val="0"/>
+          <w:sz w:val="24"/>
+          <w:szCs w:val="24"/>
+          <w:lang w:eastAsia="cs-CZ"/>
+          <w14:ligatures w14:val="none"/>
+        </w:rPr>
+        <w:t>ve hře. Tento kontejner uchovává objekty reprezentující hráče, pozadí i jednotlivé překážky.</w:t>
+      </w:r>
+    </w:p>
+    <w:p>
+      <w:pPr>
+        <w:spacing w:after="200" w:line="276" w:lineRule="auto"/>
+        <w:ind w:firstLine="708"/>
+        <w:jc w:val="both"/>
+        <w:rPr>
+          <w:rFonts w:ascii="Times New Roman" w:eastAsia="Times New Roman" w:hAnsi="Times New Roman" w:cs="Times New Roman"/>
+          <w:kern w:val="0"/>
+          <w:sz w:val="24"/>
+          <w:szCs w:val="24"/>
+          <w:lang w:eastAsia="cs-CZ"/>
+          <w14:ligatures w14:val="none"/>
+        </w:rPr>
+      </w:pPr>
+      <w:r>
+        <w:rPr>
+          <w:rFonts w:ascii="Times New Roman" w:eastAsia="Times New Roman" w:hAnsi="Times New Roman" w:cs="Times New Roman"/>
+          <w:kern w:val="0"/>
+          <w:sz w:val="24"/>
+          <w:szCs w:val="24"/>
+          <w:lang w:eastAsia="cs-CZ"/>
+          <w14:ligatures w14:val="none"/>
+        </w:rPr>
+        <w:t xml:space="preserve">Každá entita je reprezentována strukturou entity, která obsahuje informace o své pozici, velikosti, pohybu, životě a dalších vlastnostech. Součástí entity je také struktura </w:t>
+      </w:r>
+      <w:r>
+        <w:rPr>
+          <w:rFonts w:ascii="Times New Roman" w:eastAsia="Times New Roman" w:hAnsi="Times New Roman" w:cs="Times New Roman"/>
+          <w:i/>
+          <w:kern w:val="0"/>
+          <w:sz w:val="24"/>
+          <w:szCs w:val="24"/>
+          <w:lang w:eastAsia="cs-CZ"/>
+          <w14:ligatures w14:val="none"/>
+        </w:rPr>
+        <w:t>TCluster</w:t>
+      </w:r>
+      <w:r>
+        <w:rPr>
+          <w:rFonts w:ascii="Times New Roman" w:eastAsia="Times New Roman" w:hAnsi="Times New Roman" w:cs="Times New Roman"/>
+          <w:kern w:val="0"/>
+          <w:sz w:val="24"/>
+          <w:szCs w:val="24"/>
+          <w:lang w:eastAsia="cs-CZ"/>
+          <w14:ligatures w14:val="none"/>
+        </w:rPr>
+        <w:t xml:space="preserve">, která spravuje její textury. </w:t>
+      </w:r>
+      <w:r>
+        <w:rPr>
+          <w:rFonts w:ascii="Times New Roman" w:eastAsia="Times New Roman" w:hAnsi="Times New Roman" w:cs="Times New Roman"/>
+          <w:i/>
+          <w:kern w:val="0"/>
+          <w:sz w:val="24"/>
+          <w:szCs w:val="24"/>
+          <w:lang w:eastAsia="cs-CZ"/>
+          <w14:ligatures w14:val="none"/>
+        </w:rPr>
+        <w:t xml:space="preserve">TCluster </w:t>
+      </w:r>
+      <w:r>
+        <w:rPr>
+          <w:rFonts w:ascii="Times New Roman" w:eastAsia="Times New Roman" w:hAnsi="Times New Roman" w:cs="Times New Roman"/>
+          <w:kern w:val="0"/>
+          <w:sz w:val="24"/>
+          <w:szCs w:val="24"/>
+          <w:lang w:eastAsia="cs-CZ"/>
+          <w14:ligatures w14:val="none"/>
+        </w:rPr>
+        <w:t>umožňuje organizovat textury do podskupin, například pro různé animace, a dynamicky mezi nimi přepínat. Tento mechanismus je klíčový pro animaci postav a dalších herních prvků.</w:t>
+      </w:r>
+    </w:p>
+    <w:p>
+      <w:pPr>
+        <w:spacing w:after="200" w:line="276" w:lineRule="auto"/>
+        <w:ind w:firstLine="708"/>
+        <w:jc w:val="both"/>
+        <w:rPr>
+          <w:rFonts w:ascii="Times New Roman" w:eastAsia="Times New Roman" w:hAnsi="Times New Roman" w:cs="Times New Roman"/>
+          <w:kern w:val="0"/>
+          <w:sz w:val="24"/>
+          <w:szCs w:val="24"/>
+          <w:lang w:eastAsia="cs-CZ"/>
+          <w14:ligatures w14:val="none"/>
+        </w:rPr>
+      </w:pPr>
+      <w:r>
+        <w:rPr>
+          <w:rFonts w:ascii="Times New Roman" w:eastAsia="Times New Roman" w:hAnsi="Times New Roman" w:cs="Times New Roman"/>
+          <w:kern w:val="0"/>
+          <w:sz w:val="24"/>
+          <w:szCs w:val="24"/>
+          <w:lang w:eastAsia="cs-CZ"/>
+          <w14:ligatures w14:val="none"/>
+        </w:rPr>
+        <w:t xml:space="preserve">Zpracování vstupu od uživatele je řešeno pomocí struktury </w:t>
+      </w:r>
+      <w:r>
+        <w:rPr>
+          <w:rFonts w:ascii="Times New Roman" w:eastAsia="Times New Roman" w:hAnsi="Times New Roman" w:cs="Times New Roman"/>
+          <w:i/>
+          <w:kern w:val="0"/>
+          <w:sz w:val="24"/>
+          <w:szCs w:val="24"/>
+          <w:lang w:eastAsia="cs-CZ"/>
+          <w14:ligatures w14:val="none"/>
+        </w:rPr>
+        <w:t>user_events</w:t>
+      </w:r>
+      <w:r>
+        <w:rPr>
+          <w:rFonts w:ascii="Times New Roman" w:eastAsia="Times New Roman" w:hAnsi="Times New Roman" w:cs="Times New Roman"/>
+          <w:kern w:val="0"/>
+          <w:sz w:val="24"/>
+          <w:szCs w:val="24"/>
+          <w:lang w:eastAsia="cs-CZ"/>
+          <w14:ligatures w14:val="none"/>
+        </w:rPr>
+        <w:t xml:space="preserve">, která převádí události z knihovny </w:t>
+      </w:r>
+      <w:r>
+        <w:rPr>
+          <w:rFonts w:ascii="Times New Roman" w:eastAsia="Times New Roman" w:hAnsi="Times New Roman" w:cs="Times New Roman"/>
+          <w:i/>
+          <w:kern w:val="0"/>
+          <w:sz w:val="24"/>
+          <w:szCs w:val="24"/>
+          <w:lang w:eastAsia="cs-CZ"/>
+          <w14:ligatures w14:val="none"/>
+        </w:rPr>
+        <w:t xml:space="preserve">SDL </w:t>
+      </w:r>
+      <w:r>
+        <w:rPr>
+          <w:rFonts w:ascii="Times New Roman" w:eastAsia="Times New Roman" w:hAnsi="Times New Roman" w:cs="Times New Roman"/>
+          <w:kern w:val="0"/>
+          <w:sz w:val="24"/>
+          <w:szCs w:val="24"/>
+          <w:lang w:eastAsia="cs-CZ"/>
+          <w14:ligatures w14:val="none"/>
+        </w:rPr>
+        <w:t>na jednoduché logické hodnoty. Díky tomu je následná práce s vstupy přehlednější a oddělená od samotné herní logiky.</w:t>
+      </w:r>
+    </w:p>
+    <w:p>
+      <w:pPr>
+        <w:spacing w:after="200" w:line="276" w:lineRule="auto"/>
+        <w:ind w:firstLine="708"/>
+        <w:jc w:val="both"/>
+        <w:rPr>
+          <w:rFonts w:ascii="Times New Roman" w:eastAsia="Times New Roman" w:hAnsi="Times New Roman" w:cs="Times New Roman"/>
+          <w:kern w:val="0"/>
+          <w:sz w:val="24"/>
+          <w:szCs w:val="24"/>
+          <w:lang w:eastAsia="cs-CZ"/>
+          <w14:ligatures w14:val="none"/>
+        </w:rPr>
+      </w:pPr>
+      <w:r>
+        <w:rPr>
+          <w:rFonts w:ascii="Times New Roman" w:eastAsia="Times New Roman" w:hAnsi="Times New Roman" w:cs="Times New Roman"/>
+          <w:kern w:val="0"/>
+          <w:sz w:val="24"/>
+          <w:szCs w:val="24"/>
+          <w:lang w:eastAsia="cs-CZ"/>
+          <w14:ligatures w14:val="none"/>
+        </w:rPr>
+        <w:t>Celý program probíhá v několika na sebe navazujících fázích. Nejprve dojde k inicializaci knihoven a vytvoření okna, následně k načtení konfigurace, inicializaci entit a textur a poté ke spuštění hlavní herní smyčky. Po ukončení hry jsou všechny prostředky korektně uvolněny.</w:t>
       </w:r>
     </w:p>
     <w:p>
@@ -3166,582 +3681,271 @@
     </w:p>
     <w:p>
       <w:pPr>
-        <w:pStyle w:val="Odstavecseseznamem"/>
-        <w:numPr>
-          <w:ilvl w:val="0"/>
-          <w:numId w:val="19"/>
-        </w:numPr>
-        <w:spacing w:before="240" w:after="0" w:line="276" w:lineRule="auto"/>
-        <w:ind w:left="714" w:hanging="357"/>
+        <w:spacing w:after="200" w:line="276" w:lineRule="auto"/>
+        <w:ind w:firstLine="708"/>
         <w:jc w:val="both"/>
         <w:rPr>
-          <w:rStyle w:val="Siln"/>
-          <w:rFonts w:ascii="Times New Roman" w:hAnsi="Times New Roman" w:cs="Times New Roman"/>
-          <w:b w:val="0"/>
-          <w:bCs w:val="0"/>
-          <w:color w:val="000000" w:themeColor="text1"/>
-        </w:rPr>
-      </w:pPr>
-      <w:r>
-        <w:rPr>
-          <w:rStyle w:val="Siln"/>
-          <w:rFonts w:ascii="Times New Roman" w:hAnsi="Times New Roman" w:cs="Times New Roman"/>
-          <w:color w:val="000000" w:themeColor="text1"/>
-        </w:rPr>
-        <w:t>WRCluster (Window &amp; Renderer Cluster)</w:t>
-      </w:r>
-    </w:p>
-    <w:p>
-      <w:pPr>
-        <w:spacing w:after="0" w:line="276" w:lineRule="auto"/>
-        <w:ind w:left="708" w:firstLine="708"/>
+          <w:rFonts w:ascii="Times New Roman" w:eastAsia="Times New Roman" w:hAnsi="Times New Roman" w:cs="Times New Roman"/>
+          <w:kern w:val="0"/>
+          <w:sz w:val="24"/>
+          <w:szCs w:val="24"/>
+          <w:lang w:eastAsia="cs-CZ"/>
+          <w14:ligatures w14:val="none"/>
+        </w:rPr>
+      </w:pPr>
+      <w:r>
+        <w:rPr>
+          <w:rFonts w:ascii="Times New Roman" w:eastAsia="Times New Roman" w:hAnsi="Times New Roman" w:cs="Times New Roman"/>
+          <w:kern w:val="0"/>
+          <w:sz w:val="24"/>
+          <w:szCs w:val="24"/>
+          <w:lang w:eastAsia="cs-CZ"/>
+          <w14:ligatures w14:val="none"/>
+        </w:rPr>
+        <w:t>Hra je postavena na několika základních komponentách, které společně tvoří její architekturu. Tyto komponenty jsou navrženy tak, aby byly co nejvíce nezávislé, což umožňuje jejich snadnou údržbu a případné rozšíření.</w:t>
+      </w:r>
+    </w:p>
+    <w:p>
+      <w:pPr>
+        <w:spacing w:after="200" w:line="276" w:lineRule="auto"/>
+        <w:ind w:firstLine="708"/>
         <w:jc w:val="both"/>
         <w:rPr>
-          <w:rFonts w:ascii="Times New Roman" w:hAnsi="Times New Roman" w:cs="Times New Roman"/>
-          <w:color w:val="000000" w:themeColor="text1"/>
-          <w:sz w:val="24"/>
-          <w:szCs w:val="24"/>
-        </w:rPr>
-      </w:pPr>
-      <w:r>
-        <w:rPr>
-          <w:rFonts w:ascii="Times New Roman" w:hAnsi="Times New Roman" w:cs="Times New Roman"/>
-          <w:color w:val="000000" w:themeColor="text1"/>
-          <w:sz w:val="24"/>
-          <w:szCs w:val="24"/>
-        </w:rPr>
-        <w:t>Obsahuje ukazatel na hlavní okno (</w:t>
-      </w:r>
-      <w:r>
-        <w:rPr>
-          <w:rStyle w:val="KdHTML"/>
-          <w:rFonts w:ascii="Times New Roman" w:eastAsiaTheme="majorEastAsia" w:hAnsi="Times New Roman" w:cs="Times New Roman"/>
+          <w:rFonts w:ascii="Times New Roman" w:eastAsia="Times New Roman" w:hAnsi="Times New Roman" w:cs="Times New Roman"/>
+          <w:kern w:val="0"/>
+          <w:sz w:val="24"/>
+          <w:szCs w:val="24"/>
+          <w:lang w:eastAsia="cs-CZ"/>
+          <w14:ligatures w14:val="none"/>
+        </w:rPr>
+      </w:pPr>
+      <w:r>
+        <w:rPr>
+          <w:rFonts w:ascii="Times New Roman" w:eastAsia="Times New Roman" w:hAnsi="Times New Roman" w:cs="Times New Roman"/>
+          <w:kern w:val="0"/>
+          <w:sz w:val="24"/>
+          <w:szCs w:val="24"/>
+          <w:lang w:eastAsia="cs-CZ"/>
+          <w14:ligatures w14:val="none"/>
+        </w:rPr>
+        <w:t xml:space="preserve">Jednou z klíčových částí je struktura </w:t>
+      </w:r>
+      <w:r>
+        <w:rPr>
+          <w:rFonts w:ascii="Times New Roman" w:eastAsia="Times New Roman" w:hAnsi="Times New Roman" w:cs="Times New Roman"/>
           <w:i/>
-          <w:color w:val="000000" w:themeColor="text1"/>
-          <w:sz w:val="24"/>
-          <w:szCs w:val="24"/>
-        </w:rPr>
-        <w:t>SDL_Window</w:t>
-      </w:r>
-      <w:r>
-        <w:rPr>
-          <w:rFonts w:ascii="Times New Roman" w:hAnsi="Times New Roman" w:cs="Times New Roman"/>
-          <w:color w:val="000000" w:themeColor="text1"/>
-          <w:sz w:val="24"/>
-          <w:szCs w:val="24"/>
-        </w:rPr>
-        <w:t>) a dynamické pole rendererů (</w:t>
-      </w:r>
-      <w:r>
-        <w:rPr>
-          <w:rStyle w:val="KdHTML"/>
-          <w:rFonts w:ascii="Times New Roman" w:eastAsiaTheme="majorEastAsia" w:hAnsi="Times New Roman" w:cs="Times New Roman"/>
+          <w:kern w:val="0"/>
+          <w:sz w:val="24"/>
+          <w:szCs w:val="24"/>
+          <w:lang w:eastAsia="cs-CZ"/>
+          <w14:ligatures w14:val="none"/>
+        </w:rPr>
+        <w:t>WRCluster</w:t>
+      </w:r>
+      <w:r>
+        <w:rPr>
+          <w:rFonts w:ascii="Times New Roman" w:eastAsia="Times New Roman" w:hAnsi="Times New Roman" w:cs="Times New Roman"/>
+          <w:kern w:val="0"/>
+          <w:sz w:val="24"/>
+          <w:szCs w:val="24"/>
+          <w:lang w:eastAsia="cs-CZ"/>
+          <w14:ligatures w14:val="none"/>
+        </w:rPr>
+        <w:t xml:space="preserve">, která zajišťuje správu hlavního okna a renderovacích nástrojů. Obsahuje ukazatel na okno aplikace a kolekci rendererů, které jsou využívány při vykreslování jednotlivých prvků hry. Na tuto komponentu navazuje systém správy entit, reprezentovaný strukturou </w:t>
+      </w:r>
+      <w:r>
+        <w:rPr>
+          <w:rFonts w:ascii="Times New Roman" w:eastAsia="Times New Roman" w:hAnsi="Times New Roman" w:cs="Times New Roman"/>
           <w:i/>
-          <w:color w:val="000000" w:themeColor="text1"/>
-          <w:sz w:val="24"/>
-          <w:szCs w:val="24"/>
-        </w:rPr>
-        <w:t>SDL_Renderer</w:t>
-      </w:r>
-      <w:r>
-        <w:rPr>
-          <w:rFonts w:ascii="Times New Roman" w:hAnsi="Times New Roman" w:cs="Times New Roman"/>
-          <w:color w:val="000000" w:themeColor="text1"/>
-          <w:sz w:val="24"/>
-          <w:szCs w:val="24"/>
-        </w:rPr>
-        <w:t xml:space="preserve">). Umožňuje správu více renderovacích kontextů. </w:t>
-      </w:r>
-    </w:p>
-    <w:p>
-      <w:pPr>
-        <w:pStyle w:val="Odstavecseseznamem"/>
-        <w:numPr>
-          <w:ilvl w:val="0"/>
-          <w:numId w:val="19"/>
-        </w:numPr>
-        <w:spacing w:before="240" w:after="0" w:line="276" w:lineRule="auto"/>
-        <w:ind w:left="714" w:hanging="357"/>
+          <w:kern w:val="0"/>
+          <w:sz w:val="24"/>
+          <w:szCs w:val="24"/>
+          <w:lang w:eastAsia="cs-CZ"/>
+          <w14:ligatures w14:val="none"/>
+        </w:rPr>
+        <w:t>ECluster</w:t>
+      </w:r>
+      <w:r>
+        <w:rPr>
+          <w:rFonts w:ascii="Times New Roman" w:eastAsia="Times New Roman" w:hAnsi="Times New Roman" w:cs="Times New Roman"/>
+          <w:kern w:val="0"/>
+          <w:sz w:val="24"/>
+          <w:szCs w:val="24"/>
+          <w:lang w:eastAsia="cs-CZ"/>
+          <w14:ligatures w14:val="none"/>
+        </w:rPr>
+        <w:t>, která slouží jako kontejner pro všechny herní objekty.</w:t>
+      </w:r>
+    </w:p>
+    <w:p>
+      <w:pPr>
+        <w:spacing w:after="200" w:line="276" w:lineRule="auto"/>
+        <w:ind w:firstLine="708"/>
         <w:jc w:val="both"/>
         <w:rPr>
-          <w:rStyle w:val="Siln"/>
-          <w:rFonts w:ascii="Times New Roman" w:hAnsi="Times New Roman" w:cs="Times New Roman"/>
-          <w:b w:val="0"/>
-          <w:bCs w:val="0"/>
-          <w:color w:val="000000" w:themeColor="text1"/>
-        </w:rPr>
-      </w:pPr>
-      <w:r>
-        <w:rPr>
-          <w:rStyle w:val="Siln"/>
-          <w:rFonts w:ascii="Times New Roman" w:hAnsi="Times New Roman" w:cs="Times New Roman"/>
-          <w:color w:val="000000" w:themeColor="text1"/>
-        </w:rPr>
-        <w:t>ECluster (Entity Cluster)</w:t>
-      </w:r>
-    </w:p>
-    <w:p>
-      <w:pPr>
-        <w:spacing w:after="0" w:line="276" w:lineRule="auto"/>
-        <w:ind w:left="708" w:firstLine="708"/>
+          <w:rFonts w:ascii="Times New Roman" w:eastAsia="Times New Roman" w:hAnsi="Times New Roman" w:cs="Times New Roman"/>
+          <w:kern w:val="0"/>
+          <w:sz w:val="24"/>
+          <w:szCs w:val="24"/>
+          <w:lang w:eastAsia="cs-CZ"/>
+          <w14:ligatures w14:val="none"/>
+        </w:rPr>
+      </w:pPr>
+      <w:r>
+        <w:rPr>
+          <w:rFonts w:ascii="Times New Roman" w:eastAsia="Times New Roman" w:hAnsi="Times New Roman" w:cs="Times New Roman"/>
+          <w:kern w:val="0"/>
+          <w:sz w:val="24"/>
+          <w:szCs w:val="24"/>
+          <w:lang w:eastAsia="cs-CZ"/>
+          <w14:ligatures w14:val="none"/>
+        </w:rPr>
+        <w:t xml:space="preserve">Každý herní objekt je reprezentován strukturou </w:t>
+      </w:r>
+      <w:r>
+        <w:rPr>
+          <w:rFonts w:ascii="Times New Roman" w:eastAsia="Times New Roman" w:hAnsi="Times New Roman" w:cs="Times New Roman"/>
+          <w:i/>
+          <w:kern w:val="0"/>
+          <w:sz w:val="24"/>
+          <w:szCs w:val="24"/>
+          <w:lang w:eastAsia="cs-CZ"/>
+          <w14:ligatures w14:val="none"/>
+        </w:rPr>
+        <w:t>entity</w:t>
+      </w:r>
+      <w:r>
+        <w:rPr>
+          <w:rFonts w:ascii="Times New Roman" w:eastAsia="Times New Roman" w:hAnsi="Times New Roman" w:cs="Times New Roman"/>
+          <w:kern w:val="0"/>
+          <w:sz w:val="24"/>
+          <w:szCs w:val="24"/>
+          <w:lang w:eastAsia="cs-CZ"/>
+          <w14:ligatures w14:val="none"/>
+        </w:rPr>
+        <w:t xml:space="preserve">. Ta obsahuje nejen informace o své pozici a pohybu, ale také další vlastnosti, jako jsou životy, poškození nebo stavové příznaky. Důležitou součástí entity je také struktura </w:t>
+      </w:r>
+      <w:r>
+        <w:rPr>
+          <w:rFonts w:ascii="Times New Roman" w:eastAsia="Times New Roman" w:hAnsi="Times New Roman" w:cs="Times New Roman"/>
+          <w:i/>
+          <w:kern w:val="0"/>
+          <w:sz w:val="24"/>
+          <w:szCs w:val="24"/>
+          <w:lang w:eastAsia="cs-CZ"/>
+          <w14:ligatures w14:val="none"/>
+        </w:rPr>
+        <w:t>TCluster</w:t>
+      </w:r>
+      <w:r>
+        <w:rPr>
+          <w:rFonts w:ascii="Times New Roman" w:eastAsia="Times New Roman" w:hAnsi="Times New Roman" w:cs="Times New Roman"/>
+          <w:kern w:val="0"/>
+          <w:sz w:val="24"/>
+          <w:szCs w:val="24"/>
+          <w:lang w:eastAsia="cs-CZ"/>
+          <w14:ligatures w14:val="none"/>
+        </w:rPr>
+        <w:t>, která zajišťuje správu textur a jejich animaci. Tato struktura umožňuje organizovat textury do skupin a efektivně mezi nimi přepínat.</w:t>
+      </w:r>
+    </w:p>
+    <w:p>
+      <w:pPr>
+        <w:spacing w:after="200" w:line="276" w:lineRule="auto"/>
+        <w:ind w:firstLine="708"/>
         <w:jc w:val="both"/>
         <w:rPr>
-          <w:rFonts w:ascii="Times New Roman" w:hAnsi="Times New Roman" w:cs="Times New Roman"/>
-          <w:color w:val="000000" w:themeColor="text1"/>
-          <w:sz w:val="24"/>
-          <w:szCs w:val="24"/>
-        </w:rPr>
-      </w:pPr>
-      <w:r>
-        <w:rPr>
-          <w:rFonts w:ascii="Times New Roman" w:hAnsi="Times New Roman" w:cs="Times New Roman"/>
-          <w:color w:val="000000" w:themeColor="text1"/>
-          <w:sz w:val="24"/>
-          <w:szCs w:val="24"/>
-        </w:rPr>
-        <w:t>Dynamický kontejner obsahující všechny entity</w:t>
-      </w:r>
-      <w:r>
-        <w:rPr>
-          <w:rFonts w:ascii="Times New Roman" w:hAnsi="Times New Roman" w:cs="Times New Roman"/>
-          <w:color w:val="000000" w:themeColor="text1"/>
-          <w:sz w:val="24"/>
-          <w:szCs w:val="24"/>
-        </w:rPr>
-        <w:t xml:space="preserve"> ve hře (hráč, pozadí, překážky, hitboxy</w:t>
-      </w:r>
-      <w:r>
-        <w:rPr>
-          <w:rFonts w:ascii="Times New Roman" w:hAnsi="Times New Roman" w:cs="Times New Roman"/>
-          <w:color w:val="000000" w:themeColor="text1"/>
-          <w:sz w:val="24"/>
-          <w:szCs w:val="24"/>
-        </w:rPr>
-        <w:t>,</w:t>
-      </w:r>
-      <w:r>
-        <w:rPr>
-          <w:rFonts w:ascii="Times New Roman" w:hAnsi="Times New Roman" w:cs="Times New Roman"/>
-          <w:color w:val="000000" w:themeColor="text1"/>
-          <w:sz w:val="24"/>
-          <w:szCs w:val="24"/>
-        </w:rPr>
-        <w:t xml:space="preserve"> </w:t>
-      </w:r>
-      <w:r>
-        <w:rPr>
-          <w:rFonts w:ascii="Times New Roman" w:hAnsi="Times New Roman" w:cs="Times New Roman"/>
-          <w:color w:val="000000" w:themeColor="text1"/>
-          <w:sz w:val="24"/>
-          <w:szCs w:val="24"/>
-        </w:rPr>
-        <w:t xml:space="preserve">atd.). </w:t>
-      </w:r>
-    </w:p>
-    <w:p>
-      <w:pPr>
-        <w:pStyle w:val="Odstavecseseznamem"/>
-        <w:numPr>
-          <w:ilvl w:val="0"/>
-          <w:numId w:val="19"/>
-        </w:numPr>
-        <w:spacing w:before="240" w:after="0" w:line="276" w:lineRule="auto"/>
-        <w:ind w:left="714" w:hanging="357"/>
+          <w:rFonts w:ascii="Times New Roman" w:eastAsia="Times New Roman" w:hAnsi="Times New Roman" w:cs="Times New Roman"/>
+          <w:kern w:val="0"/>
+          <w:sz w:val="24"/>
+          <w:szCs w:val="24"/>
+          <w:lang w:eastAsia="cs-CZ"/>
+          <w14:ligatures w14:val="none"/>
+        </w:rPr>
+      </w:pPr>
+      <w:r>
+        <w:rPr>
+          <w:rFonts w:ascii="Times New Roman" w:eastAsia="Times New Roman" w:hAnsi="Times New Roman" w:cs="Times New Roman"/>
+          <w:kern w:val="0"/>
+          <w:sz w:val="24"/>
+          <w:szCs w:val="24"/>
+          <w:lang w:eastAsia="cs-CZ"/>
+          <w14:ligatures w14:val="none"/>
+        </w:rPr>
+        <w:lastRenderedPageBreak/>
+        <w:t xml:space="preserve">Zpracování vstupu od uživatele je řešeno pomocí struktury </w:t>
+      </w:r>
+      <w:r>
+        <w:rPr>
+          <w:rFonts w:ascii="Times New Roman" w:eastAsia="Times New Roman" w:hAnsi="Times New Roman" w:cs="Times New Roman"/>
+          <w:i/>
+          <w:kern w:val="0"/>
+          <w:sz w:val="24"/>
+          <w:szCs w:val="24"/>
+          <w:lang w:eastAsia="cs-CZ"/>
+          <w14:ligatures w14:val="none"/>
+        </w:rPr>
+        <w:t>user_events</w:t>
+      </w:r>
+      <w:r>
+        <w:rPr>
+          <w:rFonts w:ascii="Times New Roman" w:eastAsia="Times New Roman" w:hAnsi="Times New Roman" w:cs="Times New Roman"/>
+          <w:kern w:val="0"/>
+          <w:sz w:val="24"/>
+          <w:szCs w:val="24"/>
+          <w:lang w:eastAsia="cs-CZ"/>
+          <w14:ligatures w14:val="none"/>
+        </w:rPr>
+        <w:t xml:space="preserve">, která převádí události z knihovny </w:t>
+      </w:r>
+      <w:r>
+        <w:rPr>
+          <w:rFonts w:ascii="Times New Roman" w:eastAsia="Times New Roman" w:hAnsi="Times New Roman" w:cs="Times New Roman"/>
+          <w:i/>
+          <w:kern w:val="0"/>
+          <w:sz w:val="24"/>
+          <w:szCs w:val="24"/>
+          <w:lang w:eastAsia="cs-CZ"/>
+          <w14:ligatures w14:val="none"/>
+        </w:rPr>
+        <w:t>SDL</w:t>
+      </w:r>
+      <w:r>
+        <w:rPr>
+          <w:rFonts w:ascii="Times New Roman" w:eastAsia="Times New Roman" w:hAnsi="Times New Roman" w:cs="Times New Roman"/>
+          <w:kern w:val="0"/>
+          <w:sz w:val="24"/>
+          <w:szCs w:val="24"/>
+          <w:lang w:eastAsia="cs-CZ"/>
+          <w14:ligatures w14:val="none"/>
+        </w:rPr>
+        <w:t xml:space="preserve"> na jednodušší reprezentaci vhodnou pro další zpracování. Další významnou komponentou je systém konfigurace, který načítá hodnoty z externího souboru a umožňuje tak měnit chování programu bez nutnosti úprav zdrojového kódu.</w:t>
+      </w:r>
+    </w:p>
+    <w:p>
+      <w:pPr>
+        <w:spacing w:after="200" w:line="276" w:lineRule="auto"/>
+        <w:ind w:firstLine="708"/>
         <w:jc w:val="both"/>
         <w:rPr>
-          <w:rFonts w:ascii="Times New Roman" w:hAnsi="Times New Roman" w:cs="Times New Roman"/>
-          <w:color w:val="000000" w:themeColor="text1"/>
-        </w:rPr>
-      </w:pPr>
-      <w:r>
-        <w:rPr>
-          <w:rStyle w:val="Siln"/>
-          <w:rFonts w:ascii="Times New Roman" w:hAnsi="Times New Roman" w:cs="Times New Roman"/>
-          <w:color w:val="000000" w:themeColor="text1"/>
-        </w:rPr>
-        <w:t>e</w:t>
-      </w:r>
-      <w:r>
-        <w:rPr>
-          <w:rStyle w:val="Siln"/>
-          <w:rFonts w:ascii="Times New Roman" w:hAnsi="Times New Roman" w:cs="Times New Roman"/>
-          <w:color w:val="000000" w:themeColor="text1"/>
-        </w:rPr>
-        <w:t>ntity</w:t>
-      </w:r>
-    </w:p>
-    <w:p>
-      <w:pPr>
-        <w:spacing w:after="0" w:line="276" w:lineRule="auto"/>
-        <w:ind w:left="708" w:firstLine="372"/>
-        <w:jc w:val="both"/>
-        <w:rPr>
-          <w:rFonts w:ascii="Times New Roman" w:hAnsi="Times New Roman" w:cs="Times New Roman"/>
-          <w:color w:val="000000" w:themeColor="text1"/>
-          <w:sz w:val="24"/>
-          <w:szCs w:val="24"/>
-        </w:rPr>
-      </w:pPr>
-      <w:r>
-        <w:rPr>
-          <w:rFonts w:ascii="Times New Roman" w:hAnsi="Times New Roman" w:cs="Times New Roman"/>
-          <w:color w:val="000000" w:themeColor="text1"/>
-          <w:sz w:val="24"/>
-          <w:szCs w:val="24"/>
-        </w:rPr>
-        <w:t xml:space="preserve">Základní stavební prvek hry. Každá entita obsahuje: </w:t>
-      </w:r>
-    </w:p>
-    <w:p>
-      <w:pPr>
-        <w:numPr>
-          <w:ilvl w:val="1"/>
-          <w:numId w:val="4"/>
-        </w:numPr>
-        <w:spacing w:after="0" w:line="276" w:lineRule="auto"/>
-        <w:jc w:val="both"/>
-        <w:rPr>
-          <w:rFonts w:ascii="Times New Roman" w:hAnsi="Times New Roman" w:cs="Times New Roman"/>
-          <w:color w:val="000000" w:themeColor="text1"/>
-          <w:sz w:val="24"/>
-          <w:szCs w:val="24"/>
-        </w:rPr>
-      </w:pPr>
-      <w:r>
-        <w:rPr>
-          <w:rFonts w:ascii="Times New Roman" w:hAnsi="Times New Roman" w:cs="Times New Roman"/>
-          <w:color w:val="000000" w:themeColor="text1"/>
-          <w:sz w:val="24"/>
-          <w:szCs w:val="24"/>
-        </w:rPr>
-        <w:t>pozici a velikost (</w:t>
-      </w:r>
-      <w:r>
-        <w:rPr>
-          <w:rStyle w:val="KdHTML"/>
-          <w:rFonts w:ascii="Times New Roman" w:eastAsiaTheme="majorEastAsia" w:hAnsi="Times New Roman" w:cs="Times New Roman"/>
-          <w:i/>
-          <w:color w:val="000000" w:themeColor="text1"/>
-          <w:sz w:val="24"/>
-          <w:szCs w:val="24"/>
-        </w:rPr>
-        <w:t>SDL_FRect</w:t>
-      </w:r>
-      <w:r>
-        <w:rPr>
-          <w:rFonts w:ascii="Times New Roman" w:hAnsi="Times New Roman" w:cs="Times New Roman"/>
-          <w:color w:val="000000" w:themeColor="text1"/>
-          <w:sz w:val="24"/>
-          <w:szCs w:val="24"/>
-        </w:rPr>
-        <w:t xml:space="preserve">) </w:t>
-      </w:r>
-    </w:p>
-    <w:p>
-      <w:pPr>
-        <w:numPr>
-          <w:ilvl w:val="1"/>
-          <w:numId w:val="4"/>
-        </w:numPr>
-        <w:spacing w:after="0" w:line="276" w:lineRule="auto"/>
-        <w:jc w:val="both"/>
-        <w:rPr>
-          <w:rFonts w:ascii="Times New Roman" w:hAnsi="Times New Roman" w:cs="Times New Roman"/>
-          <w:color w:val="000000" w:themeColor="text1"/>
-          <w:sz w:val="24"/>
-          <w:szCs w:val="24"/>
-        </w:rPr>
-      </w:pPr>
-      <w:r>
-        <w:rPr>
-          <w:rFonts w:ascii="Times New Roman" w:hAnsi="Times New Roman" w:cs="Times New Roman"/>
-          <w:color w:val="000000" w:themeColor="text1"/>
-          <w:sz w:val="24"/>
-          <w:szCs w:val="24"/>
-        </w:rPr>
-        <w:t xml:space="preserve">pohybový vektor </w:t>
-      </w:r>
-    </w:p>
-    <w:p>
-      <w:pPr>
-        <w:numPr>
-          <w:ilvl w:val="1"/>
-          <w:numId w:val="4"/>
-        </w:numPr>
-        <w:spacing w:after="0" w:line="276" w:lineRule="auto"/>
-        <w:jc w:val="both"/>
-        <w:rPr>
-          <w:rFonts w:ascii="Times New Roman" w:hAnsi="Times New Roman" w:cs="Times New Roman"/>
-          <w:color w:val="000000" w:themeColor="text1"/>
-          <w:sz w:val="24"/>
-          <w:szCs w:val="24"/>
-        </w:rPr>
-      </w:pPr>
-      <w:r>
-        <w:rPr>
-          <w:rFonts w:ascii="Times New Roman" w:hAnsi="Times New Roman" w:cs="Times New Roman"/>
-          <w:color w:val="000000" w:themeColor="text1"/>
-          <w:sz w:val="24"/>
-          <w:szCs w:val="24"/>
-        </w:rPr>
-        <w:t xml:space="preserve">životy a damage </w:t>
-      </w:r>
-    </w:p>
-    <w:p>
-      <w:pPr>
-        <w:numPr>
-          <w:ilvl w:val="1"/>
-          <w:numId w:val="4"/>
-        </w:numPr>
-        <w:spacing w:after="0" w:line="276" w:lineRule="auto"/>
-        <w:jc w:val="both"/>
-        <w:rPr>
-          <w:rFonts w:ascii="Times New Roman" w:hAnsi="Times New Roman" w:cs="Times New Roman"/>
-          <w:color w:val="000000" w:themeColor="text1"/>
-          <w:sz w:val="24"/>
-          <w:szCs w:val="24"/>
-        </w:rPr>
-      </w:pPr>
-      <w:r>
-        <w:rPr>
-          <w:rFonts w:ascii="Times New Roman" w:hAnsi="Times New Roman" w:cs="Times New Roman"/>
-          <w:color w:val="000000" w:themeColor="text1"/>
-          <w:sz w:val="24"/>
-          <w:szCs w:val="24"/>
-        </w:rPr>
-        <w:t xml:space="preserve">příznaky (alive, moving, immortal) </w:t>
-      </w:r>
-    </w:p>
-    <w:p>
-      <w:pPr>
-        <w:numPr>
-          <w:ilvl w:val="1"/>
-          <w:numId w:val="4"/>
-        </w:numPr>
-        <w:spacing w:after="0" w:line="276" w:lineRule="auto"/>
-        <w:jc w:val="both"/>
-        <w:rPr>
-          <w:rFonts w:ascii="Times New Roman" w:hAnsi="Times New Roman" w:cs="Times New Roman"/>
-          <w:color w:val="000000" w:themeColor="text1"/>
-          <w:sz w:val="24"/>
-          <w:szCs w:val="24"/>
-        </w:rPr>
-      </w:pPr>
-      <w:r>
-        <w:rPr>
-          <w:rFonts w:ascii="Times New Roman" w:hAnsi="Times New Roman" w:cs="Times New Roman"/>
-          <w:color w:val="000000" w:themeColor="text1"/>
-          <w:sz w:val="24"/>
-          <w:szCs w:val="24"/>
-        </w:rPr>
-        <w:t>textury (</w:t>
-      </w:r>
-      <w:r>
-        <w:rPr>
-          <w:rStyle w:val="KdHTML"/>
-          <w:rFonts w:ascii="Times New Roman" w:eastAsiaTheme="majorEastAsia" w:hAnsi="Times New Roman" w:cs="Times New Roman"/>
-          <w:i/>
-          <w:color w:val="000000" w:themeColor="text1"/>
-          <w:sz w:val="24"/>
-          <w:szCs w:val="24"/>
-        </w:rPr>
-        <w:t>TCluster</w:t>
-      </w:r>
-      <w:r>
-        <w:rPr>
-          <w:rFonts w:ascii="Times New Roman" w:hAnsi="Times New Roman" w:cs="Times New Roman"/>
-          <w:color w:val="000000" w:themeColor="text1"/>
-          <w:sz w:val="24"/>
-          <w:szCs w:val="24"/>
-        </w:rPr>
-        <w:t xml:space="preserve">) </w:t>
-      </w:r>
-    </w:p>
-    <w:p>
-      <w:pPr>
-        <w:pStyle w:val="Odstavecseseznamem"/>
-        <w:numPr>
-          <w:ilvl w:val="0"/>
-          <w:numId w:val="19"/>
-        </w:numPr>
-        <w:spacing w:before="240" w:after="0" w:line="276" w:lineRule="auto"/>
-        <w:ind w:left="714" w:hanging="357"/>
-        <w:jc w:val="both"/>
-        <w:rPr>
-          <w:rFonts w:ascii="Times New Roman" w:hAnsi="Times New Roman" w:cs="Times New Roman"/>
-          <w:color w:val="000000" w:themeColor="text1"/>
-        </w:rPr>
-      </w:pPr>
-      <w:r>
-        <w:rPr>
-          <w:rStyle w:val="Siln"/>
-          <w:rFonts w:ascii="Times New Roman" w:hAnsi="Times New Roman" w:cs="Times New Roman"/>
-          <w:color w:val="000000" w:themeColor="text1"/>
-        </w:rPr>
-        <w:t>TCluster (Texture Cluster)</w:t>
-      </w:r>
-    </w:p>
-    <w:p>
-      <w:pPr>
-        <w:spacing w:after="0" w:line="276" w:lineRule="auto"/>
-        <w:ind w:left="708" w:firstLine="372"/>
-        <w:jc w:val="both"/>
-        <w:rPr>
-          <w:rFonts w:ascii="Times New Roman" w:hAnsi="Times New Roman" w:cs="Times New Roman"/>
-          <w:color w:val="000000" w:themeColor="text1"/>
-          <w:sz w:val="24"/>
-          <w:szCs w:val="24"/>
-        </w:rPr>
-      </w:pPr>
-      <w:r>
-        <w:rPr>
-          <w:rFonts w:ascii="Times New Roman" w:hAnsi="Times New Roman" w:cs="Times New Roman"/>
-          <w:color w:val="000000" w:themeColor="text1"/>
-          <w:sz w:val="24"/>
-          <w:szCs w:val="24"/>
-        </w:rPr>
-        <w:t xml:space="preserve">Dvourozměrná struktura pro správu textur: </w:t>
-      </w:r>
-    </w:p>
-    <w:p>
-      <w:pPr>
-        <w:numPr>
-          <w:ilvl w:val="1"/>
-          <w:numId w:val="4"/>
-        </w:numPr>
-        <w:spacing w:after="0" w:line="276" w:lineRule="auto"/>
-        <w:jc w:val="both"/>
-        <w:rPr>
-          <w:rFonts w:ascii="Times New Roman" w:hAnsi="Times New Roman" w:cs="Times New Roman"/>
-          <w:color w:val="000000" w:themeColor="text1"/>
-          <w:sz w:val="24"/>
-          <w:szCs w:val="24"/>
-        </w:rPr>
-      </w:pPr>
-      <w:r>
-        <w:rPr>
-          <w:rFonts w:ascii="Times New Roman" w:hAnsi="Times New Roman" w:cs="Times New Roman"/>
-          <w:color w:val="000000" w:themeColor="text1"/>
-          <w:sz w:val="24"/>
-          <w:szCs w:val="24"/>
-        </w:rPr>
-        <w:t xml:space="preserve">umožňuje rozdělení textur do podskupin (např. animace) </w:t>
-      </w:r>
-    </w:p>
-    <w:p>
-      <w:pPr>
-        <w:numPr>
-          <w:ilvl w:val="1"/>
-          <w:numId w:val="4"/>
-        </w:numPr>
-        <w:spacing w:after="0" w:line="276" w:lineRule="auto"/>
-        <w:jc w:val="both"/>
-        <w:rPr>
-          <w:rFonts w:ascii="Times New Roman" w:hAnsi="Times New Roman" w:cs="Times New Roman"/>
-          <w:color w:val="000000" w:themeColor="text1"/>
-          <w:sz w:val="24"/>
-          <w:szCs w:val="24"/>
-        </w:rPr>
-      </w:pPr>
-      <w:r>
-        <w:rPr>
-          <w:rFonts w:ascii="Times New Roman" w:hAnsi="Times New Roman" w:cs="Times New Roman"/>
-          <w:color w:val="000000" w:themeColor="text1"/>
-          <w:sz w:val="24"/>
-          <w:szCs w:val="24"/>
-        </w:rPr>
-        <w:t xml:space="preserve">obsahuje aktivní texturu pro renderování </w:t>
-      </w:r>
-    </w:p>
-    <w:p>
-      <w:pPr>
-        <w:numPr>
-          <w:ilvl w:val="1"/>
-          <w:numId w:val="4"/>
-        </w:numPr>
-        <w:spacing w:after="0" w:line="276" w:lineRule="auto"/>
-        <w:jc w:val="both"/>
-        <w:rPr>
-          <w:rFonts w:ascii="Times New Roman" w:hAnsi="Times New Roman" w:cs="Times New Roman"/>
-          <w:color w:val="000000" w:themeColor="text1"/>
-          <w:sz w:val="24"/>
-          <w:szCs w:val="24"/>
-        </w:rPr>
-      </w:pPr>
-      <w:r>
-        <w:rPr>
-          <w:rFonts w:ascii="Times New Roman" w:hAnsi="Times New Roman" w:cs="Times New Roman"/>
-          <w:color w:val="000000" w:themeColor="text1"/>
-          <w:sz w:val="24"/>
-          <w:szCs w:val="24"/>
-        </w:rPr>
-        <w:t xml:space="preserve">podporuje animaci pomocí přepínání textur </w:t>
-      </w:r>
-    </w:p>
-    <w:p>
-      <w:pPr>
-        <w:pStyle w:val="Odstavecseseznamem"/>
-        <w:numPr>
-          <w:ilvl w:val="0"/>
-          <w:numId w:val="19"/>
-        </w:numPr>
-        <w:spacing w:before="240" w:after="0" w:line="276" w:lineRule="auto"/>
-        <w:ind w:left="714" w:hanging="357"/>
-        <w:jc w:val="both"/>
-        <w:rPr>
-          <w:rFonts w:ascii="Times New Roman" w:hAnsi="Times New Roman" w:cs="Times New Roman"/>
-          <w:color w:val="000000" w:themeColor="text1"/>
-        </w:rPr>
-      </w:pPr>
-      <w:r>
-        <w:rPr>
-          <w:rStyle w:val="Siln"/>
-          <w:rFonts w:ascii="Times New Roman" w:hAnsi="Times New Roman" w:cs="Times New Roman"/>
-          <w:color w:val="000000" w:themeColor="text1"/>
-        </w:rPr>
-        <w:t>user_events</w:t>
-      </w:r>
-    </w:p>
-    <w:p>
-      <w:pPr>
-        <w:spacing w:after="0" w:line="276" w:lineRule="auto"/>
-        <w:ind w:left="708" w:firstLine="708"/>
-        <w:jc w:val="both"/>
-        <w:rPr>
-          <w:rFonts w:ascii="Times New Roman" w:hAnsi="Times New Roman" w:cs="Times New Roman"/>
-          <w:color w:val="000000" w:themeColor="text1"/>
-          <w:sz w:val="24"/>
-          <w:szCs w:val="24"/>
-        </w:rPr>
-      </w:pPr>
-      <w:r>
-        <w:rPr>
-          <w:rFonts w:ascii="Times New Roman" w:hAnsi="Times New Roman" w:cs="Times New Roman"/>
-          <w:color w:val="000000" w:themeColor="text1"/>
-          <w:sz w:val="24"/>
-          <w:szCs w:val="24"/>
-        </w:rPr>
-        <w:t xml:space="preserve">Zpracovává vstupy od uživatele a převádí je na jednoduché logické hodnoty (např. </w:t>
-      </w:r>
-      <w:r>
-        <w:rPr>
-          <w:rStyle w:val="KdHTML"/>
-          <w:rFonts w:ascii="Times New Roman" w:eastAsiaTheme="majorEastAsia" w:hAnsi="Times New Roman" w:cs="Times New Roman"/>
-          <w:i/>
-          <w:color w:val="000000" w:themeColor="text1"/>
-          <w:sz w:val="24"/>
-          <w:szCs w:val="24"/>
-        </w:rPr>
-        <w:t>_A_KeyPressed</w:t>
-      </w:r>
-      <w:r>
-        <w:rPr>
-          <w:rFonts w:ascii="Times New Roman" w:hAnsi="Times New Roman" w:cs="Times New Roman"/>
-          <w:color w:val="000000" w:themeColor="text1"/>
-          <w:sz w:val="24"/>
-          <w:szCs w:val="24"/>
-        </w:rPr>
-        <w:t>).</w:t>
+          <w:rFonts w:ascii="Times New Roman" w:eastAsia="Times New Roman" w:hAnsi="Times New Roman" w:cs="Times New Roman"/>
+          <w:kern w:val="0"/>
+          <w:sz w:val="24"/>
+          <w:szCs w:val="24"/>
+          <w:lang w:eastAsia="cs-CZ"/>
+          <w14:ligatures w14:val="none"/>
+        </w:rPr>
+      </w:pPr>
+      <w:r>
+        <w:rPr>
+          <w:rFonts w:ascii="Times New Roman" w:eastAsia="Times New Roman" w:hAnsi="Times New Roman" w:cs="Times New Roman"/>
+          <w:kern w:val="0"/>
+          <w:sz w:val="24"/>
+          <w:szCs w:val="24"/>
+          <w:lang w:eastAsia="cs-CZ"/>
+          <w14:ligatures w14:val="none"/>
+        </w:rPr>
+        <w:t>Celý systém doplňuje logovací mechanismus, který zaznamenává důležité události během běhu programu, a modul pro ošetření chyb, který zajišťuje bezpečné ukončení aplikace v případě problému.</w:t>
       </w:r>
     </w:p>
     <w:p>
@@ -3774,133 +3978,230 @@
     </w:p>
     <w:p>
       <w:pPr>
-        <w:numPr>
-          <w:ilvl w:val="0"/>
-          <w:numId w:val="5"/>
-        </w:numPr>
-        <w:spacing w:after="0" w:line="276" w:lineRule="auto"/>
-        <w:ind w:left="714" w:hanging="357"/>
+        <w:spacing w:after="200" w:line="276" w:lineRule="auto"/>
+        <w:ind w:firstLine="708"/>
         <w:jc w:val="both"/>
         <w:rPr>
-          <w:rFonts w:ascii="Times New Roman" w:hAnsi="Times New Roman" w:cs="Times New Roman"/>
-          <w:color w:val="000000" w:themeColor="text1"/>
-          <w:sz w:val="24"/>
-        </w:rPr>
-      </w:pPr>
-      <w:r>
-        <w:rPr>
-          <w:rFonts w:ascii="Times New Roman" w:hAnsi="Times New Roman" w:cs="Times New Roman"/>
-          <w:color w:val="000000" w:themeColor="text1"/>
-          <w:sz w:val="24"/>
-        </w:rPr>
-        <w:t xml:space="preserve">Inicializace SDL knihovny </w:t>
-      </w:r>
-    </w:p>
-    <w:p>
-      <w:pPr>
-        <w:numPr>
-          <w:ilvl w:val="0"/>
-          <w:numId w:val="5"/>
-        </w:numPr>
-        <w:spacing w:after="0" w:line="276" w:lineRule="auto"/>
-        <w:ind w:left="714" w:hanging="357"/>
+          <w:rFonts w:ascii="Times New Roman" w:eastAsia="Times New Roman" w:hAnsi="Times New Roman" w:cs="Times New Roman"/>
+          <w:kern w:val="0"/>
+          <w:sz w:val="24"/>
+          <w:szCs w:val="24"/>
+          <w:lang w:eastAsia="cs-CZ"/>
+          <w14:ligatures w14:val="none"/>
+        </w:rPr>
+      </w:pPr>
+      <w:r>
+        <w:rPr>
+          <w:rFonts w:ascii="Times New Roman" w:eastAsia="Times New Roman" w:hAnsi="Times New Roman" w:cs="Times New Roman"/>
+          <w:kern w:val="0"/>
+          <w:sz w:val="24"/>
+          <w:szCs w:val="24"/>
+          <w:lang w:eastAsia="cs-CZ"/>
+          <w14:ligatures w14:val="none"/>
+        </w:rPr>
+        <w:t>Tok programu popisuje jednotlivé kroky, které aplikace vykonává od svého spuštění až po ukončení. Tento proces je důležitý pro pochopení toho, jak spolu jednotlivé části systému spolupracují v čase a jak na sebe navazují.</w:t>
+      </w:r>
+    </w:p>
+    <w:p>
+      <w:pPr>
+        <w:spacing w:after="200" w:line="276" w:lineRule="auto"/>
+        <w:ind w:firstLine="708"/>
         <w:jc w:val="both"/>
         <w:rPr>
-          <w:rFonts w:ascii="Times New Roman" w:hAnsi="Times New Roman" w:cs="Times New Roman"/>
-          <w:color w:val="000000" w:themeColor="text1"/>
-          <w:sz w:val="24"/>
-        </w:rPr>
-      </w:pPr>
-      <w:r>
-        <w:rPr>
-          <w:rFonts w:ascii="Times New Roman" w:hAnsi="Times New Roman" w:cs="Times New Roman"/>
-          <w:color w:val="000000" w:themeColor="text1"/>
-          <w:sz w:val="24"/>
-        </w:rPr>
-        <w:t xml:space="preserve">Vytvoření okna a rendereru </w:t>
-      </w:r>
-    </w:p>
-    <w:p>
-      <w:pPr>
-        <w:numPr>
-          <w:ilvl w:val="0"/>
-          <w:numId w:val="5"/>
-        </w:numPr>
-        <w:spacing w:after="0" w:line="276" w:lineRule="auto"/>
-        <w:ind w:left="714" w:hanging="357"/>
+          <w:rFonts w:ascii="Times New Roman" w:eastAsia="Times New Roman" w:hAnsi="Times New Roman" w:cs="Times New Roman"/>
+          <w:kern w:val="0"/>
+          <w:sz w:val="24"/>
+          <w:szCs w:val="24"/>
+          <w:lang w:eastAsia="cs-CZ"/>
+          <w14:ligatures w14:val="none"/>
+        </w:rPr>
+      </w:pPr>
+      <w:r>
+        <w:rPr>
+          <w:rFonts w:ascii="Times New Roman" w:eastAsia="Times New Roman" w:hAnsi="Times New Roman" w:cs="Times New Roman"/>
+          <w:kern w:val="0"/>
+          <w:sz w:val="24"/>
+          <w:szCs w:val="24"/>
+          <w:lang w:eastAsia="cs-CZ"/>
+          <w14:ligatures w14:val="none"/>
+        </w:rPr>
+        <w:t xml:space="preserve">Po spuštění programu dochází nejprve k inicializaci základních systémů. To zahrnuje vytvoření logovacího souboru, inicializaci knihovny </w:t>
+      </w:r>
+      <w:r>
+        <w:rPr>
+          <w:rFonts w:ascii="Times New Roman" w:eastAsia="Times New Roman" w:hAnsi="Times New Roman" w:cs="Times New Roman"/>
+          <w:i/>
+          <w:kern w:val="0"/>
+          <w:sz w:val="24"/>
+          <w:szCs w:val="24"/>
+          <w:lang w:eastAsia="cs-CZ"/>
+          <w14:ligatures w14:val="none"/>
+        </w:rPr>
+        <w:t>SDL</w:t>
+      </w:r>
+      <w:r>
+        <w:rPr>
+          <w:rFonts w:ascii="Times New Roman" w:eastAsia="Times New Roman" w:hAnsi="Times New Roman" w:cs="Times New Roman"/>
+          <w:kern w:val="0"/>
+          <w:sz w:val="24"/>
+          <w:szCs w:val="24"/>
+          <w:lang w:eastAsia="cs-CZ"/>
+          <w14:ligatures w14:val="none"/>
+        </w:rPr>
+        <w:t xml:space="preserve"> a nastavení potřebných subsystémů pro práci s grafikou a vstupy. Následně je vytvořeno hlavní okno aplikace spolu s rendererem, který bude zajišťovat vykreslování.</w:t>
+      </w:r>
+    </w:p>
+    <w:p>
+      <w:pPr>
+        <w:spacing w:after="200" w:line="276" w:lineRule="auto"/>
+        <w:ind w:firstLine="708"/>
         <w:jc w:val="both"/>
         <w:rPr>
-          <w:rFonts w:ascii="Times New Roman" w:hAnsi="Times New Roman" w:cs="Times New Roman"/>
-          <w:color w:val="000000" w:themeColor="text1"/>
-          <w:sz w:val="24"/>
-        </w:rPr>
-      </w:pPr>
-      <w:r>
-        <w:rPr>
-          <w:rFonts w:ascii="Times New Roman" w:hAnsi="Times New Roman" w:cs="Times New Roman"/>
-          <w:color w:val="000000" w:themeColor="text1"/>
-          <w:sz w:val="24"/>
-        </w:rPr>
-        <w:t xml:space="preserve">Inicializace entit a textur </w:t>
-      </w:r>
-    </w:p>
-    <w:p>
-      <w:pPr>
-        <w:numPr>
-          <w:ilvl w:val="0"/>
-          <w:numId w:val="5"/>
-        </w:numPr>
-        <w:spacing w:after="0" w:line="276" w:lineRule="auto"/>
-        <w:ind w:left="714" w:hanging="357"/>
+          <w:rFonts w:ascii="Times New Roman" w:eastAsia="Times New Roman" w:hAnsi="Times New Roman" w:cs="Times New Roman"/>
+          <w:kern w:val="0"/>
+          <w:sz w:val="24"/>
+          <w:szCs w:val="24"/>
+          <w:lang w:eastAsia="cs-CZ"/>
+          <w14:ligatures w14:val="none"/>
+        </w:rPr>
+      </w:pPr>
+      <w:r>
+        <w:rPr>
+          <w:rFonts w:ascii="Times New Roman" w:eastAsia="Times New Roman" w:hAnsi="Times New Roman" w:cs="Times New Roman"/>
+          <w:kern w:val="0"/>
+          <w:sz w:val="24"/>
+          <w:szCs w:val="24"/>
+          <w:lang w:eastAsia="cs-CZ"/>
+          <w14:ligatures w14:val="none"/>
+        </w:rPr>
+        <w:t>Dalším krokem je načtení konfiguračního souboru, ze kterého program získá důležité parametry, jako jsou rozměry okna, škálování grafiky nebo cesty k souborům s texturami. Na základě těchto informací jsou inicializovány jednotlivé entity a připraveny jejich datové struktury.</w:t>
+      </w:r>
+    </w:p>
+    <w:p>
+      <w:pPr>
+        <w:spacing w:after="200" w:line="276" w:lineRule="auto"/>
+        <w:ind w:firstLine="708"/>
         <w:jc w:val="both"/>
         <w:rPr>
-          <w:rFonts w:ascii="Times New Roman" w:hAnsi="Times New Roman" w:cs="Times New Roman"/>
-          <w:color w:val="000000" w:themeColor="text1"/>
-          <w:sz w:val="24"/>
-        </w:rPr>
-      </w:pPr>
-      <w:r>
-        <w:rPr>
-          <w:rFonts w:ascii="Times New Roman" w:hAnsi="Times New Roman" w:cs="Times New Roman"/>
-          <w:color w:val="000000" w:themeColor="text1"/>
-          <w:sz w:val="24"/>
-        </w:rPr>
-        <w:t xml:space="preserve">Spuštění herní smyčky </w:t>
-      </w:r>
-    </w:p>
-    <w:p>
-      <w:pPr>
-        <w:numPr>
-          <w:ilvl w:val="0"/>
-          <w:numId w:val="5"/>
-        </w:numPr>
-        <w:spacing w:after="0" w:line="276" w:lineRule="auto"/>
-        <w:ind w:left="714" w:hanging="357"/>
+          <w:rFonts w:ascii="Times New Roman" w:eastAsia="Times New Roman" w:hAnsi="Times New Roman" w:cs="Times New Roman"/>
+          <w:kern w:val="0"/>
+          <w:sz w:val="24"/>
+          <w:szCs w:val="24"/>
+          <w:lang w:eastAsia="cs-CZ"/>
+          <w14:ligatures w14:val="none"/>
+        </w:rPr>
+      </w:pPr>
+      <w:r>
+        <w:rPr>
+          <w:rFonts w:ascii="Times New Roman" w:eastAsia="Times New Roman" w:hAnsi="Times New Roman" w:cs="Times New Roman"/>
+          <w:kern w:val="0"/>
+          <w:sz w:val="24"/>
+          <w:szCs w:val="24"/>
+          <w:lang w:eastAsia="cs-CZ"/>
+          <w14:ligatures w14:val="none"/>
+        </w:rPr>
+        <w:t>Po inicializaci entit dochází k načtení grafických dat. Program postupně načte jednotlivé obrázky, upraví jejich velikost podle nastavení a vytvoří z nich textury, které jsou následně přiřazeny ke konkrétním objektům ve hře.</w:t>
+      </w:r>
+    </w:p>
+    <w:p>
+      <w:pPr>
+        <w:spacing w:after="200" w:line="276" w:lineRule="auto"/>
+        <w:ind w:firstLine="708"/>
         <w:jc w:val="both"/>
         <w:rPr>
-          <w:rFonts w:ascii="Times New Roman" w:hAnsi="Times New Roman" w:cs="Times New Roman"/>
-          <w:color w:val="000000" w:themeColor="text1"/>
-          <w:sz w:val="24"/>
-        </w:rPr>
-      </w:pPr>
-      <w:r>
-        <w:rPr>
-          <w:rFonts w:ascii="Times New Roman" w:hAnsi="Times New Roman" w:cs="Times New Roman"/>
-          <w:color w:val="000000" w:themeColor="text1"/>
-          <w:sz w:val="24"/>
-        </w:rPr>
-        <w:t xml:space="preserve">Paralelní běh podpůrných vláken </w:t>
-      </w:r>
-    </w:p>
-    <w:p>
-      <w:pPr>
-        <w:numPr>
-          <w:ilvl w:val="0"/>
-          <w:numId w:val="5"/>
-        </w:numPr>
-        <w:spacing w:after="0" w:line="276" w:lineRule="auto"/>
-        <w:ind w:left="714" w:hanging="357"/>
+          <w:rFonts w:ascii="Times New Roman" w:eastAsia="Times New Roman" w:hAnsi="Times New Roman" w:cs="Times New Roman"/>
+          <w:kern w:val="0"/>
+          <w:sz w:val="24"/>
+          <w:szCs w:val="24"/>
+          <w:lang w:eastAsia="cs-CZ"/>
+          <w14:ligatures w14:val="none"/>
+        </w:rPr>
+      </w:pPr>
+      <w:r>
+        <w:rPr>
+          <w:rFonts w:ascii="Times New Roman" w:eastAsia="Times New Roman" w:hAnsi="Times New Roman" w:cs="Times New Roman"/>
+          <w:kern w:val="0"/>
+          <w:sz w:val="24"/>
+          <w:szCs w:val="24"/>
+          <w:lang w:eastAsia="cs-CZ"/>
+          <w14:ligatures w14:val="none"/>
+        </w:rPr>
+        <w:t>Jakmile jsou všechny komponenty připraveny, je spuštěna hlavní herní smyčka. Ta zajišťuje nepřetržitý běh hry, zpracování vstupů, aktualizaci herního stavu a vykreslování scény. Současně s hlavní smyčkou mohou běžet další vlákna, která se starají například o animace nebo pohyb objektů.</w:t>
+      </w:r>
+    </w:p>
+    <w:p>
+      <w:pPr>
+        <w:spacing w:after="200" w:line="276" w:lineRule="auto"/>
+        <w:ind w:firstLine="708"/>
         <w:jc w:val="both"/>
+        <w:rPr>
+          <w:rFonts w:ascii="Times New Roman" w:eastAsia="Times New Roman" w:hAnsi="Times New Roman" w:cs="Times New Roman"/>
+          <w:kern w:val="0"/>
+          <w:sz w:val="24"/>
+          <w:szCs w:val="24"/>
+          <w:lang w:eastAsia="cs-CZ"/>
+          <w14:ligatures w14:val="none"/>
+        </w:rPr>
+      </w:pPr>
+      <w:r>
+        <w:rPr>
+          <w:rFonts w:ascii="Times New Roman" w:eastAsia="Times New Roman" w:hAnsi="Times New Roman" w:cs="Times New Roman"/>
+          <w:kern w:val="0"/>
+          <w:sz w:val="24"/>
+          <w:szCs w:val="24"/>
+          <w:lang w:eastAsia="cs-CZ"/>
+          <w14:ligatures w14:val="none"/>
+        </w:rPr>
+        <w:t xml:space="preserve">Po ukončení herní smyčky, například při zavření okna, program přechází do fáze ukončení. V této fázi jsou bezpečně ukončena všechna běžící vlákna, uvolněny všechny alokované prostředky, zničeno okno i renderer a následně je ukončena knihovna </w:t>
+      </w:r>
+      <w:r>
+        <w:rPr>
+          <w:rFonts w:ascii="Times New Roman" w:eastAsia="Times New Roman" w:hAnsi="Times New Roman" w:cs="Times New Roman"/>
+          <w:i/>
+          <w:kern w:val="0"/>
+          <w:sz w:val="24"/>
+          <w:szCs w:val="24"/>
+          <w:lang w:eastAsia="cs-CZ"/>
+          <w14:ligatures w14:val="none"/>
+        </w:rPr>
+        <w:t>SDL</w:t>
+      </w:r>
+      <w:r>
+        <w:rPr>
+          <w:rFonts w:ascii="Times New Roman" w:eastAsia="Times New Roman" w:hAnsi="Times New Roman" w:cs="Times New Roman"/>
+          <w:kern w:val="0"/>
+          <w:sz w:val="24"/>
+          <w:szCs w:val="24"/>
+          <w:lang w:eastAsia="cs-CZ"/>
+          <w14:ligatures w14:val="none"/>
+        </w:rPr>
+        <w:t>. Tím je zajištěno, že program skončí korektně bez úniku paměti nebo jiných problémů.</w:t>
+      </w:r>
+    </w:p>
+    <w:p>
+      <w:pPr>
+        <w:spacing w:line="278" w:lineRule="auto"/>
+        <w:rPr>
+          <w:rStyle w:val="Nadpis1Char"/>
+          <w:rFonts w:ascii="Times New Roman" w:eastAsia="Times New Roman" w:hAnsi="Times New Roman" w:cs="Times New Roman"/>
+          <w:b/>
+          <w:color w:val="auto"/>
+        </w:rPr>
+      </w:pPr>
+      <w:r>
+        <w:rPr>
+          <w:rStyle w:val="Nadpis1Char"/>
+          <w:rFonts w:ascii="Times New Roman" w:eastAsia="Times New Roman" w:hAnsi="Times New Roman" w:cs="Times New Roman"/>
+          <w:b/>
+          <w:color w:val="auto"/>
+        </w:rPr>
+        <w:br w:type="page"/>
+      </w:r>
+    </w:p>
+    <w:p>
+      <w:pPr>
+        <w:spacing w:after="200" w:line="276" w:lineRule="auto"/>
+        <w:jc w:val="center"/>
         <w:rPr>
           <w:rStyle w:val="Nadpis1Char"/>
           <w:rFonts w:ascii="Times New Roman" w:eastAsiaTheme="minorHAnsi" w:hAnsi="Times New Roman" w:cs="Times New Roman"/>
@@ -3912,36 +4213,6 @@
       </w:pPr>
       <w:r>
         <w:rPr>
-          <w:rFonts w:ascii="Times New Roman" w:hAnsi="Times New Roman" w:cs="Times New Roman"/>
-          <w:color w:val="000000" w:themeColor="text1"/>
-          <w:sz w:val="24"/>
-        </w:rPr>
-        <w:t>Ukončení a uvolnění prostředků</w:t>
-      </w:r>
-      <w:r>
-        <w:rPr>
-          <w:rStyle w:val="Nadpis1Char"/>
-          <w:rFonts w:ascii="Times New Roman" w:eastAsia="Times New Roman" w:hAnsi="Times New Roman" w:cs="Times New Roman"/>
-          <w:color w:val="000000" w:themeColor="text1"/>
-        </w:rPr>
-        <w:br w:type="page"/>
-      </w:r>
-    </w:p>
-    <w:p>
-      <w:pPr>
-        <w:spacing w:after="200" w:line="276" w:lineRule="auto"/>
-        <w:jc w:val="center"/>
-        <w:rPr>
-          <w:rStyle w:val="Nadpis1Char"/>
-          <w:rFonts w:ascii="Times New Roman" w:eastAsiaTheme="minorHAnsi" w:hAnsi="Times New Roman" w:cs="Times New Roman"/>
-          <w:b/>
-          <w:color w:val="000000" w:themeColor="text1"/>
-          <w:sz w:val="24"/>
-          <w:szCs w:val="22"/>
-        </w:rPr>
-      </w:pPr>
-      <w:r>
-        <w:rPr>
           <w:rStyle w:val="Nadpis1Char"/>
           <w:rFonts w:ascii="Times New Roman" w:eastAsia="Times New Roman" w:hAnsi="Times New Roman" w:cs="Times New Roman"/>
           <w:b/>
@@ -3962,19 +4233,270 @@
     </w:p>
     <w:p>
       <w:pPr>
-        <w:pStyle w:val="Normlnweb"/>
-        <w:spacing w:after="0" w:line="276" w:lineRule="auto"/>
+        <w:spacing w:after="200" w:line="276" w:lineRule="auto"/>
         <w:ind w:firstLine="708"/>
         <w:jc w:val="both"/>
         <w:rPr>
-          <w:color w:val="000000" w:themeColor="text1"/>
-        </w:rPr>
-      </w:pPr>
-      <w:r>
-        <w:rPr>
-          <w:color w:val="000000" w:themeColor="text1"/>
-        </w:rPr>
-        <w:t>Hra je implementována v jazyce C++ s využitím knihoven SDL3 a SDL3_image.</w:t>
+          <w:rFonts w:ascii="Times New Roman" w:eastAsia="Times New Roman" w:hAnsi="Times New Roman" w:cs="Times New Roman"/>
+          <w:kern w:val="0"/>
+          <w:sz w:val="24"/>
+          <w:szCs w:val="24"/>
+          <w:lang w:eastAsia="cs-CZ"/>
+          <w14:ligatures w14:val="none"/>
+        </w:rPr>
+      </w:pPr>
+      <w:r>
+        <w:rPr>
+          <w:rFonts w:ascii="Times New Roman" w:eastAsia="Times New Roman" w:hAnsi="Times New Roman" w:cs="Times New Roman"/>
+          <w:kern w:val="0"/>
+          <w:sz w:val="24"/>
+          <w:szCs w:val="24"/>
+          <w:lang w:eastAsia="cs-CZ"/>
+          <w14:ligatures w14:val="none"/>
+        </w:rPr>
+        <w:t xml:space="preserve">Hra byla implementována v programovacím jazyce C++ s využitím knihoven </w:t>
+      </w:r>
+      <w:r>
+        <w:rPr>
+          <w:rFonts w:ascii="Times New Roman" w:eastAsia="Times New Roman" w:hAnsi="Times New Roman" w:cs="Times New Roman"/>
+          <w:i/>
+          <w:kern w:val="0"/>
+          <w:sz w:val="24"/>
+          <w:szCs w:val="24"/>
+          <w:lang w:eastAsia="cs-CZ"/>
+          <w14:ligatures w14:val="none"/>
+        </w:rPr>
+        <w:t>SDL3</w:t>
+      </w:r>
+      <w:r>
+        <w:rPr>
+          <w:rFonts w:ascii="Times New Roman" w:eastAsia="Times New Roman" w:hAnsi="Times New Roman" w:cs="Times New Roman"/>
+          <w:kern w:val="0"/>
+          <w:sz w:val="24"/>
+          <w:szCs w:val="24"/>
+          <w:lang w:eastAsia="cs-CZ"/>
+          <w14:ligatures w14:val="none"/>
+        </w:rPr>
+        <w:t xml:space="preserve"> a </w:t>
+      </w:r>
+      <w:r>
+        <w:rPr>
+          <w:rFonts w:ascii="Times New Roman" w:eastAsia="Times New Roman" w:hAnsi="Times New Roman" w:cs="Times New Roman"/>
+          <w:i/>
+          <w:kern w:val="0"/>
+          <w:sz w:val="24"/>
+          <w:szCs w:val="24"/>
+          <w:lang w:eastAsia="cs-CZ"/>
+          <w14:ligatures w14:val="none"/>
+        </w:rPr>
+        <w:t>SDL3_image</w:t>
+      </w:r>
+      <w:r>
+        <w:rPr>
+          <w:rFonts w:ascii="Times New Roman" w:eastAsia="Times New Roman" w:hAnsi="Times New Roman" w:cs="Times New Roman"/>
+          <w:kern w:val="0"/>
+          <w:sz w:val="24"/>
+          <w:szCs w:val="24"/>
+          <w:lang w:eastAsia="cs-CZ"/>
+          <w14:ligatures w14:val="none"/>
+        </w:rPr>
+        <w:t>, které zajišťují práci s grafikou a vstupy. Při návrhu programu byly využity moderní prvky jazyka C++, zejména práce s vlákny, atomickými proměnnými a synchronizačními mechanismy.</w:t>
+      </w:r>
+    </w:p>
+    <w:p>
+      <w:pPr>
+        <w:spacing w:after="200" w:line="276" w:lineRule="auto"/>
+        <w:ind w:firstLine="708"/>
+        <w:jc w:val="both"/>
+        <w:rPr>
+          <w:rFonts w:ascii="Times New Roman" w:eastAsia="Times New Roman" w:hAnsi="Times New Roman" w:cs="Times New Roman"/>
+          <w:kern w:val="0"/>
+          <w:sz w:val="24"/>
+          <w:szCs w:val="24"/>
+          <w:lang w:eastAsia="cs-CZ"/>
+          <w14:ligatures w14:val="none"/>
+        </w:rPr>
+      </w:pPr>
+      <w:r>
+        <w:rPr>
+          <w:rFonts w:ascii="Times New Roman" w:eastAsia="Times New Roman" w:hAnsi="Times New Roman" w:cs="Times New Roman"/>
+          <w:kern w:val="0"/>
+          <w:sz w:val="24"/>
+          <w:szCs w:val="24"/>
+          <w:lang w:eastAsia="cs-CZ"/>
+          <w14:ligatures w14:val="none"/>
+        </w:rPr>
+        <w:t xml:space="preserve">Základem běhu programu je herní smyčka, která je implementována ve funkci </w:t>
+      </w:r>
+      <w:r>
+        <w:rPr>
+          <w:rFonts w:ascii="Times New Roman" w:eastAsia="Times New Roman" w:hAnsi="Times New Roman" w:cs="Times New Roman"/>
+          <w:i/>
+          <w:kern w:val="0"/>
+          <w:sz w:val="24"/>
+          <w:szCs w:val="24"/>
+          <w:lang w:eastAsia="cs-CZ"/>
+          <w14:ligatures w14:val="none"/>
+        </w:rPr>
+        <w:t>MainLoop</w:t>
+      </w:r>
+      <w:r>
+        <w:rPr>
+          <w:rFonts w:ascii="Times New Roman" w:eastAsia="Times New Roman" w:hAnsi="Times New Roman" w:cs="Times New Roman"/>
+          <w:kern w:val="0"/>
+          <w:sz w:val="24"/>
+          <w:szCs w:val="24"/>
+          <w:lang w:eastAsia="cs-CZ"/>
+          <w14:ligatures w14:val="none"/>
+        </w:rPr>
+        <w:t>. Tato smyčka běží v hlavním vlákně a opakovaně provádí tři hlavní operace: zpracování vstupu od uživatele, aktualizaci herního stavu a vykreslení aktuální scény. Mezi jednotlivými iteracemi je vloženo krátké zpoždění, které omezuje počet vykreslených snímků za sekundu a stabilizuje běh programu.</w:t>
+      </w:r>
+    </w:p>
+    <w:p>
+      <w:pPr>
+        <w:spacing w:after="200" w:line="276" w:lineRule="auto"/>
+        <w:ind w:firstLine="708"/>
+        <w:jc w:val="both"/>
+        <w:rPr>
+          <w:rFonts w:ascii="Times New Roman" w:eastAsia="Times New Roman" w:hAnsi="Times New Roman" w:cs="Times New Roman"/>
+          <w:kern w:val="0"/>
+          <w:sz w:val="24"/>
+          <w:szCs w:val="24"/>
+          <w:lang w:eastAsia="cs-CZ"/>
+          <w14:ligatures w14:val="none"/>
+        </w:rPr>
+      </w:pPr>
+      <w:r>
+        <w:rPr>
+          <w:rFonts w:ascii="Times New Roman" w:eastAsia="Times New Roman" w:hAnsi="Times New Roman" w:cs="Times New Roman"/>
+          <w:kern w:val="0"/>
+          <w:sz w:val="24"/>
+          <w:szCs w:val="24"/>
+          <w:lang w:eastAsia="cs-CZ"/>
+          <w14:ligatures w14:val="none"/>
+        </w:rPr>
+        <w:t>Zajímavým prvkem projektu je využití více vláken. Kromě hlavního vlákna jsou vytvořena samostatná vlákna pro hráče a pro pozadí. Vlákno hráče zajišťuje jeho pohyb a animaci, zatímco vlákno pozadí se stará o animaci prostředí. Tato vlákna běží paralelně a komunikují s hlavním vláknem pomocí sdílených dat. Pro zajištění bezpečného přístupu k těmto datům jsou použity mutexy, které zabraňují současnému zápisu do kritických částí paměti.</w:t>
+      </w:r>
+    </w:p>
+    <w:p>
+      <w:pPr>
+        <w:spacing w:after="200" w:line="276" w:lineRule="auto"/>
+        <w:ind w:firstLine="708"/>
+        <w:jc w:val="both"/>
+        <w:rPr>
+          <w:rFonts w:ascii="Times New Roman" w:eastAsia="Times New Roman" w:hAnsi="Times New Roman" w:cs="Times New Roman"/>
+          <w:kern w:val="0"/>
+          <w:sz w:val="24"/>
+          <w:szCs w:val="24"/>
+          <w:lang w:eastAsia="cs-CZ"/>
+          <w14:ligatures w14:val="none"/>
+        </w:rPr>
+      </w:pPr>
+      <w:r>
+        <w:rPr>
+          <w:rFonts w:ascii="Times New Roman" w:eastAsia="Times New Roman" w:hAnsi="Times New Roman" w:cs="Times New Roman"/>
+          <w:kern w:val="0"/>
+          <w:sz w:val="24"/>
+          <w:szCs w:val="24"/>
+          <w:lang w:eastAsia="cs-CZ"/>
+          <w14:ligatures w14:val="none"/>
+        </w:rPr>
+        <w:t xml:space="preserve">Herní logika je oddělena do samostatného prostoru jmen </w:t>
+      </w:r>
+      <w:r>
+        <w:rPr>
+          <w:rFonts w:ascii="Times New Roman" w:eastAsia="Times New Roman" w:hAnsi="Times New Roman" w:cs="Times New Roman"/>
+          <w:i/>
+          <w:kern w:val="0"/>
+          <w:sz w:val="24"/>
+          <w:szCs w:val="24"/>
+          <w:lang w:eastAsia="cs-CZ"/>
+          <w14:ligatures w14:val="none"/>
+        </w:rPr>
+        <w:t>GameConditions</w:t>
+      </w:r>
+      <w:r>
+        <w:rPr>
+          <w:rFonts w:ascii="Times New Roman" w:eastAsia="Times New Roman" w:hAnsi="Times New Roman" w:cs="Times New Roman"/>
+          <w:kern w:val="0"/>
+          <w:sz w:val="24"/>
+          <w:szCs w:val="24"/>
+          <w:lang w:eastAsia="cs-CZ"/>
+          <w14:ligatures w14:val="none"/>
+        </w:rPr>
+        <w:t xml:space="preserve">. Například pohyb hráče je řízen funkcí </w:t>
+      </w:r>
+      <w:r>
+        <w:rPr>
+          <w:rFonts w:ascii="Times New Roman" w:eastAsia="Times New Roman" w:hAnsi="Times New Roman" w:cs="Times New Roman"/>
+          <w:i/>
+          <w:kern w:val="0"/>
+          <w:sz w:val="24"/>
+          <w:szCs w:val="24"/>
+          <w:lang w:eastAsia="cs-CZ"/>
+          <w14:ligatures w14:val="none"/>
+        </w:rPr>
+        <w:t>PlayerMovement</w:t>
+      </w:r>
+      <w:r>
+        <w:rPr>
+          <w:rFonts w:ascii="Times New Roman" w:eastAsia="Times New Roman" w:hAnsi="Times New Roman" w:cs="Times New Roman"/>
+          <w:kern w:val="0"/>
+          <w:sz w:val="24"/>
+          <w:szCs w:val="24"/>
+          <w:lang w:eastAsia="cs-CZ"/>
+          <w14:ligatures w14:val="none"/>
+        </w:rPr>
+        <w:t>, která reaguje na vstupy z klávesnice a podle nich upravuje směr pohybu i aktuální animaci postavy. Tento přístup umožňuje snadné rozšiřování logiky bez nutnosti zásahů do ostatních částí programu.</w:t>
+      </w:r>
+    </w:p>
+    <w:p>
+      <w:pPr>
+        <w:spacing w:after="200" w:line="276" w:lineRule="auto"/>
+        <w:ind w:firstLine="708"/>
+        <w:jc w:val="both"/>
+        <w:rPr>
+          <w:rFonts w:ascii="Times New Roman" w:eastAsia="Times New Roman" w:hAnsi="Times New Roman" w:cs="Times New Roman"/>
+          <w:kern w:val="0"/>
+          <w:sz w:val="24"/>
+          <w:szCs w:val="24"/>
+          <w:lang w:eastAsia="cs-CZ"/>
+          <w14:ligatures w14:val="none"/>
+        </w:rPr>
+      </w:pPr>
+      <w:r>
+        <w:rPr>
+          <w:rFonts w:ascii="Times New Roman" w:eastAsia="Times New Roman" w:hAnsi="Times New Roman" w:cs="Times New Roman"/>
+          <w:kern w:val="0"/>
+          <w:sz w:val="24"/>
+          <w:szCs w:val="24"/>
+          <w:lang w:eastAsia="cs-CZ"/>
+          <w14:ligatures w14:val="none"/>
+        </w:rPr>
+        <w:t xml:space="preserve">Kolizní systém je založen na práci s obdélníkovými hitboxy, které jsou reprezentovány strukturou </w:t>
+      </w:r>
+      <w:r>
+        <w:rPr>
+          <w:rFonts w:ascii="Times New Roman" w:eastAsia="Times New Roman" w:hAnsi="Times New Roman" w:cs="Times New Roman"/>
+          <w:i/>
+          <w:kern w:val="0"/>
+          <w:sz w:val="24"/>
+          <w:szCs w:val="24"/>
+          <w:lang w:eastAsia="cs-CZ"/>
+          <w14:ligatures w14:val="none"/>
+        </w:rPr>
+        <w:t>SDL_FRect</w:t>
+      </w:r>
+      <w:r>
+        <w:rPr>
+          <w:rFonts w:ascii="Times New Roman" w:eastAsia="Times New Roman" w:hAnsi="Times New Roman" w:cs="Times New Roman"/>
+          <w:kern w:val="0"/>
+          <w:sz w:val="24"/>
+          <w:szCs w:val="24"/>
+          <w:lang w:eastAsia="cs-CZ"/>
+          <w14:ligatures w14:val="none"/>
+        </w:rPr>
+        <w:t>. Kolize se detekují porovnáním pozic a rozměrů těchto hitboxů. I když je současná implementace spíše základní, poskytuje dostatečný základ pro další rozšiřování, například o přesnější fyziku nebo komplexnější interakce mezi objekty.</w:t>
       </w:r>
     </w:p>
     <w:p>
@@ -4007,187 +4529,119 @@
     </w:p>
     <w:p>
       <w:pPr>
-        <w:numPr>
-          <w:ilvl w:val="0"/>
-          <w:numId w:val="6"/>
-        </w:numPr>
-        <w:spacing w:after="0" w:line="276" w:lineRule="auto"/>
+        <w:pStyle w:val="Normlnweb"/>
+        <w:spacing w:after="200" w:line="276" w:lineRule="auto"/>
+        <w:ind w:firstLine="708"/>
         <w:jc w:val="both"/>
-        <w:rPr>
-          <w:rFonts w:ascii="Times New Roman" w:hAnsi="Times New Roman" w:cs="Times New Roman"/>
-          <w:color w:val="000000" w:themeColor="text1"/>
-          <w:sz w:val="24"/>
-          <w:szCs w:val="24"/>
-        </w:rPr>
-      </w:pPr>
-      <w:r>
-        <w:rPr>
-          <w:rFonts w:ascii="Times New Roman" w:hAnsi="Times New Roman" w:cs="Times New Roman"/>
-          <w:color w:val="000000" w:themeColor="text1"/>
-          <w:sz w:val="24"/>
-          <w:szCs w:val="24"/>
-        </w:rPr>
-        <w:t xml:space="preserve">C++ (standardní knihovny: vlákna, atomické proměnné, filesystem) </w:t>
-      </w:r>
-    </w:p>
-    <w:p>
-      <w:pPr>
-        <w:numPr>
-          <w:ilvl w:val="0"/>
-          <w:numId w:val="6"/>
-        </w:numPr>
-        <w:spacing w:after="0" w:line="276" w:lineRule="auto"/>
+      </w:pPr>
+      <w:r>
+        <w:t>Při vývoji hry byly využity moderní nástroje a technologie, které umožňují efektivní tvorbu interaktivních aplikací. Základním programovacím jazykem je C++, který poskytuje vysoký výkon a zároveň umožňuje využití pokročilých konceptů, jako je objektově orientované programování nebo práce s vlákny.</w:t>
+      </w:r>
+    </w:p>
+    <w:p>
+      <w:pPr>
+        <w:pStyle w:val="Normlnweb"/>
+        <w:spacing w:after="200" w:line="276" w:lineRule="auto"/>
+        <w:ind w:firstLine="708"/>
         <w:jc w:val="both"/>
-        <w:rPr>
-          <w:rFonts w:ascii="Times New Roman" w:hAnsi="Times New Roman" w:cs="Times New Roman"/>
-          <w:color w:val="000000" w:themeColor="text1"/>
-          <w:sz w:val="24"/>
-          <w:szCs w:val="24"/>
-        </w:rPr>
-      </w:pPr>
-      <w:r>
-        <w:rPr>
-          <w:rFonts w:ascii="Times New Roman" w:hAnsi="Times New Roman" w:cs="Times New Roman"/>
-          <w:color w:val="000000" w:themeColor="text1"/>
-          <w:sz w:val="24"/>
-          <w:szCs w:val="24"/>
-        </w:rPr>
-        <w:t xml:space="preserve">SDL3 (grafika, vstup) </w:t>
-      </w:r>
-    </w:p>
-    <w:p>
-      <w:pPr>
-        <w:numPr>
-          <w:ilvl w:val="0"/>
-          <w:numId w:val="6"/>
-        </w:numPr>
-        <w:spacing w:after="0" w:line="276" w:lineRule="auto"/>
+      </w:pPr>
+      <w:r>
+        <w:t xml:space="preserve">Pro práci s grafikou a vstupy byla použita knihovna </w:t>
+      </w:r>
+      <w:r>
+        <w:rPr>
+          <w:i/>
+        </w:rPr>
+        <w:t xml:space="preserve">SDL3 </w:t>
+      </w:r>
+      <w:r>
+        <w:t>(</w:t>
+      </w:r>
+      <w:r>
+        <w:rPr>
+          <w:i/>
+        </w:rPr>
+        <w:t>Simple DirectMedia Layer</w:t>
+      </w:r>
+      <w:r>
+        <w:t xml:space="preserve">), která zajišťuje komunikaci s hardwarem a umožňuje vytváření oken, zpracování vstupu a vykreslování grafiky. Pro načítání obrázků ve formátu </w:t>
+      </w:r>
+      <w:r>
+        <w:rPr>
+          <w:i/>
+        </w:rPr>
+        <w:t>PNG</w:t>
+      </w:r>
+      <w:r>
+        <w:t xml:space="preserve"> byla využita rozšiřující knihovna </w:t>
+      </w:r>
+      <w:r>
+        <w:rPr>
+          <w:i/>
+        </w:rPr>
+        <w:t>SDL3_image</w:t>
+      </w:r>
+      <w:r>
+        <w:t>.</w:t>
+      </w:r>
+    </w:p>
+    <w:p>
+      <w:pPr>
+        <w:pStyle w:val="Normlnweb"/>
+        <w:spacing w:after="200" w:line="276" w:lineRule="auto"/>
+        <w:ind w:firstLine="708"/>
         <w:jc w:val="both"/>
-        <w:rPr>
-          <w:rFonts w:ascii="Times New Roman" w:hAnsi="Times New Roman" w:cs="Times New Roman"/>
-          <w:color w:val="000000" w:themeColor="text1"/>
-          <w:sz w:val="24"/>
-          <w:szCs w:val="24"/>
-        </w:rPr>
-      </w:pPr>
-      <w:r>
-        <w:rPr>
-          <w:rFonts w:ascii="Times New Roman" w:hAnsi="Times New Roman" w:cs="Times New Roman"/>
-          <w:color w:val="000000" w:themeColor="text1"/>
-          <w:sz w:val="24"/>
-          <w:szCs w:val="24"/>
-        </w:rPr>
-        <w:t xml:space="preserve">SDL3_image (načítání PNG) </w:t>
-      </w:r>
-    </w:p>
-    <w:p>
-      <w:pPr>
-        <w:numPr>
-          <w:ilvl w:val="0"/>
-          <w:numId w:val="6"/>
-        </w:numPr>
-        <w:spacing w:after="0" w:line="276" w:lineRule="auto"/>
+      </w:pPr>
+      <w:r>
+        <w:t>Důležitou součástí projektu je také využití standardní knihovny jazyka C++, zejména pro práci s vlákny (</w:t>
+      </w:r>
+      <w:r>
+        <w:rPr>
+          <w:i/>
+        </w:rPr>
+        <w:t>std::thread</w:t>
+      </w:r>
+      <w:r>
+        <w:t>), synchronizaci (</w:t>
+      </w:r>
+      <w:r>
+        <w:rPr>
+          <w:i/>
+        </w:rPr>
+        <w:t>std::mutex</w:t>
+      </w:r>
+      <w:r>
+        <w:t xml:space="preserve">, </w:t>
+      </w:r>
+      <w:r>
+        <w:rPr>
+          <w:i/>
+        </w:rPr>
+        <w:t>std::atomic</w:t>
+      </w:r>
+      <w:r>
+        <w:t>) a práci se souborovým systémem (</w:t>
+      </w:r>
+      <w:r>
+        <w:rPr>
+          <w:i/>
+        </w:rPr>
+        <w:t>std::filesystem</w:t>
+      </w:r>
+      <w:r>
+        <w:t>). Tyto nástroje umožňují implementaci paralelního zpracování a efektivní správu dat.</w:t>
+      </w:r>
+    </w:p>
+    <w:p>
+      <w:pPr>
+        <w:pStyle w:val="Normlnweb"/>
+        <w:spacing w:after="200" w:line="276" w:lineRule="auto"/>
+        <w:ind w:firstLine="708"/>
         <w:jc w:val="both"/>
-        <w:rPr>
-          <w:rFonts w:ascii="Times New Roman" w:hAnsi="Times New Roman" w:cs="Times New Roman"/>
-          <w:color w:val="000000" w:themeColor="text1"/>
-          <w:sz w:val="24"/>
-          <w:szCs w:val="24"/>
-        </w:rPr>
-      </w:pPr>
-      <w:r>
-        <w:rPr>
-          <w:rFonts w:ascii="Times New Roman" w:hAnsi="Times New Roman" w:cs="Times New Roman"/>
-          <w:color w:val="000000" w:themeColor="text1"/>
-          <w:sz w:val="24"/>
-          <w:szCs w:val="24"/>
-        </w:rPr>
-        <w:t>multithreading (</w:t>
-      </w:r>
-      <w:r>
-        <w:rPr>
-          <w:rStyle w:val="KdHTML"/>
-          <w:rFonts w:ascii="Times New Roman" w:eastAsiaTheme="majorEastAsia" w:hAnsi="Times New Roman" w:cs="Times New Roman"/>
-          <w:i/>
-          <w:color w:val="000000" w:themeColor="text1"/>
-          <w:sz w:val="24"/>
-          <w:szCs w:val="24"/>
-        </w:rPr>
-        <w:t>std::thread</w:t>
-      </w:r>
-      <w:r>
-        <w:rPr>
-          <w:rFonts w:ascii="Times New Roman" w:hAnsi="Times New Roman" w:cs="Times New Roman"/>
-          <w:color w:val="000000" w:themeColor="text1"/>
-          <w:sz w:val="24"/>
-          <w:szCs w:val="24"/>
-        </w:rPr>
-        <w:t xml:space="preserve">) </w:t>
-      </w:r>
-    </w:p>
-    <w:p>
-      <w:pPr>
-        <w:numPr>
-          <w:ilvl w:val="0"/>
-          <w:numId w:val="6"/>
-        </w:numPr>
-        <w:spacing w:after="0" w:line="276" w:lineRule="auto"/>
-        <w:jc w:val="both"/>
-        <w:rPr>
-          <w:rFonts w:ascii="Times New Roman" w:hAnsi="Times New Roman" w:cs="Times New Roman"/>
-          <w:color w:val="000000" w:themeColor="text1"/>
-          <w:sz w:val="24"/>
-          <w:szCs w:val="24"/>
-        </w:rPr>
-      </w:pPr>
-      <w:r>
-        <w:rPr>
-          <w:rFonts w:ascii="Times New Roman" w:hAnsi="Times New Roman" w:cs="Times New Roman"/>
-          <w:color w:val="000000" w:themeColor="text1"/>
-          <w:sz w:val="24"/>
-          <w:szCs w:val="24"/>
-        </w:rPr>
-        <w:t>synchronizace (</w:t>
-      </w:r>
-      <w:r>
-        <w:rPr>
-          <w:rStyle w:val="KdHTML"/>
-          <w:rFonts w:ascii="Times New Roman" w:eastAsiaTheme="majorEastAsia" w:hAnsi="Times New Roman" w:cs="Times New Roman"/>
-          <w:i/>
-          <w:color w:val="000000" w:themeColor="text1"/>
-          <w:sz w:val="24"/>
-          <w:szCs w:val="24"/>
-        </w:rPr>
-        <w:t>std::mutex</w:t>
-      </w:r>
-      <w:r>
-        <w:rPr>
-          <w:rFonts w:ascii="Times New Roman" w:hAnsi="Times New Roman" w:cs="Times New Roman"/>
-          <w:color w:val="000000" w:themeColor="text1"/>
-          <w:sz w:val="24"/>
-          <w:szCs w:val="24"/>
-        </w:rPr>
-        <w:t xml:space="preserve">, </w:t>
-      </w:r>
-      <w:r>
-        <w:rPr>
-          <w:rStyle w:val="KdHTML"/>
-          <w:rFonts w:ascii="Times New Roman" w:eastAsiaTheme="majorEastAsia" w:hAnsi="Times New Roman" w:cs="Times New Roman"/>
-          <w:i/>
-          <w:color w:val="000000" w:themeColor="text1"/>
-          <w:sz w:val="24"/>
-          <w:szCs w:val="24"/>
-        </w:rPr>
-        <w:t>std::atomic</w:t>
-      </w:r>
-      <w:r>
-        <w:rPr>
-          <w:rFonts w:ascii="Times New Roman" w:hAnsi="Times New Roman" w:cs="Times New Roman"/>
-          <w:color w:val="000000" w:themeColor="text1"/>
-          <w:sz w:val="24"/>
-          <w:szCs w:val="24"/>
-        </w:rPr>
-        <w:t xml:space="preserve">) </w:t>
+      </w:pPr>
+      <w:r>
+        <w:lastRenderedPageBreak/>
+        <w:t>Projekt dále využívá externí konfigurační soubor, který je načítán při spuštění programu a umožňuje upravovat parametry aplikace bez zásahu do zdrojového kódu. Pro ladění a sledování průběhu programu je implementován vlastní logovací systém, který zaznamenává důležité události do souboru.</w:t>
       </w:r>
     </w:p>
     <w:p>
@@ -4220,176 +4674,126 @@
     </w:p>
     <w:p>
       <w:pPr>
-        <w:pStyle w:val="Normlnweb"/>
-        <w:spacing w:line="276" w:lineRule="auto"/>
-        <w:ind w:firstLine="360"/>
+        <w:spacing w:after="200" w:line="276" w:lineRule="auto"/>
+        <w:ind w:firstLine="708"/>
         <w:jc w:val="both"/>
         <w:rPr>
-          <w:color w:val="000000" w:themeColor="text1"/>
-        </w:rPr>
-      </w:pPr>
-      <w:r>
-        <w:rPr>
-          <w:color w:val="000000" w:themeColor="text1"/>
-        </w:rPr>
-        <w:t>Hlavní smyčka běží v hlavním vlákně (</w:t>
-      </w:r>
-      <w:r>
-        <w:rPr>
-          <w:rStyle w:val="KdHTML"/>
-          <w:rFonts w:ascii="Times New Roman" w:eastAsiaTheme="majorEastAsia" w:hAnsi="Times New Roman" w:cs="Times New Roman"/>
+          <w:rFonts w:ascii="Times New Roman" w:eastAsia="Times New Roman" w:hAnsi="Times New Roman" w:cs="Times New Roman"/>
+          <w:kern w:val="0"/>
+          <w:sz w:val="24"/>
+          <w:szCs w:val="24"/>
+          <w:lang w:eastAsia="cs-CZ"/>
+          <w14:ligatures w14:val="none"/>
+        </w:rPr>
+      </w:pPr>
+      <w:r>
+        <w:rPr>
+          <w:rFonts w:ascii="Times New Roman" w:eastAsia="Times New Roman" w:hAnsi="Times New Roman" w:cs="Times New Roman"/>
+          <w:kern w:val="0"/>
+          <w:sz w:val="24"/>
+          <w:szCs w:val="24"/>
+          <w:lang w:eastAsia="cs-CZ"/>
+          <w14:ligatures w14:val="none"/>
+        </w:rPr>
+        <w:t xml:space="preserve">Hlavní herní smyčka představuje základní mechanismus, který řídí běh celé aplikace. Je implementována ve funkci </w:t>
+      </w:r>
+      <w:r>
+        <w:rPr>
+          <w:rFonts w:ascii="Times New Roman" w:eastAsia="Times New Roman" w:hAnsi="Times New Roman" w:cs="Times New Roman"/>
           <w:i/>
-          <w:color w:val="000000" w:themeColor="text1"/>
-          <w:sz w:val="24"/>
-          <w:szCs w:val="24"/>
-        </w:rPr>
-        <w:t>GameLoopThread::MainLoop</w:t>
-      </w:r>
-      <w:r>
-        <w:rPr>
-          <w:color w:val="000000" w:themeColor="text1"/>
-        </w:rPr>
-        <w:t>) a provádí:</w:t>
-      </w:r>
-    </w:p>
-    <w:p>
-      <w:pPr>
-        <w:numPr>
-          <w:ilvl w:val="0"/>
-          <w:numId w:val="7"/>
-        </w:numPr>
-        <w:spacing w:after="0" w:line="276" w:lineRule="auto"/>
+          <w:kern w:val="0"/>
+          <w:sz w:val="24"/>
+          <w:szCs w:val="24"/>
+          <w:lang w:eastAsia="cs-CZ"/>
+          <w14:ligatures w14:val="none"/>
+        </w:rPr>
+        <w:t>MainLoop</w:t>
+      </w:r>
+      <w:r>
+        <w:rPr>
+          <w:rFonts w:ascii="Times New Roman" w:eastAsia="Times New Roman" w:hAnsi="Times New Roman" w:cs="Times New Roman"/>
+          <w:kern w:val="0"/>
+          <w:sz w:val="24"/>
+          <w:szCs w:val="24"/>
+          <w:lang w:eastAsia="cs-CZ"/>
+          <w14:ligatures w14:val="none"/>
+        </w:rPr>
+        <w:t xml:space="preserve"> a běží v hlavním vlákně programu. Smyčka se opakuje po celou dobu běhu hry a v každé iteraci provádí několik klíčových operací.</w:t>
+      </w:r>
+    </w:p>
+    <w:p>
+      <w:pPr>
+        <w:spacing w:after="200" w:line="276" w:lineRule="auto"/>
+        <w:ind w:firstLine="708"/>
         <w:jc w:val="both"/>
         <w:rPr>
-          <w:rFonts w:ascii="Times New Roman" w:hAnsi="Times New Roman" w:cs="Times New Roman"/>
-          <w:color w:val="000000" w:themeColor="text1"/>
-          <w:sz w:val="24"/>
-          <w:szCs w:val="24"/>
-        </w:rPr>
-      </w:pPr>
-      <w:r>
-        <w:rPr>
-          <w:rFonts w:ascii="Times New Roman" w:hAnsi="Times New Roman" w:cs="Times New Roman"/>
-          <w:color w:val="000000" w:themeColor="text1"/>
-          <w:sz w:val="24"/>
-          <w:szCs w:val="24"/>
-        </w:rPr>
-        <w:t>sběr vstupů (</w:t>
-      </w:r>
-      <w:r>
-        <w:rPr>
-          <w:rStyle w:val="KdHTML"/>
-          <w:rFonts w:ascii="Times New Roman" w:eastAsiaTheme="majorEastAsia" w:hAnsi="Times New Roman" w:cs="Times New Roman"/>
+          <w:rFonts w:ascii="Times New Roman" w:eastAsia="Times New Roman" w:hAnsi="Times New Roman" w:cs="Times New Roman"/>
+          <w:kern w:val="0"/>
+          <w:sz w:val="24"/>
+          <w:szCs w:val="24"/>
+          <w:lang w:eastAsia="cs-CZ"/>
+          <w14:ligatures w14:val="none"/>
+        </w:rPr>
+      </w:pPr>
+      <w:r>
+        <w:rPr>
+          <w:rFonts w:ascii="Times New Roman" w:eastAsia="Times New Roman" w:hAnsi="Times New Roman" w:cs="Times New Roman"/>
+          <w:kern w:val="0"/>
+          <w:sz w:val="24"/>
+          <w:szCs w:val="24"/>
+          <w:lang w:eastAsia="cs-CZ"/>
+          <w14:ligatures w14:val="none"/>
+        </w:rPr>
+        <w:t xml:space="preserve">Nejprve dochází ke zpracování vstupu od uživatele pomocí struktury </w:t>
+      </w:r>
+      <w:r>
+        <w:rPr>
+          <w:rFonts w:ascii="Times New Roman" w:eastAsia="Times New Roman" w:hAnsi="Times New Roman" w:cs="Times New Roman"/>
           <w:i/>
-          <w:color w:val="000000" w:themeColor="text1"/>
-          <w:sz w:val="24"/>
-          <w:szCs w:val="24"/>
+          <w:kern w:val="0"/>
+          <w:sz w:val="24"/>
+          <w:szCs w:val="24"/>
+          <w:lang w:eastAsia="cs-CZ"/>
+          <w14:ligatures w14:val="none"/>
         </w:rPr>
         <w:t>user_events</w:t>
       </w:r>
       <w:r>
         <w:rPr>
-          <w:rFonts w:ascii="Times New Roman" w:hAnsi="Times New Roman" w:cs="Times New Roman"/>
-          <w:color w:val="000000" w:themeColor="text1"/>
-          <w:sz w:val="24"/>
-          <w:szCs w:val="24"/>
-        </w:rPr>
-        <w:t xml:space="preserve">) </w:t>
-      </w:r>
-    </w:p>
-    <w:p>
-      <w:pPr>
-        <w:numPr>
-          <w:ilvl w:val="0"/>
-          <w:numId w:val="7"/>
-        </w:numPr>
-        <w:spacing w:after="0" w:line="276" w:lineRule="auto"/>
+          <w:rFonts w:ascii="Times New Roman" w:eastAsia="Times New Roman" w:hAnsi="Times New Roman" w:cs="Times New Roman"/>
+          <w:kern w:val="0"/>
+          <w:sz w:val="24"/>
+          <w:szCs w:val="24"/>
+          <w:lang w:eastAsia="cs-CZ"/>
+          <w14:ligatures w14:val="none"/>
+        </w:rPr>
+        <w:t>, která aktualizuje stav jednotlivých vstupních proměnných. Následně je na základě těchto vstupů aplikována herní logika, například pohyb hráče. Poté je vykreslena aktuální herní scéna pomocí rendereru. Na konci každé iterace je vloženo krátké zpoždění, které omezuje rychlost běhu smyčky a zabraňuje nadměrnému zatížení procesoru.</w:t>
+      </w:r>
+    </w:p>
+    <w:p>
+      <w:pPr>
+        <w:spacing w:after="200" w:line="276" w:lineRule="auto"/>
+        <w:ind w:firstLine="708"/>
         <w:jc w:val="both"/>
         <w:rPr>
-          <w:rFonts w:ascii="Times New Roman" w:hAnsi="Times New Roman" w:cs="Times New Roman"/>
-          <w:color w:val="000000" w:themeColor="text1"/>
-          <w:sz w:val="24"/>
-          <w:szCs w:val="24"/>
-        </w:rPr>
-      </w:pPr>
-      <w:r>
-        <w:rPr>
-          <w:rFonts w:ascii="Times New Roman" w:hAnsi="Times New Roman" w:cs="Times New Roman"/>
-          <w:color w:val="000000" w:themeColor="text1"/>
-          <w:sz w:val="24"/>
-          <w:szCs w:val="24"/>
-        </w:rPr>
-        <w:t>aplikaci herní logiky (</w:t>
-      </w:r>
-      <w:r>
-        <w:rPr>
-          <w:rStyle w:val="KdHTML"/>
-          <w:rFonts w:ascii="Times New Roman" w:eastAsiaTheme="majorEastAsia" w:hAnsi="Times New Roman" w:cs="Times New Roman"/>
-          <w:i/>
-          <w:color w:val="000000" w:themeColor="text1"/>
-          <w:sz w:val="24"/>
-          <w:szCs w:val="24"/>
-        </w:rPr>
-        <w:t>GameConditions</w:t>
-      </w:r>
-      <w:r>
-        <w:rPr>
-          <w:rFonts w:ascii="Times New Roman" w:hAnsi="Times New Roman" w:cs="Times New Roman"/>
-          <w:color w:val="000000" w:themeColor="text1"/>
-          <w:sz w:val="24"/>
-          <w:szCs w:val="24"/>
-        </w:rPr>
-        <w:t xml:space="preserve">) </w:t>
-      </w:r>
-    </w:p>
-    <w:p>
-      <w:pPr>
-        <w:numPr>
-          <w:ilvl w:val="0"/>
-          <w:numId w:val="7"/>
-        </w:numPr>
-        <w:spacing w:after="0" w:line="276" w:lineRule="auto"/>
-        <w:jc w:val="both"/>
-        <w:rPr>
-          <w:rFonts w:ascii="Times New Roman" w:hAnsi="Times New Roman" w:cs="Times New Roman"/>
-          <w:color w:val="000000" w:themeColor="text1"/>
-          <w:sz w:val="24"/>
-          <w:szCs w:val="24"/>
-        </w:rPr>
-      </w:pPr>
-      <w:r>
-        <w:rPr>
-          <w:rFonts w:ascii="Times New Roman" w:hAnsi="Times New Roman" w:cs="Times New Roman"/>
-          <w:color w:val="000000" w:themeColor="text1"/>
-          <w:sz w:val="24"/>
-          <w:szCs w:val="24"/>
-        </w:rPr>
-        <w:t xml:space="preserve">renderování scény </w:t>
-      </w:r>
-    </w:p>
-    <w:p>
-      <w:pPr>
-        <w:numPr>
-          <w:ilvl w:val="0"/>
-          <w:numId w:val="7"/>
-        </w:numPr>
-        <w:spacing w:after="0" w:line="276" w:lineRule="auto"/>
-        <w:jc w:val="both"/>
-        <w:rPr>
-          <w:rFonts w:ascii="Times New Roman" w:hAnsi="Times New Roman" w:cs="Times New Roman"/>
-          <w:color w:val="000000" w:themeColor="text1"/>
-          <w:sz w:val="24"/>
-          <w:szCs w:val="24"/>
-        </w:rPr>
-      </w:pPr>
-      <w:r>
-        <w:rPr>
-          <w:rFonts w:ascii="Times New Roman" w:hAnsi="Times New Roman" w:cs="Times New Roman"/>
-          <w:color w:val="000000" w:themeColor="text1"/>
-          <w:sz w:val="24"/>
-          <w:szCs w:val="24"/>
-        </w:rPr>
-        <w:t xml:space="preserve">krátké zpoždění (limit FPS) </w:t>
+          <w:rFonts w:ascii="Times New Roman" w:eastAsia="Times New Roman" w:hAnsi="Times New Roman" w:cs="Times New Roman"/>
+          <w:kern w:val="0"/>
+          <w:sz w:val="24"/>
+          <w:szCs w:val="24"/>
+          <w:lang w:eastAsia="cs-CZ"/>
+          <w14:ligatures w14:val="none"/>
+        </w:rPr>
+      </w:pPr>
+      <w:r>
+        <w:rPr>
+          <w:rFonts w:ascii="Times New Roman" w:eastAsia="Times New Roman" w:hAnsi="Times New Roman" w:cs="Times New Roman"/>
+          <w:kern w:val="0"/>
+          <w:sz w:val="24"/>
+          <w:szCs w:val="24"/>
+          <w:lang w:eastAsia="cs-CZ"/>
+          <w14:ligatures w14:val="none"/>
+        </w:rPr>
+        <w:t>Tento cyklus se opakuje, dokud uživatel nepožádá o ukončení programu, například zavřením okna.</w:t>
       </w:r>
     </w:p>
     <w:p>
@@ -4422,315 +4826,85 @@
     </w:p>
     <w:p>
       <w:pPr>
-        <w:pStyle w:val="Normlnweb"/>
-        <w:spacing w:line="276" w:lineRule="auto"/>
-        <w:ind w:firstLine="360"/>
-        <w:jc w:val="both"/>
-        <w:rPr>
-          <w:color w:val="000000" w:themeColor="text1"/>
-        </w:rPr>
-      </w:pPr>
-      <w:r>
-        <w:rPr>
-          <w:color w:val="000000" w:themeColor="text1"/>
-        </w:rPr>
-        <w:t>Hra využívá více vláken:</w:t>
-      </w:r>
-    </w:p>
-    <w:p>
-      <w:pPr>
-        <w:numPr>
-          <w:ilvl w:val="0"/>
-          <w:numId w:val="8"/>
-        </w:numPr>
-        <w:spacing w:before="240" w:after="0" w:line="276" w:lineRule="auto"/>
-        <w:ind w:left="714" w:hanging="357"/>
-        <w:jc w:val="both"/>
-        <w:rPr>
-          <w:rFonts w:ascii="Times New Roman" w:hAnsi="Times New Roman" w:cs="Times New Roman"/>
-          <w:color w:val="000000" w:themeColor="text1"/>
-          <w:sz w:val="24"/>
-          <w:szCs w:val="24"/>
-        </w:rPr>
-      </w:pPr>
-      <w:r>
-        <w:rPr>
-          <w:rStyle w:val="Siln"/>
-          <w:rFonts w:ascii="Times New Roman" w:hAnsi="Times New Roman" w:cs="Times New Roman"/>
-          <w:color w:val="000000" w:themeColor="text1"/>
-          <w:sz w:val="24"/>
-          <w:szCs w:val="24"/>
-        </w:rPr>
-        <w:t>Main thread</w:t>
-      </w:r>
-      <w:r>
-        <w:rPr>
-          <w:rFonts w:ascii="Times New Roman" w:hAnsi="Times New Roman" w:cs="Times New Roman"/>
-          <w:color w:val="000000" w:themeColor="text1"/>
-          <w:sz w:val="24"/>
-          <w:szCs w:val="24"/>
-        </w:rPr>
-        <w:t>:</w:t>
-      </w:r>
-    </w:p>
-    <w:p>
-      <w:pPr>
-        <w:numPr>
-          <w:ilvl w:val="1"/>
-          <w:numId w:val="8"/>
-        </w:numPr>
-        <w:spacing w:after="0" w:line="276" w:lineRule="auto"/>
-        <w:jc w:val="both"/>
-        <w:rPr>
-          <w:rFonts w:ascii="Times New Roman" w:hAnsi="Times New Roman" w:cs="Times New Roman"/>
-          <w:color w:val="000000" w:themeColor="text1"/>
-          <w:sz w:val="24"/>
-          <w:szCs w:val="24"/>
-        </w:rPr>
-      </w:pPr>
-      <w:r>
-        <w:rPr>
-          <w:rFonts w:ascii="Times New Roman" w:hAnsi="Times New Roman" w:cs="Times New Roman"/>
-          <w:color w:val="000000" w:themeColor="text1"/>
-          <w:sz w:val="24"/>
-          <w:szCs w:val="24"/>
-        </w:rPr>
-        <w:t xml:space="preserve">zpracování vstupu </w:t>
-      </w:r>
-    </w:p>
-    <w:p>
-      <w:pPr>
-        <w:numPr>
-          <w:ilvl w:val="1"/>
-          <w:numId w:val="8"/>
-        </w:numPr>
-        <w:spacing w:after="0" w:line="276" w:lineRule="auto"/>
-        <w:jc w:val="both"/>
-        <w:rPr>
-          <w:rFonts w:ascii="Times New Roman" w:hAnsi="Times New Roman" w:cs="Times New Roman"/>
-          <w:color w:val="000000" w:themeColor="text1"/>
-          <w:sz w:val="24"/>
-          <w:szCs w:val="24"/>
-        </w:rPr>
-      </w:pPr>
-      <w:r>
-        <w:rPr>
-          <w:rFonts w:ascii="Times New Roman" w:hAnsi="Times New Roman" w:cs="Times New Roman"/>
-          <w:color w:val="000000" w:themeColor="text1"/>
-          <w:sz w:val="24"/>
-          <w:szCs w:val="24"/>
-        </w:rPr>
-        <w:t xml:space="preserve">vykreslování </w:t>
-      </w:r>
-    </w:p>
-    <w:p>
-      <w:pPr>
-        <w:numPr>
-          <w:ilvl w:val="0"/>
-          <w:numId w:val="8"/>
-        </w:numPr>
-        <w:spacing w:before="240" w:after="0" w:line="276" w:lineRule="auto"/>
-        <w:ind w:left="714" w:hanging="357"/>
-        <w:jc w:val="both"/>
-        <w:rPr>
-          <w:rFonts w:ascii="Times New Roman" w:hAnsi="Times New Roman" w:cs="Times New Roman"/>
-          <w:color w:val="000000" w:themeColor="text1"/>
-          <w:sz w:val="24"/>
-          <w:szCs w:val="24"/>
-        </w:rPr>
-      </w:pPr>
-      <w:r>
-        <w:rPr>
-          <w:rStyle w:val="Siln"/>
-          <w:rFonts w:ascii="Times New Roman" w:hAnsi="Times New Roman" w:cs="Times New Roman"/>
-          <w:color w:val="000000" w:themeColor="text1"/>
-          <w:sz w:val="24"/>
-          <w:szCs w:val="24"/>
-        </w:rPr>
-        <w:t>Player thread</w:t>
-      </w:r>
-      <w:r>
-        <w:rPr>
-          <w:rFonts w:ascii="Times New Roman" w:hAnsi="Times New Roman" w:cs="Times New Roman"/>
-          <w:color w:val="000000" w:themeColor="text1"/>
-          <w:sz w:val="24"/>
-          <w:szCs w:val="24"/>
-        </w:rPr>
-        <w:t>:</w:t>
-      </w:r>
-    </w:p>
-    <w:p>
-      <w:pPr>
-        <w:numPr>
-          <w:ilvl w:val="1"/>
-          <w:numId w:val="8"/>
-        </w:numPr>
-        <w:spacing w:after="0" w:line="276" w:lineRule="auto"/>
-        <w:jc w:val="both"/>
-        <w:rPr>
-          <w:rFonts w:ascii="Times New Roman" w:hAnsi="Times New Roman" w:cs="Times New Roman"/>
-          <w:color w:val="000000" w:themeColor="text1"/>
-          <w:sz w:val="24"/>
-          <w:szCs w:val="24"/>
-        </w:rPr>
-      </w:pPr>
-      <w:r>
-        <w:rPr>
-          <w:rFonts w:ascii="Times New Roman" w:hAnsi="Times New Roman" w:cs="Times New Roman"/>
-          <w:color w:val="000000" w:themeColor="text1"/>
-          <w:sz w:val="24"/>
-          <w:szCs w:val="24"/>
-        </w:rPr>
-        <w:t xml:space="preserve">pohyb hráče </w:t>
-      </w:r>
-    </w:p>
-    <w:p>
-      <w:pPr>
-        <w:numPr>
-          <w:ilvl w:val="1"/>
-          <w:numId w:val="8"/>
-        </w:numPr>
-        <w:spacing w:after="0" w:line="276" w:lineRule="auto"/>
-        <w:jc w:val="both"/>
-        <w:rPr>
-          <w:rFonts w:ascii="Times New Roman" w:hAnsi="Times New Roman" w:cs="Times New Roman"/>
-          <w:color w:val="000000" w:themeColor="text1"/>
-          <w:sz w:val="24"/>
-          <w:szCs w:val="24"/>
-        </w:rPr>
-      </w:pPr>
-      <w:r>
-        <w:rPr>
-          <w:rFonts w:ascii="Times New Roman" w:hAnsi="Times New Roman" w:cs="Times New Roman"/>
-          <w:color w:val="000000" w:themeColor="text1"/>
-          <w:sz w:val="24"/>
-          <w:szCs w:val="24"/>
-        </w:rPr>
-        <w:t xml:space="preserve">animace textur </w:t>
-      </w:r>
-    </w:p>
-    <w:p>
-      <w:pPr>
-        <w:numPr>
-          <w:ilvl w:val="0"/>
-          <w:numId w:val="8"/>
-        </w:numPr>
-        <w:spacing w:before="240" w:after="0" w:line="276" w:lineRule="auto"/>
-        <w:ind w:left="714" w:hanging="357"/>
-        <w:jc w:val="both"/>
-        <w:rPr>
-          <w:rFonts w:ascii="Times New Roman" w:hAnsi="Times New Roman" w:cs="Times New Roman"/>
-          <w:color w:val="000000" w:themeColor="text1"/>
-          <w:sz w:val="24"/>
-          <w:szCs w:val="24"/>
-        </w:rPr>
-      </w:pPr>
-      <w:r>
-        <w:rPr>
-          <w:rStyle w:val="Siln"/>
-          <w:rFonts w:ascii="Times New Roman" w:hAnsi="Times New Roman" w:cs="Times New Roman"/>
-          <w:color w:val="000000" w:themeColor="text1"/>
-          <w:sz w:val="24"/>
-          <w:szCs w:val="24"/>
-        </w:rPr>
-        <w:t>Background thread</w:t>
-      </w:r>
-      <w:r>
-        <w:rPr>
-          <w:rFonts w:ascii="Times New Roman" w:hAnsi="Times New Roman" w:cs="Times New Roman"/>
-          <w:color w:val="000000" w:themeColor="text1"/>
-          <w:sz w:val="24"/>
-          <w:szCs w:val="24"/>
-        </w:rPr>
-        <w:t>:</w:t>
-      </w:r>
-    </w:p>
-    <w:p>
-      <w:pPr>
-        <w:numPr>
-          <w:ilvl w:val="1"/>
-          <w:numId w:val="8"/>
-        </w:numPr>
-        <w:spacing w:after="0" w:line="276" w:lineRule="auto"/>
-        <w:jc w:val="both"/>
-        <w:rPr>
-          <w:rFonts w:ascii="Times New Roman" w:hAnsi="Times New Roman" w:cs="Times New Roman"/>
-          <w:color w:val="000000" w:themeColor="text1"/>
-          <w:sz w:val="24"/>
-          <w:szCs w:val="24"/>
-        </w:rPr>
-      </w:pPr>
-      <w:r>
-        <w:rPr>
-          <w:rFonts w:ascii="Times New Roman" w:hAnsi="Times New Roman" w:cs="Times New Roman"/>
-          <w:color w:val="000000" w:themeColor="text1"/>
-          <w:sz w:val="24"/>
-          <w:szCs w:val="24"/>
-        </w:rPr>
-        <w:t xml:space="preserve">animace pozadí (např. voda) </w:t>
-      </w:r>
-    </w:p>
-    <w:p>
-      <w:pPr>
-        <w:spacing w:after="0" w:line="276" w:lineRule="auto"/>
-        <w:jc w:val="both"/>
-        <w:rPr>
-          <w:rFonts w:ascii="Times New Roman" w:hAnsi="Times New Roman" w:cs="Times New Roman"/>
-          <w:color w:val="000000" w:themeColor="text1"/>
-          <w:sz w:val="24"/>
-          <w:szCs w:val="24"/>
-        </w:rPr>
-      </w:pPr>
-    </w:p>
-    <w:p>
-      <w:pPr>
-        <w:pStyle w:val="Normlnweb"/>
-        <w:spacing w:line="276" w:lineRule="auto"/>
+        <w:spacing w:after="200" w:line="276" w:lineRule="auto"/>
         <w:ind w:firstLine="708"/>
-        <w:jc w:val="both"/>
-        <w:rPr>
-          <w:color w:val="000000" w:themeColor="text1"/>
-        </w:rPr>
-      </w:pPr>
-      <w:r>
-        <w:rPr>
-          <w:color w:val="000000" w:themeColor="text1"/>
-        </w:rPr>
-        <w:t xml:space="preserve">Synchronizace probíhá pomocí </w:t>
-      </w:r>
-      <w:r>
-        <w:rPr>
-          <w:rStyle w:val="KdHTML"/>
-          <w:rFonts w:ascii="Times New Roman" w:eastAsiaTheme="majorEastAsia" w:hAnsi="Times New Roman" w:cs="Times New Roman"/>
-          <w:i/>
-          <w:color w:val="000000" w:themeColor="text1"/>
-          <w:sz w:val="24"/>
-          <w:szCs w:val="24"/>
-        </w:rPr>
-        <w:t>std::mutex</w:t>
-      </w:r>
-      <w:r>
-        <w:rPr>
-          <w:color w:val="000000" w:themeColor="text1"/>
-        </w:rPr>
-        <w:t xml:space="preserve"> a ukončení vláken přes </w:t>
-      </w:r>
-      <w:r>
-        <w:rPr>
-          <w:rStyle w:val="KdHTML"/>
-          <w:rFonts w:ascii="Times New Roman" w:eastAsiaTheme="majorEastAsia" w:hAnsi="Times New Roman" w:cs="Times New Roman"/>
-          <w:i/>
-          <w:color w:val="000000" w:themeColor="text1"/>
-          <w:sz w:val="24"/>
-          <w:szCs w:val="24"/>
-        </w:rPr>
-        <w:t>std::atomic_bool</w:t>
-      </w:r>
-      <w:r>
-        <w:rPr>
-          <w:color w:val="000000" w:themeColor="text1"/>
-        </w:rPr>
-        <w:t>.</w:t>
+        <w:rPr>
+          <w:rFonts w:ascii="Times New Roman" w:eastAsia="Times New Roman" w:hAnsi="Times New Roman" w:cs="Times New Roman"/>
+          <w:kern w:val="0"/>
+          <w:sz w:val="24"/>
+          <w:szCs w:val="24"/>
+          <w:lang w:eastAsia="cs-CZ"/>
+          <w14:ligatures w14:val="none"/>
+        </w:rPr>
+      </w:pPr>
+      <w:r>
+        <w:rPr>
+          <w:rFonts w:ascii="Times New Roman" w:eastAsia="Times New Roman" w:hAnsi="Times New Roman" w:cs="Times New Roman"/>
+          <w:kern w:val="0"/>
+          <w:sz w:val="24"/>
+          <w:szCs w:val="24"/>
+          <w:lang w:eastAsia="cs-CZ"/>
+          <w14:ligatures w14:val="none"/>
+        </w:rPr>
+        <w:t>Program využívá více vláken pro oddělení různých částí výpočtu a zlepšení plynulosti běhu hry. Kromě hlavního vlákna, které se stará o zpracování vstupu a vykreslování, jsou vytvořena další vlákna pro animaci a pohyb objektů.</w:t>
+      </w:r>
+    </w:p>
+    <w:p>
+      <w:pPr>
+        <w:spacing w:after="200" w:line="276" w:lineRule="auto"/>
+        <w:ind w:firstLine="708"/>
+        <w:rPr>
+          <w:rFonts w:ascii="Times New Roman" w:eastAsia="Times New Roman" w:hAnsi="Times New Roman" w:cs="Times New Roman"/>
+          <w:kern w:val="0"/>
+          <w:sz w:val="24"/>
+          <w:szCs w:val="24"/>
+          <w:lang w:eastAsia="cs-CZ"/>
+          <w14:ligatures w14:val="none"/>
+        </w:rPr>
+      </w:pPr>
+      <w:r>
+        <w:rPr>
+          <w:rFonts w:ascii="Times New Roman" w:eastAsia="Times New Roman" w:hAnsi="Times New Roman" w:cs="Times New Roman"/>
+          <w:kern w:val="0"/>
+          <w:sz w:val="24"/>
+          <w:szCs w:val="24"/>
+          <w:lang w:eastAsia="cs-CZ"/>
+          <w14:ligatures w14:val="none"/>
+        </w:rPr>
+        <w:t>Vlákno hráče je zodpovědné za aktualizaci jeho pozice a současně za přepínání textur, což vytváří animaci pohybu. Podobně vlákno pozadí zajišťuje animaci prostředí, například pohyb vody. Tato vlákna běží paralelně s hlavním vláknem a neustále aktualizují stav příslušných objektů.</w:t>
+      </w:r>
+    </w:p>
+    <w:p>
+      <w:pPr>
+        <w:spacing w:after="200" w:line="276" w:lineRule="auto"/>
+        <w:ind w:firstLine="708"/>
+        <w:rPr>
+          <w:rFonts w:ascii="Times New Roman" w:eastAsia="Times New Roman" w:hAnsi="Times New Roman" w:cs="Times New Roman"/>
+          <w:kern w:val="0"/>
+          <w:sz w:val="24"/>
+          <w:szCs w:val="24"/>
+          <w:lang w:eastAsia="cs-CZ"/>
+          <w14:ligatures w14:val="none"/>
+        </w:rPr>
+      </w:pPr>
+      <w:r>
+        <w:rPr>
+          <w:rFonts w:ascii="Times New Roman" w:eastAsia="Times New Roman" w:hAnsi="Times New Roman" w:cs="Times New Roman"/>
+          <w:kern w:val="0"/>
+          <w:sz w:val="24"/>
+          <w:szCs w:val="24"/>
+          <w:lang w:eastAsia="cs-CZ"/>
+          <w14:ligatures w14:val="none"/>
+        </w:rPr>
+        <w:t>Aby nedocházelo ke konfliktům při současném přístupu k datům, jsou využity synchronizační mechanismy, zejména mutexy. Ty zajišťují, že v jeden okamžik může kritickou část kódu vykonávat pouze jedno vlákno. Ukončení vláken je řízeno pomocí atomické proměnné, která signalizuje, kdy mají vlákna bezpečně skončit.</w:t>
+      </w:r>
+      <w:r>
+        <w:rPr>
+          <w:rFonts w:ascii="Times New Roman" w:hAnsi="Times New Roman" w:cs="Times New Roman"/>
+          <w:b/>
+          <w:color w:val="000000" w:themeColor="text1"/>
+        </w:rPr>
+        <w:br w:type="page"/>
       </w:r>
     </w:p>
     <w:p>
@@ -4750,6 +4924,7 @@
           <w:b/>
           <w:color w:val="000000" w:themeColor="text1"/>
         </w:rPr>
+        <w:lastRenderedPageBreak/>
         <w:t xml:space="preserve">3.4 </w:t>
       </w:r>
       <w:r>
@@ -4763,160 +4938,126 @@
     </w:p>
     <w:p>
       <w:pPr>
-        <w:pStyle w:val="Normlnweb"/>
-        <w:spacing w:line="276" w:lineRule="auto"/>
-        <w:ind w:firstLine="360"/>
+        <w:spacing w:after="200" w:line="276" w:lineRule="auto"/>
+        <w:ind w:firstLine="708"/>
         <w:jc w:val="both"/>
         <w:rPr>
-          <w:color w:val="000000" w:themeColor="text1"/>
-        </w:rPr>
-      </w:pPr>
-      <w:r>
-        <w:rPr>
-          <w:color w:val="000000" w:themeColor="text1"/>
-        </w:rPr>
-        <w:t xml:space="preserve">Logika je oddělena v namespace </w:t>
-      </w:r>
-      <w:r>
-        <w:rPr>
-          <w:rStyle w:val="KdHTML"/>
-          <w:rFonts w:ascii="Times New Roman" w:eastAsiaTheme="majorEastAsia" w:hAnsi="Times New Roman" w:cs="Times New Roman"/>
-          <w:color w:val="000000" w:themeColor="text1"/>
-          <w:sz w:val="24"/>
-          <w:szCs w:val="24"/>
+          <w:rFonts w:ascii="Times New Roman" w:eastAsia="Times New Roman" w:hAnsi="Times New Roman" w:cs="Times New Roman"/>
+          <w:kern w:val="0"/>
+          <w:sz w:val="24"/>
+          <w:szCs w:val="24"/>
+          <w:lang w:eastAsia="cs-CZ"/>
+          <w14:ligatures w14:val="none"/>
+        </w:rPr>
+      </w:pPr>
+      <w:r>
+        <w:rPr>
+          <w:rFonts w:ascii="Times New Roman" w:eastAsia="Times New Roman" w:hAnsi="Times New Roman" w:cs="Times New Roman"/>
+          <w:kern w:val="0"/>
+          <w:sz w:val="24"/>
+          <w:szCs w:val="24"/>
+          <w:lang w:eastAsia="cs-CZ"/>
+          <w14:ligatures w14:val="none"/>
+        </w:rPr>
+        <w:t xml:space="preserve">Herní logika je oddělena od ostatních částí programu a je implementována v prostoru jmen </w:t>
+      </w:r>
+      <w:r>
+        <w:rPr>
+          <w:rFonts w:ascii="Times New Roman" w:eastAsia="Times New Roman" w:hAnsi="Times New Roman" w:cs="Times New Roman"/>
+          <w:i/>
+          <w:kern w:val="0"/>
+          <w:sz w:val="24"/>
+          <w:szCs w:val="24"/>
+          <w:lang w:eastAsia="cs-CZ"/>
+          <w14:ligatures w14:val="none"/>
         </w:rPr>
         <w:t>GameConditions</w:t>
       </w:r>
       <w:r>
         <w:rPr>
-          <w:color w:val="000000" w:themeColor="text1"/>
-        </w:rPr>
-        <w:t>.</w:t>
-      </w:r>
-      <w:r>
-        <w:rPr>
-          <w:color w:val="000000" w:themeColor="text1"/>
-        </w:rPr>
-        <w:t xml:space="preserve"> </w:t>
-      </w:r>
-      <w:r>
-        <w:rPr>
-          <w:color w:val="000000" w:themeColor="text1"/>
-        </w:rPr>
-        <w:t>Příklad implementované logiky:</w:t>
-      </w:r>
-    </w:p>
-    <w:p>
-      <w:pPr>
-        <w:numPr>
-          <w:ilvl w:val="0"/>
-          <w:numId w:val="9"/>
-        </w:numPr>
-        <w:spacing w:after="0" w:line="276" w:lineRule="auto"/>
+          <w:rFonts w:ascii="Times New Roman" w:eastAsia="Times New Roman" w:hAnsi="Times New Roman" w:cs="Times New Roman"/>
+          <w:kern w:val="0"/>
+          <w:sz w:val="24"/>
+          <w:szCs w:val="24"/>
+          <w:lang w:eastAsia="cs-CZ"/>
+          <w14:ligatures w14:val="none"/>
+        </w:rPr>
+        <w:t>. Tento přístup umožňuje přehledné uspořádání kódu a usnadňuje jeho rozšiřování.</w:t>
+      </w:r>
+    </w:p>
+    <w:p>
+      <w:pPr>
+        <w:spacing w:after="200" w:line="276" w:lineRule="auto"/>
+        <w:ind w:firstLine="708"/>
         <w:jc w:val="both"/>
         <w:rPr>
-          <w:rFonts w:ascii="Times New Roman" w:hAnsi="Times New Roman" w:cs="Times New Roman"/>
-          <w:color w:val="000000" w:themeColor="text1"/>
-          <w:sz w:val="24"/>
-          <w:szCs w:val="24"/>
-        </w:rPr>
-      </w:pPr>
-      <w:r>
-        <w:rPr>
-          <w:rFonts w:ascii="Times New Roman" w:hAnsi="Times New Roman" w:cs="Times New Roman"/>
-          <w:color w:val="000000" w:themeColor="text1"/>
-          <w:sz w:val="24"/>
-          <w:szCs w:val="24"/>
-        </w:rPr>
-        <w:t>pohyb hráče (A/D)</w:t>
-      </w:r>
-    </w:p>
-    <w:p>
-      <w:pPr>
-        <w:numPr>
-          <w:ilvl w:val="0"/>
-          <w:numId w:val="9"/>
-        </w:numPr>
-        <w:spacing w:after="0" w:line="276" w:lineRule="auto"/>
+          <w:rFonts w:ascii="Times New Roman" w:eastAsia="Times New Roman" w:hAnsi="Times New Roman" w:cs="Times New Roman"/>
+          <w:kern w:val="0"/>
+          <w:sz w:val="24"/>
+          <w:szCs w:val="24"/>
+          <w:lang w:eastAsia="cs-CZ"/>
+          <w14:ligatures w14:val="none"/>
+        </w:rPr>
+      </w:pPr>
+      <w:r>
+        <w:rPr>
+          <w:rFonts w:ascii="Times New Roman" w:eastAsia="Times New Roman" w:hAnsi="Times New Roman" w:cs="Times New Roman"/>
+          <w:kern w:val="0"/>
+          <w:sz w:val="24"/>
+          <w:szCs w:val="24"/>
+          <w:lang w:eastAsia="cs-CZ"/>
+          <w14:ligatures w14:val="none"/>
+        </w:rPr>
+        <w:t xml:space="preserve">Jedním z hlavních prvků logiky je řízení pohybu hráče. Funkce </w:t>
+      </w:r>
+      <w:r>
+        <w:rPr>
+          <w:rFonts w:ascii="Times New Roman" w:eastAsia="Times New Roman" w:hAnsi="Times New Roman" w:cs="Times New Roman"/>
+          <w:i/>
+          <w:kern w:val="0"/>
+          <w:sz w:val="24"/>
+          <w:szCs w:val="24"/>
+          <w:lang w:eastAsia="cs-CZ"/>
+          <w14:ligatures w14:val="none"/>
+        </w:rPr>
+        <w:t>PlayerMovement</w:t>
+      </w:r>
+      <w:r>
+        <w:rPr>
+          <w:rFonts w:ascii="Times New Roman" w:eastAsia="Times New Roman" w:hAnsi="Times New Roman" w:cs="Times New Roman"/>
+          <w:kern w:val="0"/>
+          <w:sz w:val="24"/>
+          <w:szCs w:val="24"/>
+          <w:lang w:eastAsia="cs-CZ"/>
+          <w14:ligatures w14:val="none"/>
+        </w:rPr>
+        <w:t xml:space="preserve"> reaguje na vstupy z klávesnice a podle nich nastavuje směr pohybu, rychlost a odpovídající animaci. Například při stisknutí klávesy pro pohyb doleva se změní směr pohybu hráče a zároveň se aktivuje odpovídající sada textur.</w:t>
+      </w:r>
+    </w:p>
+    <w:p>
+      <w:pPr>
+        <w:spacing w:after="200" w:line="276" w:lineRule="auto"/>
+        <w:ind w:firstLine="708"/>
         <w:jc w:val="both"/>
         <w:rPr>
-          <w:rFonts w:ascii="Times New Roman" w:hAnsi="Times New Roman" w:cs="Times New Roman"/>
-          <w:color w:val="000000" w:themeColor="text1"/>
-          <w:sz w:val="24"/>
-          <w:szCs w:val="24"/>
-        </w:rPr>
-      </w:pPr>
-      <w:r>
-        <w:rPr>
-          <w:rFonts w:ascii="Times New Roman" w:hAnsi="Times New Roman" w:cs="Times New Roman"/>
-          <w:color w:val="000000" w:themeColor="text1"/>
-          <w:sz w:val="24"/>
-          <w:szCs w:val="24"/>
-        </w:rPr>
-        <w:t>změna animace podle směru</w:t>
-      </w:r>
-    </w:p>
-    <w:p>
-      <w:pPr>
-        <w:numPr>
-          <w:ilvl w:val="0"/>
-          <w:numId w:val="9"/>
-        </w:numPr>
-        <w:spacing w:after="0" w:line="276" w:lineRule="auto"/>
-        <w:jc w:val="both"/>
-        <w:rPr>
-          <w:rFonts w:ascii="Times New Roman" w:hAnsi="Times New Roman" w:cs="Times New Roman"/>
-          <w:color w:val="000000" w:themeColor="text1"/>
-          <w:sz w:val="24"/>
-          <w:szCs w:val="24"/>
-        </w:rPr>
-      </w:pPr>
-      <w:r>
-        <w:rPr>
-          <w:rFonts w:ascii="Times New Roman" w:hAnsi="Times New Roman" w:cs="Times New Roman"/>
-          <w:color w:val="000000" w:themeColor="text1"/>
-          <w:sz w:val="24"/>
-          <w:szCs w:val="24"/>
-        </w:rPr>
-        <w:t>stav „</w:t>
-      </w:r>
-      <w:r>
-        <w:rPr>
-          <w:rFonts w:ascii="Times New Roman" w:hAnsi="Times New Roman" w:cs="Times New Roman"/>
-          <w:i/>
-          <w:color w:val="000000" w:themeColor="text1"/>
-          <w:sz w:val="24"/>
-          <w:szCs w:val="24"/>
-        </w:rPr>
-        <w:t>idle</w:t>
-      </w:r>
-      <w:r>
-        <w:rPr>
-          <w:rFonts w:ascii="Times New Roman" w:hAnsi="Times New Roman" w:cs="Times New Roman"/>
-          <w:color w:val="000000" w:themeColor="text1"/>
-          <w:sz w:val="24"/>
-          <w:szCs w:val="24"/>
-        </w:rPr>
-        <w:t>“ vs „</w:t>
-      </w:r>
-      <w:r>
-        <w:rPr>
-          <w:rFonts w:ascii="Times New Roman" w:hAnsi="Times New Roman" w:cs="Times New Roman"/>
-          <w:i/>
-          <w:color w:val="000000" w:themeColor="text1"/>
-          <w:sz w:val="24"/>
-          <w:szCs w:val="24"/>
-        </w:rPr>
-        <w:t>moving</w:t>
-      </w:r>
-      <w:r>
-        <w:rPr>
-          <w:rFonts w:ascii="Times New Roman" w:hAnsi="Times New Roman" w:cs="Times New Roman"/>
-          <w:color w:val="000000" w:themeColor="text1"/>
-          <w:sz w:val="24"/>
-          <w:szCs w:val="24"/>
-        </w:rPr>
-        <w:t>“</w:t>
+          <w:rFonts w:ascii="Times New Roman" w:eastAsia="Times New Roman" w:hAnsi="Times New Roman" w:cs="Times New Roman"/>
+          <w:kern w:val="0"/>
+          <w:sz w:val="24"/>
+          <w:szCs w:val="24"/>
+          <w:lang w:eastAsia="cs-CZ"/>
+          <w14:ligatures w14:val="none"/>
+        </w:rPr>
+      </w:pPr>
+      <w:r>
+        <w:rPr>
+          <w:rFonts w:ascii="Times New Roman" w:eastAsia="Times New Roman" w:hAnsi="Times New Roman" w:cs="Times New Roman"/>
+          <w:kern w:val="0"/>
+          <w:sz w:val="24"/>
+          <w:szCs w:val="24"/>
+          <w:lang w:eastAsia="cs-CZ"/>
+          <w14:ligatures w14:val="none"/>
+        </w:rPr>
+        <w:t>Pokud hráč nevykonává žádný pohyb, logika zajistí přepnutí do klidového stavu, což se projeví změnou animace. Tento systém umožňuje plynulé přechody mezi jednotlivými stavy a tvoří základ pro další rozšiřování herních mechanik.</w:t>
       </w:r>
     </w:p>
     <w:p>
@@ -4936,8 +5077,7 @@
           <w:b/>
           <w:color w:val="000000" w:themeColor="text1"/>
         </w:rPr>
-        <w:lastRenderedPageBreak/>
-        <w:t xml:space="preserve">3. 5 </w:t>
+        <w:t>3.</w:t>
       </w:r>
       <w:r>
         <w:rPr>
@@ -4945,124 +5085,125 @@
           <w:b/>
           <w:color w:val="000000" w:themeColor="text1"/>
         </w:rPr>
+        <w:t xml:space="preserve">5 </w:t>
+      </w:r>
+      <w:r>
+        <w:rPr>
+          <w:rFonts w:ascii="Times New Roman" w:hAnsi="Times New Roman" w:cs="Times New Roman"/>
+          <w:b/>
+          <w:color w:val="000000" w:themeColor="text1"/>
+        </w:rPr>
         <w:t>Kolize a interakce</w:t>
       </w:r>
     </w:p>
     <w:p>
       <w:pPr>
-        <w:pStyle w:val="Normlnweb"/>
-        <w:spacing w:line="276" w:lineRule="auto"/>
-        <w:ind w:firstLine="360"/>
+        <w:spacing w:after="200" w:line="276" w:lineRule="auto"/>
+        <w:ind w:firstLine="708"/>
         <w:jc w:val="both"/>
         <w:rPr>
-          <w:color w:val="000000" w:themeColor="text1"/>
-        </w:rPr>
-      </w:pPr>
-      <w:r>
-        <w:rPr>
-          <w:color w:val="000000" w:themeColor="text1"/>
-        </w:rPr>
-        <w:t>Kolize jsou řešeny pomocí porovnání hitboxů (</w:t>
-      </w:r>
-      <w:r>
-        <w:rPr>
-          <w:rStyle w:val="KdHTML"/>
-          <w:rFonts w:ascii="Times New Roman" w:eastAsiaTheme="majorEastAsia" w:hAnsi="Times New Roman" w:cs="Times New Roman"/>
-          <w:color w:val="000000" w:themeColor="text1"/>
-          <w:sz w:val="24"/>
-          <w:szCs w:val="24"/>
+          <w:rFonts w:ascii="Times New Roman" w:eastAsia="Times New Roman" w:hAnsi="Times New Roman" w:cs="Times New Roman"/>
+          <w:kern w:val="0"/>
+          <w:sz w:val="24"/>
+          <w:szCs w:val="24"/>
+          <w:lang w:eastAsia="cs-CZ"/>
+          <w14:ligatures w14:val="none"/>
+        </w:rPr>
+      </w:pPr>
+      <w:r>
+        <w:rPr>
+          <w:rFonts w:ascii="Times New Roman" w:eastAsia="Times New Roman" w:hAnsi="Times New Roman" w:cs="Times New Roman"/>
+          <w:kern w:val="0"/>
+          <w:sz w:val="24"/>
+          <w:szCs w:val="24"/>
+          <w:lang w:eastAsia="cs-CZ"/>
+          <w14:ligatures w14:val="none"/>
+        </w:rPr>
+        <w:t xml:space="preserve">Kolizní systém je založen na porovnávání obdélníkových hitboxů, které reprezentují jednotlivé entity. Každá entita má definovaný svůj hitbox pomocí struktury </w:t>
+      </w:r>
+      <w:r>
+        <w:rPr>
+          <w:rFonts w:ascii="Times New Roman" w:eastAsia="Times New Roman" w:hAnsi="Times New Roman" w:cs="Times New Roman"/>
+          <w:i/>
+          <w:kern w:val="0"/>
+          <w:sz w:val="24"/>
+          <w:szCs w:val="24"/>
+          <w:lang w:eastAsia="cs-CZ"/>
+          <w14:ligatures w14:val="none"/>
         </w:rPr>
         <w:t>SDL_FRect</w:t>
       </w:r>
       <w:r>
         <w:rPr>
-          <w:color w:val="000000" w:themeColor="text1"/>
-        </w:rPr>
-        <w:t>):</w:t>
-      </w:r>
-    </w:p>
-    <w:p>
-      <w:pPr>
-        <w:numPr>
-          <w:ilvl w:val="0"/>
-          <w:numId w:val="10"/>
-        </w:numPr>
-        <w:spacing w:after="0" w:line="276" w:lineRule="auto"/>
+          <w:rFonts w:ascii="Times New Roman" w:eastAsia="Times New Roman" w:hAnsi="Times New Roman" w:cs="Times New Roman"/>
+          <w:kern w:val="0"/>
+          <w:sz w:val="24"/>
+          <w:szCs w:val="24"/>
+          <w:lang w:eastAsia="cs-CZ"/>
+          <w14:ligatures w14:val="none"/>
+        </w:rPr>
+        <w:t>, která obsahuje informace o pozici a velikosti objektu.</w:t>
+      </w:r>
+    </w:p>
+    <w:p>
+      <w:pPr>
+        <w:spacing w:after="200" w:line="276" w:lineRule="auto"/>
+        <w:ind w:firstLine="708"/>
         <w:jc w:val="both"/>
         <w:rPr>
-          <w:rFonts w:ascii="Times New Roman" w:hAnsi="Times New Roman" w:cs="Times New Roman"/>
-          <w:color w:val="000000" w:themeColor="text1"/>
-          <w:sz w:val="24"/>
-          <w:szCs w:val="24"/>
-        </w:rPr>
-      </w:pPr>
-      <w:r>
-        <w:rPr>
-          <w:rFonts w:ascii="Times New Roman" w:hAnsi="Times New Roman" w:cs="Times New Roman"/>
-          <w:color w:val="000000" w:themeColor="text1"/>
-          <w:sz w:val="24"/>
-          <w:szCs w:val="24"/>
-        </w:rPr>
-        <w:t xml:space="preserve">detekce překryvu </w:t>
-      </w:r>
-    </w:p>
-    <w:p>
-      <w:pPr>
-        <w:numPr>
-          <w:ilvl w:val="0"/>
-          <w:numId w:val="10"/>
-        </w:numPr>
-        <w:spacing w:after="0" w:line="276" w:lineRule="auto"/>
+          <w:rFonts w:ascii="Times New Roman" w:eastAsia="Times New Roman" w:hAnsi="Times New Roman" w:cs="Times New Roman"/>
+          <w:kern w:val="0"/>
+          <w:sz w:val="24"/>
+          <w:szCs w:val="24"/>
+          <w:lang w:eastAsia="cs-CZ"/>
+          <w14:ligatures w14:val="none"/>
+        </w:rPr>
+      </w:pPr>
+      <w:r>
+        <w:rPr>
+          <w:rFonts w:ascii="Times New Roman" w:eastAsia="Times New Roman" w:hAnsi="Times New Roman" w:cs="Times New Roman"/>
+          <w:kern w:val="0"/>
+          <w:sz w:val="24"/>
+          <w:szCs w:val="24"/>
+          <w:lang w:eastAsia="cs-CZ"/>
+          <w14:ligatures w14:val="none"/>
+        </w:rPr>
+        <w:t>Detekce kolize probíhá kontrolou, zda se hitboxy dvou objektů překrývají. Pokud dojde ke kolizi, může na jejím základě dojít k různým herním reakcím, například k odebrání životů nebo zastavení pohybu. Implementace také obsahuje základ pro práci se životy a poškozením, kdy jedna entita může ovlivnit stav jiné entity.</w:t>
+      </w:r>
+    </w:p>
+    <w:p>
+      <w:pPr>
+        <w:spacing w:after="200" w:line="276" w:lineRule="auto"/>
+        <w:ind w:firstLine="708"/>
         <w:jc w:val="both"/>
         <w:rPr>
-          <w:rFonts w:ascii="Times New Roman" w:hAnsi="Times New Roman" w:cs="Times New Roman"/>
-          <w:color w:val="000000" w:themeColor="text1"/>
-          <w:sz w:val="24"/>
-          <w:szCs w:val="24"/>
-        </w:rPr>
-      </w:pPr>
-      <w:r>
-        <w:rPr>
-          <w:rFonts w:ascii="Times New Roman" w:hAnsi="Times New Roman" w:cs="Times New Roman"/>
-          <w:color w:val="000000" w:themeColor="text1"/>
-          <w:sz w:val="24"/>
-          <w:szCs w:val="24"/>
-        </w:rPr>
-        <w:t xml:space="preserve">možnost damage systému </w:t>
-      </w:r>
-    </w:p>
-    <w:p>
-      <w:pPr>
-        <w:numPr>
-          <w:ilvl w:val="0"/>
-          <w:numId w:val="10"/>
-        </w:numPr>
-        <w:spacing w:after="0" w:line="276" w:lineRule="auto"/>
-        <w:jc w:val="both"/>
-        <w:rPr>
           <w:rStyle w:val="Nadpis1Char"/>
-          <w:rFonts w:ascii="Times New Roman" w:eastAsiaTheme="minorHAnsi" w:hAnsi="Times New Roman" w:cs="Times New Roman"/>
-          <w:color w:val="000000" w:themeColor="text1"/>
-          <w:sz w:val="24"/>
-          <w:szCs w:val="24"/>
-        </w:rPr>
-      </w:pPr>
-      <w:r>
-        <w:rPr>
-          <w:rFonts w:ascii="Times New Roman" w:hAnsi="Times New Roman" w:cs="Times New Roman"/>
-          <w:color w:val="000000" w:themeColor="text1"/>
-          <w:sz w:val="24"/>
-          <w:szCs w:val="24"/>
-        </w:rPr>
-        <w:t xml:space="preserve">připraveno pro rozšíření (zatím základní) </w:t>
+          <w:rFonts w:ascii="Times New Roman" w:eastAsia="Times New Roman" w:hAnsi="Times New Roman" w:cs="Times New Roman"/>
+          <w:color w:val="auto"/>
+          <w:kern w:val="0"/>
+          <w:sz w:val="24"/>
+          <w:szCs w:val="24"/>
+          <w:lang w:eastAsia="cs-CZ"/>
+          <w14:ligatures w14:val="none"/>
+        </w:rPr>
+      </w:pPr>
+      <w:r>
+        <w:rPr>
+          <w:rFonts w:ascii="Times New Roman" w:eastAsia="Times New Roman" w:hAnsi="Times New Roman" w:cs="Times New Roman"/>
+          <w:kern w:val="0"/>
+          <w:sz w:val="24"/>
+          <w:szCs w:val="24"/>
+          <w:lang w:eastAsia="cs-CZ"/>
+          <w14:ligatures w14:val="none"/>
+        </w:rPr>
+        <w:t>Současná verze systému je spíše základní, ale je navržena tak, aby ji bylo možné v budoucnu rozšířit o složitější fyzikální chování nebo přesnější detekci kolizí.</w:t>
       </w:r>
       <w:r>
         <w:rPr>
           <w:rStyle w:val="Nadpis1Char"/>
-          <w:rFonts w:ascii="Georgia" w:eastAsia="Times New Roman" w:hAnsi="Georgia" w:cs="Times New Roman"/>
-          <w:color w:val="000000" w:themeColor="text1"/>
-          <w:sz w:val="24"/>
-          <w:szCs w:val="24"/>
+          <w:rFonts w:ascii="Times New Roman" w:eastAsia="Times New Roman" w:hAnsi="Times New Roman" w:cs="Times New Roman"/>
+          <w:b/>
+          <w:color w:val="000000" w:themeColor="text1"/>
         </w:rPr>
         <w:br w:type="page"/>
       </w:r>
@@ -6218,7 +6359,26 @@
           <w:sz w:val="24"/>
           <w:szCs w:val="24"/>
         </w:rPr>
-        <w:t>Při práci s pixelart grafikou bylo využíváno škálování (upscaling), kdy byly menší obrázky (např. 32×32 px) zvětšovány na vyšší rozlišení (např. 128×128 px). Byla použita metoda „nearest-neighbor“, která zachovává ostré hrany a typický vzhled pixel artu bez rozmazání.</w:t>
+        <w:t>Při práci s pixelart grafikou bylo využíváno škálování (upscaling), kdy byly menší obrázky (např. 32×32 px) zvětšovány na vyšší rozlišení (např. 128×128 px). Byla použita metoda „</w:t>
+      </w:r>
+      <w:r>
+        <w:rPr>
+          <w:rFonts w:ascii="Times New Roman" w:eastAsia="Times New Roman" w:hAnsi="Times New Roman" w:cs="Times New Roman"/>
+          <w:i/>
+          <w:color w:val="000000" w:themeColor="text1"/>
+          <w:sz w:val="24"/>
+          <w:szCs w:val="24"/>
+        </w:rPr>
+        <w:t>nearest-neighbor</w:t>
+      </w:r>
+      <w:r>
+        <w:rPr>
+          <w:rFonts w:ascii="Times New Roman" w:eastAsia="Times New Roman" w:hAnsi="Times New Roman" w:cs="Times New Roman"/>
+          <w:color w:val="000000" w:themeColor="text1"/>
+          <w:sz w:val="24"/>
+          <w:szCs w:val="24"/>
+        </w:rPr>
+        <w:t>“, která zachovává ostré hrany a typický vzhled pixel artu bez rozmazání.</w:t>
       </w:r>
     </w:p>
     <w:p>
@@ -6411,315 +6571,195 @@
     </w:p>
     <w:p>
       <w:pPr>
-        <w:pStyle w:val="Normlnweb"/>
-        <w:spacing w:line="276" w:lineRule="auto"/>
-        <w:ind w:firstLine="360"/>
+        <w:spacing w:after="200" w:line="276" w:lineRule="auto"/>
+        <w:ind w:firstLine="709"/>
         <w:jc w:val="both"/>
         <w:rPr>
-          <w:color w:val="000000" w:themeColor="text1"/>
-        </w:rPr>
-      </w:pPr>
-      <w:r>
-        <w:rPr>
-          <w:color w:val="000000" w:themeColor="text1"/>
-        </w:rPr>
-        <w:t>Grafika je načítána dynamicky z externích souborů.</w:t>
-      </w:r>
-    </w:p>
-    <w:p>
-      <w:pPr>
-        <w:numPr>
-          <w:ilvl w:val="0"/>
-          <w:numId w:val="11"/>
-        </w:numPr>
-        <w:spacing w:after="0" w:line="276" w:lineRule="auto"/>
+          <w:rFonts w:ascii="Times New Roman" w:eastAsia="Times New Roman" w:hAnsi="Times New Roman" w:cs="Times New Roman"/>
+          <w:color w:val="000000" w:themeColor="text1"/>
+          <w:kern w:val="0"/>
+          <w:sz w:val="24"/>
+          <w:szCs w:val="24"/>
+          <w:lang w:eastAsia="cs-CZ"/>
+          <w14:ligatures w14:val="none"/>
+        </w:rPr>
+      </w:pPr>
+      <w:r>
+        <w:rPr>
+          <w:rFonts w:ascii="Times New Roman" w:eastAsia="Times New Roman" w:hAnsi="Times New Roman" w:cs="Times New Roman"/>
+          <w:color w:val="000000" w:themeColor="text1"/>
+          <w:kern w:val="0"/>
+          <w:sz w:val="24"/>
+          <w:szCs w:val="24"/>
+          <w:lang w:eastAsia="cs-CZ"/>
+          <w14:ligatures w14:val="none"/>
+        </w:rPr>
+        <w:t>Grafická část hry je úzce propojena s programovým kódem prostřednictvím systému dynamického načítání textur. Veškerá grafika je uložena v externích souborech, jejichž názvy a struktura jsou definovány v konfiguračních souborech. Program tyto soubory při spuštění načítá a na jejich základě vytváří textury použitelné pro vykreslování.</w:t>
+      </w:r>
+    </w:p>
+    <w:p>
+      <w:pPr>
+        <w:spacing w:after="200" w:line="276" w:lineRule="auto"/>
+        <w:ind w:firstLine="709"/>
         <w:jc w:val="both"/>
         <w:rPr>
-          <w:rFonts w:ascii="Times New Roman" w:hAnsi="Times New Roman" w:cs="Times New Roman"/>
-          <w:color w:val="000000" w:themeColor="text1"/>
-          <w:sz w:val="24"/>
-          <w:szCs w:val="24"/>
-        </w:rPr>
-      </w:pPr>
-      <w:r>
-        <w:rPr>
-          <w:rFonts w:ascii="Times New Roman" w:hAnsi="Times New Roman" w:cs="Times New Roman"/>
-          <w:color w:val="000000" w:themeColor="text1"/>
-          <w:sz w:val="24"/>
-          <w:szCs w:val="24"/>
-        </w:rPr>
-        <w:t xml:space="preserve">Textury jsou definovány v konfiguračních souborech </w:t>
-      </w:r>
-    </w:p>
-    <w:p>
-      <w:pPr>
-        <w:numPr>
-          <w:ilvl w:val="0"/>
-          <w:numId w:val="11"/>
-        </w:numPr>
-        <w:spacing w:after="0" w:line="276" w:lineRule="auto"/>
+          <w:rFonts w:ascii="Times New Roman" w:eastAsia="Times New Roman" w:hAnsi="Times New Roman" w:cs="Times New Roman"/>
+          <w:color w:val="000000" w:themeColor="text1"/>
+          <w:kern w:val="0"/>
+          <w:sz w:val="24"/>
+          <w:szCs w:val="24"/>
+          <w:lang w:eastAsia="cs-CZ"/>
+          <w14:ligatures w14:val="none"/>
+        </w:rPr>
+      </w:pPr>
+      <w:r>
+        <w:rPr>
+          <w:rFonts w:ascii="Times New Roman" w:eastAsia="Times New Roman" w:hAnsi="Times New Roman" w:cs="Times New Roman"/>
+          <w:color w:val="000000" w:themeColor="text1"/>
+          <w:kern w:val="0"/>
+          <w:sz w:val="24"/>
+          <w:szCs w:val="24"/>
+          <w:lang w:eastAsia="cs-CZ"/>
+          <w14:ligatures w14:val="none"/>
+        </w:rPr>
+        <w:t xml:space="preserve">Proces načítání začíná otevřením </w:t>
+      </w:r>
+      <w:r>
+        <w:rPr>
+          <w:rFonts w:ascii="Times New Roman" w:eastAsia="Times New Roman" w:hAnsi="Times New Roman" w:cs="Times New Roman"/>
+          <w:i/>
+          <w:color w:val="000000" w:themeColor="text1"/>
+          <w:kern w:val="0"/>
+          <w:sz w:val="24"/>
+          <w:szCs w:val="24"/>
+          <w:lang w:eastAsia="cs-CZ"/>
+          <w14:ligatures w14:val="none"/>
+        </w:rPr>
+        <w:t>PNG</w:t>
+      </w:r>
+      <w:r>
+        <w:rPr>
+          <w:rFonts w:ascii="Times New Roman" w:eastAsia="Times New Roman" w:hAnsi="Times New Roman" w:cs="Times New Roman"/>
+          <w:color w:val="000000" w:themeColor="text1"/>
+          <w:kern w:val="0"/>
+          <w:sz w:val="24"/>
+          <w:szCs w:val="24"/>
+          <w:lang w:eastAsia="cs-CZ"/>
+          <w14:ligatures w14:val="none"/>
+        </w:rPr>
+        <w:t xml:space="preserve"> souboru, který je následně převeden na </w:t>
+      </w:r>
+      <w:r>
+        <w:rPr>
+          <w:rFonts w:ascii="Times New Roman" w:eastAsia="Times New Roman" w:hAnsi="Times New Roman" w:cs="Times New Roman"/>
+          <w:i/>
+          <w:color w:val="000000" w:themeColor="text1"/>
+          <w:kern w:val="0"/>
+          <w:sz w:val="24"/>
+          <w:szCs w:val="24"/>
+          <w:lang w:eastAsia="cs-CZ"/>
+          <w14:ligatures w14:val="none"/>
+        </w:rPr>
+        <w:t>SDL</w:t>
+      </w:r>
+      <w:r>
+        <w:rPr>
+          <w:rFonts w:ascii="Times New Roman" w:eastAsia="Times New Roman" w:hAnsi="Times New Roman" w:cs="Times New Roman"/>
+          <w:i/>
+          <w:color w:val="000000" w:themeColor="text1"/>
+          <w:kern w:val="0"/>
+          <w:sz w:val="24"/>
+          <w:szCs w:val="24"/>
+          <w:lang w:eastAsia="cs-CZ"/>
+          <w14:ligatures w14:val="none"/>
+        </w:rPr>
+        <w:t>_</w:t>
+      </w:r>
+      <w:r>
+        <w:rPr>
+          <w:rFonts w:ascii="Times New Roman" w:eastAsia="Times New Roman" w:hAnsi="Times New Roman" w:cs="Times New Roman"/>
+          <w:i/>
+          <w:color w:val="000000" w:themeColor="text1"/>
+          <w:kern w:val="0"/>
+          <w:sz w:val="24"/>
+          <w:szCs w:val="24"/>
+          <w:lang w:eastAsia="cs-CZ"/>
+          <w14:ligatures w14:val="none"/>
+        </w:rPr>
+        <w:t>surface</w:t>
+      </w:r>
+      <w:r>
+        <w:rPr>
+          <w:rFonts w:ascii="Times New Roman" w:eastAsia="Times New Roman" w:hAnsi="Times New Roman" w:cs="Times New Roman"/>
+          <w:color w:val="000000" w:themeColor="text1"/>
+          <w:kern w:val="0"/>
+          <w:sz w:val="24"/>
+          <w:szCs w:val="24"/>
+          <w:lang w:eastAsia="cs-CZ"/>
+          <w14:ligatures w14:val="none"/>
+        </w:rPr>
+        <w:t>. Tento surface je poté škálován podle nastaveného koeficientu, přičemž je použita metoda nearest-neighbor, která zachovává ostré hrany typické pro pixel art. Nakonec je vytvořena textura, kterou lze přímo vykreslit na obrazovku.</w:t>
+      </w:r>
+    </w:p>
+    <w:p>
+      <w:pPr>
+        <w:spacing w:after="200" w:line="276" w:lineRule="auto"/>
+        <w:ind w:firstLine="709"/>
         <w:jc w:val="both"/>
         <w:rPr>
-          <w:rFonts w:ascii="Times New Roman" w:hAnsi="Times New Roman" w:cs="Times New Roman"/>
-          <w:color w:val="000000" w:themeColor="text1"/>
-          <w:sz w:val="24"/>
-          <w:szCs w:val="24"/>
-        </w:rPr>
-      </w:pPr>
-      <w:r>
-        <w:rPr>
-          <w:rFonts w:ascii="Times New Roman" w:hAnsi="Times New Roman" w:cs="Times New Roman"/>
-          <w:color w:val="000000" w:themeColor="text1"/>
-          <w:sz w:val="24"/>
-          <w:szCs w:val="24"/>
-        </w:rPr>
-        <w:t xml:space="preserve">Program načte seznam souborů </w:t>
-      </w:r>
-    </w:p>
-    <w:p>
-      <w:pPr>
-        <w:numPr>
-          <w:ilvl w:val="0"/>
-          <w:numId w:val="11"/>
-        </w:numPr>
-        <w:spacing w:after="0" w:line="276" w:lineRule="auto"/>
-        <w:jc w:val="both"/>
-        <w:rPr>
-          <w:rFonts w:ascii="Times New Roman" w:hAnsi="Times New Roman" w:cs="Times New Roman"/>
-          <w:color w:val="000000" w:themeColor="text1"/>
-          <w:sz w:val="24"/>
-          <w:szCs w:val="24"/>
-        </w:rPr>
-      </w:pPr>
-      <w:r>
-        <w:rPr>
-          <w:rFonts w:ascii="Times New Roman" w:hAnsi="Times New Roman" w:cs="Times New Roman"/>
-          <w:color w:val="000000" w:themeColor="text1"/>
-          <w:sz w:val="24"/>
-          <w:szCs w:val="24"/>
-        </w:rPr>
-        <w:t xml:space="preserve">PNG soubory jsou: </w:t>
-      </w:r>
-    </w:p>
-    <w:p>
-      <w:pPr>
-        <w:numPr>
-          <w:ilvl w:val="1"/>
-          <w:numId w:val="11"/>
-        </w:numPr>
-        <w:spacing w:after="0" w:line="276" w:lineRule="auto"/>
-        <w:jc w:val="both"/>
-        <w:rPr>
-          <w:rFonts w:ascii="Times New Roman" w:hAnsi="Times New Roman" w:cs="Times New Roman"/>
-          <w:color w:val="000000" w:themeColor="text1"/>
-          <w:sz w:val="24"/>
-          <w:szCs w:val="24"/>
-        </w:rPr>
-      </w:pPr>
-      <w:r>
-        <w:rPr>
-          <w:rFonts w:ascii="Times New Roman" w:hAnsi="Times New Roman" w:cs="Times New Roman"/>
-          <w:color w:val="000000" w:themeColor="text1"/>
-          <w:sz w:val="24"/>
-          <w:szCs w:val="24"/>
-        </w:rPr>
-        <w:t xml:space="preserve">načteny </w:t>
-      </w:r>
-    </w:p>
-    <w:p>
-      <w:pPr>
-        <w:numPr>
-          <w:ilvl w:val="1"/>
-          <w:numId w:val="11"/>
-        </w:numPr>
-        <w:spacing w:after="0" w:line="276" w:lineRule="auto"/>
-        <w:jc w:val="both"/>
-        <w:rPr>
-          <w:rFonts w:ascii="Times New Roman" w:hAnsi="Times New Roman" w:cs="Times New Roman"/>
-          <w:color w:val="000000" w:themeColor="text1"/>
-          <w:sz w:val="24"/>
-          <w:szCs w:val="24"/>
-        </w:rPr>
-      </w:pPr>
-      <w:r>
-        <w:rPr>
-          <w:rFonts w:ascii="Times New Roman" w:hAnsi="Times New Roman" w:cs="Times New Roman"/>
-          <w:color w:val="000000" w:themeColor="text1"/>
-          <w:sz w:val="24"/>
-          <w:szCs w:val="24"/>
-        </w:rPr>
-        <w:t xml:space="preserve">škálovány (nearest-neighbor) </w:t>
-      </w:r>
-    </w:p>
-    <w:p>
-      <w:pPr>
-        <w:numPr>
-          <w:ilvl w:val="1"/>
-          <w:numId w:val="11"/>
-        </w:numPr>
-        <w:spacing w:after="0" w:line="276" w:lineRule="auto"/>
-        <w:jc w:val="both"/>
-        <w:rPr>
-          <w:rFonts w:ascii="Times New Roman" w:hAnsi="Times New Roman" w:cs="Times New Roman"/>
-          <w:color w:val="000000" w:themeColor="text1"/>
-          <w:sz w:val="24"/>
-          <w:szCs w:val="24"/>
-        </w:rPr>
-      </w:pPr>
-      <w:r>
-        <w:rPr>
-          <w:rFonts w:ascii="Times New Roman" w:hAnsi="Times New Roman" w:cs="Times New Roman"/>
-          <w:color w:val="000000" w:themeColor="text1"/>
-          <w:sz w:val="24"/>
-          <w:szCs w:val="24"/>
-        </w:rPr>
-        <w:t xml:space="preserve">převedeny na SDL textury </w:t>
-      </w:r>
-    </w:p>
-    <w:p>
-      <w:pPr>
-        <w:spacing w:after="0" w:line="276" w:lineRule="auto"/>
-        <w:jc w:val="both"/>
-        <w:rPr>
-          <w:rFonts w:ascii="Times New Roman" w:hAnsi="Times New Roman" w:cs="Times New Roman"/>
-          <w:color w:val="000000" w:themeColor="text1"/>
-          <w:sz w:val="24"/>
-          <w:szCs w:val="24"/>
-        </w:rPr>
-      </w:pPr>
-    </w:p>
-    <w:p>
-      <w:pPr>
-        <w:pStyle w:val="Nadpis3"/>
-        <w:spacing w:before="0" w:after="160" w:line="276" w:lineRule="auto"/>
-        <w:ind w:firstLine="360"/>
-        <w:jc w:val="both"/>
-        <w:rPr>
-          <w:rFonts w:ascii="Times New Roman" w:hAnsi="Times New Roman" w:cs="Times New Roman"/>
-          <w:color w:val="000000" w:themeColor="text1"/>
-          <w:sz w:val="24"/>
-          <w:szCs w:val="24"/>
-        </w:rPr>
-      </w:pPr>
-      <w:r>
-        <w:rPr>
-          <w:rFonts w:ascii="Times New Roman" w:hAnsi="Times New Roman" w:cs="Times New Roman"/>
-          <w:color w:val="000000" w:themeColor="text1"/>
-          <w:sz w:val="24"/>
-          <w:szCs w:val="24"/>
-        </w:rPr>
-        <w:t>T</w:t>
-      </w:r>
-      <w:r>
-        <w:rPr>
-          <w:rFonts w:ascii="Times New Roman" w:hAnsi="Times New Roman" w:cs="Times New Roman"/>
-          <w:color w:val="000000" w:themeColor="text1"/>
-          <w:sz w:val="24"/>
-          <w:szCs w:val="24"/>
-        </w:rPr>
-        <w:t>C</w:t>
-      </w:r>
-      <w:r>
-        <w:rPr>
-          <w:rFonts w:ascii="Times New Roman" w:hAnsi="Times New Roman" w:cs="Times New Roman"/>
-          <w:color w:val="000000" w:themeColor="text1"/>
-          <w:sz w:val="24"/>
-          <w:szCs w:val="24"/>
-        </w:rPr>
-        <w:t>luster</w:t>
-      </w:r>
-      <w:r>
-        <w:rPr>
-          <w:rFonts w:ascii="Times New Roman" w:hAnsi="Times New Roman" w:cs="Times New Roman"/>
-          <w:color w:val="000000" w:themeColor="text1"/>
-          <w:sz w:val="24"/>
-          <w:szCs w:val="24"/>
-        </w:rPr>
-        <w:t>:</w:t>
-      </w:r>
-    </w:p>
-    <w:p>
-      <w:pPr>
-        <w:numPr>
-          <w:ilvl w:val="0"/>
-          <w:numId w:val="12"/>
-        </w:numPr>
-        <w:spacing w:after="0" w:line="276" w:lineRule="auto"/>
-        <w:jc w:val="both"/>
-        <w:rPr>
-          <w:rFonts w:ascii="Times New Roman" w:hAnsi="Times New Roman" w:cs="Times New Roman"/>
-          <w:color w:val="000000" w:themeColor="text1"/>
-          <w:sz w:val="24"/>
-          <w:szCs w:val="24"/>
-        </w:rPr>
-      </w:pPr>
-      <w:r>
-        <w:rPr>
-          <w:rFonts w:ascii="Times New Roman" w:hAnsi="Times New Roman" w:cs="Times New Roman"/>
-          <w:color w:val="000000" w:themeColor="text1"/>
-          <w:sz w:val="24"/>
-          <w:szCs w:val="24"/>
-        </w:rPr>
-        <w:t xml:space="preserve">textury jsou organizovány do podskupin (např. animace chůze) </w:t>
-      </w:r>
-    </w:p>
-    <w:p>
-      <w:pPr>
-        <w:numPr>
-          <w:ilvl w:val="0"/>
-          <w:numId w:val="12"/>
-        </w:numPr>
-        <w:spacing w:after="0" w:line="276" w:lineRule="auto"/>
-        <w:jc w:val="both"/>
-        <w:rPr>
-          <w:rFonts w:ascii="Times New Roman" w:hAnsi="Times New Roman" w:cs="Times New Roman"/>
-          <w:color w:val="000000" w:themeColor="text1"/>
-          <w:sz w:val="24"/>
-          <w:szCs w:val="24"/>
-        </w:rPr>
-      </w:pPr>
-      <w:r>
-        <w:rPr>
-          <w:rFonts w:ascii="Times New Roman" w:hAnsi="Times New Roman" w:cs="Times New Roman"/>
-          <w:color w:val="000000" w:themeColor="text1"/>
-          <w:sz w:val="24"/>
-          <w:szCs w:val="24"/>
-        </w:rPr>
-        <w:t xml:space="preserve">aktivní textura se mění během běhu programu </w:t>
-      </w:r>
-    </w:p>
-    <w:p>
-      <w:pPr>
-        <w:numPr>
-          <w:ilvl w:val="0"/>
-          <w:numId w:val="12"/>
-        </w:numPr>
-        <w:spacing w:after="0" w:line="276" w:lineRule="auto"/>
-        <w:jc w:val="both"/>
-        <w:rPr>
           <w:rStyle w:val="Nadpis1Char"/>
-          <w:rFonts w:ascii="Times New Roman" w:eastAsiaTheme="minorHAnsi" w:hAnsi="Times New Roman" w:cs="Times New Roman"/>
-          <w:color w:val="000000" w:themeColor="text1"/>
-          <w:sz w:val="24"/>
-          <w:szCs w:val="24"/>
-        </w:rPr>
-      </w:pPr>
-      <w:r>
-        <w:rPr>
-          <w:rFonts w:ascii="Times New Roman" w:hAnsi="Times New Roman" w:cs="Times New Roman"/>
-          <w:color w:val="000000" w:themeColor="text1"/>
-          <w:sz w:val="24"/>
-          <w:szCs w:val="24"/>
-        </w:rPr>
-        <w:t>animace probíhá ve vlákně</w:t>
+          <w:rFonts w:ascii="Times New Roman" w:eastAsia="Times New Roman" w:hAnsi="Times New Roman" w:cs="Times New Roman"/>
+          <w:color w:val="000000" w:themeColor="text1"/>
+          <w:kern w:val="0"/>
+          <w:sz w:val="24"/>
+          <w:szCs w:val="24"/>
+          <w:lang w:eastAsia="cs-CZ"/>
+          <w14:ligatures w14:val="none"/>
+        </w:rPr>
+      </w:pPr>
+      <w:r>
+        <w:rPr>
+          <w:rFonts w:ascii="Times New Roman" w:eastAsia="Times New Roman" w:hAnsi="Times New Roman" w:cs="Times New Roman"/>
+          <w:color w:val="000000" w:themeColor="text1"/>
+          <w:kern w:val="0"/>
+          <w:sz w:val="24"/>
+          <w:szCs w:val="24"/>
+          <w:lang w:eastAsia="cs-CZ"/>
+          <w14:ligatures w14:val="none"/>
+        </w:rPr>
+        <w:t xml:space="preserve">Textury jsou organizovány pomocí struktury </w:t>
+      </w:r>
+      <w:r>
+        <w:rPr>
+          <w:rFonts w:ascii="Times New Roman" w:eastAsia="Times New Roman" w:hAnsi="Times New Roman" w:cs="Times New Roman"/>
+          <w:i/>
+          <w:color w:val="000000" w:themeColor="text1"/>
+          <w:kern w:val="0"/>
+          <w:sz w:val="24"/>
+          <w:szCs w:val="24"/>
+          <w:lang w:eastAsia="cs-CZ"/>
+          <w14:ligatures w14:val="none"/>
+        </w:rPr>
+        <w:t>TCluster</w:t>
+      </w:r>
+      <w:r>
+        <w:rPr>
+          <w:rFonts w:ascii="Times New Roman" w:eastAsia="Times New Roman" w:hAnsi="Times New Roman" w:cs="Times New Roman"/>
+          <w:color w:val="000000" w:themeColor="text1"/>
+          <w:kern w:val="0"/>
+          <w:sz w:val="24"/>
+          <w:szCs w:val="24"/>
+          <w:lang w:eastAsia="cs-CZ"/>
+          <w14:ligatures w14:val="none"/>
+        </w:rPr>
+        <w:t>, která umožňuje jejich rozdělení do logických skupin. Tyto skupiny odpovídají například různým animacím postavy, jako je chůze doleva nebo doprava. Aktivní textura se v průběhu hry mění, což vytváří efekt animace. Tato změna probíhá buď v hlavním vlákně, nebo v samostatných vláknech určených pro animaci.</w:t>
       </w:r>
       <w:r>
         <w:rPr>
           <w:rStyle w:val="Nadpis1Char"/>
-          <w:rFonts w:ascii="Georgia" w:eastAsia="Times New Roman" w:hAnsi="Georgia" w:cs="Times New Roman"/>
-          <w:color w:val="auto"/>
-          <w:sz w:val="24"/>
-          <w:szCs w:val="24"/>
+          <w:rFonts w:ascii="Times New Roman" w:eastAsia="Times New Roman" w:hAnsi="Times New Roman" w:cs="Times New Roman"/>
+          <w:b/>
+          <w:color w:val="000000" w:themeColor="text1"/>
         </w:rPr>
         <w:br w:type="page"/>
       </w:r>
@@ -6758,366 +6798,154 @@
     </w:p>
     <w:p>
       <w:pPr>
-        <w:pStyle w:val="Normlnweb"/>
-        <w:spacing w:line="276" w:lineRule="auto"/>
+        <w:spacing w:after="200" w:line="276" w:lineRule="auto"/>
         <w:ind w:firstLine="708"/>
         <w:jc w:val="both"/>
         <w:rPr>
-          <w:color w:val="000000" w:themeColor="text1"/>
-        </w:rPr>
-      </w:pPr>
-      <w:r>
-        <w:rPr>
-          <w:color w:val="000000" w:themeColor="text1"/>
-        </w:rPr>
-        <w:t xml:space="preserve">Program se spouští funkcí </w:t>
-      </w:r>
-      <w:r>
-        <w:rPr>
-          <w:rStyle w:val="KdHTML"/>
-          <w:rFonts w:ascii="Times New Roman" w:eastAsiaTheme="majorEastAsia" w:hAnsi="Times New Roman" w:cs="Times New Roman"/>
+          <w:rFonts w:ascii="Times New Roman" w:eastAsia="Times New Roman" w:hAnsi="Times New Roman" w:cs="Times New Roman"/>
+          <w:color w:val="000000" w:themeColor="text1"/>
+          <w:kern w:val="0"/>
+          <w:sz w:val="24"/>
+          <w:szCs w:val="24"/>
+          <w:lang w:eastAsia="cs-CZ"/>
+          <w14:ligatures w14:val="none"/>
+        </w:rPr>
+      </w:pPr>
+      <w:r>
+        <w:rPr>
+          <w:rFonts w:ascii="Times New Roman" w:eastAsia="Times New Roman" w:hAnsi="Times New Roman" w:cs="Times New Roman"/>
+          <w:color w:val="000000" w:themeColor="text1"/>
+          <w:kern w:val="0"/>
+          <w:sz w:val="24"/>
+          <w:szCs w:val="24"/>
+          <w:lang w:eastAsia="cs-CZ"/>
+          <w14:ligatures w14:val="none"/>
+        </w:rPr>
+        <w:t xml:space="preserve">Spuštění programu probíhá prostřednictvím funkce </w:t>
+      </w:r>
+      <w:r>
+        <w:rPr>
+          <w:rFonts w:ascii="Times New Roman" w:eastAsia="Times New Roman" w:hAnsi="Times New Roman" w:cs="Times New Roman"/>
           <w:i/>
           <w:color w:val="000000" w:themeColor="text1"/>
-          <w:sz w:val="24"/>
-          <w:szCs w:val="24"/>
+          <w:kern w:val="0"/>
+          <w:sz w:val="24"/>
+          <w:szCs w:val="24"/>
+          <w:lang w:eastAsia="cs-CZ"/>
+          <w14:ligatures w14:val="none"/>
         </w:rPr>
         <w:t>WinMain</w:t>
       </w:r>
       <w:r>
         <w:rPr>
-          <w:color w:val="000000" w:themeColor="text1"/>
-        </w:rPr>
-        <w:t>.</w:t>
-      </w:r>
-    </w:p>
-    <w:p>
-      <w:pPr>
-        <w:pStyle w:val="Nadpis3"/>
-        <w:spacing w:before="0" w:after="160" w:line="276" w:lineRule="auto"/>
-        <w:ind w:firstLine="357"/>
+          <w:rFonts w:ascii="Times New Roman" w:eastAsia="Times New Roman" w:hAnsi="Times New Roman" w:cs="Times New Roman"/>
+          <w:color w:val="000000" w:themeColor="text1"/>
+          <w:kern w:val="0"/>
+          <w:sz w:val="24"/>
+          <w:szCs w:val="24"/>
+          <w:lang w:eastAsia="cs-CZ"/>
+          <w14:ligatures w14:val="none"/>
+        </w:rPr>
+        <w:t xml:space="preserve">, která slouží jako vstupní bod aplikace. Na začátku je vytvořen logovací soubor, do kterého jsou zapisovány důležité informace o běhu programu. Následně dojde k inicializaci knihovny </w:t>
+      </w:r>
+      <w:r>
+        <w:rPr>
+          <w:rFonts w:ascii="Times New Roman" w:eastAsia="Times New Roman" w:hAnsi="Times New Roman" w:cs="Times New Roman"/>
+          <w:i/>
+          <w:color w:val="000000" w:themeColor="text1"/>
+          <w:kern w:val="0"/>
+          <w:sz w:val="24"/>
+          <w:szCs w:val="24"/>
+          <w:lang w:eastAsia="cs-CZ"/>
+          <w14:ligatures w14:val="none"/>
+        </w:rPr>
+        <w:t>SDL</w:t>
+      </w:r>
+      <w:r>
+        <w:rPr>
+          <w:rFonts w:ascii="Times New Roman" w:eastAsia="Times New Roman" w:hAnsi="Times New Roman" w:cs="Times New Roman"/>
+          <w:color w:val="000000" w:themeColor="text1"/>
+          <w:kern w:val="0"/>
+          <w:sz w:val="24"/>
+          <w:szCs w:val="24"/>
+          <w:lang w:eastAsia="cs-CZ"/>
+          <w14:ligatures w14:val="none"/>
+        </w:rPr>
+        <w:t>, bez které by nebylo možné pracovat s grafikou ani vstupy.</w:t>
+      </w:r>
+    </w:p>
+    <w:p>
+      <w:pPr>
+        <w:spacing w:after="200" w:line="276" w:lineRule="auto"/>
+        <w:ind w:firstLine="708"/>
         <w:jc w:val="both"/>
         <w:rPr>
-          <w:rFonts w:ascii="Times New Roman" w:hAnsi="Times New Roman" w:cs="Times New Roman"/>
-          <w:color w:val="000000" w:themeColor="text1"/>
-          <w:sz w:val="24"/>
-          <w:szCs w:val="24"/>
-        </w:rPr>
-      </w:pPr>
-      <w:r>
-        <w:rPr>
-          <w:rFonts w:ascii="Times New Roman" w:hAnsi="Times New Roman" w:cs="Times New Roman"/>
-          <w:color w:val="000000" w:themeColor="text1"/>
-          <w:sz w:val="24"/>
-          <w:szCs w:val="24"/>
-        </w:rPr>
-        <w:t>Průběh spuštění:</w:t>
-      </w:r>
-    </w:p>
-    <w:p>
-      <w:pPr>
-        <w:numPr>
-          <w:ilvl w:val="0"/>
-          <w:numId w:val="13"/>
-        </w:numPr>
-        <w:spacing w:after="0" w:line="276" w:lineRule="auto"/>
+          <w:rFonts w:ascii="Times New Roman" w:eastAsia="Times New Roman" w:hAnsi="Times New Roman" w:cs="Times New Roman"/>
+          <w:color w:val="000000" w:themeColor="text1"/>
+          <w:kern w:val="0"/>
+          <w:sz w:val="24"/>
+          <w:szCs w:val="24"/>
+          <w:lang w:eastAsia="cs-CZ"/>
+          <w14:ligatures w14:val="none"/>
+        </w:rPr>
+      </w:pPr>
+      <w:r>
+        <w:rPr>
+          <w:rFonts w:ascii="Times New Roman" w:eastAsia="Times New Roman" w:hAnsi="Times New Roman" w:cs="Times New Roman"/>
+          <w:color w:val="000000" w:themeColor="text1"/>
+          <w:kern w:val="0"/>
+          <w:sz w:val="24"/>
+          <w:szCs w:val="24"/>
+          <w:lang w:eastAsia="cs-CZ"/>
+          <w14:ligatures w14:val="none"/>
+        </w:rPr>
+        <w:t>Po úspěšné inicializaci je vytvořeno hlavní okno aplikace a renderer, který zajišťuje vykreslování. Program poté načte konfigurační soubor, ze kterého získá potřebné informace o nastavení hry, například rozměry okna nebo umístění grafických souborů. Následuje inicializace všech entit a načtení jejich textur.</w:t>
+      </w:r>
+    </w:p>
+    <w:p>
+      <w:pPr>
+        <w:spacing w:after="200" w:line="276" w:lineRule="auto"/>
+        <w:ind w:firstLine="708"/>
         <w:jc w:val="both"/>
         <w:rPr>
-          <w:rFonts w:ascii="Times New Roman" w:hAnsi="Times New Roman" w:cs="Times New Roman"/>
-          <w:color w:val="000000" w:themeColor="text1"/>
-          <w:sz w:val="24"/>
-          <w:szCs w:val="24"/>
-        </w:rPr>
-      </w:pPr>
-      <w:r>
-        <w:rPr>
-          <w:rFonts w:ascii="Times New Roman" w:hAnsi="Times New Roman" w:cs="Times New Roman"/>
-          <w:color w:val="000000" w:themeColor="text1"/>
-          <w:sz w:val="24"/>
-          <w:szCs w:val="24"/>
-        </w:rPr>
-        <w:t xml:space="preserve">vytvoření log souboru </w:t>
-      </w:r>
-    </w:p>
-    <w:p>
-      <w:pPr>
-        <w:numPr>
-          <w:ilvl w:val="0"/>
-          <w:numId w:val="13"/>
-        </w:numPr>
-        <w:spacing w:after="0" w:line="276" w:lineRule="auto"/>
-        <w:jc w:val="both"/>
-        <w:rPr>
-          <w:rFonts w:ascii="Times New Roman" w:hAnsi="Times New Roman" w:cs="Times New Roman"/>
-          <w:color w:val="000000" w:themeColor="text1"/>
-          <w:sz w:val="24"/>
-          <w:szCs w:val="24"/>
-        </w:rPr>
-      </w:pPr>
-      <w:r>
-        <w:rPr>
-          <w:rFonts w:ascii="Times New Roman" w:hAnsi="Times New Roman" w:cs="Times New Roman"/>
-          <w:color w:val="000000" w:themeColor="text1"/>
-          <w:sz w:val="24"/>
-          <w:szCs w:val="24"/>
-        </w:rPr>
-        <w:t xml:space="preserve">inicializace SDL </w:t>
-      </w:r>
-    </w:p>
-    <w:p>
-      <w:pPr>
-        <w:numPr>
-          <w:ilvl w:val="0"/>
-          <w:numId w:val="13"/>
-        </w:numPr>
-        <w:spacing w:after="0" w:line="276" w:lineRule="auto"/>
-        <w:jc w:val="both"/>
-        <w:rPr>
-          <w:rFonts w:ascii="Times New Roman" w:hAnsi="Times New Roman" w:cs="Times New Roman"/>
-          <w:color w:val="000000" w:themeColor="text1"/>
-          <w:sz w:val="24"/>
-          <w:szCs w:val="24"/>
-        </w:rPr>
-      </w:pPr>
-      <w:r>
-        <w:rPr>
-          <w:rFonts w:ascii="Times New Roman" w:hAnsi="Times New Roman" w:cs="Times New Roman"/>
-          <w:color w:val="000000" w:themeColor="text1"/>
-          <w:sz w:val="24"/>
-          <w:szCs w:val="24"/>
-        </w:rPr>
-        <w:t xml:space="preserve">vytvoření okna a rendereru </w:t>
-      </w:r>
-    </w:p>
-    <w:p>
-      <w:pPr>
-        <w:numPr>
-          <w:ilvl w:val="0"/>
-          <w:numId w:val="13"/>
-        </w:numPr>
-        <w:spacing w:after="0" w:line="276" w:lineRule="auto"/>
-        <w:jc w:val="both"/>
-        <w:rPr>
-          <w:rFonts w:ascii="Times New Roman" w:hAnsi="Times New Roman" w:cs="Times New Roman"/>
-          <w:color w:val="000000" w:themeColor="text1"/>
-          <w:sz w:val="24"/>
-          <w:szCs w:val="24"/>
-        </w:rPr>
-      </w:pPr>
-      <w:r>
-        <w:rPr>
-          <w:rFonts w:ascii="Times New Roman" w:hAnsi="Times New Roman" w:cs="Times New Roman"/>
-          <w:color w:val="000000" w:themeColor="text1"/>
-          <w:sz w:val="24"/>
-          <w:szCs w:val="24"/>
-        </w:rPr>
-        <w:t>načtení konfigurace (</w:t>
-      </w:r>
-      <w:r>
-        <w:rPr>
-          <w:rStyle w:val="KdHTML"/>
-          <w:rFonts w:ascii="Times New Roman" w:eastAsiaTheme="majorEastAsia" w:hAnsi="Times New Roman" w:cs="Times New Roman"/>
-          <w:i/>
-          <w:color w:val="000000" w:themeColor="text1"/>
-          <w:sz w:val="24"/>
-          <w:szCs w:val="24"/>
-        </w:rPr>
-        <w:t>config.ini</w:t>
-      </w:r>
-      <w:r>
-        <w:rPr>
-          <w:rFonts w:ascii="Times New Roman" w:hAnsi="Times New Roman" w:cs="Times New Roman"/>
-          <w:color w:val="000000" w:themeColor="text1"/>
-          <w:sz w:val="24"/>
-          <w:szCs w:val="24"/>
-        </w:rPr>
-        <w:t xml:space="preserve">) </w:t>
-      </w:r>
-    </w:p>
-    <w:p>
-      <w:pPr>
-        <w:numPr>
-          <w:ilvl w:val="0"/>
-          <w:numId w:val="13"/>
-        </w:numPr>
-        <w:spacing w:after="0" w:line="276" w:lineRule="auto"/>
-        <w:jc w:val="both"/>
-        <w:rPr>
-          <w:rFonts w:ascii="Times New Roman" w:hAnsi="Times New Roman" w:cs="Times New Roman"/>
-          <w:color w:val="000000" w:themeColor="text1"/>
-          <w:sz w:val="24"/>
-          <w:szCs w:val="24"/>
-        </w:rPr>
-      </w:pPr>
-      <w:r>
-        <w:rPr>
-          <w:rFonts w:ascii="Times New Roman" w:hAnsi="Times New Roman" w:cs="Times New Roman"/>
-          <w:color w:val="000000" w:themeColor="text1"/>
-          <w:sz w:val="24"/>
-          <w:szCs w:val="24"/>
-        </w:rPr>
-        <w:t xml:space="preserve">vytvoření entit </w:t>
-      </w:r>
-    </w:p>
-    <w:p>
-      <w:pPr>
-        <w:numPr>
-          <w:ilvl w:val="0"/>
-          <w:numId w:val="13"/>
-        </w:numPr>
-        <w:spacing w:after="0" w:line="276" w:lineRule="auto"/>
-        <w:jc w:val="both"/>
-        <w:rPr>
-          <w:rFonts w:ascii="Times New Roman" w:hAnsi="Times New Roman" w:cs="Times New Roman"/>
-          <w:color w:val="000000" w:themeColor="text1"/>
-          <w:sz w:val="24"/>
-          <w:szCs w:val="24"/>
-        </w:rPr>
-      </w:pPr>
-      <w:r>
-        <w:rPr>
-          <w:rFonts w:ascii="Times New Roman" w:hAnsi="Times New Roman" w:cs="Times New Roman"/>
-          <w:color w:val="000000" w:themeColor="text1"/>
-          <w:sz w:val="24"/>
-          <w:szCs w:val="24"/>
-        </w:rPr>
-        <w:t xml:space="preserve">načtení textur </w:t>
-      </w:r>
-    </w:p>
-    <w:p>
-      <w:pPr>
-        <w:numPr>
-          <w:ilvl w:val="0"/>
-          <w:numId w:val="13"/>
-        </w:numPr>
-        <w:spacing w:after="0" w:line="276" w:lineRule="auto"/>
-        <w:jc w:val="both"/>
-        <w:rPr>
-          <w:rFonts w:ascii="Times New Roman" w:hAnsi="Times New Roman" w:cs="Times New Roman"/>
-          <w:color w:val="000000" w:themeColor="text1"/>
-          <w:sz w:val="24"/>
-          <w:szCs w:val="24"/>
-        </w:rPr>
-      </w:pPr>
-      <w:r>
-        <w:rPr>
-          <w:rFonts w:ascii="Times New Roman" w:hAnsi="Times New Roman" w:cs="Times New Roman"/>
-          <w:color w:val="000000" w:themeColor="text1"/>
-          <w:sz w:val="24"/>
-          <w:szCs w:val="24"/>
-        </w:rPr>
-        <w:t>spuštění herní smyčky</w:t>
-      </w:r>
-    </w:p>
-    <w:p>
-      <w:pPr>
-        <w:spacing w:after="0" w:line="276" w:lineRule="auto"/>
-        <w:jc w:val="both"/>
-        <w:rPr>
-          <w:rFonts w:ascii="Times New Roman" w:hAnsi="Times New Roman" w:cs="Times New Roman"/>
-          <w:color w:val="000000" w:themeColor="text1"/>
-          <w:sz w:val="24"/>
-          <w:szCs w:val="24"/>
-        </w:rPr>
-      </w:pPr>
-    </w:p>
-    <w:p>
-      <w:pPr>
-        <w:pStyle w:val="Normlnweb"/>
-        <w:spacing w:line="276" w:lineRule="auto"/>
-        <w:jc w:val="both"/>
-        <w:rPr>
-          <w:color w:val="000000" w:themeColor="text1"/>
-        </w:rPr>
-      </w:pPr>
-      <w:r>
-        <w:rPr>
-          <w:color w:val="000000" w:themeColor="text1"/>
-        </w:rPr>
-        <w:t>Po ukončení:</w:t>
-      </w:r>
-    </w:p>
-    <w:p>
-      <w:pPr>
-        <w:numPr>
-          <w:ilvl w:val="0"/>
-          <w:numId w:val="14"/>
-        </w:numPr>
-        <w:spacing w:after="0" w:line="276" w:lineRule="auto"/>
-        <w:jc w:val="both"/>
-        <w:rPr>
-          <w:rFonts w:ascii="Times New Roman" w:hAnsi="Times New Roman" w:cs="Times New Roman"/>
-          <w:color w:val="000000" w:themeColor="text1"/>
-          <w:sz w:val="24"/>
-          <w:szCs w:val="24"/>
-        </w:rPr>
-      </w:pPr>
-      <w:r>
-        <w:rPr>
-          <w:rFonts w:ascii="Times New Roman" w:hAnsi="Times New Roman" w:cs="Times New Roman"/>
-          <w:color w:val="000000" w:themeColor="text1"/>
-          <w:sz w:val="24"/>
-          <w:szCs w:val="24"/>
-        </w:rPr>
-        <w:t xml:space="preserve">ukončení vláken </w:t>
-      </w:r>
-    </w:p>
-    <w:p>
-      <w:pPr>
-        <w:numPr>
-          <w:ilvl w:val="0"/>
-          <w:numId w:val="14"/>
-        </w:numPr>
-        <w:spacing w:after="0" w:line="276" w:lineRule="auto"/>
-        <w:jc w:val="both"/>
-        <w:rPr>
-          <w:rFonts w:ascii="Times New Roman" w:hAnsi="Times New Roman" w:cs="Times New Roman"/>
-          <w:color w:val="000000" w:themeColor="text1"/>
-          <w:sz w:val="24"/>
-          <w:szCs w:val="24"/>
-        </w:rPr>
-      </w:pPr>
-      <w:r>
-        <w:rPr>
-          <w:rFonts w:ascii="Times New Roman" w:hAnsi="Times New Roman" w:cs="Times New Roman"/>
-          <w:color w:val="000000" w:themeColor="text1"/>
-          <w:sz w:val="24"/>
-          <w:szCs w:val="24"/>
-        </w:rPr>
-        <w:t xml:space="preserve">zničení rendererů a okna </w:t>
-      </w:r>
-    </w:p>
-    <w:p>
-      <w:pPr>
-        <w:numPr>
-          <w:ilvl w:val="0"/>
-          <w:numId w:val="14"/>
-        </w:numPr>
-        <w:spacing w:after="0" w:line="276" w:lineRule="auto"/>
-        <w:jc w:val="both"/>
+          <w:rFonts w:ascii="Times New Roman" w:eastAsia="Times New Roman" w:hAnsi="Times New Roman" w:cs="Times New Roman"/>
+          <w:color w:val="000000" w:themeColor="text1"/>
+          <w:kern w:val="0"/>
+          <w:sz w:val="24"/>
+          <w:szCs w:val="24"/>
+          <w:lang w:eastAsia="cs-CZ"/>
+          <w14:ligatures w14:val="none"/>
+        </w:rPr>
+      </w:pPr>
+      <w:r>
+        <w:rPr>
+          <w:rFonts w:ascii="Times New Roman" w:eastAsia="Times New Roman" w:hAnsi="Times New Roman" w:cs="Times New Roman"/>
+          <w:color w:val="000000" w:themeColor="text1"/>
+          <w:kern w:val="0"/>
+          <w:sz w:val="24"/>
+          <w:szCs w:val="24"/>
+          <w:lang w:eastAsia="cs-CZ"/>
+          <w14:ligatures w14:val="none"/>
+        </w:rPr>
+        <w:t>Jakmile jsou všechny komponenty připraveny, je spuštěna hlavní herní smyčka. Po ukončení této smyčky, například při zavření okna, program korektně ukončí všechna vlákna, zničí renderer i okno a uvolní všechny použité prostředky.</w:t>
+      </w:r>
+    </w:p>
+    <w:p>
+      <w:pPr>
+        <w:spacing w:line="278" w:lineRule="auto"/>
         <w:rPr>
           <w:rStyle w:val="Nadpis1Char"/>
-          <w:rFonts w:ascii="Times New Roman" w:eastAsiaTheme="minorHAnsi" w:hAnsi="Times New Roman" w:cs="Times New Roman"/>
-          <w:color w:val="000000" w:themeColor="text1"/>
-          <w:sz w:val="24"/>
-          <w:szCs w:val="24"/>
-        </w:rPr>
-      </w:pPr>
-      <w:r>
-        <w:rPr>
-          <w:rFonts w:ascii="Times New Roman" w:hAnsi="Times New Roman" w:cs="Times New Roman"/>
-          <w:color w:val="000000" w:themeColor="text1"/>
-          <w:sz w:val="24"/>
-          <w:szCs w:val="24"/>
-        </w:rPr>
-        <w:t>ukončení SDL</w:t>
-      </w:r>
+          <w:rFonts w:ascii="Times New Roman" w:eastAsia="Times New Roman" w:hAnsi="Times New Roman" w:cs="Times New Roman"/>
+          <w:b/>
+          <w:color w:val="000000" w:themeColor="text1"/>
+        </w:rPr>
+      </w:pPr>
       <w:r>
         <w:rPr>
           <w:rStyle w:val="Nadpis1Char"/>
           <w:rFonts w:ascii="Times New Roman" w:eastAsia="Times New Roman" w:hAnsi="Times New Roman" w:cs="Times New Roman"/>
-          <w:color w:val="000000" w:themeColor="text1"/>
-          <w:sz w:val="24"/>
-          <w:szCs w:val="24"/>
+          <w:b/>
+          <w:color w:val="000000" w:themeColor="text1"/>
         </w:rPr>
         <w:br w:type="page"/>
       </w:r>
@@ -7156,275 +6984,164 @@
     </w:p>
     <w:p>
       <w:pPr>
-        <w:numPr>
-          <w:ilvl w:val="0"/>
-          <w:numId w:val="15"/>
-        </w:numPr>
-        <w:spacing w:after="0" w:line="276" w:lineRule="auto"/>
+        <w:spacing w:after="200" w:line="276" w:lineRule="auto"/>
+        <w:ind w:firstLine="708"/>
         <w:jc w:val="both"/>
         <w:rPr>
-          <w:rFonts w:ascii="Times New Roman" w:hAnsi="Times New Roman" w:cs="Times New Roman"/>
-          <w:color w:val="000000" w:themeColor="text1"/>
-          <w:sz w:val="24"/>
-          <w:szCs w:val="24"/>
-        </w:rPr>
-      </w:pPr>
-      <w:r>
-        <w:rPr>
-          <w:rFonts w:ascii="Times New Roman" w:hAnsi="Times New Roman" w:cs="Times New Roman"/>
-          <w:color w:val="000000" w:themeColor="text1"/>
-          <w:sz w:val="24"/>
-          <w:szCs w:val="24"/>
-        </w:rPr>
-        <w:t xml:space="preserve">Zkopírovat složku projektu </w:t>
-      </w:r>
-    </w:p>
-    <w:p>
-      <w:pPr>
-        <w:numPr>
-          <w:ilvl w:val="0"/>
-          <w:numId w:val="15"/>
-        </w:numPr>
-        <w:spacing w:after="0" w:line="276" w:lineRule="auto"/>
+          <w:rFonts w:ascii="Times New Roman" w:eastAsia="Times New Roman" w:hAnsi="Times New Roman" w:cs="Times New Roman"/>
+          <w:color w:val="000000" w:themeColor="text1"/>
+          <w:kern w:val="0"/>
+          <w:sz w:val="24"/>
+          <w:szCs w:val="24"/>
+          <w:lang w:eastAsia="cs-CZ"/>
+          <w14:ligatures w14:val="none"/>
+        </w:rPr>
+      </w:pPr>
+      <w:r>
+        <w:rPr>
+          <w:rFonts w:ascii="Times New Roman" w:eastAsia="Times New Roman" w:hAnsi="Times New Roman" w:cs="Times New Roman"/>
+          <w:color w:val="000000" w:themeColor="text1"/>
+          <w:kern w:val="0"/>
+          <w:sz w:val="24"/>
+          <w:szCs w:val="24"/>
+          <w:lang w:eastAsia="cs-CZ"/>
+          <w14:ligatures w14:val="none"/>
+        </w:rPr>
+        <w:t>Pro spuštění hry je nejprve nutné zajistit, aby byly všechny potřebné soubory umístěny ve správné složce. Jedná se zejména o spustitelný soubor programu, konfigurační soubor a složku obsahující grafické assety. Pokud je projekt distribuován jako archiv, je potřeba jej nejprve rozbalit.</w:t>
+      </w:r>
+    </w:p>
+    <w:p>
+      <w:pPr>
+        <w:spacing w:after="200" w:line="276" w:lineRule="auto"/>
+        <w:ind w:firstLine="708"/>
         <w:jc w:val="both"/>
         <w:rPr>
-          <w:rFonts w:ascii="Times New Roman" w:hAnsi="Times New Roman" w:cs="Times New Roman"/>
-          <w:color w:val="000000" w:themeColor="text1"/>
-          <w:sz w:val="24"/>
-          <w:szCs w:val="24"/>
-        </w:rPr>
-      </w:pPr>
-      <w:r>
-        <w:rPr>
-          <w:rFonts w:ascii="Times New Roman" w:hAnsi="Times New Roman" w:cs="Times New Roman"/>
-          <w:color w:val="000000" w:themeColor="text1"/>
-          <w:sz w:val="24"/>
-          <w:szCs w:val="24"/>
-        </w:rPr>
-        <w:t xml:space="preserve">Zajistit přítomnost: </w:t>
-      </w:r>
-    </w:p>
-    <w:p>
-      <w:pPr>
-        <w:numPr>
-          <w:ilvl w:val="1"/>
-          <w:numId w:val="20"/>
-        </w:numPr>
-        <w:spacing w:after="0" w:line="276" w:lineRule="auto"/>
-        <w:jc w:val="both"/>
-        <w:rPr>
-          <w:rFonts w:ascii="Times New Roman" w:hAnsi="Times New Roman" w:cs="Times New Roman"/>
+          <w:rStyle w:val="Nadpis1Char"/>
+          <w:rFonts w:ascii="Times New Roman" w:eastAsia="Times New Roman" w:hAnsi="Times New Roman" w:cs="Times New Roman"/>
+          <w:color w:val="auto"/>
+          <w:kern w:val="0"/>
+          <w:sz w:val="24"/>
+          <w:szCs w:val="24"/>
+          <w:lang w:eastAsia="cs-CZ"/>
+          <w14:ligatures w14:val="none"/>
+        </w:rPr>
+      </w:pPr>
+      <w:r>
+        <w:rPr>
+          <w:rFonts w:ascii="Times New Roman" w:eastAsia="Times New Roman" w:hAnsi="Times New Roman" w:cs="Times New Roman"/>
+          <w:color w:val="000000" w:themeColor="text1"/>
+          <w:kern w:val="0"/>
+          <w:sz w:val="24"/>
+          <w:szCs w:val="24"/>
+          <w:lang w:eastAsia="cs-CZ"/>
+          <w14:ligatures w14:val="none"/>
+        </w:rPr>
+        <w:t xml:space="preserve">Po přípravě všech souborů stačí spustit výsledný </w:t>
+      </w:r>
+      <w:r>
+        <w:rPr>
+          <w:rFonts w:ascii="Times New Roman" w:eastAsia="Times New Roman" w:hAnsi="Times New Roman" w:cs="Times New Roman"/>
+          <w:color w:val="000000" w:themeColor="text1"/>
+          <w:kern w:val="0"/>
+          <w:sz w:val="24"/>
+          <w:szCs w:val="24"/>
+          <w:lang w:eastAsia="cs-CZ"/>
+          <w14:ligatures w14:val="none"/>
+        </w:rPr>
+        <w:t>„</w:t>
+      </w:r>
+      <w:r>
+        <w:rPr>
+          <w:rFonts w:ascii="Times New Roman" w:eastAsia="Times New Roman" w:hAnsi="Times New Roman" w:cs="Times New Roman"/>
           <w:i/>
           <w:color w:val="000000" w:themeColor="text1"/>
-          <w:sz w:val="24"/>
-          <w:szCs w:val="24"/>
-        </w:rPr>
-      </w:pPr>
-      <w:r>
-        <w:rPr>
-          <w:rStyle w:val="KdHTML"/>
-          <w:rFonts w:ascii="Times New Roman" w:eastAsiaTheme="majorEastAsia" w:hAnsi="Times New Roman" w:cs="Times New Roman"/>
+          <w:kern w:val="0"/>
+          <w:sz w:val="24"/>
+          <w:szCs w:val="24"/>
+          <w:lang w:eastAsia="cs-CZ"/>
+          <w14:ligatures w14:val="none"/>
+        </w:rPr>
+        <w:t>.exe</w:t>
+      </w:r>
+      <w:r>
+        <w:rPr>
+          <w:rFonts w:ascii="Times New Roman" w:eastAsia="Times New Roman" w:hAnsi="Times New Roman" w:cs="Times New Roman"/>
+          <w:color w:val="000000" w:themeColor="text1"/>
+          <w:kern w:val="0"/>
+          <w:sz w:val="24"/>
+          <w:szCs w:val="24"/>
+          <w:lang w:eastAsia="cs-CZ"/>
+          <w14:ligatures w14:val="none"/>
+        </w:rPr>
+        <w:t>“</w:t>
+      </w:r>
+      <w:r>
+        <w:rPr>
+          <w:rFonts w:ascii="Times New Roman" w:eastAsia="Times New Roman" w:hAnsi="Times New Roman" w:cs="Times New Roman"/>
+          <w:color w:val="000000" w:themeColor="text1"/>
+          <w:kern w:val="0"/>
+          <w:sz w:val="24"/>
+          <w:szCs w:val="24"/>
+          <w:lang w:eastAsia="cs-CZ"/>
+          <w14:ligatures w14:val="none"/>
+        </w:rPr>
+        <w:t xml:space="preserve"> soubor. Program si při spuštění automaticky načte potřebná data a inicializuje herní prostředí. Pro správný běh je vyžadován operační systém Windows a podpora knihoven </w:t>
+      </w:r>
+      <w:r>
+        <w:rPr>
+          <w:rFonts w:ascii="Times New Roman" w:eastAsia="Times New Roman" w:hAnsi="Times New Roman" w:cs="Times New Roman"/>
           <w:i/>
           <w:color w:val="000000" w:themeColor="text1"/>
-          <w:sz w:val="24"/>
-          <w:szCs w:val="24"/>
-        </w:rPr>
-        <w:t>config.ini</w:t>
-      </w:r>
-      <w:r>
-        <w:rPr>
-          <w:rFonts w:ascii="Times New Roman" w:hAnsi="Times New Roman" w:cs="Times New Roman"/>
+          <w:kern w:val="0"/>
+          <w:sz w:val="24"/>
+          <w:szCs w:val="24"/>
+          <w:lang w:eastAsia="cs-CZ"/>
+          <w14:ligatures w14:val="none"/>
+        </w:rPr>
+        <w:t>SDL3</w:t>
+      </w:r>
+      <w:r>
+        <w:rPr>
+          <w:rFonts w:ascii="Times New Roman" w:eastAsia="Times New Roman" w:hAnsi="Times New Roman" w:cs="Times New Roman"/>
+          <w:color w:val="000000" w:themeColor="text1"/>
+          <w:kern w:val="0"/>
+          <w:sz w:val="24"/>
+          <w:szCs w:val="24"/>
+          <w:lang w:eastAsia="cs-CZ"/>
+          <w14:ligatures w14:val="none"/>
+        </w:rPr>
+        <w:t xml:space="preserve"> a </w:t>
+      </w:r>
+      <w:r>
+        <w:rPr>
+          <w:rFonts w:ascii="Times New Roman" w:eastAsia="Times New Roman" w:hAnsi="Times New Roman" w:cs="Times New Roman"/>
           <w:i/>
           <w:color w:val="000000" w:themeColor="text1"/>
-          <w:sz w:val="24"/>
-          <w:szCs w:val="24"/>
-        </w:rPr>
-        <w:t xml:space="preserve"> </w:t>
-      </w:r>
-    </w:p>
-    <w:p>
-      <w:pPr>
-        <w:numPr>
-          <w:ilvl w:val="1"/>
-          <w:numId w:val="20"/>
-        </w:numPr>
-        <w:spacing w:after="0" w:line="276" w:lineRule="auto"/>
-        <w:jc w:val="both"/>
-        <w:rPr>
-          <w:rFonts w:ascii="Times New Roman" w:hAnsi="Times New Roman" w:cs="Times New Roman"/>
-          <w:color w:val="000000" w:themeColor="text1"/>
-          <w:sz w:val="24"/>
-          <w:szCs w:val="24"/>
-        </w:rPr>
-      </w:pPr>
-      <w:r>
-        <w:rPr>
-          <w:rFonts w:ascii="Times New Roman" w:hAnsi="Times New Roman" w:cs="Times New Roman"/>
-          <w:color w:val="000000" w:themeColor="text1"/>
-          <w:sz w:val="24"/>
-          <w:szCs w:val="24"/>
-        </w:rPr>
-        <w:t xml:space="preserve">složky s texturami </w:t>
-      </w:r>
-    </w:p>
-    <w:p>
-      <w:pPr>
-        <w:numPr>
-          <w:ilvl w:val="0"/>
-          <w:numId w:val="15"/>
-        </w:numPr>
-        <w:spacing w:after="0" w:line="276" w:lineRule="auto"/>
-        <w:jc w:val="both"/>
-        <w:rPr>
-          <w:rFonts w:ascii="Times New Roman" w:hAnsi="Times New Roman" w:cs="Times New Roman"/>
-          <w:color w:val="000000" w:themeColor="text1"/>
-          <w:sz w:val="24"/>
-          <w:szCs w:val="24"/>
-        </w:rPr>
-      </w:pPr>
-      <w:r>
-        <w:rPr>
-          <w:rFonts w:ascii="Times New Roman" w:hAnsi="Times New Roman" w:cs="Times New Roman"/>
-          <w:color w:val="000000" w:themeColor="text1"/>
-          <w:sz w:val="24"/>
-          <w:szCs w:val="24"/>
-        </w:rPr>
-        <w:t xml:space="preserve">Spustit </w:t>
-      </w:r>
-      <w:r>
-        <w:rPr>
-          <w:rStyle w:val="KdHTML"/>
-          <w:rFonts w:ascii="Times New Roman" w:eastAsiaTheme="majorEastAsia" w:hAnsi="Times New Roman" w:cs="Times New Roman"/>
-          <w:i/>
-          <w:color w:val="000000" w:themeColor="text1"/>
-          <w:sz w:val="24"/>
-          <w:szCs w:val="24"/>
-        </w:rPr>
-        <w:t>.exe</w:t>
-      </w:r>
-      <w:r>
-        <w:rPr>
-          <w:rFonts w:ascii="Times New Roman" w:hAnsi="Times New Roman" w:cs="Times New Roman"/>
-          <w:color w:val="000000" w:themeColor="text1"/>
-          <w:sz w:val="24"/>
-          <w:szCs w:val="24"/>
-        </w:rPr>
-        <w:t xml:space="preserve"> soubor</w:t>
-      </w:r>
-    </w:p>
-    <w:p>
-      <w:pPr>
-        <w:spacing w:after="0" w:line="276" w:lineRule="auto"/>
-        <w:jc w:val="both"/>
-        <w:rPr>
-          <w:rFonts w:ascii="Times New Roman" w:hAnsi="Times New Roman" w:cs="Times New Roman"/>
-          <w:color w:val="000000" w:themeColor="text1"/>
-          <w:sz w:val="24"/>
-          <w:szCs w:val="24"/>
-        </w:rPr>
-      </w:pPr>
-    </w:p>
-    <w:p>
-      <w:pPr>
-        <w:pStyle w:val="Nadpis3"/>
-        <w:spacing w:before="0" w:after="160" w:line="276" w:lineRule="auto"/>
-        <w:jc w:val="both"/>
-        <w:rPr>
-          <w:rFonts w:ascii="Times New Roman" w:hAnsi="Times New Roman" w:cs="Times New Roman"/>
-          <w:color w:val="000000" w:themeColor="text1"/>
-          <w:sz w:val="24"/>
-          <w:szCs w:val="24"/>
-        </w:rPr>
-      </w:pPr>
-      <w:r>
-        <w:rPr>
-          <w:rFonts w:ascii="Times New Roman" w:hAnsi="Times New Roman" w:cs="Times New Roman"/>
-          <w:color w:val="000000" w:themeColor="text1"/>
-          <w:sz w:val="24"/>
-          <w:szCs w:val="24"/>
-        </w:rPr>
-        <w:t>Požadavky:</w:t>
-      </w:r>
-    </w:p>
-    <w:p>
-      <w:pPr>
-        <w:numPr>
-          <w:ilvl w:val="0"/>
-          <w:numId w:val="16"/>
-        </w:numPr>
-        <w:spacing w:after="0" w:line="276" w:lineRule="auto"/>
-        <w:jc w:val="both"/>
-        <w:rPr>
-          <w:rFonts w:ascii="Times New Roman" w:hAnsi="Times New Roman" w:cs="Times New Roman"/>
-          <w:color w:val="000000" w:themeColor="text1"/>
-          <w:sz w:val="24"/>
-          <w:szCs w:val="24"/>
-        </w:rPr>
-      </w:pPr>
-      <w:r>
-        <w:rPr>
-          <w:rFonts w:ascii="Times New Roman" w:hAnsi="Times New Roman" w:cs="Times New Roman"/>
-          <w:color w:val="000000" w:themeColor="text1"/>
-          <w:sz w:val="24"/>
-          <w:szCs w:val="24"/>
-        </w:rPr>
-        <w:t xml:space="preserve">Windows OS </w:t>
-      </w:r>
-    </w:p>
-    <w:p>
-      <w:pPr>
-        <w:numPr>
-          <w:ilvl w:val="0"/>
-          <w:numId w:val="16"/>
-        </w:numPr>
-        <w:spacing w:after="0" w:line="276" w:lineRule="auto"/>
-        <w:jc w:val="both"/>
-        <w:rPr>
-          <w:rFonts w:ascii="Times New Roman" w:hAnsi="Times New Roman" w:cs="Times New Roman"/>
-          <w:color w:val="000000" w:themeColor="text1"/>
-          <w:sz w:val="24"/>
-          <w:szCs w:val="24"/>
-        </w:rPr>
-      </w:pPr>
-      <w:r>
-        <w:rPr>
-          <w:rFonts w:ascii="Times New Roman" w:hAnsi="Times New Roman" w:cs="Times New Roman"/>
-          <w:color w:val="000000" w:themeColor="text1"/>
-          <w:sz w:val="24"/>
-          <w:szCs w:val="24"/>
-        </w:rPr>
-        <w:t xml:space="preserve">GPU s podporou SDL </w:t>
-      </w:r>
-    </w:p>
-    <w:p>
-      <w:pPr>
-        <w:numPr>
-          <w:ilvl w:val="0"/>
-          <w:numId w:val="16"/>
-        </w:numPr>
-        <w:spacing w:after="0" w:line="276" w:lineRule="auto"/>
-        <w:jc w:val="both"/>
+          <w:kern w:val="0"/>
+          <w:sz w:val="24"/>
+          <w:szCs w:val="24"/>
+          <w:lang w:eastAsia="cs-CZ"/>
+          <w14:ligatures w14:val="none"/>
+        </w:rPr>
+        <w:t>SDL3_image</w:t>
+      </w:r>
+      <w:r>
+        <w:rPr>
+          <w:rFonts w:ascii="Times New Roman" w:eastAsia="Times New Roman" w:hAnsi="Times New Roman" w:cs="Times New Roman"/>
+          <w:color w:val="000000" w:themeColor="text1"/>
+          <w:kern w:val="0"/>
+          <w:sz w:val="24"/>
+          <w:szCs w:val="24"/>
+          <w:lang w:eastAsia="cs-CZ"/>
+          <w14:ligatures w14:val="none"/>
+        </w:rPr>
+        <w:t>. Dále je nutná funkční grafická karta, která umožňuje vykreslování pomocí GPU.</w:t>
+      </w:r>
+      <w:r>
         <w:rPr>
           <w:rStyle w:val="Nadpis1Char"/>
-          <w:rFonts w:ascii="Times New Roman" w:eastAsiaTheme="minorHAnsi" w:hAnsi="Times New Roman" w:cs="Times New Roman"/>
-          <w:color w:val="000000" w:themeColor="text1"/>
-          <w:sz w:val="24"/>
-          <w:szCs w:val="24"/>
-        </w:rPr>
-      </w:pPr>
-      <w:r>
-        <w:rPr>
-          <w:rFonts w:ascii="Times New Roman" w:hAnsi="Times New Roman" w:cs="Times New Roman"/>
-          <w:color w:val="000000" w:themeColor="text1"/>
-          <w:sz w:val="24"/>
-          <w:szCs w:val="24"/>
-        </w:rPr>
-        <w:t xml:space="preserve">knihovny SDL3 a SDL3_image </w:t>
-      </w:r>
-      <w:r>
-        <w:rPr>
-          <w:rStyle w:val="Nadpis1Char"/>
-          <w:rFonts w:ascii="Times New Roman" w:eastAsia="Times New Roman" w:hAnsi="Times New Roman" w:cs="Times New Roman"/>
+          <w:rFonts w:ascii="Times New Roman" w:eastAsia="Times New Roman" w:hAnsi="Times New Roman" w:cs="Times New Roman"/>
+          <w:b/>
           <w:color w:val="000000" w:themeColor="text1"/>
           <w:sz w:val="24"/>
           <w:szCs w:val="24"/>
@@ -7456,206 +7173,33 @@
     </w:p>
     <w:p>
       <w:pPr>
-        <w:pStyle w:val="Odstavecseseznamem"/>
-        <w:numPr>
-          <w:ilvl w:val="0"/>
-          <w:numId w:val="21"/>
-        </w:numPr>
-        <w:spacing w:after="0" w:line="276" w:lineRule="auto"/>
+        <w:spacing w:after="200" w:line="276" w:lineRule="auto"/>
+        <w:ind w:firstLine="708"/>
         <w:jc w:val="both"/>
         <w:rPr>
-          <w:rFonts w:ascii="Times New Roman" w:eastAsia="Times New Roman" w:hAnsi="Times New Roman" w:cs="Times New Roman"/>
-          <w:color w:val="000000" w:themeColor="text1"/>
-          <w:kern w:val="0"/>
-          <w:lang w:eastAsia="cs-CZ"/>
-          <w14:ligatures w14:val="none"/>
-        </w:rPr>
-      </w:pPr>
-      <w:r>
-        <w:rPr>
-          <w:rFonts w:ascii="Times New Roman" w:eastAsia="Times New Roman" w:hAnsi="Times New Roman" w:cs="Times New Roman"/>
-          <w:color w:val="000000" w:themeColor="text1"/>
-          <w:kern w:val="0"/>
-          <w:lang w:eastAsia="cs-CZ"/>
-          <w14:ligatures w14:val="none"/>
-        </w:rPr>
-        <w:t xml:space="preserve">fyzikální engine (gravitace, kolize přesněji) </w:t>
-      </w:r>
-    </w:p>
-    <w:p>
-      <w:pPr>
-        <w:pStyle w:val="Odstavecseseznamem"/>
-        <w:numPr>
-          <w:ilvl w:val="0"/>
-          <w:numId w:val="21"/>
-        </w:numPr>
-        <w:spacing w:after="0" w:line="276" w:lineRule="auto"/>
-        <w:jc w:val="both"/>
-        <w:rPr>
-          <w:rFonts w:ascii="Times New Roman" w:eastAsia="Times New Roman" w:hAnsi="Times New Roman" w:cs="Times New Roman"/>
-          <w:color w:val="000000" w:themeColor="text1"/>
-          <w:kern w:val="0"/>
-          <w:lang w:eastAsia="cs-CZ"/>
-          <w14:ligatures w14:val="none"/>
-        </w:rPr>
-      </w:pPr>
-      <w:r>
-        <w:rPr>
-          <w:rFonts w:ascii="Times New Roman" w:eastAsia="Times New Roman" w:hAnsi="Times New Roman" w:cs="Times New Roman"/>
-          <w:color w:val="000000" w:themeColor="text1"/>
-          <w:kern w:val="0"/>
-          <w:lang w:eastAsia="cs-CZ"/>
-          <w14:ligatures w14:val="none"/>
-        </w:rPr>
-        <w:t xml:space="preserve">více herních stavů (menu, pause) </w:t>
-      </w:r>
-    </w:p>
-    <w:p>
-      <w:pPr>
-        <w:pStyle w:val="Odstavecseseznamem"/>
-        <w:numPr>
-          <w:ilvl w:val="0"/>
-          <w:numId w:val="21"/>
-        </w:numPr>
-        <w:spacing w:after="0" w:line="276" w:lineRule="auto"/>
-        <w:jc w:val="both"/>
-        <w:rPr>
-          <w:rFonts w:ascii="Times New Roman" w:eastAsia="Times New Roman" w:hAnsi="Times New Roman" w:cs="Times New Roman"/>
-          <w:color w:val="000000" w:themeColor="text1"/>
-          <w:kern w:val="0"/>
-          <w:lang w:eastAsia="cs-CZ"/>
-          <w14:ligatures w14:val="none"/>
-        </w:rPr>
-      </w:pPr>
-      <w:r>
-        <w:rPr>
-          <w:rFonts w:ascii="Times New Roman" w:eastAsia="Times New Roman" w:hAnsi="Times New Roman" w:cs="Times New Roman"/>
-          <w:color w:val="000000" w:themeColor="text1"/>
-          <w:kern w:val="0"/>
-          <w:lang w:eastAsia="cs-CZ"/>
-          <w14:ligatures w14:val="none"/>
-        </w:rPr>
-        <w:t xml:space="preserve">lepší synchronizace vláken </w:t>
-      </w:r>
-    </w:p>
-    <w:p>
-      <w:pPr>
-        <w:pStyle w:val="Odstavecseseznamem"/>
-        <w:numPr>
-          <w:ilvl w:val="0"/>
-          <w:numId w:val="21"/>
-        </w:numPr>
-        <w:spacing w:after="0" w:line="276" w:lineRule="auto"/>
-        <w:jc w:val="both"/>
-        <w:rPr>
-          <w:rFonts w:ascii="Times New Roman" w:eastAsia="Times New Roman" w:hAnsi="Times New Roman" w:cs="Times New Roman"/>
-          <w:color w:val="000000" w:themeColor="text1"/>
-          <w:kern w:val="0"/>
-          <w:lang w:eastAsia="cs-CZ"/>
-          <w14:ligatures w14:val="none"/>
-        </w:rPr>
-      </w:pPr>
-      <w:r>
-        <w:rPr>
-          <w:rFonts w:ascii="Times New Roman" w:eastAsia="Times New Roman" w:hAnsi="Times New Roman" w:cs="Times New Roman"/>
-          <w:color w:val="000000" w:themeColor="text1"/>
-          <w:kern w:val="0"/>
-          <w:lang w:eastAsia="cs-CZ"/>
-          <w14:ligatures w14:val="none"/>
-        </w:rPr>
-        <w:t xml:space="preserve">optimalizace renderingu </w:t>
-      </w:r>
-    </w:p>
-    <w:p>
-      <w:pPr>
-        <w:pStyle w:val="Odstavecseseznamem"/>
-        <w:numPr>
-          <w:ilvl w:val="0"/>
-          <w:numId w:val="21"/>
-        </w:numPr>
-        <w:spacing w:after="0" w:line="276" w:lineRule="auto"/>
-        <w:jc w:val="both"/>
-        <w:rPr>
-          <w:rFonts w:ascii="Times New Roman" w:eastAsia="Times New Roman" w:hAnsi="Times New Roman" w:cs="Times New Roman"/>
-          <w:color w:val="000000" w:themeColor="text1"/>
-          <w:kern w:val="0"/>
-          <w:lang w:eastAsia="cs-CZ"/>
-          <w14:ligatures w14:val="none"/>
-        </w:rPr>
-      </w:pPr>
-      <w:r>
-        <w:rPr>
-          <w:rFonts w:ascii="Times New Roman" w:eastAsia="Times New Roman" w:hAnsi="Times New Roman" w:cs="Times New Roman"/>
-          <w:color w:val="000000" w:themeColor="text1"/>
-          <w:kern w:val="0"/>
-          <w:lang w:eastAsia="cs-CZ"/>
-          <w14:ligatures w14:val="none"/>
-        </w:rPr>
-        <w:t xml:space="preserve">zvuky a hudba </w:t>
-      </w:r>
-    </w:p>
-    <w:p>
-      <w:pPr>
-        <w:pStyle w:val="Odstavecseseznamem"/>
-        <w:numPr>
-          <w:ilvl w:val="0"/>
-          <w:numId w:val="21"/>
-        </w:numPr>
-        <w:spacing w:after="0" w:line="276" w:lineRule="auto"/>
-        <w:jc w:val="both"/>
-        <w:rPr>
-          <w:rFonts w:ascii="Times New Roman" w:eastAsia="Times New Roman" w:hAnsi="Times New Roman" w:cs="Times New Roman"/>
-          <w:color w:val="000000" w:themeColor="text1"/>
-          <w:kern w:val="0"/>
-          <w:lang w:eastAsia="cs-CZ"/>
-          <w14:ligatures w14:val="none"/>
-        </w:rPr>
-      </w:pPr>
-      <w:r>
-        <w:rPr>
-          <w:rFonts w:ascii="Times New Roman" w:eastAsia="Times New Roman" w:hAnsi="Times New Roman" w:cs="Times New Roman"/>
-          <w:color w:val="000000" w:themeColor="text1"/>
-          <w:kern w:val="0"/>
-          <w:lang w:eastAsia="cs-CZ"/>
-          <w14:ligatures w14:val="none"/>
-        </w:rPr>
-        <w:t xml:space="preserve">editor levelů </w:t>
-      </w:r>
-    </w:p>
-    <w:p>
-      <w:pPr>
-        <w:pStyle w:val="Odstavecseseznamem"/>
-        <w:numPr>
-          <w:ilvl w:val="0"/>
-          <w:numId w:val="21"/>
-        </w:numPr>
-        <w:spacing w:line="276" w:lineRule="auto"/>
-        <w:jc w:val="both"/>
-        <w:rPr>
           <w:rStyle w:val="Nadpis1Char"/>
           <w:rFonts w:ascii="Times New Roman" w:eastAsia="Times New Roman" w:hAnsi="Times New Roman" w:cs="Times New Roman"/>
-          <w:color w:val="000000" w:themeColor="text1"/>
-          <w:kern w:val="0"/>
-          <w:sz w:val="24"/>
-          <w:szCs w:val="24"/>
-          <w:lang w:eastAsia="cs-CZ"/>
-          <w14:ligatures w14:val="none"/>
-        </w:rPr>
-      </w:pPr>
-      <w:r>
-        <w:rPr>
-          <w:rFonts w:ascii="Times New Roman" w:eastAsia="Times New Roman" w:hAnsi="Times New Roman" w:cs="Times New Roman"/>
-          <w:color w:val="000000" w:themeColor="text1"/>
-          <w:kern w:val="0"/>
-          <w:lang w:eastAsia="cs-CZ"/>
-          <w14:ligatures w14:val="none"/>
-        </w:rPr>
-        <w:t>více hráčů (multiplayer)</w:t>
+          <w:b/>
+          <w:color w:val="000000" w:themeColor="text1"/>
+        </w:rPr>
+      </w:pPr>
+      <w:r>
+        <w:rPr>
+          <w:rFonts w:ascii="Times New Roman" w:eastAsia="Times New Roman" w:hAnsi="Times New Roman" w:cs="Times New Roman"/>
+          <w:color w:val="000000" w:themeColor="text1"/>
+          <w:kern w:val="0"/>
+          <w:sz w:val="24"/>
+          <w:szCs w:val="24"/>
+          <w:lang w:eastAsia="cs-CZ"/>
+          <w14:ligatures w14:val="none"/>
+        </w:rPr>
+        <w:t>Do budoucna by bylo možné projekt dále rozšířit například o pokročilejší fyzikální systém, který by přesněji řešil kolize a pohyb objektů. Dalším krokem by mohlo být přidání více herních stavů, jako je hlavní menu nebo pauza, případně implementace zvukových efektů a hudby. Vylepšit by bylo možné také synchronizaci vláken a optimalizaci renderování. Z dlouhodobého hlediska by bylo zajímavé vytvořit editor levelů nebo rozšířit hru o multiplayer.</w:t>
       </w:r>
       <w:r>
         <w:rPr>
           <w:rStyle w:val="Nadpis1Char"/>
           <w:rFonts w:ascii="Times New Roman" w:eastAsia="Times New Roman" w:hAnsi="Times New Roman" w:cs="Times New Roman"/>
+          <w:b/>
           <w:color w:val="000000" w:themeColor="text1"/>
         </w:rPr>
         <w:br w:type="page"/>
@@ -7686,7 +7230,7 @@
     </w:p>
     <w:p>
       <w:pPr>
-        <w:spacing w:before="100" w:beforeAutospacing="1" w:after="100" w:afterAutospacing="1" w:line="276" w:lineRule="auto"/>
+        <w:spacing w:after="200" w:line="276" w:lineRule="auto"/>
         <w:ind w:firstLine="708"/>
         <w:jc w:val="both"/>
         <w:rPr>
@@ -7709,37 +7253,38 @@
           <w:lang w:eastAsia="cs-CZ"/>
           <w14:ligatures w14:val="none"/>
         </w:rPr>
-        <w:t>Cílem projektu bylo vytvořit funkční 2D plošinovou hru s využitím vlastního návrhu architektury.</w:t>
-      </w:r>
-      <w:r>
-        <w:rPr>
-          <w:rFonts w:ascii="Times New Roman" w:eastAsia="Times New Roman" w:hAnsi="Times New Roman" w:cs="Times New Roman"/>
-          <w:color w:val="000000" w:themeColor="text1"/>
-          <w:kern w:val="0"/>
-          <w:sz w:val="24"/>
-          <w:szCs w:val="24"/>
-          <w:lang w:eastAsia="cs-CZ"/>
-          <w14:ligatures w14:val="none"/>
-        </w:rPr>
-        <w:t xml:space="preserve"> </w:t>
-      </w:r>
-      <w:r>
-        <w:rPr>
-          <w:rFonts w:ascii="Times New Roman" w:eastAsia="Times New Roman" w:hAnsi="Times New Roman" w:cs="Times New Roman"/>
-          <w:color w:val="000000" w:themeColor="text1"/>
-          <w:kern w:val="0"/>
-          <w:sz w:val="24"/>
-          <w:szCs w:val="24"/>
-          <w:lang w:eastAsia="cs-CZ"/>
-          <w14:ligatures w14:val="none"/>
-        </w:rPr>
-        <w:t>Projekt představuje základ jednoduchého herního enginu, který lze dále rozšiřovat.</w:t>
-      </w:r>
-    </w:p>
-    <w:p>
-      <w:pPr>
-        <w:spacing w:line="276" w:lineRule="auto"/>
-        <w:ind w:firstLine="357"/>
+        <w:t xml:space="preserve">Cílem této práce bylo vytvořit funkční 2D plošinovou hru s využitím programovacího jazyka C++ a knihovny </w:t>
+      </w:r>
+      <w:r>
+        <w:rPr>
+          <w:rFonts w:ascii="Times New Roman" w:eastAsia="Times New Roman" w:hAnsi="Times New Roman" w:cs="Times New Roman"/>
+          <w:i/>
+          <w:color w:val="000000" w:themeColor="text1"/>
+          <w:kern w:val="0"/>
+          <w:sz w:val="24"/>
+          <w:szCs w:val="24"/>
+          <w:lang w:eastAsia="cs-CZ"/>
+          <w14:ligatures w14:val="none"/>
+        </w:rPr>
+        <w:t>SDL</w:t>
+      </w:r>
+      <w:r>
+        <w:rPr>
+          <w:rFonts w:ascii="Times New Roman" w:eastAsia="Times New Roman" w:hAnsi="Times New Roman" w:cs="Times New Roman"/>
+          <w:color w:val="000000" w:themeColor="text1"/>
+          <w:kern w:val="0"/>
+          <w:sz w:val="24"/>
+          <w:szCs w:val="24"/>
+          <w:lang w:eastAsia="cs-CZ"/>
+          <w14:ligatures w14:val="none"/>
+        </w:rPr>
+        <w:t>. Na rozdíl od jednodušších projektů byl kladen důraz na návrh vlastní architektury, která odděluje jednotlivé části programu a umožňuje jejich nezávislý vývoj.</w:t>
+      </w:r>
+    </w:p>
+    <w:p>
+      <w:pPr>
+        <w:spacing w:after="200" w:line="276" w:lineRule="auto"/>
+        <w:ind w:firstLine="708"/>
         <w:jc w:val="both"/>
         <w:rPr>
           <w:rFonts w:ascii="Times New Roman" w:eastAsia="Times New Roman" w:hAnsi="Times New Roman" w:cs="Times New Roman"/>
@@ -7761,111 +7306,15 @@
           <w:lang w:eastAsia="cs-CZ"/>
           <w14:ligatures w14:val="none"/>
         </w:rPr>
-        <w:t>Na rozdíl od jednoduchých projektů byl kladen důraz na:</w:t>
-      </w:r>
-    </w:p>
-    <w:p>
-      <w:pPr>
-        <w:numPr>
-          <w:ilvl w:val="0"/>
-          <w:numId w:val="17"/>
-        </w:numPr>
-        <w:spacing w:after="0" w:line="276" w:lineRule="auto"/>
+        <w:t>Během práce jsme se seznámili s pokročilejšími koncepty, jako je multithreading, synchronizace vláken nebo dynamické načítání dat z konfiguračních souborů. Projekt tak nepředstavuje pouze jednoduchou hru, ale také základ pro vlastní herní engine, který je možné dále rozšiřovat.</w:t>
+      </w:r>
+    </w:p>
+    <w:p>
+      <w:pPr>
+        <w:spacing w:after="200" w:line="276" w:lineRule="auto"/>
+        <w:ind w:firstLine="708"/>
         <w:jc w:val="both"/>
         <w:rPr>
-          <w:rFonts w:ascii="Times New Roman" w:eastAsia="Times New Roman" w:hAnsi="Times New Roman" w:cs="Times New Roman"/>
-          <w:color w:val="000000" w:themeColor="text1"/>
-          <w:kern w:val="0"/>
-          <w:sz w:val="24"/>
-          <w:szCs w:val="24"/>
-          <w:lang w:eastAsia="cs-CZ"/>
-          <w14:ligatures w14:val="none"/>
-        </w:rPr>
-      </w:pPr>
-      <w:r>
-        <w:rPr>
-          <w:rFonts w:ascii="Times New Roman" w:eastAsia="Times New Roman" w:hAnsi="Times New Roman" w:cs="Times New Roman"/>
-          <w:color w:val="000000" w:themeColor="text1"/>
-          <w:kern w:val="0"/>
-          <w:sz w:val="24"/>
-          <w:szCs w:val="24"/>
-          <w:lang w:eastAsia="cs-CZ"/>
-          <w14:ligatures w14:val="none"/>
-        </w:rPr>
-        <w:t xml:space="preserve">modularitu </w:t>
-      </w:r>
-    </w:p>
-    <w:p>
-      <w:pPr>
-        <w:numPr>
-          <w:ilvl w:val="0"/>
-          <w:numId w:val="17"/>
-        </w:numPr>
-        <w:spacing w:after="0" w:line="276" w:lineRule="auto"/>
-        <w:jc w:val="both"/>
-        <w:rPr>
-          <w:rFonts w:ascii="Times New Roman" w:eastAsia="Times New Roman" w:hAnsi="Times New Roman" w:cs="Times New Roman"/>
-          <w:color w:val="000000" w:themeColor="text1"/>
-          <w:kern w:val="0"/>
-          <w:sz w:val="24"/>
-          <w:szCs w:val="24"/>
-          <w:lang w:eastAsia="cs-CZ"/>
-          <w14:ligatures w14:val="none"/>
-        </w:rPr>
-      </w:pPr>
-      <w:r>
-        <w:rPr>
-          <w:rFonts w:ascii="Times New Roman" w:eastAsia="Times New Roman" w:hAnsi="Times New Roman" w:cs="Times New Roman"/>
-          <w:color w:val="000000" w:themeColor="text1"/>
-          <w:kern w:val="0"/>
-          <w:sz w:val="24"/>
-          <w:szCs w:val="24"/>
-          <w:lang w:eastAsia="cs-CZ"/>
-          <w14:ligatures w14:val="none"/>
-        </w:rPr>
-        <w:t xml:space="preserve">práci s vlákny </w:t>
-      </w:r>
-    </w:p>
-    <w:p>
-      <w:pPr>
-        <w:numPr>
-          <w:ilvl w:val="0"/>
-          <w:numId w:val="17"/>
-        </w:numPr>
-        <w:spacing w:after="0" w:line="276" w:lineRule="auto"/>
-        <w:jc w:val="both"/>
-        <w:rPr>
-          <w:rFonts w:ascii="Times New Roman" w:eastAsia="Times New Roman" w:hAnsi="Times New Roman" w:cs="Times New Roman"/>
-          <w:color w:val="000000" w:themeColor="text1"/>
-          <w:kern w:val="0"/>
-          <w:sz w:val="24"/>
-          <w:szCs w:val="24"/>
-          <w:lang w:eastAsia="cs-CZ"/>
-          <w14:ligatures w14:val="none"/>
-        </w:rPr>
-      </w:pPr>
-      <w:r>
-        <w:rPr>
-          <w:rFonts w:ascii="Times New Roman" w:eastAsia="Times New Roman" w:hAnsi="Times New Roman" w:cs="Times New Roman"/>
-          <w:color w:val="000000" w:themeColor="text1"/>
-          <w:kern w:val="0"/>
-          <w:sz w:val="24"/>
-          <w:szCs w:val="24"/>
-          <w:lang w:eastAsia="cs-CZ"/>
-          <w14:ligatures w14:val="none"/>
-        </w:rPr>
-        <w:t xml:space="preserve">oddělení logiky, grafiky a vstupu </w:t>
-      </w:r>
-    </w:p>
-    <w:p>
-      <w:pPr>
-        <w:numPr>
-          <w:ilvl w:val="0"/>
-          <w:numId w:val="17"/>
-        </w:numPr>
-        <w:spacing w:after="0" w:line="276" w:lineRule="auto"/>
-        <w:jc w:val="both"/>
-        <w:rPr>
           <w:rStyle w:val="Nadpis1Char"/>
           <w:rFonts w:ascii="Times New Roman" w:eastAsia="Times New Roman" w:hAnsi="Times New Roman" w:cs="Times New Roman"/>
           <w:color w:val="000000" w:themeColor="text1"/>
@@ -7886,24 +7335,13 @@
           <w:lang w:eastAsia="cs-CZ"/>
           <w14:ligatures w14:val="none"/>
         </w:rPr>
-        <w:t>konfigurovat</w:t>
-      </w:r>
-      <w:r>
-        <w:rPr>
-          <w:rFonts w:ascii="Times New Roman" w:eastAsia="Times New Roman" w:hAnsi="Times New Roman" w:cs="Times New Roman"/>
-          <w:color w:val="000000" w:themeColor="text1"/>
-          <w:kern w:val="0"/>
-          <w:sz w:val="24"/>
-          <w:szCs w:val="24"/>
-          <w:lang w:eastAsia="cs-CZ"/>
-          <w14:ligatures w14:val="none"/>
-        </w:rPr>
-        <w:t>elnost pomocí externích souborů</w:t>
+        <w:t>Získané zkušenosti lze využít nejen při dalším vývoji her, ale i v jiných oblastech programování, kde je potřeba pracovat s komplexnější strukturou programu a efektivním řízením zdrojů.</w:t>
       </w:r>
       <w:r>
         <w:rPr>
           <w:rStyle w:val="Nadpis1Char"/>
           <w:rFonts w:ascii="Times New Roman" w:eastAsia="Times New Roman" w:hAnsi="Times New Roman" w:cs="Times New Roman"/>
+          <w:b/>
           <w:color w:val="000000" w:themeColor="text1"/>
         </w:rPr>
         <w:br w:type="page"/>
@@ -8603,7 +8041,7 @@
                                   <w:rFonts w:ascii="Calibri" w:hAnsi="Calibri" w:cs="Calibri"/>
                                   <w:noProof/>
                                 </w:rPr>
-                                <w:t>2</w:t>
+                                <w:t>5</w:t>
                               </w:r>
                               <w:r>
                                 <w:rPr>
@@ -8682,7 +8120,7 @@
                             <w:rFonts w:ascii="Calibri" w:hAnsi="Calibri" w:cs="Calibri"/>
                             <w:noProof/>
                           </w:rPr>
-                          <w:t>2</w:t>
+                          <w:t>5</w:t>
                         </w:r>
                         <w:r>
                           <w:rPr>
@@ -8997,7 +8435,7 @@
   <w:abstractNum w:abstractNumId="1">
     <w:nsid w:val="09302175"/>
     <w:multiLevelType w:val="hybridMultilevel"/>
-    <w:tmpl w:val="84EE3206"/>
+    <w:tmpl w:val="FAD0A8A6"/>
     <w:lvl w:ilvl="0" w:tplc="04050001">
       <w:start w:val="1"/>
       <w:numFmt w:val="bullet"/>
@@ -10485,6 +9923,119 @@
     </w:lvl>
   </w:abstractNum>
   <w:abstractNum w:abstractNumId="13">
+    <w:nsid w:val="48536EC6"/>
+    <w:multiLevelType w:val="hybridMultilevel"/>
+    <w:tmpl w:val="CD8614AC"/>
+    <w:lvl w:ilvl="0" w:tplc="04050001">
+      <w:start w:val="1"/>
+      <w:numFmt w:val="bullet"/>
+      <w:lvlText w:val=""/>
+      <w:lvlJc w:val="left"/>
+      <w:pPr>
+        <w:ind w:left="720" w:hanging="360"/>
+      </w:pPr>
+      <w:rPr>
+        <w:rFonts w:ascii="Symbol" w:hAnsi="Symbol" w:hint="default"/>
+      </w:rPr>
+    </w:lvl>
+    <w:lvl w:ilvl="1" w:tplc="04050003">
+      <w:start w:val="1"/>
+      <w:numFmt w:val="bullet"/>
+      <w:lvlText w:val="o"/>
+      <w:lvlJc w:val="left"/>
+      <w:pPr>
+        <w:ind w:left="1440" w:hanging="360"/>
+      </w:pPr>
+      <w:rPr>
+        <w:rFonts w:ascii="Courier New" w:hAnsi="Courier New" w:cs="Courier New" w:hint="default"/>
+      </w:rPr>
+    </w:lvl>
+    <w:lvl w:ilvl="2" w:tplc="04050005" w:tentative="1">
+      <w:start w:val="1"/>
+      <w:numFmt w:val="bullet"/>
+      <w:lvlText w:val=""/>
+      <w:lvlJc w:val="left"/>
+      <w:pPr>
+        <w:ind w:left="2160" w:hanging="360"/>
+      </w:pPr>
+      <w:rPr>
+        <w:rFonts w:ascii="Wingdings" w:hAnsi="Wingdings" w:hint="default"/>
+      </w:rPr>
+    </w:lvl>
+    <w:lvl w:ilvl="3" w:tplc="04050001" w:tentative="1">
+      <w:start w:val="1"/>
+      <w:numFmt w:val="bullet"/>
+      <w:lvlText w:val=""/>
+      <w:lvlJc w:val="left"/>
+      <w:pPr>
+        <w:ind w:left="2880" w:hanging="360"/>
+      </w:pPr>
+      <w:rPr>
+        <w:rFonts w:ascii="Symbol" w:hAnsi="Symbol" w:hint="default"/>
+      </w:rPr>
+    </w:lvl>
+    <w:lvl w:ilvl="4" w:tplc="04050003" w:tentative="1">
+      <w:start w:val="1"/>
+      <w:numFmt w:val="bullet"/>
+      <w:lvlText w:val="o"/>
+      <w:lvlJc w:val="left"/>
+      <w:pPr>
+        <w:ind w:left="3600" w:hanging="360"/>
+      </w:pPr>
+      <w:rPr>
+        <w:rFonts w:ascii="Courier New" w:hAnsi="Courier New" w:cs="Courier New" w:hint="default"/>
+      </w:rPr>
+    </w:lvl>
+    <w:lvl w:ilvl="5" w:tplc="04050005" w:tentative="1">
+      <w:start w:val="1"/>
+      <w:numFmt w:val="bullet"/>
+      <w:lvlText w:val=""/>
+      <w:lvlJc w:val="left"/>
+      <w:pPr>
+        <w:ind w:left="4320" w:hanging="360"/>
+      </w:pPr>
+      <w:rPr>
+        <w:rFonts w:ascii="Wingdings" w:hAnsi="Wingdings" w:hint="default"/>
+      </w:rPr>
+    </w:lvl>
+    <w:lvl w:ilvl="6" w:tplc="04050001" w:tentative="1">
+      <w:start w:val="1"/>
+      <w:numFmt w:val="bullet"/>
+      <w:lvlText w:val=""/>
+      <w:lvlJc w:val="left"/>
+      <w:pPr>
+        <w:ind w:left="5040" w:hanging="360"/>
+      </w:pPr>
+      <w:rPr>
+        <w:rFonts w:ascii="Symbol" w:hAnsi="Symbol" w:hint="default"/>
+      </w:rPr>
+    </w:lvl>
+    <w:lvl w:ilvl="7" w:tplc="04050003" w:tentative="1">
+      <w:start w:val="1"/>
+      <w:numFmt w:val="bullet"/>
+      <w:lvlText w:val="o"/>
+      <w:lvlJc w:val="left"/>
+      <w:pPr>
+        <w:ind w:left="5760" w:hanging="360"/>
+      </w:pPr>
+      <w:rPr>
+        <w:rFonts w:ascii="Courier New" w:hAnsi="Courier New" w:cs="Courier New" w:hint="default"/>
+      </w:rPr>
+    </w:lvl>
+    <w:lvl w:ilvl="8" w:tplc="04050005" w:tentative="1">
+      <w:start w:val="1"/>
+      <w:numFmt w:val="bullet"/>
+      <w:lvlText w:val=""/>
+      <w:lvlJc w:val="left"/>
+      <w:pPr>
+        <w:ind w:left="6480" w:hanging="360"/>
+      </w:pPr>
+      <w:rPr>
+        <w:rFonts w:ascii="Wingdings" w:hAnsi="Wingdings" w:hint="default"/>
+      </w:rPr>
+    </w:lvl>
+  </w:abstractNum>
+  <w:abstractNum w:abstractNumId="14">
     <w:nsid w:val="49C9617C"/>
     <w:multiLevelType w:val="hybridMultilevel"/>
     <w:tmpl w:val="620CE07E"/>
@@ -10597,7 +10148,7 @@
       </w:rPr>
     </w:lvl>
   </w:abstractNum>
-  <w:abstractNum w:abstractNumId="14">
+  <w:abstractNum w:abstractNumId="15">
     <w:nsid w:val="54A45C4B"/>
     <w:multiLevelType w:val="multilevel"/>
     <w:tmpl w:val="06B2288E"/>
@@ -10746,7 +10297,7 @@
       </w:rPr>
     </w:lvl>
   </w:abstractNum>
-  <w:abstractNum w:abstractNumId="15">
+  <w:abstractNum w:abstractNumId="16">
     <w:nsid w:val="567B7532"/>
     <w:multiLevelType w:val="multilevel"/>
     <w:tmpl w:val="797E5E6A"/>
@@ -10862,7 +10413,7 @@
       </w:pPr>
     </w:lvl>
   </w:abstractNum>
-  <w:abstractNum w:abstractNumId="16">
+  <w:abstractNum w:abstractNumId="17">
     <w:nsid w:val="59345E52"/>
     <w:multiLevelType w:val="multilevel"/>
     <w:tmpl w:val="F606EF74"/>
@@ -10978,7 +10529,7 @@
       </w:pPr>
     </w:lvl>
   </w:abstractNum>
-  <w:abstractNum w:abstractNumId="17">
+  <w:abstractNum w:abstractNumId="18">
     <w:nsid w:val="596F42EF"/>
     <w:multiLevelType w:val="hybridMultilevel"/>
     <w:tmpl w:val="C22C83BE"/>
@@ -11091,7 +10642,7 @@
       </w:rPr>
     </w:lvl>
   </w:abstractNum>
-  <w:abstractNum w:abstractNumId="18">
+  <w:abstractNum w:abstractNumId="19">
     <w:nsid w:val="5B6D25C4"/>
     <w:multiLevelType w:val="multilevel"/>
     <w:tmpl w:val="1F2401FA"/>
@@ -11240,7 +10791,7 @@
       </w:rPr>
     </w:lvl>
   </w:abstractNum>
-  <w:abstractNum w:abstractNumId="19">
+  <w:abstractNum w:abstractNumId="20">
     <w:nsid w:val="61374402"/>
     <w:multiLevelType w:val="multilevel"/>
     <w:tmpl w:val="928EDC22"/>
@@ -11389,7 +10940,7 @@
       </w:rPr>
     </w:lvl>
   </w:abstractNum>
-  <w:abstractNum w:abstractNumId="20">
+  <w:abstractNum w:abstractNumId="21">
     <w:nsid w:val="64C24205"/>
     <w:multiLevelType w:val="multilevel"/>
     <w:tmpl w:val="1DCEEFF2"/>
@@ -11538,7 +11089,7 @@
       </w:rPr>
     </w:lvl>
   </w:abstractNum>
-  <w:abstractNum w:abstractNumId="21">
+  <w:abstractNum w:abstractNumId="22">
     <w:nsid w:val="70F53C12"/>
     <w:multiLevelType w:val="multilevel"/>
     <w:tmpl w:val="45FA1F2A"/>
@@ -11659,7 +11210,7 @@
       </w:pPr>
     </w:lvl>
   </w:abstractNum>
-  <w:abstractNum w:abstractNumId="22">
+  <w:abstractNum w:abstractNumId="23">
     <w:nsid w:val="7ADF1025"/>
     <w:multiLevelType w:val="hybridMultilevel"/>
     <w:tmpl w:val="201AF304"/>
@@ -11773,7 +11324,7 @@
     </w:lvl>
   </w:abstractNum>
   <w:num w:numId="1">
-    <w:abstractNumId w:val="17"/>
+    <w:abstractNumId w:val="18"/>
   </w:num>
   <w:num w:numId="2">
     <w:abstractNumId w:val="4"/>
@@ -11782,28 +11333,28 @@
     <w:abstractNumId w:val="3"/>
   </w:num>
   <w:num w:numId="4">
-    <w:abstractNumId w:val="18"/>
+    <w:abstractNumId w:val="19"/>
   </w:num>
   <w:num w:numId="5">
-    <w:abstractNumId w:val="16"/>
+    <w:abstractNumId w:val="17"/>
   </w:num>
   <w:num w:numId="6">
     <w:abstractNumId w:val="0"/>
   </w:num>
   <w:num w:numId="7">
+    <w:abstractNumId w:val="16"/>
+  </w:num>
+  <w:num w:numId="8">
+    <w:abstractNumId w:val="21"/>
+  </w:num>
+  <w:num w:numId="9">
+    <w:abstractNumId w:val="20"/>
+  </w:num>
+  <w:num w:numId="10">
     <w:abstractNumId w:val="15"/>
   </w:num>
-  <w:num w:numId="8">
-    <w:abstractNumId w:val="20"/>
-  </w:num>
-  <w:num w:numId="9">
-    <w:abstractNumId w:val="19"/>
-  </w:num>
-  <w:num w:numId="10">
-    <w:abstractNumId w:val="14"/>
-  </w:num>
   <w:num w:numId="11">
-    <w:abstractNumId w:val="21"/>
+    <w:abstractNumId w:val="22"/>
   </w:num>
   <w:num w:numId="12">
     <w:abstractNumId w:val="6"/>
@@ -11824,7 +11375,7 @@
     <w:abstractNumId w:val="11"/>
   </w:num>
   <w:num w:numId="18">
-    <w:abstractNumId w:val="22"/>
+    <w:abstractNumId w:val="23"/>
   </w:num>
   <w:num w:numId="19">
     <w:abstractNumId w:val="1"/>
@@ -11839,6 +11390,9 @@
     <w:abstractNumId w:val="10"/>
   </w:num>
   <w:num w:numId="23">
+    <w:abstractNumId w:val="14"/>
+  </w:num>
+  <w:num w:numId="24">
     <w:abstractNumId w:val="13"/>
   </w:num>
 </w:numbering>
@@ -12005,7 +11559,7 @@
   <w:style w:type="paragraph" w:default="1" w:styleId="Normln">
     <w:name w:val="Normal"/>
     <w:qFormat/>
-    <w:rsid w:val="005F21F7"/>
+    <w:rsid w:val="00A33ADC"/>
     <w:pPr>
       <w:spacing w:line="259" w:lineRule="auto"/>
     </w:pPr>
@@ -12794,7 +12348,7 @@
   <w:style w:type="paragraph" w:default="1" w:styleId="Normln">
     <w:name w:val="Normal"/>
     <w:qFormat/>
-    <w:rsid w:val="005F21F7"/>
+    <w:rsid w:val="00A33ADC"/>
     <w:pPr>
       <w:spacing w:line="259" w:lineRule="auto"/>
     </w:pPr>
@@ -13731,7 +13285,7 @@
   <a:extraClrSchemeLst/>
   <a:extLst>
     <a:ext uri="{05A4C25C-085E-4340-85A3-A5531E510DB2}">
-      <thm15:themeFamily xmlns="" xmlns:thm15="http://schemas.microsoft.com/office/thememl/2012/main" name="Office Theme" id="{2E142A2C-CD16-42D6-873A-C26D2A0506FA}" vid="{1BDDFF52-6CD6-40A5-AB3C-68EB2F1E4D0A}"/>
+      <thm15:themeFamily xmlns:thm15="http://schemas.microsoft.com/office/thememl/2012/main" xmlns="" name="Office Theme" id="{2E142A2C-CD16-42D6-873A-C26D2A0506FA}" vid="{1BDDFF52-6CD6-40A5-AB3C-68EB2F1E4D0A}"/>
     </a:ext>
   </a:extLst>
 </a:theme>

--- a/Rocnikovy_projekt_programovani.docx
+++ b/Rocnikovy_projekt_programovani.docx
@@ -402,15 +402,7 @@
           <w:sz w:val="24"/>
           <w:szCs w:val="40"/>
         </w:rPr>
-        <w:t>In this project, we aim to create a polished platformer game titled "Escape from the Island." The project involves applying skills in programming, particularly in C++, in computer pixel graphics, integrating both components, and bringing the game to life. The documentation includes a description of the game development process and its individual components, an explanation of how the game works, and examples o</w:t>
-      </w:r>
-      <w:r>
-        <w:rPr>
-          <w:rFonts w:ascii="Times New Roman" w:eastAsia="Times New Roman" w:hAnsi="Times New Roman" w:cs="Times New Roman"/>
-          <w:sz w:val="24"/>
-          <w:szCs w:val="40"/>
-        </w:rPr>
-        <w:t>f the game itself and the code.</w:t>
+        <w:t>In this project, we aim to create a polished platformer game titled "Escape from the Island." The project involves applying skills in programming, particularly in C++, in computer pixel graphics, integrating both components, and bringing the game to life. The documentation includes a description of the game development process and its individual components, an explanation of how the game works, and examples of the game itself and the code.</w:t>
       </w:r>
     </w:p>
     <w:p>
@@ -2639,7 +2631,25 @@
           <w:sz w:val="24"/>
           <w:szCs w:val="24"/>
         </w:rPr>
-        <w:t>7. Možná vylepšení</w:t>
+        <w:t>Závěr</w:t>
+      </w:r>
+      <w:r>
+        <w:rPr>
+          <w:rFonts w:ascii="Times New Roman" w:hAnsi="Times New Roman" w:cs="Times New Roman"/>
+          <w:sz w:val="24"/>
+          <w:szCs w:val="24"/>
+          <w:u w:val="dotted"/>
+        </w:rPr>
+        <w:tab/>
+      </w:r>
+      <w:r>
+        <w:rPr>
+          <w:rFonts w:ascii="Times New Roman" w:hAnsi="Times New Roman" w:cs="Times New Roman"/>
+          <w:sz w:val="24"/>
+          <w:szCs w:val="24"/>
+          <w:u w:val="dotted"/>
+        </w:rPr>
+        <w:tab/>
       </w:r>
       <w:r>
         <w:rPr>
@@ -2746,148 +2756,6 @@
           <w:szCs w:val="24"/>
         </w:rPr>
         <w:t>7</w:t>
-      </w:r>
-    </w:p>
-    <w:p>
-      <w:pPr>
-        <w:spacing w:after="0" w:line="360" w:lineRule="auto"/>
-        <w:rPr>
-          <w:rFonts w:ascii="Times New Roman" w:hAnsi="Times New Roman" w:cs="Times New Roman"/>
-          <w:sz w:val="24"/>
-          <w:szCs w:val="24"/>
-        </w:rPr>
-      </w:pPr>
-      <w:r>
-        <w:rPr>
-          <w:rFonts w:ascii="Times New Roman" w:hAnsi="Times New Roman" w:cs="Times New Roman"/>
-          <w:sz w:val="24"/>
-          <w:szCs w:val="24"/>
-        </w:rPr>
-        <w:t>Závěr</w:t>
-      </w:r>
-      <w:r>
-        <w:rPr>
-          <w:rFonts w:ascii="Times New Roman" w:hAnsi="Times New Roman" w:cs="Times New Roman"/>
-          <w:sz w:val="24"/>
-          <w:szCs w:val="24"/>
-          <w:u w:val="dotted"/>
-        </w:rPr>
-        <w:tab/>
-      </w:r>
-      <w:r>
-        <w:rPr>
-          <w:rFonts w:ascii="Times New Roman" w:hAnsi="Times New Roman" w:cs="Times New Roman"/>
-          <w:sz w:val="24"/>
-          <w:szCs w:val="24"/>
-          <w:u w:val="dotted"/>
-        </w:rPr>
-        <w:tab/>
-      </w:r>
-      <w:r>
-        <w:rPr>
-          <w:rFonts w:ascii="Times New Roman" w:hAnsi="Times New Roman" w:cs="Times New Roman"/>
-          <w:sz w:val="24"/>
-          <w:szCs w:val="24"/>
-          <w:u w:val="dotted"/>
-        </w:rPr>
-        <w:tab/>
-      </w:r>
-      <w:r>
-        <w:rPr>
-          <w:rFonts w:ascii="Times New Roman" w:hAnsi="Times New Roman" w:cs="Times New Roman"/>
-          <w:sz w:val="24"/>
-          <w:szCs w:val="24"/>
-          <w:u w:val="dotted"/>
-        </w:rPr>
-        <w:tab/>
-      </w:r>
-      <w:r>
-        <w:rPr>
-          <w:rFonts w:ascii="Times New Roman" w:hAnsi="Times New Roman" w:cs="Times New Roman"/>
-          <w:sz w:val="24"/>
-          <w:szCs w:val="24"/>
-          <w:u w:val="dotted"/>
-        </w:rPr>
-        <w:tab/>
-      </w:r>
-      <w:r>
-        <w:rPr>
-          <w:rFonts w:ascii="Times New Roman" w:hAnsi="Times New Roman" w:cs="Times New Roman"/>
-          <w:sz w:val="24"/>
-          <w:szCs w:val="24"/>
-          <w:u w:val="dotted"/>
-        </w:rPr>
-        <w:tab/>
-      </w:r>
-      <w:r>
-        <w:rPr>
-          <w:rFonts w:ascii="Times New Roman" w:hAnsi="Times New Roman" w:cs="Times New Roman"/>
-          <w:sz w:val="24"/>
-          <w:szCs w:val="24"/>
-          <w:u w:val="dotted"/>
-        </w:rPr>
-        <w:tab/>
-      </w:r>
-      <w:r>
-        <w:rPr>
-          <w:rFonts w:ascii="Times New Roman" w:hAnsi="Times New Roman" w:cs="Times New Roman"/>
-          <w:sz w:val="24"/>
-          <w:szCs w:val="24"/>
-          <w:u w:val="dotted"/>
-        </w:rPr>
-        <w:tab/>
-      </w:r>
-      <w:r>
-        <w:rPr>
-          <w:rFonts w:ascii="Times New Roman" w:hAnsi="Times New Roman" w:cs="Times New Roman"/>
-          <w:sz w:val="24"/>
-          <w:szCs w:val="24"/>
-          <w:u w:val="dotted"/>
-        </w:rPr>
-        <w:tab/>
-      </w:r>
-      <w:r>
-        <w:rPr>
-          <w:rFonts w:ascii="Times New Roman" w:hAnsi="Times New Roman" w:cs="Times New Roman"/>
-          <w:sz w:val="24"/>
-          <w:szCs w:val="24"/>
-          <w:u w:val="dotted"/>
-        </w:rPr>
-        <w:tab/>
-      </w:r>
-      <w:r>
-        <w:rPr>
-          <w:rFonts w:ascii="Times New Roman" w:hAnsi="Times New Roman" w:cs="Times New Roman"/>
-          <w:sz w:val="24"/>
-          <w:szCs w:val="24"/>
-          <w:u w:val="dotted"/>
-        </w:rPr>
-        <w:tab/>
-      </w:r>
-      <w:r>
-        <w:rPr>
-          <w:rFonts w:ascii="Times New Roman" w:hAnsi="Times New Roman" w:cs="Times New Roman"/>
-          <w:sz w:val="24"/>
-          <w:szCs w:val="24"/>
-          <w:u w:val="dotted"/>
-        </w:rPr>
-        <w:tab/>
-      </w:r>
-      <w:r>
-        <w:rPr>
-          <w:rFonts w:ascii="Times New Roman" w:hAnsi="Times New Roman" w:cs="Times New Roman"/>
-          <w:sz w:val="24"/>
-          <w:szCs w:val="24"/>
-        </w:rPr>
-        <w:t>1</w:t>
-      </w:r>
-      <w:r>
-        <w:rPr>
-          <w:rFonts w:ascii="Times New Roman" w:hAnsi="Times New Roman" w:cs="Times New Roman"/>
-          <w:sz w:val="24"/>
-          <w:szCs w:val="24"/>
-        </w:rPr>
-        <w:t>8</w:t>
       </w:r>
     </w:p>
     <w:p>
@@ -3031,10 +2899,8 @@
           <w:sz w:val="24"/>
           <w:szCs w:val="24"/>
         </w:rPr>
-        <w:t>9</w:t>
-      </w:r>
-      <w:bookmarkStart w:id="0" w:name="_GoBack"/>
-      <w:bookmarkEnd w:id="0"/>
+        <w:t>8</w:t>
+      </w:r>
       <w:r>
         <w:rPr>
           <w:rFonts w:ascii="Times New Roman" w:hAnsi="Times New Roman" w:cs="Times New Roman"/>
@@ -5674,7 +5540,7 @@
         </w:rPr>
         <w:t xml:space="preserve">Celá hra je navržena v jednodušším </w:t>
       </w:r>
-      <w:bookmarkStart w:id="1" w:name="_Int_Wes14Lof"/>
+      <w:bookmarkStart w:id="0" w:name="_Int_Wes14Lof"/>
       <w:r>
         <w:rPr>
           <w:rFonts w:ascii="Times New Roman" w:eastAsia="Times New Roman" w:hAnsi="Times New Roman" w:cs="Times New Roman"/>
@@ -5684,7 +5550,7 @@
         </w:rPr>
         <w:t>2D</w:t>
       </w:r>
-      <w:bookmarkEnd w:id="1"/>
+      <w:bookmarkEnd w:id="0"/>
       <w:r>
         <w:rPr>
           <w:rFonts w:ascii="Times New Roman" w:eastAsia="Times New Roman" w:hAnsi="Times New Roman" w:cs="Times New Roman"/>
@@ -7151,7 +7017,8 @@
     </w:p>
     <w:p>
       <w:pPr>
-        <w:spacing w:after="200" w:line="276" w:lineRule="auto"/>
+        <w:pStyle w:val="Nadpis1"/>
+        <w:spacing w:before="0" w:after="200" w:line="276" w:lineRule="auto"/>
         <w:jc w:val="center"/>
         <w:rPr>
           <w:rStyle w:val="Nadpis1Char"/>
@@ -7168,7 +7035,7 @@
           <w:color w:val="000000" w:themeColor="text1"/>
         </w:rPr>
         <w:lastRenderedPageBreak/>
-        <w:t>7. Možná vylepšení</w:t>
+        <w:t>Závěr</w:t>
       </w:r>
     </w:p>
     <w:p>
@@ -7177,55 +7044,51 @@
         <w:ind w:firstLine="708"/>
         <w:jc w:val="both"/>
         <w:rPr>
-          <w:rStyle w:val="Nadpis1Char"/>
-          <w:rFonts w:ascii="Times New Roman" w:eastAsia="Times New Roman" w:hAnsi="Times New Roman" w:cs="Times New Roman"/>
-          <w:b/>
-          <w:color w:val="000000" w:themeColor="text1"/>
-        </w:rPr>
-      </w:pPr>
-      <w:r>
-        <w:rPr>
-          <w:rFonts w:ascii="Times New Roman" w:eastAsia="Times New Roman" w:hAnsi="Times New Roman" w:cs="Times New Roman"/>
-          <w:color w:val="000000" w:themeColor="text1"/>
-          <w:kern w:val="0"/>
-          <w:sz w:val="24"/>
-          <w:szCs w:val="24"/>
-          <w:lang w:eastAsia="cs-CZ"/>
-          <w14:ligatures w14:val="none"/>
-        </w:rPr>
-        <w:t>Do budoucna by bylo možné projekt dále rozšířit například o pokročilejší fyzikální systém, který by přesněji řešil kolize a pohyb objektů. Dalším krokem by mohlo být přidání více herních stavů, jako je hlavní menu nebo pauza, případně implementace zvukových efektů a hudby. Vylepšit by bylo možné také synchronizaci vláken a optimalizaci renderování. Z dlouhodobého hlediska by bylo zajímavé vytvořit editor levelů nebo rozšířit hru o multiplayer.</w:t>
-      </w:r>
-      <w:r>
-        <w:rPr>
-          <w:rStyle w:val="Nadpis1Char"/>
-          <w:rFonts w:ascii="Times New Roman" w:eastAsia="Times New Roman" w:hAnsi="Times New Roman" w:cs="Times New Roman"/>
-          <w:b/>
-          <w:color w:val="000000" w:themeColor="text1"/>
-        </w:rPr>
-        <w:br w:type="page"/>
-      </w:r>
-    </w:p>
-    <w:p>
-      <w:pPr>
-        <w:pStyle w:val="Nadpis1"/>
-        <w:spacing w:before="0" w:after="200" w:line="276" w:lineRule="auto"/>
-        <w:jc w:val="center"/>
-        <w:rPr>
-          <w:rStyle w:val="Nadpis1Char"/>
-          <w:rFonts w:ascii="Times New Roman" w:eastAsia="Times New Roman" w:hAnsi="Times New Roman" w:cs="Times New Roman"/>
-          <w:b/>
-          <w:color w:val="000000" w:themeColor="text1"/>
-        </w:rPr>
-      </w:pPr>
-      <w:r>
-        <w:rPr>
-          <w:rStyle w:val="Nadpis1Char"/>
-          <w:rFonts w:ascii="Times New Roman" w:eastAsia="Times New Roman" w:hAnsi="Times New Roman" w:cs="Times New Roman"/>
-          <w:b/>
-          <w:color w:val="000000" w:themeColor="text1"/>
-        </w:rPr>
-        <w:lastRenderedPageBreak/>
-        <w:t>Závěr</w:t>
+          <w:rFonts w:ascii="Times New Roman" w:eastAsia="Times New Roman" w:hAnsi="Times New Roman" w:cs="Times New Roman"/>
+          <w:color w:val="000000" w:themeColor="text1"/>
+          <w:kern w:val="0"/>
+          <w:sz w:val="24"/>
+          <w:szCs w:val="24"/>
+          <w:lang w:eastAsia="cs-CZ"/>
+          <w14:ligatures w14:val="none"/>
+        </w:rPr>
+      </w:pPr>
+      <w:r>
+        <w:rPr>
+          <w:rFonts w:ascii="Times New Roman" w:eastAsia="Times New Roman" w:hAnsi="Times New Roman" w:cs="Times New Roman"/>
+          <w:color w:val="000000" w:themeColor="text1"/>
+          <w:kern w:val="0"/>
+          <w:sz w:val="24"/>
+          <w:szCs w:val="24"/>
+          <w:lang w:eastAsia="cs-CZ"/>
+          <w14:ligatures w14:val="none"/>
+        </w:rPr>
+        <w:t xml:space="preserve">Cílem této práce bylo vytvořit funkční 2D plošinovou hru s využitím programovacího jazyka C++ a knihovny </w:t>
+      </w:r>
+      <w:r>
+        <w:rPr>
+          <w:rFonts w:ascii="Times New Roman" w:eastAsia="Times New Roman" w:hAnsi="Times New Roman" w:cs="Times New Roman"/>
+          <w:i/>
+          <w:color w:val="000000" w:themeColor="text1"/>
+          <w:kern w:val="0"/>
+          <w:sz w:val="24"/>
+          <w:szCs w:val="24"/>
+          <w:lang w:eastAsia="cs-CZ"/>
+          <w14:ligatures w14:val="none"/>
+        </w:rPr>
+        <w:t>SDL</w:t>
+      </w:r>
+      <w:r>
+        <w:rPr>
+          <w:rFonts w:ascii="Times New Roman" w:eastAsia="Times New Roman" w:hAnsi="Times New Roman" w:cs="Times New Roman"/>
+          <w:color w:val="000000" w:themeColor="text1"/>
+          <w:kern w:val="0"/>
+          <w:sz w:val="24"/>
+          <w:szCs w:val="24"/>
+          <w:lang w:eastAsia="cs-CZ"/>
+          <w14:ligatures w14:val="none"/>
+        </w:rPr>
+        <w:t>. Na rozdíl od jednodušších projektů byl kladen důraz na návrh vlastní architektury, která odděluje jednotlivé části programu a umožňuje jejich nezávislý vývoj.</w:t>
       </w:r>
     </w:p>
     <w:p>
@@ -7253,32 +7116,7 @@
           <w:lang w:eastAsia="cs-CZ"/>
           <w14:ligatures w14:val="none"/>
         </w:rPr>
-        <w:t xml:space="preserve">Cílem této práce bylo vytvořit funkční 2D plošinovou hru s využitím programovacího jazyka C++ a knihovny </w:t>
-      </w:r>
-      <w:r>
-        <w:rPr>
-          <w:rFonts w:ascii="Times New Roman" w:eastAsia="Times New Roman" w:hAnsi="Times New Roman" w:cs="Times New Roman"/>
-          <w:i/>
-          <w:color w:val="000000" w:themeColor="text1"/>
-          <w:kern w:val="0"/>
-          <w:sz w:val="24"/>
-          <w:szCs w:val="24"/>
-          <w:lang w:eastAsia="cs-CZ"/>
-          <w14:ligatures w14:val="none"/>
-        </w:rPr>
-        <w:t>SDL</w:t>
-      </w:r>
-      <w:r>
-        <w:rPr>
-          <w:rFonts w:ascii="Times New Roman" w:eastAsia="Times New Roman" w:hAnsi="Times New Roman" w:cs="Times New Roman"/>
-          <w:color w:val="000000" w:themeColor="text1"/>
-          <w:kern w:val="0"/>
-          <w:sz w:val="24"/>
-          <w:szCs w:val="24"/>
-          <w:lang w:eastAsia="cs-CZ"/>
-          <w14:ligatures w14:val="none"/>
-        </w:rPr>
-        <w:t>. Na rozdíl od jednodušších projektů byl kladen důraz na návrh vlastní architektury, která odděluje jednotlivé části programu a umožňuje jejich nezávislý vývoj.</w:t>
+        <w:t>Během práce jsme se seznámili s pokročilejšími koncepty, jako je multithreading, synchronizace vláken nebo dynamické načítání dat z konfiguračních souborů. Projekt tak nepředstavuje pouze jednoduchou hru, ale také základ pro vlastní herní engine, který je možné dále rozšiřovat.</w:t>
       </w:r>
     </w:p>
     <w:p>
@@ -7306,7 +7144,7 @@
           <w:lang w:eastAsia="cs-CZ"/>
           <w14:ligatures w14:val="none"/>
         </w:rPr>
-        <w:t>Během práce jsme se seznámili s pokročilejšími koncepty, jako je multithreading, synchronizace vláken nebo dynamické načítání dat z konfiguračních souborů. Projekt tak nepředstavuje pouze jednoduchou hru, ale také základ pro vlastní herní engine, který je možné dále rozšiřovat.</w:t>
+        <w:t>Získané zkušenosti lze využít nejen při dalším vývoji her, ale i v jiných oblastech programování, kde je potřeba pracovat s komplexnější strukturou programu a efektivním řízením zdrojů.</w:t>
       </w:r>
     </w:p>
     <w:p>
@@ -7317,26 +7155,33 @@
         <w:rPr>
           <w:rStyle w:val="Nadpis1Char"/>
           <w:rFonts w:ascii="Times New Roman" w:eastAsia="Times New Roman" w:hAnsi="Times New Roman" w:cs="Times New Roman"/>
-          <w:color w:val="000000" w:themeColor="text1"/>
-          <w:kern w:val="0"/>
-          <w:sz w:val="24"/>
-          <w:szCs w:val="24"/>
-          <w:lang w:eastAsia="cs-CZ"/>
-          <w14:ligatures w14:val="none"/>
-        </w:rPr>
-      </w:pPr>
-      <w:r>
-        <w:rPr>
-          <w:rFonts w:ascii="Times New Roman" w:eastAsia="Times New Roman" w:hAnsi="Times New Roman" w:cs="Times New Roman"/>
-          <w:color w:val="000000" w:themeColor="text1"/>
-          <w:kern w:val="0"/>
-          <w:sz w:val="24"/>
-          <w:szCs w:val="24"/>
-          <w:lang w:eastAsia="cs-CZ"/>
-          <w14:ligatures w14:val="none"/>
-        </w:rPr>
-        <w:t>Získané zkušenosti lze využít nejen při dalším vývoji her, ale i v jiných oblastech programování, kde je potřeba pracovat s komplexnější strukturou programu a efektivním řízením zdrojů.</w:t>
-      </w:r>
+          <w:b/>
+          <w:color w:val="000000" w:themeColor="text1"/>
+        </w:rPr>
+      </w:pPr>
+      <w:r>
+        <w:rPr>
+          <w:rFonts w:ascii="Times New Roman" w:eastAsia="Times New Roman" w:hAnsi="Times New Roman" w:cs="Times New Roman"/>
+          <w:color w:val="000000" w:themeColor="text1"/>
+          <w:kern w:val="0"/>
+          <w:sz w:val="24"/>
+          <w:szCs w:val="24"/>
+          <w:lang w:eastAsia="cs-CZ"/>
+          <w14:ligatures w14:val="none"/>
+        </w:rPr>
+        <w:t>Do budoucna by bylo možné projekt dále rozšířit například o pokročilejší fyzikální systém, který by přesněji řešil kolize a pohyb objektů. Dalším krokem by mohlo být přidání více herních stavů, jako je hlavní menu nebo pauza, případně implementace zvukových efektů a hudby. Vylepšit by bylo možné také synchronizaci vláken a optimalizaci renderování. Z dlouhodobého hlediska by bylo zajímavé vytvořit editor levelů nebo rozšířit hru o multiplayer.</w:t>
+      </w:r>
+    </w:p>
+    <w:p>
+      <w:pPr>
+        <w:spacing w:line="278" w:lineRule="auto"/>
+        <w:rPr>
+          <w:rStyle w:val="Nadpis1Char"/>
+          <w:rFonts w:ascii="Times New Roman" w:eastAsia="Times New Roman" w:hAnsi="Times New Roman" w:cs="Times New Roman"/>
+          <w:b/>
+          <w:color w:val="000000" w:themeColor="text1"/>
+        </w:rPr>
+      </w:pPr>
       <w:r>
         <w:rPr>
           <w:rStyle w:val="Nadpis1Char"/>
@@ -7702,7 +7547,18 @@
           <w:sz w:val="28"/>
           <w:szCs w:val="24"/>
         </w:rPr>
-        <w:t>Seznam obrázků, grafů a tabulek</w:t>
+        <w:t>Seznam</w:t>
+      </w:r>
+      <w:bookmarkStart w:id="1" w:name="_GoBack"/>
+      <w:bookmarkEnd w:id="1"/>
+      <w:r>
+        <w:rPr>
+          <w:rFonts w:ascii="Times New Roman" w:hAnsi="Times New Roman" w:cs="Times New Roman"/>
+          <w:b/>
+          <w:sz w:val="28"/>
+          <w:szCs w:val="24"/>
+        </w:rPr>
+        <w:t xml:space="preserve"> obrázků, grafů a tabulek</w:t>
       </w:r>
     </w:p>
     <w:p>
@@ -7754,7 +7610,7 @@
           <w:rFonts w:ascii="Times New Roman" w:hAnsi="Times New Roman" w:cs="Times New Roman"/>
           <w:sz w:val="24"/>
         </w:rPr>
-        <w:t>1</w:t>
+        <w:t>3</w:t>
       </w:r>
       <w:r>
         <w:rPr>
@@ -8041,7 +7897,7 @@
                                   <w:rFonts w:ascii="Calibri" w:hAnsi="Calibri" w:cs="Calibri"/>
                                   <w:noProof/>
                                 </w:rPr>
-                                <w:t>5</w:t>
+                                <w:t>18</w:t>
                               </w:r>
                               <w:r>
                                 <w:rPr>
@@ -8120,7 +7976,7 @@
                             <w:rFonts w:ascii="Calibri" w:hAnsi="Calibri" w:cs="Calibri"/>
                             <w:noProof/>
                           </w:rPr>
-                          <w:t>5</w:t>
+                          <w:t>18</w:t>
                         </w:r>
                         <w:r>
                           <w:rPr>
@@ -13285,7 +13141,7 @@
   <a:extraClrSchemeLst/>
   <a:extLst>
     <a:ext uri="{05A4C25C-085E-4340-85A3-A5531E510DB2}">
-      <thm15:themeFamily xmlns:thm15="http://schemas.microsoft.com/office/thememl/2012/main" xmlns="" name="Office Theme" id="{2E142A2C-CD16-42D6-873A-C26D2A0506FA}" vid="{1BDDFF52-6CD6-40A5-AB3C-68EB2F1E4D0A}"/>
+      <thm15:themeFamily xmlns="" xmlns:thm15="http://schemas.microsoft.com/office/thememl/2012/main" name="Office Theme" id="{2E142A2C-CD16-42D6-873A-C26D2A0506FA}" vid="{1BDDFF52-6CD6-40A5-AB3C-68EB2F1E4D0A}"/>
     </a:ext>
   </a:extLst>
 </a:theme>
